--- a/inbox/Application Aware Networking/Book_18_FedAAN_Cybersecurity_Training_Awareness.docx
+++ b/inbox/Application Aware Networking/Book_18_FedAAN_Cybersecurity_Training_Awareness.docx
@@ -68,7 +68,152 @@
         <w:t xml:space="preserve">INTERNAL — NOT FOR PUBLIC DISTRIBUTION</w:t>
       </w:r>
     </w:p>
-    <w:bookmarkStart w:id="9" w:name="what-this-document-addresses"/>
+    <w:tbl>
+      <w:tblPr>
+        <w:tblStyle w:val="Table"/>
+        <w:tblLook w:firstRow="0" w:lastRow="0" w:firstColumn="0" w:lastColumn="0" w:noHBand="0" w:noVBand="0" w:val="0000"/>
+        <w:tblBorders>
+          <w:top w:val="single" w:sz="4" w:space="0" w:color="EB9113"/>
+          <w:left w:val="single" w:sz="24" w:space="0" w:color="EB9113"/>
+          <w:bottom w:val="single" w:sz="4" w:space="0" w:color="EB9113"/>
+          <w:right w:val="single" w:sz="4" w:space="0" w:color="EB9113"/>
+        </w:tblBorders>
+        <w:tblCellMar>
+          <w:left w:w="144" w:type="dxa"/>
+          <w:right w:w="144" w:type="dxa"/>
+        </w:tblCellMar>
+        <w:tblLook w:firstRow="0" w:lastRow="0" w:firstColumn="0" w:lastColumn="0" w:noHBand="0" w:noVBand="0" w:val="0000"/>
+      </w:tblPr>
+      <w:tr>
+        <w:trPr>
+          <w:cantSplit/>
+        </w:trPr>
+        <w:tc>
+          <w:tcPr>
+            <w:shd w:color="auto" w:fill="fcefdc" w:val="clear"/>
+            <w:tcMar>
+              <w:top w:w="92" w:type="dxa"/>
+              <w:bottom w:w="92" w:type="dxa"/>
+            </w:tcMar>
+          </w:tcPr>
+          <w:p>
+            <w:pPr>
+              <w:pStyle w:val="BodyText"/>
+            </w:pPr>
+            <w:pPr>
+              <w:spacing w:before="0" w:after="0"/>
+              <w:textAlignment w:val="center"/>
+            </w:pPr>
+            <w:r>
+              <w:drawing>
+                <wp:inline>
+                  <wp:extent cx="152400" cy="152400"/>
+                  <wp:effectExtent b="0" l="0" r="0" t="0"/>
+                  <wp:docPr descr="" title="" id="10" name="Picture"/>
+                  <a:graphic>
+                    <a:graphicData uri="http://schemas.openxmlformats.org/drawingml/2006/picture">
+                      <pic:pic>
+                        <pic:nvPicPr>
+                          <pic:cNvPr descr="/opt/quarto/share/formats/docx/warning.png" id="11" name="Picture"/>
+                          <pic:cNvPicPr>
+                            <a:picLocks noChangeArrowheads="1" noChangeAspect="1"/>
+                          </pic:cNvPicPr>
+                        </pic:nvPicPr>
+                        <pic:blipFill>
+                          <a:blip r:embed="rId9"/>
+                          <a:stretch>
+                            <a:fillRect/>
+                          </a:stretch>
+                        </pic:blipFill>
+                        <pic:spPr bwMode="auto">
+                          <a:xfrm>
+                            <a:off x="0" y="0"/>
+                            <a:ext cx="152400" cy="152400"/>
+                          </a:xfrm>
+                          <a:prstGeom prst="rect">
+                            <a:avLst/>
+                          </a:prstGeom>
+                          <a:noFill/>
+                          <a:ln w="9525">
+                            <a:noFill/>
+                            <a:headEnd/>
+                            <a:tailEnd/>
+                          </a:ln>
+                        </pic:spPr>
+                      </pic:pic>
+                    </a:graphicData>
+                  </a:graphic>
+                </wp:inline>
+              </w:drawing>
+            </w:r>
+            <w:r>
+              <w:t xml:space="preserve"> </w:t>
+            </w:r>
+            <w:r>
+              <w:t xml:space="preserve"> </w:t>
+            </w:r>
+            <w:r>
+              <w:t xml:space="preserve">Draft Proposal — Subject to Review</w:t>
+            </w:r>
+          </w:p>
+        </w:tc>
+      </w:tr>
+      <w:tr>
+        <w:trPr>
+          <w:cantSplit/>
+        </w:trPr>
+        <w:tc>
+          <w:tcPr>
+            <w:tcMar>
+              <w:top w:w="108" w:type="dxa"/>
+              <w:bottom w:w="108" w:type="dxa"/>
+            </w:tcMar>
+          </w:tcPr>
+          <w:p>
+            <w:pPr>
+              <w:pStyle w:val="BodyText"/>
+            </w:pPr>
+            <w:pPr>
+              <w:spacing w:before="16" w:after="16"/>
+            </w:pPr>
+            <w:r>
+              <w:t xml:space="preserve">This document is a</w:t>
+            </w:r>
+            <w:r>
+              <w:t xml:space="preserve"> </w:t>
+            </w:r>
+            <w:r>
+              <w:rPr>
+                <w:b/>
+                <w:bCs/>
+              </w:rPr>
+              <w:t xml:space="preserve">draft proposal</w:t>
+            </w:r>
+            <w:r>
+              <w:t xml:space="preserve"> </w:t>
+            </w:r>
+            <w:r>
+              <w:t xml:space="preserve">developed by the</w:t>
+            </w:r>
+            <w:r>
+              <w:t xml:space="preserve"> </w:t>
+            </w:r>
+            <w:r>
+              <w:rPr>
+                <w:b/>
+                <w:bCs/>
+              </w:rPr>
+              <w:t xml:space="preserve">CSI Team (Cloud Services Infrastructure)</w:t>
+            </w:r>
+            <w:r>
+              <w:t xml:space="preserve">. It is an attempt at a comprehensive SSA-wide technical roadmap and has not been reviewed or approved by the SSA CIO Office, the Office of Information Security (OIS), or organizational leadership. All recommendations, vendor selections, control mappings, and implementation timelines are subject to revision pending formal review by the SSA CIO Office and organizational components.</w:t>
+            </w:r>
+          </w:p>
+          <w:p/>
+        </w:tc>
+      </w:tr>
+    </w:tbl>
+    <w:bookmarkStart w:id="12" w:name="what-this-document-addresses"/>
     <w:p>
       <w:pPr>
         <w:pStyle w:val="Heading2"/>
@@ -370,8 +515,8 @@
         </w:pict>
       </w:r>
     </w:p>
-    <w:bookmarkEnd w:id="9"/>
-    <w:bookmarkStart w:id="13" w:name="X225662609e730bef0f7f410a047a24f25cc1c08"/>
+    <w:bookmarkEnd w:id="12"/>
+    <w:bookmarkStart w:id="16" w:name="X225662609e730bef0f7f410a047a24f25cc1c08"/>
     <w:p>
       <w:pPr>
         <w:pStyle w:val="Heading1"/>
@@ -380,7 +525,7 @@
         <w:t xml:space="preserve">1. Cybersecurity Training in the FedRAMP 20x Context</w:t>
       </w:r>
     </w:p>
-    <w:bookmarkStart w:id="10" w:name="Xa8f12a9ad2cc53cad5d035299ebf6be0774842e"/>
+    <w:bookmarkStart w:id="13" w:name="Xa8f12a9ad2cc53cad5d035299ebf6be0774842e"/>
     <w:p>
       <w:pPr>
         <w:pStyle w:val="Heading2"/>
@@ -757,8 +902,8 @@
         </w:tc>
       </w:tr>
     </w:tbl>
-    <w:bookmarkEnd w:id="10"/>
-    <w:bookmarkStart w:id="11" w:name="the-relationship-to-parts-14-and-16"/>
+    <w:bookmarkEnd w:id="13"/>
+    <w:bookmarkStart w:id="14" w:name="the-relationship-to-parts-14-and-16"/>
     <w:p>
       <w:pPr>
         <w:pStyle w:val="Heading2"/>
@@ -825,8 +970,8 @@
         <w:t xml:space="preserve">ingest as a machine-readable KSI evidence signal.</w:t>
       </w:r>
     </w:p>
-    <w:bookmarkEnd w:id="11"/>
-    <w:bookmarkStart w:id="12" w:name="controls-closed-by-this-document"/>
+    <w:bookmarkEnd w:id="14"/>
+    <w:bookmarkStart w:id="15" w:name="controls-closed-by-this-document"/>
     <w:p>
       <w:pPr>
         <w:pStyle w:val="Heading2"/>
@@ -1331,9 +1476,9 @@
         </w:pict>
       </w:r>
     </w:p>
-    <w:bookmarkEnd w:id="12"/>
-    <w:bookmarkEnd w:id="13"/>
-    <w:bookmarkStart w:id="19" w:name="training-program-architecture"/>
+    <w:bookmarkEnd w:id="15"/>
+    <w:bookmarkEnd w:id="16"/>
+    <w:bookmarkStart w:id="22" w:name="training-program-architecture"/>
     <w:p>
       <w:pPr>
         <w:pStyle w:val="Heading1"/>
@@ -1342,7 +1487,7 @@
         <w:t xml:space="preserve">2. Training Program Architecture</w:t>
       </w:r>
     </w:p>
-    <w:bookmarkStart w:id="17" w:name="the-four-dimension-model"/>
+    <w:bookmarkStart w:id="20" w:name="the-four-dimension-model"/>
     <w:p>
       <w:pPr>
         <w:pStyle w:val="Heading2"/>
@@ -1380,18 +1525,18 @@
           <wp:inline>
             <wp:extent cx="5334000" cy="2154115"/>
             <wp:effectExtent b="0" l="0" r="0" t="0"/>
-            <wp:docPr descr="Federal AAN Cybersecurity Training Program — KSI-CED-RAT Four-Dimension Model" title="" id="15" name="Picture"/>
+            <wp:docPr descr="Federal AAN Cybersecurity Training Program — KSI-CED-RAT Four-Dimension Model" title="" id="18" name="Picture"/>
             <a:graphic>
               <a:graphicData uri="http://schemas.openxmlformats.org/drawingml/2006/picture">
                 <pic:pic>
                   <pic:nvPicPr>
-                    <pic:cNvPr descr="figs/ced-fig-01-training-dimensions.png" id="16" name="Picture"/>
+                    <pic:cNvPr descr="figs/ced-fig-01-training-dimensions.png" id="19" name="Picture"/>
                     <pic:cNvPicPr>
                       <a:picLocks noChangeArrowheads="1" noChangeAspect="1"/>
                     </pic:cNvPicPr>
                   </pic:nvPicPr>
                   <pic:blipFill>
-                    <a:blip r:embed="rId14"/>
+                    <a:blip r:embed="rId17"/>
                     <a:stretch>
                       <a:fillRect/>
                     </a:stretch>
@@ -1426,8 +1571,8 @@
         <w:t xml:space="preserve">Federal AAN Cybersecurity Training Program — KSI-CED-RAT Four-Dimension Model</w:t>
       </w:r>
     </w:p>
-    <w:bookmarkEnd w:id="17"/>
-    <w:bookmarkStart w:id="18" w:name="program-governance"/>
+    <w:bookmarkEnd w:id="20"/>
+    <w:bookmarkStart w:id="21" w:name="program-governance"/>
     <w:p>
       <w:pPr>
         <w:pStyle w:val="Heading2"/>
@@ -1673,9 +1818,9 @@
         </w:pict>
       </w:r>
     </w:p>
-    <w:bookmarkEnd w:id="18"/>
-    <w:bookmarkEnd w:id="19"/>
-    <w:bookmarkStart w:id="23" w:name="Xcefb118f81abab16ec75021820981ffc595a0dc"/>
+    <w:bookmarkEnd w:id="21"/>
+    <w:bookmarkEnd w:id="22"/>
+    <w:bookmarkStart w:id="26" w:name="Xcefb118f81abab16ec75021820981ffc595a0dc"/>
     <w:p>
       <w:pPr>
         <w:pStyle w:val="Heading1"/>
@@ -1684,7 +1829,7 @@
         <w:t xml:space="preserve">3. Dimension 1 — General Security Awareness Training (AT-2)</w:t>
       </w:r>
     </w:p>
-    <w:bookmarkStart w:id="20" w:name="program-design"/>
+    <w:bookmarkStart w:id="23" w:name="program-design"/>
     <w:p>
       <w:pPr>
         <w:pStyle w:val="Heading2"/>
@@ -2105,8 +2250,8 @@
         </w:tc>
       </w:tr>
     </w:tbl>
-    <w:bookmarkEnd w:id="20"/>
-    <w:bookmarkStart w:id="21" w:name="delivery-options-for-gcc-moderate"/>
+    <w:bookmarkEnd w:id="23"/>
+    <w:bookmarkStart w:id="24" w:name="delivery-options-for-gcc-moderate"/>
     <w:p>
       <w:pPr>
         <w:pStyle w:val="Heading2"/>
@@ -2487,8 +2632,8 @@
         <w:t xml:space="preserve">be automated into the UIAO governance substrate on a monthly pull cadence.</w:t>
       </w:r>
     </w:p>
-    <w:bookmarkEnd w:id="21"/>
-    <w:bookmarkStart w:id="22" w:name="phishing-simulation-at-21"/>
+    <w:bookmarkEnd w:id="24"/>
+    <w:bookmarkStart w:id="25" w:name="phishing-simulation-at-21"/>
     <w:p>
       <w:pPr>
         <w:pStyle w:val="Heading2"/>
@@ -2654,9 +2799,9 @@
         </w:pict>
       </w:r>
     </w:p>
-    <w:bookmarkEnd w:id="22"/>
-    <w:bookmarkEnd w:id="23"/>
-    <w:bookmarkStart w:id="28" w:name="dimension-2-role-based-training-at-3"/>
+    <w:bookmarkEnd w:id="25"/>
+    <w:bookmarkEnd w:id="26"/>
+    <w:bookmarkStart w:id="31" w:name="dimension-2-role-based-training-at-3"/>
     <w:p>
       <w:pPr>
         <w:pStyle w:val="Heading1"/>
@@ -2665,7 +2810,7 @@
         <w:t xml:space="preserve">4. Dimension 2 — Role-Based Training (AT-3)</w:t>
       </w:r>
     </w:p>
-    <w:bookmarkStart w:id="24" w:name="role-classification-and-training-matrix"/>
+    <w:bookmarkStart w:id="27" w:name="role-classification-and-training-matrix"/>
     <w:p>
       <w:pPr>
         <w:pStyle w:val="Heading2"/>
@@ -3150,8 +3295,8 @@
         </w:tc>
       </w:tr>
     </w:tbl>
-    <w:bookmarkEnd w:id="24"/>
-    <w:bookmarkStart w:id="25" w:name="Xfd0b000aec447b86bfc3b1b5410e379cf51221b"/>
+    <w:bookmarkEnd w:id="27"/>
+    <w:bookmarkStart w:id="28" w:name="Xfd0b000aec447b86bfc3b1b5410e379cf51221b"/>
     <w:p>
       <w:pPr>
         <w:pStyle w:val="Heading2"/>
@@ -3520,8 +3665,8 @@
         </w:tc>
       </w:tr>
     </w:tbl>
-    <w:bookmarkEnd w:id="25"/>
-    <w:bookmarkStart w:id="26" w:name="X8db4f3e18e66810e71ae122126bfbcfdbcd9583"/>
+    <w:bookmarkEnd w:id="28"/>
+    <w:bookmarkStart w:id="29" w:name="X8db4f3e18e66810e71ae122126bfbcfdbcd9583"/>
     <w:p>
       <w:pPr>
         <w:pStyle w:val="Heading2"/>
@@ -3877,8 +4022,8 @@
         </w:tc>
       </w:tr>
     </w:tbl>
-    <w:bookmarkEnd w:id="26"/>
-    <w:bookmarkStart w:id="27" w:name="tier-5-data-steward-training-at-35"/>
+    <w:bookmarkEnd w:id="29"/>
+    <w:bookmarkStart w:id="30" w:name="tier-5-data-steward-training-at-35"/>
     <w:p>
       <w:pPr>
         <w:pStyle w:val="Heading2"/>
@@ -4020,9 +4165,9 @@
         </w:pict>
       </w:r>
     </w:p>
-    <w:bookmarkEnd w:id="27"/>
-    <w:bookmarkEnd w:id="28"/>
-    <w:bookmarkStart w:id="31" w:name="dimension-3-secure-delivery-training"/>
+    <w:bookmarkEnd w:id="30"/>
+    <w:bookmarkEnd w:id="31"/>
+    <w:bookmarkStart w:id="34" w:name="dimension-3-secure-delivery-training"/>
     <w:p>
       <w:pPr>
         <w:pStyle w:val="Heading1"/>
@@ -4031,7 +4176,7 @@
         <w:t xml:space="preserve">5. Dimension 3 — Secure Delivery Training</w:t>
       </w:r>
     </w:p>
-    <w:bookmarkStart w:id="29" w:name="X1c51bfe054b14667a58a313c7807b0592ee1b17"/>
+    <w:bookmarkStart w:id="32" w:name="X1c51bfe054b14667a58a313c7807b0592ee1b17"/>
     <w:p>
       <w:pPr>
         <w:pStyle w:val="Heading2"/>
@@ -4128,8 +4273,8 @@
         <w:t xml:space="preserve">exploitability assertion.</w:t>
       </w:r>
     </w:p>
-    <w:bookmarkEnd w:id="29"/>
-    <w:bookmarkStart w:id="30" w:name="training-delivery-for-developers"/>
+    <w:bookmarkEnd w:id="32"/>
+    <w:bookmarkStart w:id="33" w:name="training-delivery-for-developers"/>
     <w:p>
       <w:pPr>
         <w:pStyle w:val="Heading2"/>
@@ -4408,9 +4553,9 @@
         </w:pict>
       </w:r>
     </w:p>
-    <w:bookmarkEnd w:id="30"/>
-    <w:bookmarkEnd w:id="31"/>
-    <w:bookmarkStart w:id="38" w:name="Xb499a88f9af76ab0e96ffbb4c6bf6f3548f3a95"/>
+    <w:bookmarkEnd w:id="33"/>
+    <w:bookmarkEnd w:id="34"/>
+    <w:bookmarkStart w:id="41" w:name="Xb499a88f9af76ab0e96ffbb4c6bf6f3548f3a95"/>
     <w:p>
       <w:pPr>
         <w:pStyle w:val="Heading1"/>
@@ -4419,7 +4564,7 @@
         <w:t xml:space="preserve">6. Dimension 4 — Incident Response and DR Training (IR-2, CP-3)</w:t>
       </w:r>
     </w:p>
-    <w:bookmarkStart w:id="34" w:name="incident-response-training-ir-2"/>
+    <w:bookmarkStart w:id="37" w:name="incident-response-training-ir-2"/>
     <w:p>
       <w:pPr>
         <w:pStyle w:val="Heading2"/>
@@ -4460,7 +4605,7 @@
         <w:t xml:space="preserve">is what ensures personnel can operate them under pressure.</w:t>
       </w:r>
     </w:p>
-    <w:bookmarkStart w:id="32" w:name="ir-training-cadence"/>
+    <w:bookmarkStart w:id="35" w:name="ir-training-cadence"/>
     <w:p>
       <w:pPr>
         <w:pStyle w:val="Heading3"/>
@@ -4791,8 +4936,8 @@
         </w:tc>
       </w:tr>
     </w:tbl>
-    <w:bookmarkEnd w:id="32"/>
-    <w:bookmarkStart w:id="33" w:name="ir-scenario-library"/>
+    <w:bookmarkEnd w:id="35"/>
+    <w:bookmarkStart w:id="36" w:name="ir-scenario-library"/>
     <w:p>
       <w:pPr>
         <w:pStyle w:val="Heading3"/>
@@ -4973,9 +5118,9 @@
         <w:t xml:space="preserve">failover to DR replica (Part 14 procedure)</w:t>
       </w:r>
     </w:p>
-    <w:bookmarkEnd w:id="33"/>
-    <w:bookmarkEnd w:id="34"/>
-    <w:bookmarkStart w:id="37" w:name="contingency-training-cp-3"/>
+    <w:bookmarkEnd w:id="36"/>
+    <w:bookmarkEnd w:id="37"/>
+    <w:bookmarkStart w:id="40" w:name="contingency-training-cp-3"/>
     <w:p>
       <w:pPr>
         <w:pStyle w:val="Heading2"/>
@@ -5010,7 +5155,7 @@
         <w:t xml:space="preserve">named in those runbooks can execute them.</w:t>
       </w:r>
     </w:p>
-    <w:bookmarkStart w:id="35" w:name="cp-3-tabletop-exercise-calendar"/>
+    <w:bookmarkStart w:id="38" w:name="cp-3-tabletop-exercise-calendar"/>
     <w:p>
       <w:pPr>
         <w:pStyle w:val="Heading3"/>
@@ -5305,8 +5450,8 @@
         </w:tc>
       </w:tr>
     </w:tbl>
-    <w:bookmarkEnd w:id="35"/>
-    <w:bookmarkStart w:id="36" w:name="after-action-report-requirements"/>
+    <w:bookmarkEnd w:id="38"/>
+    <w:bookmarkStart w:id="39" w:name="after-action-report-requirements"/>
     <w:p>
       <w:pPr>
         <w:pStyle w:val="Heading3"/>
@@ -5404,10 +5549,10 @@
         </w:pict>
       </w:r>
     </w:p>
-    <w:bookmarkEnd w:id="36"/>
-    <w:bookmarkEnd w:id="37"/>
-    <w:bookmarkEnd w:id="38"/>
-    <w:bookmarkStart w:id="47" w:name="X5d2cfcf0b4e9a84389fb9586b6280caef5882bd"/>
+    <w:bookmarkEnd w:id="39"/>
+    <w:bookmarkEnd w:id="40"/>
+    <w:bookmarkEnd w:id="41"/>
+    <w:bookmarkStart w:id="50" w:name="X5d2cfcf0b4e9a84389fb9586b6280caef5882bd"/>
     <w:p>
       <w:pPr>
         <w:pStyle w:val="Heading1"/>
@@ -5416,7 +5561,7 @@
         <w:t xml:space="preserve">7. Training Records and LMS Integration (AT-4)</w:t>
       </w:r>
     </w:p>
-    <w:bookmarkStart w:id="39" w:name="X695eb96f7b67776b17ba54fe81d0539a7b1317b"/>
+    <w:bookmarkStart w:id="42" w:name="X695eb96f7b67776b17ba54fe81d0539a7b1317b"/>
     <w:p>
       <w:pPr>
         <w:pStyle w:val="Heading2"/>
@@ -5641,8 +5786,8 @@
         <w:t xml:space="preserve">attend the required drills and tabletops (IR-2, CP-3)?</w:t>
       </w:r>
     </w:p>
-    <w:bookmarkEnd w:id="39"/>
-    <w:bookmarkStart w:id="43" w:name="training-completion-record-schema"/>
+    <w:bookmarkEnd w:id="42"/>
+    <w:bookmarkStart w:id="46" w:name="training-completion-record-schema"/>
     <w:p>
       <w:pPr>
         <w:pStyle w:val="Heading2"/>
@@ -8088,18 +8233,18 @@
           <wp:inline>
             <wp:extent cx="5334000" cy="1795096"/>
             <wp:effectExtent b="0" l="0" r="0" t="0"/>
-            <wp:docPr descr="AT-4 Evidence Collection Pipeline — governance.training-effectiveness-record" title="" id="41" name="Picture"/>
+            <wp:docPr descr="AT-4 Evidence Collection Pipeline — governance.training-effectiveness-record" title="" id="44" name="Picture"/>
             <a:graphic>
               <a:graphicData uri="http://schemas.openxmlformats.org/drawingml/2006/picture">
                 <pic:pic>
                   <pic:nvPicPr>
-                    <pic:cNvPr descr="figs/ced-fig-02-evidence-pipeline.png" id="42" name="Picture"/>
+                    <pic:cNvPr descr="figs/ced-fig-02-evidence-pipeline.png" id="45" name="Picture"/>
                     <pic:cNvPicPr>
                       <a:picLocks noChangeArrowheads="1" noChangeAspect="1"/>
                     </pic:cNvPicPr>
                   </pic:nvPicPr>
                   <pic:blipFill>
-                    <a:blip r:embed="rId40"/>
+                    <a:blip r:embed="rId43"/>
                     <a:stretch>
                       <a:fillRect/>
                     </a:stretch>
@@ -8134,8 +8279,8 @@
         <w:t xml:space="preserve">AT-4 Evidence Collection Pipeline — governance.training-effectiveness-record</w:t>
       </w:r>
     </w:p>
-    <w:bookmarkEnd w:id="43"/>
-    <w:bookmarkStart w:id="46" w:name="microsoft-viva-learning-integration"/>
+    <w:bookmarkEnd w:id="46"/>
+    <w:bookmarkStart w:id="49" w:name="microsoft-viva-learning-integration"/>
     <w:p>
       <w:pPr>
         <w:pStyle w:val="Heading2"/>
@@ -8164,7 +8309,7 @@
         <w:t xml:space="preserve">Microsoft Graph API without additional integration effort:</w:t>
       </w:r>
     </w:p>
-    <w:bookmarkStart w:id="44" w:name="graph-api-query-for-at-4-evidence"/>
+    <w:bookmarkStart w:id="47" w:name="graph-api-query-for-at-4-evidence"/>
     <w:p>
       <w:pPr>
         <w:pStyle w:val="Heading3"/>
@@ -8820,8 +8965,8 @@
         <w:t xml:space="preserve">.json"</w:t>
       </w:r>
     </w:p>
-    <w:bookmarkEnd w:id="44"/>
-    <w:bookmarkStart w:id="45" w:name="automated-monthly-export"/>
+    <w:bookmarkEnd w:id="47"/>
+    <w:bookmarkStart w:id="48" w:name="automated-monthly-export"/>
     <w:p>
       <w:pPr>
         <w:pStyle w:val="Heading3"/>
@@ -8982,10 +9127,10 @@
         </w:pict>
       </w:r>
     </w:p>
-    <w:bookmarkEnd w:id="45"/>
-    <w:bookmarkEnd w:id="46"/>
-    <w:bookmarkEnd w:id="47"/>
-    <w:bookmarkStart w:id="51" w:name="nist-control-closure"/>
+    <w:bookmarkEnd w:id="48"/>
+    <w:bookmarkEnd w:id="49"/>
+    <w:bookmarkEnd w:id="50"/>
+    <w:bookmarkStart w:id="54" w:name="nist-control-closure"/>
     <w:p>
       <w:pPr>
         <w:pStyle w:val="Heading1"/>
@@ -8994,7 +9139,7 @@
         <w:t xml:space="preserve">8. NIST Control Closure</w:t>
       </w:r>
     </w:p>
-    <w:bookmarkStart w:id="48" w:name="at-family-awareness-and-training"/>
+    <w:bookmarkStart w:id="51" w:name="at-family-awareness-and-training"/>
     <w:p>
       <w:pPr>
         <w:pStyle w:val="Heading2"/>
@@ -9336,8 +9481,8 @@
         </w:tc>
       </w:tr>
     </w:tbl>
-    <w:bookmarkEnd w:id="48"/>
-    <w:bookmarkStart w:id="49" w:name="cp-and-ir-family-contributions"/>
+    <w:bookmarkEnd w:id="51"/>
+    <w:bookmarkStart w:id="52" w:name="cp-and-ir-family-contributions"/>
     <w:p>
       <w:pPr>
         <w:pStyle w:val="Heading2"/>
@@ -9450,8 +9595,8 @@
         </w:tc>
       </w:tr>
     </w:tbl>
-    <w:bookmarkEnd w:id="49"/>
-    <w:bookmarkStart w:id="50" w:name="net-new-controls-closed-by-part-18"/>
+    <w:bookmarkEnd w:id="52"/>
+    <w:bookmarkStart w:id="53" w:name="net-new-controls-closed-by-part-18"/>
     <w:p>
       <w:pPr>
         <w:pStyle w:val="Heading2"/>
@@ -9672,9 +9817,9 @@
         </w:pict>
       </w:r>
     </w:p>
-    <w:bookmarkEnd w:id="50"/>
-    <w:bookmarkEnd w:id="51"/>
-    <w:bookmarkStart w:id="55" w:name="ksi-ced-rat-activation"/>
+    <w:bookmarkEnd w:id="53"/>
+    <w:bookmarkEnd w:id="54"/>
+    <w:bookmarkStart w:id="58" w:name="ksi-ced-rat-activation"/>
     <w:p>
       <w:pPr>
         <w:pStyle w:val="Heading1"/>
@@ -9683,7 +9828,7 @@
         <w:t xml:space="preserve">9. KSI-CED-RAT Activation</w:t>
       </w:r>
     </w:p>
-    <w:bookmarkStart w:id="52" w:name="evidence-contract"/>
+    <w:bookmarkStart w:id="55" w:name="evidence-contract"/>
     <w:p>
       <w:pPr>
         <w:pStyle w:val="Heading2"/>
@@ -9962,8 +10107,8 @@
         <w:t xml:space="preserve">IR/DR drills conducted on schedule (both semi-annual drills run; tabletop run)</w:t>
       </w:r>
     </w:p>
-    <w:bookmarkEnd w:id="52"/>
-    <w:bookmarkStart w:id="53" w:name="ksi-022-status-after-part-18"/>
+    <w:bookmarkEnd w:id="55"/>
+    <w:bookmarkStart w:id="56" w:name="ksi-022-status-after-part-18"/>
     <w:p>
       <w:pPr>
         <w:pStyle w:val="Heading2"/>
@@ -10165,8 +10310,8 @@
         <w:t xml:space="preserve">under FedRAMP 20x Consolidated Rules.</w:t>
       </w:r>
     </w:p>
-    <w:bookmarkEnd w:id="53"/>
-    <w:bookmarkStart w:id="54" w:name="series-completion-summary"/>
+    <w:bookmarkEnd w:id="56"/>
+    <w:bookmarkStart w:id="57" w:name="series-completion-summary"/>
     <w:p>
       <w:pPr>
         <w:pStyle w:val="Heading2"/>
@@ -10902,9 +11047,9 @@
         </w:pict>
       </w:r>
     </w:p>
-    <w:bookmarkEnd w:id="54"/>
-    <w:bookmarkEnd w:id="55"/>
-    <w:bookmarkStart w:id="60" w:name="implementation-checklist"/>
+    <w:bookmarkEnd w:id="57"/>
+    <w:bookmarkEnd w:id="58"/>
+    <w:bookmarkStart w:id="63" w:name="implementation-checklist"/>
     <w:p>
       <w:pPr>
         <w:pStyle w:val="Heading1"/>
@@ -10913,7 +11058,7 @@
         <w:t xml:space="preserve">10. Implementation Checklist</w:t>
       </w:r>
     </w:p>
-    <w:bookmarkStart w:id="56" w:name="phase-1-program-setup-weeks-14"/>
+    <w:bookmarkStart w:id="59" w:name="phase-1-program-setup-weeks-14"/>
     <w:p>
       <w:pPr>
         <w:pStyle w:val="Heading2"/>
@@ -11003,8 +11148,8 @@
         <w:t xml:space="preserve">Enroll all employees in AT-2 general awareness track</w:t>
       </w:r>
     </w:p>
-    <w:bookmarkEnd w:id="56"/>
-    <w:bookmarkStart w:id="57" w:name="phase-2-content-and-delivery-weeks-512"/>
+    <w:bookmarkEnd w:id="59"/>
+    <w:bookmarkStart w:id="60" w:name="phase-2-content-and-delivery-weeks-512"/>
     <w:p>
       <w:pPr>
         <w:pStyle w:val="Heading2"/>
@@ -11085,8 +11230,8 @@
         <w:t xml:space="preserve">Schedule IR drill with SOC team</w:t>
       </w:r>
     </w:p>
-    <w:bookmarkEnd w:id="57"/>
-    <w:bookmarkStart w:id="58" w:name="phase-3-evidence-integration-weeks-1316"/>
+    <w:bookmarkEnd w:id="60"/>
+    <w:bookmarkStart w:id="61" w:name="phase-3-evidence-integration-weeks-1316"/>
     <w:p>
       <w:pPr>
         <w:pStyle w:val="Heading2"/>
@@ -11170,8 +11315,8 @@
         <w:t xml:space="preserve">Archive first tabletop after-action report in governance record store</w:t>
       </w:r>
     </w:p>
-    <w:bookmarkEnd w:id="58"/>
-    <w:bookmarkStart w:id="59" w:name="phase-4-steady-state-ongoing"/>
+    <w:bookmarkEnd w:id="61"/>
+    <w:bookmarkStart w:id="62" w:name="phase-4-steady-state-ongoing"/>
     <w:p>
       <w:pPr>
         <w:pStyle w:val="Heading2"/>
@@ -11259,9 +11404,9 @@
         </w:pict>
       </w:r>
     </w:p>
-    <w:bookmarkEnd w:id="59"/>
-    <w:bookmarkEnd w:id="60"/>
-    <w:bookmarkStart w:id="61" w:name="document-references"/>
+    <w:bookmarkEnd w:id="62"/>
+    <w:bookmarkEnd w:id="63"/>
+    <w:bookmarkStart w:id="64" w:name="document-references"/>
     <w:p>
       <w:pPr>
         <w:pStyle w:val="Heading1"/>
@@ -11837,7 +11982,7 @@
         </w:tc>
       </w:tr>
     </w:tbl>
-    <w:bookmarkEnd w:id="61"/>
+    <w:bookmarkEnd w:id="64"/>
     <w:sectPr>
       <w:footnotePr>
         <w:numRestart w:val="eachSect"/>

--- a/inbox/Application Aware Networking/Book_18_FedAAN_Cybersecurity_Training_Awareness.docx
+++ b/inbox/Application Aware Networking/Book_18_FedAAN_Cybersecurity_Training_Awareness.docx
@@ -7,7 +7,55 @@
         <w:pStyle w:val="Title"/>
       </w:pPr>
       <w:r>
-        <w:t xml:space="preserve">Book 18 — Federal Application-Aware Networking — Part 18</w:t>
+        <w:t xml:space="preserve">Book</w:t>
+      </w:r>
+      <w:r>
+        <w:t xml:space="preserve"> </w:t>
+      </w:r>
+      <w:r>
+        <w:t xml:space="preserve">18</w:t>
+      </w:r>
+      <w:r>
+        <w:t xml:space="preserve"> </w:t>
+      </w:r>
+      <w:r>
+        <w:t xml:space="preserve">—</w:t>
+      </w:r>
+      <w:r>
+        <w:t xml:space="preserve"> </w:t>
+      </w:r>
+      <w:r>
+        <w:t xml:space="preserve">Federal</w:t>
+      </w:r>
+      <w:r>
+        <w:t xml:space="preserve"> </w:t>
+      </w:r>
+      <w:r>
+        <w:t xml:space="preserve">Application-Aware</w:t>
+      </w:r>
+      <w:r>
+        <w:t xml:space="preserve"> </w:t>
+      </w:r>
+      <w:r>
+        <w:t xml:space="preserve">Networking</w:t>
+      </w:r>
+      <w:r>
+        <w:t xml:space="preserve"> </w:t>
+      </w:r>
+      <w:r>
+        <w:t xml:space="preserve">—</w:t>
+      </w:r>
+      <w:r>
+        <w:t xml:space="preserve"> </w:t>
+      </w:r>
+      <w:r>
+        <w:t xml:space="preserve">Part</w:t>
+      </w:r>
+      <w:r>
+        <w:t xml:space="preserve"> </w:t>
+      </w:r>
+      <w:r>
+        <w:t xml:space="preserve">18</w:t>
       </w:r>
     </w:p>
     <w:p>
@@ -15,7 +63,97 @@
         <w:pStyle w:val="Subtitle"/>
       </w:pPr>
       <w:r>
-        <w:t xml:space="preserve">Cybersecurity Awareness and Training Program: AT Family, LMS Evidence Integration, and KSI-CED-RAT Activation for FedRAMP 20x</w:t>
+        <w:t xml:space="preserve">Cybersecurity</w:t>
+      </w:r>
+      <w:r>
+        <w:t xml:space="preserve"> </w:t>
+      </w:r>
+      <w:r>
+        <w:t xml:space="preserve">Awareness</w:t>
+      </w:r>
+      <w:r>
+        <w:t xml:space="preserve"> </w:t>
+      </w:r>
+      <w:r>
+        <w:t xml:space="preserve">and</w:t>
+      </w:r>
+      <w:r>
+        <w:t xml:space="preserve"> </w:t>
+      </w:r>
+      <w:r>
+        <w:t xml:space="preserve">Training</w:t>
+      </w:r>
+      <w:r>
+        <w:t xml:space="preserve"> </w:t>
+      </w:r>
+      <w:r>
+        <w:t xml:space="preserve">Program:</w:t>
+      </w:r>
+      <w:r>
+        <w:t xml:space="preserve"> </w:t>
+      </w:r>
+      <w:r>
+        <w:t xml:space="preserve">AT</w:t>
+      </w:r>
+      <w:r>
+        <w:t xml:space="preserve"> </w:t>
+      </w:r>
+      <w:r>
+        <w:t xml:space="preserve">Family,</w:t>
+      </w:r>
+      <w:r>
+        <w:t xml:space="preserve"> </w:t>
+      </w:r>
+      <w:r>
+        <w:t xml:space="preserve">LMS</w:t>
+      </w:r>
+      <w:r>
+        <w:t xml:space="preserve"> </w:t>
+      </w:r>
+      <w:r>
+        <w:t xml:space="preserve">Evidence</w:t>
+      </w:r>
+      <w:r>
+        <w:t xml:space="preserve"> </w:t>
+      </w:r>
+      <w:r>
+        <w:t xml:space="preserve">Integration,</w:t>
+      </w:r>
+      <w:r>
+        <w:t xml:space="preserve"> </w:t>
+      </w:r>
+      <w:r>
+        <w:t xml:space="preserve">and</w:t>
+      </w:r>
+      <w:r>
+        <w:t xml:space="preserve"> </w:t>
+      </w:r>
+      <w:r>
+        <w:t xml:space="preserve">KSI-CED-RAT</w:t>
+      </w:r>
+      <w:r>
+        <w:t xml:space="preserve"> </w:t>
+      </w:r>
+      <w:r>
+        <w:t xml:space="preserve">Activation</w:t>
+      </w:r>
+      <w:r>
+        <w:t xml:space="preserve"> </w:t>
+      </w:r>
+      <w:r>
+        <w:t xml:space="preserve">for</w:t>
+      </w:r>
+      <w:r>
+        <w:t xml:space="preserve"> </w:t>
+      </w:r>
+      <w:r>
+        <w:t xml:space="preserve">FedRAMP</w:t>
+      </w:r>
+      <w:r>
+        <w:t xml:space="preserve"> </w:t>
+      </w:r>
+      <w:r>
+        <w:t xml:space="preserve">20x</w:t>
       </w:r>
     </w:p>
     <w:p>
@@ -23,7 +161,25 @@
         <w:pStyle w:val="Author"/>
       </w:pPr>
       <w:r>
-        <w:t xml:space="preserve">SSA Cloud Services Team</w:t>
+        <w:t xml:space="preserve">SSA</w:t>
+      </w:r>
+      <w:r>
+        <w:t xml:space="preserve"> </w:t>
+      </w:r>
+      <w:r>
+        <w:t xml:space="preserve">Cloud</w:t>
+      </w:r>
+      <w:r>
+        <w:t xml:space="preserve"> </w:t>
+      </w:r>
+      <w:r>
+        <w:t xml:space="preserve">Services</w:t>
+      </w:r>
+      <w:r>
+        <w:t xml:space="preserve"> </w:t>
+      </w:r>
+      <w:r>
+        <w:t xml:space="preserve">Team</w:t>
       </w:r>
     </w:p>
     <w:p>
@@ -31,35 +187,21 @@
         <w:pStyle w:val="Date"/>
       </w:pPr>
       <w:r>
-        <w:t xml:space="preserve">2026-07-04</w:t>
-      </w:r>
-    </w:p>
-    <w:sdt>
-      <w:sdtPr>
-        <w:docPartObj>
-          <w:docPartGallery w:val="Table of Contents"/>
-          <w:docPartUnique/>
-        </w:docPartObj>
-      </w:sdtPr>
-      <w:sdtContent>
-        <w:p>
-          <w:pPr>
-            <w:pStyle w:val="TOCHeading"/>
-          </w:pPr>
-          <w:r>
-            <w:t xml:space="preserve">Table of contents</w:t>
-          </w:r>
-        </w:p>
-        <w:p>
-          <w:r>
-            <w:fldChar w:fldCharType="begin" w:dirty="true"/>
-            <w:instrText xml:space="preserve">TOC \o "1-3" \h \z \u</w:instrText>
-            <w:fldChar w:fldCharType="separate"/>
-            <w:fldChar w:fldCharType="end"/>
-          </w:r>
-        </w:p>
-      </w:sdtContent>
-    </w:sdt>
+        <w:t xml:space="preserve">July</w:t>
+      </w:r>
+      <w:r>
+        <w:t xml:space="preserve"> </w:t>
+      </w:r>
+      <w:r>
+        <w:t xml:space="preserve">4,</w:t>
+      </w:r>
+      <w:r>
+        <w:t xml:space="preserve"> </w:t>
+      </w:r>
+      <w:r>
+        <w:t xml:space="preserve">2026</w:t>
+      </w:r>
+    </w:p>
     <w:p>
       <w:pPr>
         <w:pStyle w:val="FirstParagraph"/>
@@ -68,158 +210,13 @@
         <w:t xml:space="preserve">INTERNAL — NOT FOR PUBLIC DISTRIBUTION</w:t>
       </w:r>
     </w:p>
-    <w:tbl>
-      <w:tblPr>
-        <w:tblStyle w:val="Table"/>
-        <w:tblLook w:firstRow="0" w:lastRow="0" w:firstColumn="0" w:lastColumn="0" w:noHBand="0" w:noVBand="0" w:val="0000"/>
-        <w:tblBorders>
-          <w:top w:val="single" w:sz="4" w:space="0" w:color="EB9113"/>
-          <w:left w:val="single" w:sz="24" w:space="0" w:color="EB9113"/>
-          <w:bottom w:val="single" w:sz="4" w:space="0" w:color="EB9113"/>
-          <w:right w:val="single" w:sz="4" w:space="0" w:color="EB9113"/>
-        </w:tblBorders>
-        <w:tblCellMar>
-          <w:left w:w="144" w:type="dxa"/>
-          <w:right w:w="144" w:type="dxa"/>
-        </w:tblCellMar>
-        <w:tblLook w:firstRow="0" w:lastRow="0" w:firstColumn="0" w:lastColumn="0" w:noHBand="0" w:noVBand="0" w:val="0000"/>
-      </w:tblPr>
-      <w:tr>
-        <w:trPr>
-          <w:cantSplit/>
-        </w:trPr>
-        <w:tc>
-          <w:tcPr>
-            <w:shd w:color="auto" w:fill="fcefdc" w:val="clear"/>
-            <w:tcMar>
-              <w:top w:w="92" w:type="dxa"/>
-              <w:bottom w:w="92" w:type="dxa"/>
-            </w:tcMar>
-          </w:tcPr>
-          <w:p>
-            <w:pPr>
-              <w:pStyle w:val="BodyText"/>
-            </w:pPr>
-            <w:pPr>
-              <w:spacing w:before="0" w:after="0"/>
-              <w:textAlignment w:val="center"/>
-            </w:pPr>
-            <w:r>
-              <w:drawing>
-                <wp:inline>
-                  <wp:extent cx="152400" cy="152400"/>
-                  <wp:effectExtent b="0" l="0" r="0" t="0"/>
-                  <wp:docPr descr="" title="" id="10" name="Picture"/>
-                  <a:graphic>
-                    <a:graphicData uri="http://schemas.openxmlformats.org/drawingml/2006/picture">
-                      <pic:pic>
-                        <pic:nvPicPr>
-                          <pic:cNvPr descr="/opt/quarto/share/formats/docx/warning.png" id="11" name="Picture"/>
-                          <pic:cNvPicPr>
-                            <a:picLocks noChangeArrowheads="1" noChangeAspect="1"/>
-                          </pic:cNvPicPr>
-                        </pic:nvPicPr>
-                        <pic:blipFill>
-                          <a:blip r:embed="rId9"/>
-                          <a:stretch>
-                            <a:fillRect/>
-                          </a:stretch>
-                        </pic:blipFill>
-                        <pic:spPr bwMode="auto">
-                          <a:xfrm>
-                            <a:off x="0" y="0"/>
-                            <a:ext cx="152400" cy="152400"/>
-                          </a:xfrm>
-                          <a:prstGeom prst="rect">
-                            <a:avLst/>
-                          </a:prstGeom>
-                          <a:noFill/>
-                          <a:ln w="9525">
-                            <a:noFill/>
-                            <a:headEnd/>
-                            <a:tailEnd/>
-                          </a:ln>
-                        </pic:spPr>
-                      </pic:pic>
-                    </a:graphicData>
-                  </a:graphic>
-                </wp:inline>
-              </w:drawing>
-            </w:r>
-            <w:r>
-              <w:t xml:space="preserve"> </w:t>
-            </w:r>
-            <w:r>
-              <w:t xml:space="preserve"> </w:t>
-            </w:r>
-            <w:r>
-              <w:t xml:space="preserve">Draft Proposal — Subject to Review</w:t>
-            </w:r>
-          </w:p>
-        </w:tc>
-      </w:tr>
-      <w:tr>
-        <w:trPr>
-          <w:cantSplit/>
-        </w:trPr>
-        <w:tc>
-          <w:tcPr>
-            <w:tcMar>
-              <w:top w:w="108" w:type="dxa"/>
-              <w:bottom w:w="108" w:type="dxa"/>
-            </w:tcMar>
-          </w:tcPr>
-          <w:p>
-            <w:pPr>
-              <w:pStyle w:val="BodyText"/>
-            </w:pPr>
-            <w:pPr>
-              <w:spacing w:before="16" w:after="16"/>
-            </w:pPr>
-            <w:r>
-              <w:t xml:space="preserve">This document is a</w:t>
-            </w:r>
-            <w:r>
-              <w:t xml:space="preserve"> </w:t>
-            </w:r>
-            <w:r>
-              <w:rPr>
-                <w:b/>
-                <w:bCs/>
-              </w:rPr>
-              <w:t xml:space="preserve">draft proposal</w:t>
-            </w:r>
-            <w:r>
-              <w:t xml:space="preserve"> </w:t>
-            </w:r>
-            <w:r>
-              <w:t xml:space="preserve">developed by the</w:t>
-            </w:r>
-            <w:r>
-              <w:t xml:space="preserve"> </w:t>
-            </w:r>
-            <w:r>
-              <w:rPr>
-                <w:b/>
-                <w:bCs/>
-              </w:rPr>
-              <w:t xml:space="preserve">CSI Team (Cloud Services Infrastructure)</w:t>
-            </w:r>
-            <w:r>
-              <w:t xml:space="preserve">. It is an attempt at a comprehensive SSA-wide technical roadmap and has not been reviewed or approved by the SSA CIO Office, the Office of Information Security (OIS), or organizational leadership. All recommendations, vendor selections, control mappings, and implementation timelines are subject to revision pending formal review by the SSA CIO Office and organizational components.</w:t>
-            </w:r>
-          </w:p>
-          <w:p/>
-        </w:tc>
-      </w:tr>
-    </w:tbl>
-    <w:bookmarkStart w:id="12" w:name="what-this-document-addresses"/>
+    <w:bookmarkStart w:id="20" w:name="draft-proposal-subject-to-review"/>
     <w:p>
       <w:pPr>
         <w:pStyle w:val="Heading2"/>
       </w:pPr>
       <w:r>
-        <w:t xml:space="preserve">0.1 What This Document Addresses</w:t>
+        <w:t xml:space="preserve">Draft Proposal — Subject to Review</w:t>
       </w:r>
     </w:p>
     <w:p>
@@ -227,6 +224,53 @@
         <w:pStyle w:val="FirstParagraph"/>
       </w:pPr>
       <w:r>
+        <w:t xml:space="preserve">This document is a</w:t>
+      </w:r>
+      <w:r>
+        <w:t xml:space="preserve"> </w:t>
+      </w:r>
+      <w:r>
+        <w:rPr>
+          <w:bCs/>
+          <w:b/>
+        </w:rPr>
+        <w:t xml:space="preserve">draft proposal</w:t>
+      </w:r>
+      <w:r>
+        <w:t xml:space="preserve"> </w:t>
+      </w:r>
+      <w:r>
+        <w:t xml:space="preserve">developed by the</w:t>
+      </w:r>
+      <w:r>
+        <w:t xml:space="preserve"> </w:t>
+      </w:r>
+      <w:r>
+        <w:rPr>
+          <w:bCs/>
+          <w:b/>
+        </w:rPr>
+        <w:t xml:space="preserve">CSI Team (Cloud Services Infrastructure)</w:t>
+      </w:r>
+      <w:r>
+        <w:t xml:space="preserve">. It is an attempt at a comprehensive SSA-wide technical roadmap and has not been reviewed or approved by the SSA CIO Office, the Office of Information Security (OIS), or organizational leadership. All recommendations, vendor selections, control mappings, and implementation timelines are subject to revision pending formal review by the SSA CIO Office and organizational components.</w:t>
+      </w:r>
+    </w:p>
+    <w:bookmarkEnd w:id="20"/>
+    <w:bookmarkStart w:id="21" w:name="what-this-document-addresses"/>
+    <w:p>
+      <w:pPr>
+        <w:pStyle w:val="Heading2"/>
+      </w:pPr>
+      <w:r>
+        <w:t xml:space="preserve">What This Document Addresses</w:t>
+      </w:r>
+    </w:p>
+    <w:p>
+      <w:pPr>
+        <w:pStyle w:val="FirstParagraph"/>
+      </w:pPr>
+      <w:r>
         <w:t xml:space="preserve">FedRAMP 20x authorization requires that a cybersecurity training program be</w:t>
       </w:r>
       <w:r>
@@ -270,16 +314,16 @@
     </w:p>
     <w:p>
       <w:pPr>
-        <w:pStyle w:val="Compact"/>
         <w:numPr>
           <w:ilvl w:val="0"/>
           <w:numId w:val="1001"/>
         </w:numPr>
-      </w:pPr>
-      <w:r>
-        <w:rPr>
+        <w:pStyle w:val="Compact"/>
+      </w:pPr>
+      <w:r>
+        <w:rPr>
+          <w:bCs/>
           <w:b/>
-          <w:bCs/>
         </w:rPr>
         <w:t xml:space="preserve">Training Program Architecture</w:t>
       </w:r>
@@ -298,16 +342,16 @@
     </w:p>
     <w:p>
       <w:pPr>
-        <w:pStyle w:val="Compact"/>
         <w:numPr>
           <w:ilvl w:val="0"/>
           <w:numId w:val="1001"/>
         </w:numPr>
-      </w:pPr>
-      <w:r>
-        <w:rPr>
+        <w:pStyle w:val="Compact"/>
+      </w:pPr>
+      <w:r>
+        <w:rPr>
+          <w:bCs/>
           <w:b/>
-          <w:bCs/>
         </w:rPr>
         <w:t xml:space="preserve">General Security Awareness Training (AT-2)</w:t>
       </w:r>
@@ -326,16 +370,16 @@
     </w:p>
     <w:p>
       <w:pPr>
-        <w:pStyle w:val="Compact"/>
         <w:numPr>
           <w:ilvl w:val="0"/>
           <w:numId w:val="1001"/>
         </w:numPr>
-      </w:pPr>
-      <w:r>
-        <w:rPr>
+        <w:pStyle w:val="Compact"/>
+      </w:pPr>
+      <w:r>
+        <w:rPr>
+          <w:bCs/>
           <w:b/>
-          <w:bCs/>
         </w:rPr>
         <w:t xml:space="preserve">Role-Based Training Program (AT-3)</w:t>
       </w:r>
@@ -366,16 +410,16 @@
     </w:p>
     <w:p>
       <w:pPr>
-        <w:pStyle w:val="Compact"/>
         <w:numPr>
           <w:ilvl w:val="0"/>
           <w:numId w:val="1001"/>
         </w:numPr>
-      </w:pPr>
-      <w:r>
-        <w:rPr>
+        <w:pStyle w:val="Compact"/>
+      </w:pPr>
+      <w:r>
+        <w:rPr>
+          <w:bCs/>
           <w:b/>
-          <w:bCs/>
         </w:rPr>
         <w:t xml:space="preserve">Training Records and LMS Integration (AT-4)</w:t>
       </w:r>
@@ -400,16 +444,16 @@
     </w:p>
     <w:p>
       <w:pPr>
-        <w:pStyle w:val="Compact"/>
         <w:numPr>
           <w:ilvl w:val="0"/>
           <w:numId w:val="1001"/>
         </w:numPr>
-      </w:pPr>
-      <w:r>
-        <w:rPr>
+        <w:pStyle w:val="Compact"/>
+      </w:pPr>
+      <w:r>
+        <w:rPr>
+          <w:bCs/>
           <w:b/>
-          <w:bCs/>
         </w:rPr>
         <w:t xml:space="preserve">Contingency Training (CP-3)</w:t>
       </w:r>
@@ -428,16 +472,16 @@
     </w:p>
     <w:p>
       <w:pPr>
-        <w:pStyle w:val="Compact"/>
         <w:numPr>
           <w:ilvl w:val="0"/>
           <w:numId w:val="1001"/>
         </w:numPr>
-      </w:pPr>
-      <w:r>
-        <w:rPr>
+        <w:pStyle w:val="Compact"/>
+      </w:pPr>
+      <w:r>
+        <w:rPr>
+          <w:bCs/>
           <w:b/>
-          <w:bCs/>
         </w:rPr>
         <w:t xml:space="preserve">Incident Response Training (IR-2)</w:t>
       </w:r>
@@ -456,16 +500,16 @@
     </w:p>
     <w:p>
       <w:pPr>
-        <w:pStyle w:val="Compact"/>
         <w:numPr>
           <w:ilvl w:val="0"/>
           <w:numId w:val="1001"/>
         </w:numPr>
-      </w:pPr>
-      <w:r>
-        <w:rPr>
+        <w:pStyle w:val="Compact"/>
+      </w:pPr>
+      <w:r>
+        <w:rPr>
+          <w:bCs/>
           <w:b/>
-          <w:bCs/>
         </w:rPr>
         <w:t xml:space="preserve">KSI-CED-RAT Activation</w:t>
       </w:r>
@@ -515,23 +559,23 @@
         </w:pict>
       </w:r>
     </w:p>
-    <w:bookmarkEnd w:id="12"/>
-    <w:bookmarkStart w:id="16" w:name="X225662609e730bef0f7f410a047a24f25cc1c08"/>
+    <w:bookmarkEnd w:id="21"/>
+    <w:bookmarkStart w:id="25" w:name="X225662609e730bef0f7f410a047a24f25cc1c08"/>
     <w:p>
       <w:pPr>
         <w:pStyle w:val="Heading1"/>
       </w:pPr>
       <w:r>
-        <w:t xml:space="preserve">1. Cybersecurity Training in the FedRAMP 20x Context</w:t>
-      </w:r>
-    </w:p>
-    <w:bookmarkStart w:id="13" w:name="Xa8f12a9ad2cc53cad5d035299ebf6be0774842e"/>
+        <w:t xml:space="preserve">Cybersecurity Training in the FedRAMP 20x Context</w:t>
+      </w:r>
+    </w:p>
+    <w:bookmarkStart w:id="22" w:name="Xa8f12a9ad2cc53cad5d035299ebf6be0774842e"/>
     <w:p>
       <w:pPr>
         <w:pStyle w:val="Heading2"/>
       </w:pPr>
       <w:r>
-        <w:t xml:space="preserve">1.1 Why Training Cannot Be Closed by Architecture Alone</w:t>
+        <w:t xml:space="preserve">Why Training Cannot Be Closed by Architecture Alone</w:t>
       </w:r>
     </w:p>
     <w:p>
@@ -574,7 +618,13 @@
         <w:t xml:space="preserve">FedRAMP 20x KSI-CED-RAT (</w:t>
       </w:r>
       <w:r>
-        <w:t xml:space="preserve">“Reviewing All Training”</w:t>
+        <w:t xml:space="preserve">“</w:t>
+      </w:r>
+      <w:r>
+        <w:t xml:space="preserve">Reviewing All Training</w:t>
+      </w:r>
+      <w:r>
+        <w:t xml:space="preserve">”</w:t>
       </w:r>
       <w:r>
         <w:t xml:space="preserve">) evaluates whether the</w:t>
@@ -590,8 +640,8 @@
       </w:r>
       <w:r>
         <w:rPr>
+          <w:bCs/>
           <w:b/>
-          <w:bCs/>
         </w:rPr>
         <w:t xml:space="preserve">persistently reviews</w:t>
       </w:r>
@@ -611,7 +661,13 @@
         <w:t xml:space="preserve"> </w:t>
       </w:r>
       <w:r>
-        <w:t xml:space="preserve">“persistently”</w:t>
+        <w:t xml:space="preserve">“</w:t>
+      </w:r>
+      <w:r>
+        <w:t xml:space="preserve">persistently</w:t>
+      </w:r>
+      <w:r>
+        <w:t xml:space="preserve">”</w:t>
       </w:r>
       <w:r>
         <w:t xml:space="preserve"> </w:t>
@@ -651,16 +707,16 @@
         <w:pStyle w:val="TableCaption"/>
       </w:pPr>
       <w:r>
-        <w:t xml:space="preserve">KSI-CED-RAT — Four Required Training Dimensions</w:t>
+        <w:t xml:space="preserve">KSI-CED-RAT — Four Required Training Dimensions {.striped .hover}</w:t>
       </w:r>
     </w:p>
     <w:tbl>
       <w:tblPr>
         <w:tblStyle w:val="Table"/>
         <w:tblW w:type="pct" w:w="5000"/>
-        <w:tblLayout w:type="fixed"/>
         <w:tblLook w:firstRow="1" w:lastRow="0" w:firstColumn="0" w:lastColumn="0" w:noHBand="0" w:noVBand="0" w:val="0020"/>
-        <w:tblCaption w:val="KSI-CED-RAT — Four Required Training Dimensions"/>
+        <w:jc w:val="start"/>
+        <w:tblCaption w:val="KSI-CED-RAT — Four Required Training Dimensions {.striped .hover}"/>
       </w:tblPr>
       <w:tblGrid>
         <w:gridCol w:w="1742"/>
@@ -670,13 +726,14 @@
       </w:tblGrid>
       <w:tr>
         <w:trPr>
-          <w:tblHeader w:val="on"/>
+          <w:tblHeader w:val="true"/>
         </w:trPr>
         <w:tc>
           <w:tcPr/>
           <w:p>
             <w:pPr>
               <w:pStyle w:val="Compact"/>
+              <w:jc w:val="left"/>
             </w:pPr>
             <w:r>
               <w:t xml:space="preserve">Dimension</w:t>
@@ -688,6 +745,7 @@
           <w:p>
             <w:pPr>
               <w:pStyle w:val="Compact"/>
+              <w:jc w:val="left"/>
             </w:pPr>
             <w:r>
               <w:t xml:space="preserve">Coverage</w:t>
@@ -699,6 +757,7 @@
           <w:p>
             <w:pPr>
               <w:pStyle w:val="Compact"/>
+              <w:jc w:val="left"/>
             </w:pPr>
             <w:r>
               <w:t xml:space="preserve">NIST Control</w:t>
@@ -710,6 +769,7 @@
           <w:p>
             <w:pPr>
               <w:pStyle w:val="Compact"/>
+              <w:jc w:val="left"/>
             </w:pPr>
             <w:r>
               <w:t xml:space="preserve">Evidence Type</w:t>
@@ -723,6 +783,7 @@
           <w:p>
             <w:pPr>
               <w:pStyle w:val="Compact"/>
+              <w:jc w:val="left"/>
             </w:pPr>
             <w:r>
               <w:t xml:space="preserve">General awareness</w:t>
@@ -734,6 +795,7 @@
           <w:p>
             <w:pPr>
               <w:pStyle w:val="Compact"/>
+              <w:jc w:val="left"/>
             </w:pPr>
             <w:r>
               <w:t xml:space="preserve">All employees</w:t>
@@ -745,6 +807,7 @@
           <w:p>
             <w:pPr>
               <w:pStyle w:val="Compact"/>
+              <w:jc w:val="left"/>
             </w:pPr>
             <w:r>
               <w:t xml:space="preserve">AT-2</w:t>
@@ -756,6 +819,7 @@
           <w:p>
             <w:pPr>
               <w:pStyle w:val="Compact"/>
+              <w:jc w:val="left"/>
             </w:pPr>
             <w:r>
               <w:t xml:space="preserve">LMS completion record — all staff</w:t>
@@ -769,6 +833,7 @@
           <w:p>
             <w:pPr>
               <w:pStyle w:val="Compact"/>
+              <w:jc w:val="left"/>
             </w:pPr>
             <w:r>
               <w:t xml:space="preserve">Role-specific</w:t>
@@ -780,6 +845,7 @@
           <w:p>
             <w:pPr>
               <w:pStyle w:val="Compact"/>
+              <w:jc w:val="left"/>
             </w:pPr>
             <w:r>
               <w:t xml:space="preserve">High-risk roles</w:t>
@@ -791,6 +857,7 @@
           <w:p>
             <w:pPr>
               <w:pStyle w:val="Compact"/>
+              <w:jc w:val="left"/>
             </w:pPr>
             <w:r>
               <w:t xml:space="preserve">AT-3</w:t>
@@ -802,6 +869,7 @@
           <w:p>
             <w:pPr>
               <w:pStyle w:val="Compact"/>
+              <w:jc w:val="left"/>
             </w:pPr>
             <w:r>
               <w:t xml:space="preserve">LMS completion record — by role</w:t>
@@ -815,6 +883,7 @@
           <w:p>
             <w:pPr>
               <w:pStyle w:val="Compact"/>
+              <w:jc w:val="left"/>
             </w:pPr>
             <w:r>
               <w:t xml:space="preserve">Secure delivery</w:t>
@@ -826,6 +895,7 @@
           <w:p>
             <w:pPr>
               <w:pStyle w:val="Compact"/>
+              <w:jc w:val="left"/>
             </w:pPr>
             <w:r>
               <w:t xml:space="preserve">Developers / engineers</w:t>
@@ -837,6 +907,7 @@
           <w:p>
             <w:pPr>
               <w:pStyle w:val="Compact"/>
+              <w:jc w:val="left"/>
             </w:pPr>
             <w:r>
               <w:t xml:space="preserve">AT-3(3), SA-16</w:t>
@@ -848,6 +919,7 @@
           <w:p>
             <w:pPr>
               <w:pStyle w:val="Compact"/>
+              <w:jc w:val="left"/>
             </w:pPr>
             <w:r>
               <w:t xml:space="preserve">Training certification or course transcript</w:t>
@@ -861,6 +933,7 @@
           <w:p>
             <w:pPr>
               <w:pStyle w:val="Compact"/>
+              <w:jc w:val="left"/>
             </w:pPr>
             <w:r>
               <w:t xml:space="preserve">IR/DR</w:t>
@@ -872,6 +945,7 @@
           <w:p>
             <w:pPr>
               <w:pStyle w:val="Compact"/>
+              <w:jc w:val="left"/>
             </w:pPr>
             <w:r>
               <w:t xml:space="preserve">Incident response and recovery personnel</w:t>
@@ -883,6 +957,7 @@
           <w:p>
             <w:pPr>
               <w:pStyle w:val="Compact"/>
+              <w:jc w:val="left"/>
             </w:pPr>
             <w:r>
               <w:t xml:space="preserve">IR-2, CP-3</w:t>
@@ -894,6 +969,7 @@
           <w:p>
             <w:pPr>
               <w:pStyle w:val="Compact"/>
+              <w:jc w:val="left"/>
             </w:pPr>
             <w:r>
               <w:t xml:space="preserve">Tabletop attendance record + after-action report</w:t>
@@ -902,14 +978,14 @@
         </w:tc>
       </w:tr>
     </w:tbl>
-    <w:bookmarkEnd w:id="13"/>
-    <w:bookmarkStart w:id="14" w:name="the-relationship-to-parts-14-and-16"/>
+    <w:bookmarkEnd w:id="22"/>
+    <w:bookmarkStart w:id="23" w:name="the-relationship-to-parts-14-and-16"/>
     <w:p>
       <w:pPr>
         <w:pStyle w:val="Heading2"/>
       </w:pPr>
       <w:r>
-        <w:t xml:space="preserve">1.2 The Relationship to Parts 14 and 16</w:t>
+        <w:t xml:space="preserve">The Relationship to Parts 14 and 16</w:t>
       </w:r>
     </w:p>
     <w:p>
@@ -970,14 +1046,14 @@
         <w:t xml:space="preserve">ingest as a machine-readable KSI evidence signal.</w:t>
       </w:r>
     </w:p>
-    <w:bookmarkEnd w:id="14"/>
-    <w:bookmarkStart w:id="15" w:name="controls-closed-by-this-document"/>
+    <w:bookmarkEnd w:id="23"/>
+    <w:bookmarkStart w:id="24" w:name="controls-closed-by-this-document"/>
     <w:p>
       <w:pPr>
         <w:pStyle w:val="Heading2"/>
       </w:pPr>
       <w:r>
-        <w:t xml:space="preserve">1.3 Controls Closed by This Document</w:t>
+        <w:t xml:space="preserve">Controls Closed by This Document</w:t>
       </w:r>
     </w:p>
     <w:p>
@@ -985,16 +1061,16 @@
         <w:pStyle w:val="TableCaption"/>
       </w:pPr>
       <w:r>
-        <w:t xml:space="preserve">AT Family Control Closure — Book 18</w:t>
+        <w:t xml:space="preserve">AT Family Control Closure — Book 18 {.striped .hover}</w:t>
       </w:r>
     </w:p>
     <w:tbl>
       <w:tblPr>
         <w:tblStyle w:val="Table"/>
         <w:tblW w:type="pct" w:w="5000"/>
-        <w:tblLayout w:type="fixed"/>
         <w:tblLook w:firstRow="1" w:lastRow="0" w:firstColumn="0" w:lastColumn="0" w:noHBand="0" w:noVBand="0" w:val="0020"/>
-        <w:tblCaption w:val="AT Family Control Closure — Book 18"/>
+        <w:jc w:val="start"/>
+        <w:tblCaption w:val="AT Family Control Closure — Book 18 {.striped .hover}"/>
       </w:tblPr>
       <w:tblGrid>
         <w:gridCol w:w="2036"/>
@@ -1003,13 +1079,14 @@
       </w:tblGrid>
       <w:tr>
         <w:trPr>
-          <w:tblHeader w:val="on"/>
+          <w:tblHeader w:val="true"/>
         </w:trPr>
         <w:tc>
           <w:tcPr/>
           <w:p>
             <w:pPr>
               <w:pStyle w:val="Compact"/>
+              <w:jc w:val="left"/>
             </w:pPr>
             <w:r>
               <w:t xml:space="preserve">Control</w:t>
@@ -1021,6 +1098,7 @@
           <w:p>
             <w:pPr>
               <w:pStyle w:val="Compact"/>
+              <w:jc w:val="left"/>
             </w:pPr>
             <w:r>
               <w:t xml:space="preserve">Title</w:t>
@@ -1032,6 +1110,7 @@
           <w:p>
             <w:pPr>
               <w:pStyle w:val="Compact"/>
+              <w:jc w:val="left"/>
             </w:pPr>
             <w:r>
               <w:t xml:space="preserve">Closure Mechanism</w:t>
@@ -1045,11 +1124,12 @@
           <w:p>
             <w:pPr>
               <w:pStyle w:val="Compact"/>
+              <w:jc w:val="left"/>
             </w:pPr>
             <w:r>
               <w:rPr>
+                <w:bCs/>
                 <w:b/>
-                <w:bCs/>
               </w:rPr>
               <w:t xml:space="preserve">AT-2</w:t>
             </w:r>
@@ -1060,6 +1140,7 @@
           <w:p>
             <w:pPr>
               <w:pStyle w:val="Compact"/>
+              <w:jc w:val="left"/>
             </w:pPr>
             <w:r>
               <w:t xml:space="preserve">Literacy Training and Awareness</w:t>
@@ -1071,6 +1152,7 @@
           <w:p>
             <w:pPr>
               <w:pStyle w:val="Compact"/>
+              <w:jc w:val="left"/>
             </w:pPr>
             <w:r>
               <w:t xml:space="preserve">Annual all-employee security awareness via Microsoft Viva Learning or equivalent; LMS completion record as evidence</w:t>
@@ -1084,11 +1166,12 @@
           <w:p>
             <w:pPr>
               <w:pStyle w:val="Compact"/>
+              <w:jc w:val="left"/>
             </w:pPr>
             <w:r>
               <w:rPr>
+                <w:bCs/>
                 <w:b/>
-                <w:bCs/>
               </w:rPr>
               <w:t xml:space="preserve">AT-2(1)</w:t>
             </w:r>
@@ -1099,6 +1182,7 @@
           <w:p>
             <w:pPr>
               <w:pStyle w:val="Compact"/>
+              <w:jc w:val="left"/>
             </w:pPr>
             <w:r>
               <w:t xml:space="preserve">Practical Exercises</w:t>
@@ -1110,6 +1194,7 @@
           <w:p>
             <w:pPr>
               <w:pStyle w:val="Compact"/>
+              <w:jc w:val="left"/>
             </w:pPr>
             <w:r>
               <w:t xml:space="preserve">Phishing simulation exercises integrated into awareness program; simulation result record as evidence</w:t>
@@ -1123,11 +1208,12 @@
           <w:p>
             <w:pPr>
               <w:pStyle w:val="Compact"/>
+              <w:jc w:val="left"/>
             </w:pPr>
             <w:r>
               <w:rPr>
+                <w:bCs/>
                 <w:b/>
-                <w:bCs/>
               </w:rPr>
               <w:t xml:space="preserve">AT-2(2)</w:t>
             </w:r>
@@ -1138,6 +1224,7 @@
           <w:p>
             <w:pPr>
               <w:pStyle w:val="Compact"/>
+              <w:jc w:val="left"/>
             </w:pPr>
             <w:r>
               <w:t xml:space="preserve">Insider Threat Awareness</w:t>
@@ -1149,6 +1236,7 @@
           <w:p>
             <w:pPr>
               <w:pStyle w:val="Compact"/>
+              <w:jc w:val="left"/>
             </w:pPr>
             <w:r>
               <w:t xml:space="preserve">Insider threat module within annual awareness program; included in LMS completion record</w:t>
@@ -1162,11 +1250,12 @@
           <w:p>
             <w:pPr>
               <w:pStyle w:val="Compact"/>
+              <w:jc w:val="left"/>
             </w:pPr>
             <w:r>
               <w:rPr>
+                <w:bCs/>
                 <w:b/>
-                <w:bCs/>
               </w:rPr>
               <w:t xml:space="preserve">AT-3</w:t>
             </w:r>
@@ -1177,6 +1266,7 @@
           <w:p>
             <w:pPr>
               <w:pStyle w:val="Compact"/>
+              <w:jc w:val="left"/>
             </w:pPr>
             <w:r>
               <w:t xml:space="preserve">Role-Based Training</w:t>
@@ -1188,6 +1278,7 @@
           <w:p>
             <w:pPr>
               <w:pStyle w:val="Compact"/>
+              <w:jc w:val="left"/>
             </w:pPr>
             <w:r>
               <w:t xml:space="preserve">Role training matrix with six categories; role-specific LMS tracks with separate completion evidence</w:t>
@@ -1201,11 +1292,12 @@
           <w:p>
             <w:pPr>
               <w:pStyle w:val="Compact"/>
+              <w:jc w:val="left"/>
             </w:pPr>
             <w:r>
               <w:rPr>
+                <w:bCs/>
                 <w:b/>
-                <w:bCs/>
               </w:rPr>
               <w:t xml:space="preserve">AT-3(3)</w:t>
             </w:r>
@@ -1216,6 +1308,7 @@
           <w:p>
             <w:pPr>
               <w:pStyle w:val="Compact"/>
+              <w:jc w:val="left"/>
             </w:pPr>
             <w:r>
               <w:t xml:space="preserve">Practical Exercises for High-Risk Roles</w:t>
@@ -1227,6 +1320,7 @@
           <w:p>
             <w:pPr>
               <w:pStyle w:val="Compact"/>
+              <w:jc w:val="left"/>
             </w:pPr>
             <w:r>
               <w:t xml:space="preserve">Hands-on labs and scenario exercises for sysadmins, developers, and IR personnel</w:t>
@@ -1240,11 +1334,12 @@
           <w:p>
             <w:pPr>
               <w:pStyle w:val="Compact"/>
+              <w:jc w:val="left"/>
             </w:pPr>
             <w:r>
               <w:rPr>
+                <w:bCs/>
                 <w:b/>
-                <w:bCs/>
               </w:rPr>
               <w:t xml:space="preserve">AT-3(5)</w:t>
             </w:r>
@@ -1255,6 +1350,7 @@
           <w:p>
             <w:pPr>
               <w:pStyle w:val="Compact"/>
+              <w:jc w:val="left"/>
             </w:pPr>
             <w:r>
               <w:t xml:space="preserve">Processing PII</w:t>
@@ -1266,6 +1362,7 @@
           <w:p>
             <w:pPr>
               <w:pStyle w:val="Compact"/>
+              <w:jc w:val="left"/>
             </w:pPr>
             <w:r>
               <w:t xml:space="preserve">PII awareness module for data stewards, connecting to Part 17 PT family</w:t>
@@ -1279,11 +1376,12 @@
           <w:p>
             <w:pPr>
               <w:pStyle w:val="Compact"/>
+              <w:jc w:val="left"/>
             </w:pPr>
             <w:r>
               <w:rPr>
+                <w:bCs/>
                 <w:b/>
-                <w:bCs/>
               </w:rPr>
               <w:t xml:space="preserve">AT-4</w:t>
             </w:r>
@@ -1294,6 +1392,7 @@
           <w:p>
             <w:pPr>
               <w:pStyle w:val="Compact"/>
+              <w:jc w:val="left"/>
             </w:pPr>
             <w:r>
               <w:t xml:space="preserve">Training Records</w:t>
@@ -1305,6 +1404,7 @@
           <w:p>
             <w:pPr>
               <w:pStyle w:val="Compact"/>
+              <w:jc w:val="left"/>
             </w:pPr>
             <w:r>
               <w:t xml:space="preserve">LMS export in JSON/CSV format; monthly snapshot to UIAO governance substrate</w:t>
@@ -1318,11 +1418,12 @@
           <w:p>
             <w:pPr>
               <w:pStyle w:val="Compact"/>
+              <w:jc w:val="left"/>
             </w:pPr>
             <w:r>
               <w:rPr>
+                <w:bCs/>
                 <w:b/>
-                <w:bCs/>
               </w:rPr>
               <w:t xml:space="preserve">CP-3</w:t>
             </w:r>
@@ -1333,6 +1434,7 @@
           <w:p>
             <w:pPr>
               <w:pStyle w:val="Compact"/>
+              <w:jc w:val="left"/>
             </w:pPr>
             <w:r>
               <w:t xml:space="preserve">Contingency Training</w:t>
@@ -1344,6 +1446,7 @@
           <w:p>
             <w:pPr>
               <w:pStyle w:val="Compact"/>
+              <w:jc w:val="left"/>
             </w:pPr>
             <w:r>
               <w:t xml:space="preserve">Annual tabletop exercise with attendance record; after-action report archived</w:t>
@@ -1357,11 +1460,12 @@
           <w:p>
             <w:pPr>
               <w:pStyle w:val="Compact"/>
+              <w:jc w:val="left"/>
             </w:pPr>
             <w:r>
               <w:rPr>
+                <w:bCs/>
                 <w:b/>
-                <w:bCs/>
               </w:rPr>
               <w:t xml:space="preserve">IR-2</w:t>
             </w:r>
@@ -1372,6 +1476,7 @@
           <w:p>
             <w:pPr>
               <w:pStyle w:val="Compact"/>
+              <w:jc w:val="left"/>
             </w:pPr>
             <w:r>
               <w:t xml:space="preserve">Incident Response Training</w:t>
@@ -1383,6 +1488,7 @@
           <w:p>
             <w:pPr>
               <w:pStyle w:val="Compact"/>
+              <w:jc w:val="left"/>
             </w:pPr>
             <w:r>
               <w:t xml:space="preserve">Semi-annual IR drill; scenario library maintained by SOC; connects to Part 13 Sentinel playbooks</w:t>
@@ -1397,8 +1503,8 @@
       </w:pPr>
       <w:r>
         <w:rPr>
+          <w:bCs/>
           <w:b/>
-          <w:bCs/>
         </w:rPr>
         <w:t xml:space="preserve">Closure Necessity — AT family and KSI-CED.</w:t>
       </w:r>
@@ -1476,24 +1582,24 @@
         </w:pict>
       </w:r>
     </w:p>
-    <w:bookmarkEnd w:id="15"/>
-    <w:bookmarkEnd w:id="16"/>
-    <w:bookmarkStart w:id="22" w:name="training-program-architecture"/>
+    <w:bookmarkEnd w:id="24"/>
+    <w:bookmarkEnd w:id="25"/>
+    <w:bookmarkStart w:id="31" w:name="training-program-architecture"/>
     <w:p>
       <w:pPr>
         <w:pStyle w:val="Heading1"/>
       </w:pPr>
       <w:r>
-        <w:t xml:space="preserve">2. Training Program Architecture</w:t>
-      </w:r>
-    </w:p>
-    <w:bookmarkStart w:id="20" w:name="the-four-dimension-model"/>
+        <w:t xml:space="preserve">Training Program Architecture</w:t>
+      </w:r>
+    </w:p>
+    <w:bookmarkStart w:id="29" w:name="the-four-dimension-model"/>
     <w:p>
       <w:pPr>
         <w:pStyle w:val="Heading2"/>
       </w:pPr>
       <w:r>
-        <w:t xml:space="preserve">2.1 The Four-Dimension Model</w:t>
+        <w:t xml:space="preserve">The Four-Dimension Model</w:t>
       </w:r>
     </w:p>
     <w:p>
@@ -1525,18 +1631,18 @@
           <wp:inline>
             <wp:extent cx="5334000" cy="2154115"/>
             <wp:effectExtent b="0" l="0" r="0" t="0"/>
-            <wp:docPr descr="Federal AAN Cybersecurity Training Program — KSI-CED-RAT Four-Dimension Model" title="" id="18" name="Picture"/>
+            <wp:docPr descr="Federal AAN Cybersecurity Training Program — KSI-CED-RAT Four-Dimension Model" title="" id="27" name="Picture"/>
             <a:graphic>
               <a:graphicData uri="http://schemas.openxmlformats.org/drawingml/2006/picture">
                 <pic:pic>
                   <pic:nvPicPr>
-                    <pic:cNvPr descr="figs/ced-fig-01-training-dimensions.png" id="19" name="Picture"/>
+                    <pic:cNvPr descr="figs/ced-fig-01-training-dimensions.png" id="28" name="Picture"/>
                     <pic:cNvPicPr>
                       <a:picLocks noChangeArrowheads="1" noChangeAspect="1"/>
                     </pic:cNvPicPr>
                   </pic:nvPicPr>
                   <pic:blipFill>
-                    <a:blip r:embed="rId17"/>
+                    <a:blip r:embed="rId26"/>
                     <a:stretch>
                       <a:fillRect/>
                     </a:stretch>
@@ -1571,14 +1677,14 @@
         <w:t xml:space="preserve">Federal AAN Cybersecurity Training Program — KSI-CED-RAT Four-Dimension Model</w:t>
       </w:r>
     </w:p>
-    <w:bookmarkEnd w:id="20"/>
-    <w:bookmarkStart w:id="21" w:name="program-governance"/>
+    <w:bookmarkEnd w:id="29"/>
+    <w:bookmarkStart w:id="30" w:name="program-governance"/>
     <w:p>
       <w:pPr>
         <w:pStyle w:val="Heading2"/>
       </w:pPr>
       <w:r>
-        <w:t xml:space="preserve">2.2 Program Governance</w:t>
+        <w:t xml:space="preserve">Program Governance</w:t>
       </w:r>
     </w:p>
     <w:p>
@@ -1600,16 +1706,16 @@
         <w:pStyle w:val="TableCaption"/>
       </w:pPr>
       <w:r>
-        <w:t xml:space="preserve">Training Program RACI — Key Roles</w:t>
+        <w:t xml:space="preserve">Training Program RACI — Key Roles {.striped .hover}</w:t>
       </w:r>
     </w:p>
     <w:tbl>
       <w:tblPr>
         <w:tblStyle w:val="Table"/>
         <w:tblW w:type="pct" w:w="5000"/>
-        <w:tblLayout w:type="fixed"/>
         <w:tblLook w:firstRow="1" w:lastRow="0" w:firstColumn="0" w:lastColumn="0" w:noHBand="0" w:noVBand="0" w:val="0020"/>
-        <w:tblCaption w:val="Training Program RACI — Key Roles"/>
+        <w:jc w:val="start"/>
+        <w:tblCaption w:val="Training Program RACI — Key Roles {.striped .hover}"/>
       </w:tblPr>
       <w:tblGrid>
         <w:gridCol w:w="2160"/>
@@ -1617,13 +1723,14 @@
       </w:tblGrid>
       <w:tr>
         <w:trPr>
-          <w:tblHeader w:val="on"/>
+          <w:tblHeader w:val="true"/>
         </w:trPr>
         <w:tc>
           <w:tcPr/>
           <w:p>
             <w:pPr>
               <w:pStyle w:val="Compact"/>
+              <w:jc w:val="left"/>
             </w:pPr>
             <w:r>
               <w:t xml:space="preserve">Role</w:t>
@@ -1635,6 +1742,7 @@
           <w:p>
             <w:pPr>
               <w:pStyle w:val="Compact"/>
+              <w:jc w:val="left"/>
             </w:pPr>
             <w:r>
               <w:t xml:space="preserve">Responsibility</w:t>
@@ -1648,11 +1756,12 @@
           <w:p>
             <w:pPr>
               <w:pStyle w:val="Compact"/>
+              <w:jc w:val="left"/>
             </w:pPr>
             <w:r>
               <w:rPr>
+                <w:bCs/>
                 <w:b/>
-                <w:bCs/>
               </w:rPr>
               <w:t xml:space="preserve">ISSO</w:t>
             </w:r>
@@ -1663,6 +1772,7 @@
           <w:p>
             <w:pPr>
               <w:pStyle w:val="Compact"/>
+              <w:jc w:val="left"/>
             </w:pPr>
             <w:r>
               <w:t xml:space="preserve">Program owner; approves training content annually; signs off on AT-4 record accuracy</w:t>
@@ -1676,11 +1786,12 @@
           <w:p>
             <w:pPr>
               <w:pStyle w:val="Compact"/>
+              <w:jc w:val="left"/>
             </w:pPr>
             <w:r>
               <w:rPr>
+                <w:bCs/>
                 <w:b/>
-                <w:bCs/>
               </w:rPr>
               <w:t xml:space="preserve">ISSM</w:t>
             </w:r>
@@ -1691,6 +1802,7 @@
           <w:p>
             <w:pPr>
               <w:pStyle w:val="Compact"/>
+              <w:jc w:val="left"/>
             </w:pPr>
             <w:r>
               <w:t xml:space="preserve">Escalation point for role-based training gaps; receives quarterly completion dashboards</w:t>
@@ -1704,11 +1816,12 @@
           <w:p>
             <w:pPr>
               <w:pStyle w:val="Compact"/>
+              <w:jc w:val="left"/>
             </w:pPr>
             <w:r>
               <w:rPr>
+                <w:bCs/>
                 <w:b/>
-                <w:bCs/>
               </w:rPr>
               <w:t xml:space="preserve">HR / Training Coordinator</w:t>
             </w:r>
@@ -1719,6 +1832,7 @@
           <w:p>
             <w:pPr>
               <w:pStyle w:val="Compact"/>
+              <w:jc w:val="left"/>
             </w:pPr>
             <w:r>
               <w:t xml:space="preserve">Manages LMS enrollment, completion tracking, and export to UIAO substrate</w:t>
@@ -1732,11 +1846,12 @@
           <w:p>
             <w:pPr>
               <w:pStyle w:val="Compact"/>
+              <w:jc w:val="left"/>
             </w:pPr>
             <w:r>
               <w:rPr>
+                <w:bCs/>
                 <w:b/>
-                <w:bCs/>
               </w:rPr>
               <w:t xml:space="preserve">SOC Lead</w:t>
             </w:r>
@@ -1747,6 +1862,7 @@
           <w:p>
             <w:pPr>
               <w:pStyle w:val="Compact"/>
+              <w:jc w:val="left"/>
             </w:pPr>
             <w:r>
               <w:t xml:space="preserve">Owns IR drill calendar; authors scenario library; produces after-action reports</w:t>
@@ -1760,11 +1876,12 @@
           <w:p>
             <w:pPr>
               <w:pStyle w:val="Compact"/>
+              <w:jc w:val="left"/>
             </w:pPr>
             <w:r>
               <w:rPr>
+                <w:bCs/>
                 <w:b/>
-                <w:bCs/>
               </w:rPr>
               <w:t xml:space="preserve">COR / Program Manager</w:t>
             </w:r>
@@ -1775,6 +1892,7 @@
           <w:p>
             <w:pPr>
               <w:pStyle w:val="Compact"/>
+              <w:jc w:val="left"/>
             </w:pPr>
             <w:r>
               <w:t xml:space="preserve">Ensures contractor workforce completes applicable training tracks</w:t>
@@ -1788,11 +1906,12 @@
           <w:p>
             <w:pPr>
               <w:pStyle w:val="Compact"/>
+              <w:jc w:val="left"/>
             </w:pPr>
             <w:r>
               <w:rPr>
+                <w:bCs/>
                 <w:b/>
-                <w:bCs/>
               </w:rPr>
               <w:t xml:space="preserve">Supervisor (all levels)</w:t>
             </w:r>
@@ -1803,6 +1922,7 @@
           <w:p>
             <w:pPr>
               <w:pStyle w:val="Compact"/>
+              <w:jc w:val="left"/>
             </w:pPr>
             <w:r>
               <w:t xml:space="preserve">Accountable for direct report completion within their organization</w:t>
@@ -1818,24 +1938,24 @@
         </w:pict>
       </w:r>
     </w:p>
-    <w:bookmarkEnd w:id="21"/>
-    <w:bookmarkEnd w:id="22"/>
-    <w:bookmarkStart w:id="26" w:name="Xcefb118f81abab16ec75021820981ffc595a0dc"/>
+    <w:bookmarkEnd w:id="30"/>
+    <w:bookmarkEnd w:id="31"/>
+    <w:bookmarkStart w:id="35" w:name="Xcefb118f81abab16ec75021820981ffc595a0dc"/>
     <w:p>
       <w:pPr>
         <w:pStyle w:val="Heading1"/>
       </w:pPr>
       <w:r>
-        <w:t xml:space="preserve">3. Dimension 1 — General Security Awareness Training (AT-2)</w:t>
-      </w:r>
-    </w:p>
-    <w:bookmarkStart w:id="23" w:name="program-design"/>
+        <w:t xml:space="preserve">Dimension 1 — General Security Awareness Training (AT-2)</w:t>
+      </w:r>
+    </w:p>
+    <w:bookmarkStart w:id="32" w:name="program-design"/>
     <w:p>
       <w:pPr>
         <w:pStyle w:val="Heading2"/>
       </w:pPr>
       <w:r>
-        <w:t xml:space="preserve">3.1 Program Design</w:t>
+        <w:t xml:space="preserve">Program Design</w:t>
       </w:r>
     </w:p>
     <w:p>
@@ -1883,16 +2003,16 @@
         <w:pStyle w:val="TableCaption"/>
       </w:pPr>
       <w:r>
-        <w:t xml:space="preserve">AT-2 General Awareness — Required Modules</w:t>
+        <w:t xml:space="preserve">AT-2 General Awareness — Required Modules {.striped .hover}</w:t>
       </w:r>
     </w:p>
     <w:tbl>
       <w:tblPr>
         <w:tblStyle w:val="Table"/>
         <w:tblW w:type="pct" w:w="5000"/>
-        <w:tblLayout w:type="fixed"/>
         <w:tblLook w:firstRow="1" w:lastRow="0" w:firstColumn="0" w:lastColumn="0" w:noHBand="0" w:noVBand="0" w:val="0020"/>
-        <w:tblCaption w:val="AT-2 General Awareness — Required Modules"/>
+        <w:jc w:val="start"/>
+        <w:tblCaption w:val="AT-2 General Awareness — Required Modules {.striped .hover}"/>
       </w:tblPr>
       <w:tblGrid>
         <w:gridCol w:w="1760"/>
@@ -1901,13 +2021,14 @@
       </w:tblGrid>
       <w:tr>
         <w:trPr>
-          <w:tblHeader w:val="on"/>
+          <w:tblHeader w:val="true"/>
         </w:trPr>
         <w:tc>
           <w:tcPr/>
           <w:p>
             <w:pPr>
               <w:pStyle w:val="Compact"/>
+              <w:jc w:val="left"/>
             </w:pPr>
             <w:r>
               <w:t xml:space="preserve">Module</w:t>
@@ -1919,6 +2040,7 @@
           <w:p>
             <w:pPr>
               <w:pStyle w:val="Compact"/>
+              <w:jc w:val="left"/>
             </w:pPr>
             <w:r>
               <w:t xml:space="preserve">Content</w:t>
@@ -1930,6 +2052,7 @@
           <w:p>
             <w:pPr>
               <w:pStyle w:val="Compact"/>
+              <w:jc w:val="left"/>
             </w:pPr>
             <w:r>
               <w:t xml:space="preserve">Regulatory Driver</w:t>
@@ -1943,11 +2066,12 @@
           <w:p>
             <w:pPr>
               <w:pStyle w:val="Compact"/>
+              <w:jc w:val="left"/>
             </w:pPr>
             <w:r>
               <w:rPr>
+                <w:bCs/>
                 <w:b/>
-                <w:bCs/>
               </w:rPr>
               <w:t xml:space="preserve">Zero Trust Fundamentals</w:t>
             </w:r>
@@ -1958,6 +2082,7 @@
           <w:p>
             <w:pPr>
               <w:pStyle w:val="Compact"/>
+              <w:jc w:val="left"/>
             </w:pPr>
             <w:r>
               <w:t xml:space="preserve">Why implicit trust is gone; verify explicitly, least privilege, assume breach</w:t>
@@ -1969,6 +2094,7 @@
           <w:p>
             <w:pPr>
               <w:pStyle w:val="Compact"/>
+              <w:jc w:val="left"/>
             </w:pPr>
             <w:r>
               <w:t xml:space="preserve">EO 14028, OMB M-22-09</w:t>
@@ -1982,11 +2108,12 @@
           <w:p>
             <w:pPr>
               <w:pStyle w:val="Compact"/>
+              <w:jc w:val="left"/>
             </w:pPr>
             <w:r>
               <w:rPr>
+                <w:bCs/>
                 <w:b/>
-                <w:bCs/>
               </w:rPr>
               <w:t xml:space="preserve">Phishing and Social Engineering</w:t>
             </w:r>
@@ -1997,6 +2124,7 @@
           <w:p>
             <w:pPr>
               <w:pStyle w:val="Compact"/>
+              <w:jc w:val="left"/>
             </w:pPr>
             <w:r>
               <w:t xml:space="preserve">Recognition, reporting, GCC-tenant spoofing patterns</w:t>
@@ -2008,6 +2136,7 @@
           <w:p>
             <w:pPr>
               <w:pStyle w:val="Compact"/>
+              <w:jc w:val="left"/>
             </w:pPr>
             <w:r>
               <w:t xml:space="preserve">AT-2, CISA guidance</w:t>
@@ -2021,11 +2150,12 @@
           <w:p>
             <w:pPr>
               <w:pStyle w:val="Compact"/>
+              <w:jc w:val="left"/>
             </w:pPr>
             <w:r>
               <w:rPr>
+                <w:bCs/>
                 <w:b/>
-                <w:bCs/>
               </w:rPr>
               <w:t xml:space="preserve">Password and MFA Hygiene</w:t>
             </w:r>
@@ -2036,6 +2166,7 @@
           <w:p>
             <w:pPr>
               <w:pStyle w:val="Compact"/>
+              <w:jc w:val="left"/>
             </w:pPr>
             <w:r>
               <w:t xml:space="preserve">Entra MFA, FIDO2 keys, authenticator apps; why SMS is deprecated</w:t>
@@ -2047,6 +2178,7 @@
           <w:p>
             <w:pPr>
               <w:pStyle w:val="Compact"/>
+              <w:jc w:val="left"/>
             </w:pPr>
             <w:r>
               <w:t xml:space="preserve">IA-5, CISA MFA guidance</w:t>
@@ -2060,11 +2192,12 @@
           <w:p>
             <w:pPr>
               <w:pStyle w:val="Compact"/>
+              <w:jc w:val="left"/>
             </w:pPr>
             <w:r>
               <w:rPr>
+                <w:bCs/>
                 <w:b/>
-                <w:bCs/>
               </w:rPr>
               <w:t xml:space="preserve">Insider Threat Awareness</w:t>
             </w:r>
@@ -2075,6 +2208,7 @@
           <w:p>
             <w:pPr>
               <w:pStyle w:val="Compact"/>
+              <w:jc w:val="left"/>
             </w:pPr>
             <w:r>
               <w:t xml:space="preserve">Behavioral indicators, reporting obligations, DISA Insider Threat program</w:t>
@@ -2086,6 +2220,7 @@
           <w:p>
             <w:pPr>
               <w:pStyle w:val="Compact"/>
+              <w:jc w:val="left"/>
             </w:pPr>
             <w:r>
               <w:t xml:space="preserve">AT-2(2), EO 13587</w:t>
@@ -2099,11 +2234,12 @@
           <w:p>
             <w:pPr>
               <w:pStyle w:val="Compact"/>
+              <w:jc w:val="left"/>
             </w:pPr>
             <w:r>
               <w:rPr>
+                <w:bCs/>
                 <w:b/>
-                <w:bCs/>
               </w:rPr>
               <w:t xml:space="preserve">Data Classification and Handling</w:t>
             </w:r>
@@ -2114,6 +2250,7 @@
           <w:p>
             <w:pPr>
               <w:pStyle w:val="Compact"/>
+              <w:jc w:val="left"/>
             </w:pPr>
             <w:r>
               <w:t xml:space="preserve">CUI markings, GCC-only sharing, Purview sensitivity labels</w:t>
@@ -2125,6 +2262,7 @@
           <w:p>
             <w:pPr>
               <w:pStyle w:val="Compact"/>
+              <w:jc w:val="left"/>
             </w:pPr>
             <w:r>
               <w:t xml:space="preserve">Part 12, CUI policy</w:t>
@@ -2138,11 +2276,12 @@
           <w:p>
             <w:pPr>
               <w:pStyle w:val="Compact"/>
+              <w:jc w:val="left"/>
             </w:pPr>
             <w:r>
               <w:rPr>
+                <w:bCs/>
                 <w:b/>
-                <w:bCs/>
               </w:rPr>
               <w:t xml:space="preserve">Incident Reporting</w:t>
             </w:r>
@@ -2153,6 +2292,7 @@
           <w:p>
             <w:pPr>
               <w:pStyle w:val="Compact"/>
+              <w:jc w:val="left"/>
             </w:pPr>
             <w:r>
               <w:t xml:space="preserve">How to report a suspected incident; SOC contact; IR playbook entry points</w:t>
@@ -2164,6 +2304,7 @@
           <w:p>
             <w:pPr>
               <w:pStyle w:val="Compact"/>
+              <w:jc w:val="left"/>
             </w:pPr>
             <w:r>
               <w:t xml:space="preserve">IR-6, Part 13</w:t>
@@ -2177,11 +2318,12 @@
           <w:p>
             <w:pPr>
               <w:pStyle w:val="Compact"/>
+              <w:jc w:val="left"/>
             </w:pPr>
             <w:r>
               <w:rPr>
+                <w:bCs/>
                 <w:b/>
-                <w:bCs/>
               </w:rPr>
               <w:t xml:space="preserve">Acceptable Use and Legal</w:t>
             </w:r>
@@ -2192,6 +2334,7 @@
           <w:p>
             <w:pPr>
               <w:pStyle w:val="Compact"/>
+              <w:jc w:val="left"/>
             </w:pPr>
             <w:r>
               <w:t xml:space="preserve">System use notice acknowledgment; FISMA obligations; personal device policy</w:t>
@@ -2203,6 +2346,7 @@
           <w:p>
             <w:pPr>
               <w:pStyle w:val="Compact"/>
+              <w:jc w:val="left"/>
             </w:pPr>
             <w:r>
               <w:t xml:space="preserve">PL-4, AC-8</w:t>
@@ -2216,11 +2360,12 @@
           <w:p>
             <w:pPr>
               <w:pStyle w:val="Compact"/>
+              <w:jc w:val="left"/>
             </w:pPr>
             <w:r>
               <w:rPr>
+                <w:bCs/>
                 <w:b/>
-                <w:bCs/>
               </w:rPr>
               <w:t xml:space="preserve">Remote Work Security</w:t>
             </w:r>
@@ -2231,6 +2376,7 @@
           <w:p>
             <w:pPr>
               <w:pStyle w:val="Compact"/>
+              <w:jc w:val="left"/>
             </w:pPr>
             <w:r>
               <w:t xml:space="preserve">VPN, ZTNA, home network risks, shoulder surfing</w:t>
@@ -2242,6 +2388,7 @@
           <w:p>
             <w:pPr>
               <w:pStyle w:val="Compact"/>
+              <w:jc w:val="left"/>
             </w:pPr>
             <w:r>
               <w:t xml:space="preserve">AC-17, Part 6</w:t>
@@ -2250,14 +2397,14 @@
         </w:tc>
       </w:tr>
     </w:tbl>
-    <w:bookmarkEnd w:id="23"/>
-    <w:bookmarkStart w:id="24" w:name="delivery-options-for-gcc-moderate"/>
+    <w:bookmarkEnd w:id="32"/>
+    <w:bookmarkStart w:id="33" w:name="delivery-options-for-gcc-moderate"/>
     <w:p>
       <w:pPr>
         <w:pStyle w:val="Heading2"/>
       </w:pPr>
       <w:r>
-        <w:t xml:space="preserve">3.2 Delivery Options for GCC Moderate</w:t>
+        <w:t xml:space="preserve">Delivery Options for GCC Moderate</w:t>
       </w:r>
     </w:p>
     <w:p>
@@ -2279,16 +2426,16 @@
         <w:pStyle w:val="TableCaption"/>
       </w:pPr>
       <w:r>
-        <w:t xml:space="preserve">AT-2 Delivery Platform Options — GCC Moderate</w:t>
+        <w:t xml:space="preserve">AT-2 Delivery Platform Options — GCC Moderate {.striped .hover}</w:t>
       </w:r>
     </w:p>
     <w:tbl>
       <w:tblPr>
         <w:tblStyle w:val="Table"/>
         <w:tblW w:type="pct" w:w="5000"/>
-        <w:tblLayout w:type="fixed"/>
         <w:tblLook w:firstRow="1" w:lastRow="0" w:firstColumn="0" w:lastColumn="0" w:noHBand="0" w:noVBand="0" w:val="0020"/>
-        <w:tblCaption w:val="AT-2 Delivery Platform Options — GCC Moderate"/>
+        <w:jc w:val="start"/>
+        <w:tblCaption w:val="AT-2 Delivery Platform Options — GCC Moderate {.striped .hover}"/>
       </w:tblPr>
       <w:tblGrid>
         <w:gridCol w:w="1584"/>
@@ -2298,13 +2445,14 @@
       </w:tblGrid>
       <w:tr>
         <w:trPr>
-          <w:tblHeader w:val="on"/>
+          <w:tblHeader w:val="true"/>
         </w:trPr>
         <w:tc>
           <w:tcPr/>
           <w:p>
             <w:pPr>
               <w:pStyle w:val="Compact"/>
+              <w:jc w:val="left"/>
             </w:pPr>
             <w:r>
               <w:t xml:space="preserve">Platform</w:t>
@@ -2316,6 +2464,7 @@
           <w:p>
             <w:pPr>
               <w:pStyle w:val="Compact"/>
+              <w:jc w:val="left"/>
             </w:pPr>
             <w:r>
               <w:t xml:space="preserve">GCC Availability</w:t>
@@ -2327,6 +2476,7 @@
           <w:p>
             <w:pPr>
               <w:pStyle w:val="Compact"/>
+              <w:jc w:val="left"/>
             </w:pPr>
             <w:r>
               <w:t xml:space="preserve">Cost</w:t>
@@ -2338,6 +2488,7 @@
           <w:p>
             <w:pPr>
               <w:pStyle w:val="Compact"/>
+              <w:jc w:val="left"/>
             </w:pPr>
             <w:r>
               <w:t xml:space="preserve">Evidence Format</w:t>
@@ -2351,11 +2502,12 @@
           <w:p>
             <w:pPr>
               <w:pStyle w:val="Compact"/>
+              <w:jc w:val="left"/>
             </w:pPr>
             <w:r>
               <w:rPr>
+                <w:bCs/>
                 <w:b/>
-                <w:bCs/>
               </w:rPr>
               <w:t xml:space="preserve">Microsoft Viva Learning</w:t>
             </w:r>
@@ -2366,6 +2518,7 @@
           <w:p>
             <w:pPr>
               <w:pStyle w:val="Compact"/>
+              <w:jc w:val="left"/>
             </w:pPr>
             <w:r>
               <w:t xml:space="preserve">Native GCC / GCC High</w:t>
@@ -2377,6 +2530,7 @@
           <w:p>
             <w:pPr>
               <w:pStyle w:val="Compact"/>
+              <w:jc w:val="left"/>
             </w:pPr>
             <w:r>
               <w:t xml:space="preserve">M365 E3/E5 included</w:t>
@@ -2388,6 +2542,7 @@
           <w:p>
             <w:pPr>
               <w:pStyle w:val="Compact"/>
+              <w:jc w:val="left"/>
             </w:pPr>
             <w:r>
               <w:t xml:space="preserve">JSON via Graph API; exports to UIAO substrate directly</w:t>
@@ -2401,11 +2556,12 @@
           <w:p>
             <w:pPr>
               <w:pStyle w:val="Compact"/>
+              <w:jc w:val="left"/>
             </w:pPr>
             <w:r>
               <w:rPr>
+                <w:bCs/>
                 <w:b/>
-                <w:bCs/>
               </w:rPr>
               <w:t xml:space="preserve">DoD Cyber Awareness Challenge</w:t>
             </w:r>
@@ -2416,6 +2572,7 @@
           <w:p>
             <w:pPr>
               <w:pStyle w:val="Compact"/>
+              <w:jc w:val="left"/>
             </w:pPr>
             <w:r>
               <w:t xml:space="preserve">Free; DoD-approved; GCC accessible</w:t>
@@ -2427,6 +2584,7 @@
           <w:p>
             <w:pPr>
               <w:pStyle w:val="Compact"/>
+              <w:jc w:val="left"/>
             </w:pPr>
             <w:r>
               <w:t xml:space="preserve">Free</w:t>
@@ -2438,6 +2596,7 @@
           <w:p>
             <w:pPr>
               <w:pStyle w:val="Compact"/>
+              <w:jc w:val="left"/>
             </w:pPr>
             <w:r>
               <w:t xml:space="preserve">ATCTS completion certificate (PDF/CSV export)</w:t>
@@ -2451,11 +2610,12 @@
           <w:p>
             <w:pPr>
               <w:pStyle w:val="Compact"/>
+              <w:jc w:val="left"/>
             </w:pPr>
             <w:r>
               <w:rPr>
+                <w:bCs/>
                 <w:b/>
-                <w:bCs/>
               </w:rPr>
               <w:t xml:space="preserve">CISA Cybersecurity Training</w:t>
             </w:r>
@@ -2466,6 +2626,7 @@
           <w:p>
             <w:pPr>
               <w:pStyle w:val="Compact"/>
+              <w:jc w:val="left"/>
             </w:pPr>
             <w:r>
               <w:t xml:space="preserve">free.cisa.gov; public access</w:t>
@@ -2477,6 +2638,7 @@
           <w:p>
             <w:pPr>
               <w:pStyle w:val="Compact"/>
+              <w:jc w:val="left"/>
             </w:pPr>
             <w:r>
               <w:t xml:space="preserve">Free</w:t>
@@ -2488,6 +2650,7 @@
           <w:p>
             <w:pPr>
               <w:pStyle w:val="Compact"/>
+              <w:jc w:val="left"/>
             </w:pPr>
             <w:r>
               <w:t xml:space="preserve">Manual transcript; requires AT-4 manual entry</w:t>
@@ -2501,11 +2664,12 @@
           <w:p>
             <w:pPr>
               <w:pStyle w:val="Compact"/>
+              <w:jc w:val="left"/>
             </w:pPr>
             <w:r>
               <w:rPr>
+                <w:bCs/>
                 <w:b/>
-                <w:bCs/>
               </w:rPr>
               <w:t xml:space="preserve">KnowBe4 / Proofpoint</w:t>
             </w:r>
@@ -2516,6 +2680,7 @@
           <w:p>
             <w:pPr>
               <w:pStyle w:val="Compact"/>
+              <w:jc w:val="left"/>
             </w:pPr>
             <w:r>
               <w:t xml:space="preserve">Commercial; GCC-compatible deployments</w:t>
@@ -2527,6 +2692,7 @@
           <w:p>
             <w:pPr>
               <w:pStyle w:val="Compact"/>
+              <w:jc w:val="left"/>
             </w:pPr>
             <w:r>
               <w:t xml:space="preserve">Licensed</w:t>
@@ -2538,6 +2704,7 @@
           <w:p>
             <w:pPr>
               <w:pStyle w:val="Compact"/>
+              <w:jc w:val="left"/>
             </w:pPr>
             <w:r>
               <w:t xml:space="preserve">API or CSV export; FedRAMP Moderate authorized</w:t>
@@ -2551,11 +2718,12 @@
           <w:p>
             <w:pPr>
               <w:pStyle w:val="Compact"/>
+              <w:jc w:val="left"/>
             </w:pPr>
             <w:r>
               <w:rPr>
+                <w:bCs/>
                 <w:b/>
-                <w:bCs/>
               </w:rPr>
               <w:t xml:space="preserve">SANS Security Awareness</w:t>
             </w:r>
@@ -2566,6 +2734,7 @@
           <w:p>
             <w:pPr>
               <w:pStyle w:val="Compact"/>
+              <w:jc w:val="left"/>
             </w:pPr>
             <w:r>
               <w:t xml:space="preserve">Commercial; FedRAMP-authorized</w:t>
@@ -2577,6 +2746,7 @@
           <w:p>
             <w:pPr>
               <w:pStyle w:val="Compact"/>
+              <w:jc w:val="left"/>
             </w:pPr>
             <w:r>
               <w:t xml:space="preserve">Licensed</w:t>
@@ -2588,6 +2758,7 @@
           <w:p>
             <w:pPr>
               <w:pStyle w:val="Compact"/>
+              <w:jc w:val="left"/>
             </w:pPr>
             <w:r>
               <w:t xml:space="preserve">API export; direct UIAO substrate integration possible</w:t>
@@ -2602,8 +2773,8 @@
       </w:pPr>
       <w:r>
         <w:rPr>
+          <w:bCs/>
           <w:b/>
-          <w:bCs/>
         </w:rPr>
         <w:t xml:space="preserve">Recommended:</w:t>
       </w:r>
@@ -2632,14 +2803,14 @@
         <w:t xml:space="preserve">be automated into the UIAO governance substrate on a monthly pull cadence.</w:t>
       </w:r>
     </w:p>
-    <w:bookmarkEnd w:id="24"/>
-    <w:bookmarkStart w:id="25" w:name="phishing-simulation-at-21"/>
+    <w:bookmarkEnd w:id="33"/>
+    <w:bookmarkStart w:id="34" w:name="phishing-simulation-at-21"/>
     <w:p>
       <w:pPr>
         <w:pStyle w:val="Heading2"/>
       </w:pPr>
       <w:r>
-        <w:t xml:space="preserve">3.3 Phishing Simulation (AT-2(1))</w:t>
+        <w:t xml:space="preserve">Phishing Simulation (AT-2(1))</w:t>
       </w:r>
     </w:p>
     <w:p>
@@ -2658,11 +2829,11 @@
     </w:p>
     <w:p>
       <w:pPr>
-        <w:pStyle w:val="Compact"/>
         <w:numPr>
           <w:ilvl w:val="0"/>
           <w:numId w:val="1002"/>
         </w:numPr>
+        <w:pStyle w:val="Compact"/>
       </w:pPr>
       <w:r>
         <w:t xml:space="preserve">Run at minimum</w:t>
@@ -2672,8 +2843,8 @@
       </w:r>
       <w:r>
         <w:rPr>
+          <w:bCs/>
           <w:b/>
-          <w:bCs/>
         </w:rPr>
         <w:t xml:space="preserve">quarterly</w:t>
       </w:r>
@@ -2686,11 +2857,11 @@
     </w:p>
     <w:p>
       <w:pPr>
-        <w:pStyle w:val="Compact"/>
         <w:numPr>
           <w:ilvl w:val="0"/>
           <w:numId w:val="1002"/>
         </w:numPr>
+        <w:pStyle w:val="Compact"/>
       </w:pPr>
       <w:r>
         <w:t xml:space="preserve">Track click rate, report rate, and training completion for those who</w:t>
@@ -2704,11 +2875,11 @@
     </w:p>
     <w:p>
       <w:pPr>
-        <w:pStyle w:val="Compact"/>
         <w:numPr>
           <w:ilvl w:val="0"/>
           <w:numId w:val="1002"/>
         </w:numPr>
+        <w:pStyle w:val="Compact"/>
       </w:pPr>
       <w:r>
         <w:t xml:space="preserve">Export results in a structured format tied to user identity (not just</w:t>
@@ -2722,11 +2893,11 @@
     </w:p>
     <w:p>
       <w:pPr>
-        <w:pStyle w:val="Compact"/>
         <w:numPr>
           <w:ilvl w:val="0"/>
           <w:numId w:val="1002"/>
         </w:numPr>
+        <w:pStyle w:val="Compact"/>
       </w:pPr>
       <w:r>
         <w:t xml:space="preserve">Scenarios must include GCC-tenant spoof patterns — attackers impersonating</w:t>
@@ -2774,8 +2945,8 @@
       </w:pPr>
       <w:r>
         <w:rPr>
+          <w:bCs/>
           <w:b/>
-          <w:bCs/>
         </w:rPr>
         <w:t xml:space="preserve">GCC Moderate options:</w:t>
       </w:r>
@@ -2799,24 +2970,24 @@
         </w:pict>
       </w:r>
     </w:p>
-    <w:bookmarkEnd w:id="25"/>
-    <w:bookmarkEnd w:id="26"/>
-    <w:bookmarkStart w:id="31" w:name="dimension-2-role-based-training-at-3"/>
+    <w:bookmarkEnd w:id="34"/>
+    <w:bookmarkEnd w:id="35"/>
+    <w:bookmarkStart w:id="40" w:name="dimension-2-role-based-training-at-3"/>
     <w:p>
       <w:pPr>
         <w:pStyle w:val="Heading1"/>
       </w:pPr>
       <w:r>
-        <w:t xml:space="preserve">4. Dimension 2 — Role-Based Training (AT-3)</w:t>
-      </w:r>
-    </w:p>
-    <w:bookmarkStart w:id="27" w:name="role-classification-and-training-matrix"/>
+        <w:t xml:space="preserve">Dimension 2 — Role-Based Training (AT-3)</w:t>
+      </w:r>
+    </w:p>
+    <w:bookmarkStart w:id="36" w:name="role-classification-and-training-matrix"/>
     <w:p>
       <w:pPr>
         <w:pStyle w:val="Heading2"/>
       </w:pPr>
       <w:r>
-        <w:t xml:space="preserve">4.1 Role Classification and Training Matrix</w:t>
+        <w:t xml:space="preserve">Role Classification and Training Matrix</w:t>
       </w:r>
     </w:p>
     <w:p>
@@ -2850,16 +3021,16 @@
         <w:pStyle w:val="TableCaption"/>
       </w:pPr>
       <w:r>
-        <w:t xml:space="preserve">AT-3 Role-Based Training Matrix</w:t>
+        <w:t xml:space="preserve">AT-3 Role-Based Training Matrix {.striped .hover}</w:t>
       </w:r>
     </w:p>
     <w:tbl>
       <w:tblPr>
         <w:tblStyle w:val="Table"/>
         <w:tblW w:type="pct" w:w="5000"/>
-        <w:tblLayout w:type="fixed"/>
         <w:tblLook w:firstRow="1" w:lastRow="0" w:firstColumn="0" w:lastColumn="0" w:noHBand="0" w:noVBand="0" w:val="0020"/>
-        <w:tblCaption w:val="AT-3 Role-Based Training Matrix"/>
+        <w:jc w:val="start"/>
+        <w:tblCaption w:val="AT-3 Role-Based Training Matrix {.striped .hover}"/>
       </w:tblPr>
       <w:tblGrid>
         <w:gridCol w:w="1361"/>
@@ -2870,13 +3041,14 @@
       </w:tblGrid>
       <w:tr>
         <w:trPr>
-          <w:tblHeader w:val="on"/>
+          <w:tblHeader w:val="true"/>
         </w:trPr>
         <w:tc>
           <w:tcPr/>
           <w:p>
             <w:pPr>
               <w:pStyle w:val="Compact"/>
+              <w:jc w:val="left"/>
             </w:pPr>
             <w:r>
               <w:t xml:space="preserve">Role Tier</w:t>
@@ -2888,6 +3060,7 @@
           <w:p>
             <w:pPr>
               <w:pStyle w:val="Compact"/>
+              <w:jc w:val="left"/>
             </w:pPr>
             <w:r>
               <w:t xml:space="preserve">Examples</w:t>
@@ -2899,6 +3072,7 @@
           <w:p>
             <w:pPr>
               <w:pStyle w:val="Compact"/>
+              <w:jc w:val="left"/>
             </w:pPr>
             <w:r>
               <w:t xml:space="preserve">Training Requirement</w:t>
@@ -2910,6 +3084,7 @@
           <w:p>
             <w:pPr>
               <w:pStyle w:val="Compact"/>
+              <w:jc w:val="left"/>
             </w:pPr>
             <w:r>
               <w:t xml:space="preserve">Frequency</w:t>
@@ -2921,6 +3096,7 @@
           <w:p>
             <w:pPr>
               <w:pStyle w:val="Compact"/>
+              <w:jc w:val="left"/>
             </w:pPr>
             <w:r>
               <w:t xml:space="preserve">Hours/Year</w:t>
@@ -2934,11 +3110,12 @@
           <w:p>
             <w:pPr>
               <w:pStyle w:val="Compact"/>
+              <w:jc w:val="left"/>
             </w:pPr>
             <w:r>
               <w:rPr>
+                <w:bCs/>
                 <w:b/>
-                <w:bCs/>
               </w:rPr>
               <w:t xml:space="preserve">Tier 1 — System Administrators</w:t>
             </w:r>
@@ -2949,6 +3126,7 @@
           <w:p>
             <w:pPr>
               <w:pStyle w:val="Compact"/>
+              <w:jc w:val="left"/>
             </w:pPr>
             <w:r>
               <w:t xml:space="preserve">Cloud admins, network engineers, InfoBlox admins, Entra Global Admins</w:t>
@@ -2960,6 +3138,7 @@
           <w:p>
             <w:pPr>
               <w:pStyle w:val="Compact"/>
+              <w:jc w:val="left"/>
             </w:pPr>
             <w:r>
               <w:t xml:space="preserve">Azure Security fundamentals, Entra ID hardening, InfoBlox DDI security, Sentinel administration</w:t>
@@ -2971,6 +3150,7 @@
           <w:p>
             <w:pPr>
               <w:pStyle w:val="Compact"/>
+              <w:jc w:val="left"/>
             </w:pPr>
             <w:r>
               <w:t xml:space="preserve">Annual + on new tool deployment</w:t>
@@ -2982,6 +3162,7 @@
           <w:p>
             <w:pPr>
               <w:pStyle w:val="Compact"/>
+              <w:jc w:val="left"/>
             </w:pPr>
             <w:r>
               <w:t xml:space="preserve">24–40 hrs</w:t>
@@ -2995,11 +3176,12 @@
           <w:p>
             <w:pPr>
               <w:pStyle w:val="Compact"/>
+              <w:jc w:val="left"/>
             </w:pPr>
             <w:r>
               <w:rPr>
+                <w:bCs/>
                 <w:b/>
-                <w:bCs/>
               </w:rPr>
               <w:t xml:space="preserve">Tier 2 — Privileged Access Users</w:t>
             </w:r>
@@ -3010,6 +3192,7 @@
           <w:p>
             <w:pPr>
               <w:pStyle w:val="Compact"/>
+              <w:jc w:val="left"/>
             </w:pPr>
             <w:r>
               <w:t xml:space="preserve">PAW users, JIT-eligible roles, CyberArk vault users</w:t>
@@ -3021,6 +3204,7 @@
           <w:p>
             <w:pPr>
               <w:pStyle w:val="Compact"/>
+              <w:jc w:val="left"/>
             </w:pPr>
             <w:r>
               <w:t xml:space="preserve">PAW architecture, Entra PIM workflow, session recording awareness</w:t>
@@ -3032,6 +3216,7 @@
           <w:p>
             <w:pPr>
               <w:pStyle w:val="Compact"/>
+              <w:jc w:val="left"/>
             </w:pPr>
             <w:r>
               <w:t xml:space="preserve">Annual</w:t>
@@ -3043,6 +3228,7 @@
           <w:p>
             <w:pPr>
               <w:pStyle w:val="Compact"/>
+              <w:jc w:val="left"/>
             </w:pPr>
             <w:r>
               <w:t xml:space="preserve">8–16 hrs</w:t>
@@ -3056,11 +3242,12 @@
           <w:p>
             <w:pPr>
               <w:pStyle w:val="Compact"/>
+              <w:jc w:val="left"/>
             </w:pPr>
             <w:r>
               <w:rPr>
+                <w:bCs/>
                 <w:b/>
-                <w:bCs/>
               </w:rPr>
               <w:t xml:space="preserve">Tier 3 — Developers / Engineers</w:t>
             </w:r>
@@ -3071,6 +3258,7 @@
           <w:p>
             <w:pPr>
               <w:pStyle w:val="Compact"/>
+              <w:jc w:val="left"/>
             </w:pPr>
             <w:r>
               <w:t xml:space="preserve">Application developers, DevSecOps engineers, pipeline owners</w:t>
@@ -3082,6 +3270,7 @@
           <w:p>
             <w:pPr>
               <w:pStyle w:val="Compact"/>
+              <w:jc w:val="left"/>
             </w:pPr>
             <w:r>
               <w:t xml:space="preserve">Secure coding (OWASP Top 10), SBOM generation, dependency scanning, GitHub Actions security</w:t>
@@ -3093,6 +3282,7 @@
           <w:p>
             <w:pPr>
               <w:pStyle w:val="Compact"/>
+              <w:jc w:val="left"/>
             </w:pPr>
             <w:r>
               <w:t xml:space="preserve">Annual + quarterly lab</w:t>
@@ -3104,6 +3294,7 @@
           <w:p>
             <w:pPr>
               <w:pStyle w:val="Compact"/>
+              <w:jc w:val="left"/>
             </w:pPr>
             <w:r>
               <w:t xml:space="preserve">24–40 hrs</w:t>
@@ -3117,11 +3308,12 @@
           <w:p>
             <w:pPr>
               <w:pStyle w:val="Compact"/>
+              <w:jc w:val="left"/>
             </w:pPr>
             <w:r>
               <w:rPr>
+                <w:bCs/>
                 <w:b/>
-                <w:bCs/>
               </w:rPr>
               <w:t xml:space="preserve">Tier 4 — Incident Responders</w:t>
             </w:r>
@@ -3132,6 +3324,7 @@
           <w:p>
             <w:pPr>
               <w:pStyle w:val="Compact"/>
+              <w:jc w:val="left"/>
             </w:pPr>
             <w:r>
               <w:t xml:space="preserve">SOC analysts, IR team members, Sentinel operators</w:t>
@@ -3143,6 +3336,7 @@
           <w:p>
             <w:pPr>
               <w:pStyle w:val="Compact"/>
+              <w:jc w:val="left"/>
             </w:pPr>
             <w:r>
               <w:t xml:space="preserve">KQL query writing, Sentinel playbook operation, IR procedure walkthroughs</w:t>
@@ -3154,6 +3348,7 @@
           <w:p>
             <w:pPr>
               <w:pStyle w:val="Compact"/>
+              <w:jc w:val="left"/>
             </w:pPr>
             <w:r>
               <w:t xml:space="preserve">Semi-annual</w:t>
@@ -3165,6 +3360,7 @@
           <w:p>
             <w:pPr>
               <w:pStyle w:val="Compact"/>
+              <w:jc w:val="left"/>
             </w:pPr>
             <w:r>
               <w:t xml:space="preserve">16–24 hrs</w:t>
@@ -3178,11 +3374,12 @@
           <w:p>
             <w:pPr>
               <w:pStyle w:val="Compact"/>
+              <w:jc w:val="left"/>
             </w:pPr>
             <w:r>
               <w:rPr>
+                <w:bCs/>
                 <w:b/>
-                <w:bCs/>
               </w:rPr>
               <w:t xml:space="preserve">Tier 5 — Data Stewards</w:t>
             </w:r>
@@ -3193,6 +3390,7 @@
           <w:p>
             <w:pPr>
               <w:pStyle w:val="Compact"/>
+              <w:jc w:val="left"/>
             </w:pPr>
             <w:r>
               <w:t xml:space="preserve">Records managers, HR system owners, PII processors</w:t>
@@ -3204,6 +3402,7 @@
           <w:p>
             <w:pPr>
               <w:pStyle w:val="Compact"/>
+              <w:jc w:val="left"/>
             </w:pPr>
             <w:r>
               <w:t xml:space="preserve">CUI handling, Purview DLP policies, sensitivity label application, SORN obligations</w:t>
@@ -3215,6 +3414,7 @@
           <w:p>
             <w:pPr>
               <w:pStyle w:val="Compact"/>
+              <w:jc w:val="left"/>
             </w:pPr>
             <w:r>
               <w:t xml:space="preserve">Annual</w:t>
@@ -3226,6 +3426,7 @@
           <w:p>
             <w:pPr>
               <w:pStyle w:val="Compact"/>
+              <w:jc w:val="left"/>
             </w:pPr>
             <w:r>
               <w:t xml:space="preserve">8–12 hrs</w:t>
@@ -3239,11 +3440,12 @@
           <w:p>
             <w:pPr>
               <w:pStyle w:val="Compact"/>
+              <w:jc w:val="left"/>
             </w:pPr>
             <w:r>
               <w:rPr>
+                <w:bCs/>
                 <w:b/>
-                <w:bCs/>
               </w:rPr>
               <w:t xml:space="preserve">Tier 6 — Executives / Program Managers</w:t>
             </w:r>
@@ -3254,6 +3456,7 @@
           <w:p>
             <w:pPr>
               <w:pStyle w:val="Compact"/>
+              <w:jc w:val="left"/>
             </w:pPr>
             <w:r>
               <w:t xml:space="preserve">AO, PM, ISSM, COR, Contracting Officer</w:t>
@@ -3265,6 +3468,7 @@
           <w:p>
             <w:pPr>
               <w:pStyle w:val="Compact"/>
+              <w:jc w:val="left"/>
             </w:pPr>
             <w:r>
               <w:t xml:space="preserve">Risk posture briefing, FedRAMP 20x obligation overview, POA&amp;M review process</w:t>
@@ -3276,6 +3480,7 @@
           <w:p>
             <w:pPr>
               <w:pStyle w:val="Compact"/>
+              <w:jc w:val="left"/>
             </w:pPr>
             <w:r>
               <w:t xml:space="preserve">Annual</w:t>
@@ -3287,6 +3492,7 @@
           <w:p>
             <w:pPr>
               <w:pStyle w:val="Compact"/>
+              <w:jc w:val="left"/>
             </w:pPr>
             <w:r>
               <w:t xml:space="preserve">4–8 hrs</w:t>
@@ -3295,14 +3501,14 @@
         </w:tc>
       </w:tr>
     </w:tbl>
-    <w:bookmarkEnd w:id="27"/>
-    <w:bookmarkStart w:id="28" w:name="Xfd0b000aec447b86bfc3b1b5410e379cf51221b"/>
+    <w:bookmarkEnd w:id="36"/>
+    <w:bookmarkStart w:id="37" w:name="Xfd0b000aec447b86bfc3b1b5410e379cf51221b"/>
     <w:p>
       <w:pPr>
         <w:pStyle w:val="Heading2"/>
       </w:pPr>
       <w:r>
-        <w:t xml:space="preserve">4.2 Tier 1 — System Administrator Training Curriculum</w:t>
+        <w:t xml:space="preserve">Tier 1 — System Administrator Training Curriculum</w:t>
       </w:r>
     </w:p>
     <w:p>
@@ -3330,16 +3536,16 @@
         <w:pStyle w:val="TableCaption"/>
       </w:pPr>
       <w:r>
-        <w:t xml:space="preserve">Tier 1 Sysadmin Training — AAN-Aligned Curriculum</w:t>
+        <w:t xml:space="preserve">Tier 1 Sysadmin Training — AAN-Aligned Curriculum {.striped .hover}</w:t>
       </w:r>
     </w:p>
     <w:tbl>
       <w:tblPr>
         <w:tblStyle w:val="Table"/>
         <w:tblW w:type="pct" w:w="5000"/>
-        <w:tblLayout w:type="fixed"/>
         <w:tblLook w:firstRow="1" w:lastRow="0" w:firstColumn="0" w:lastColumn="0" w:noHBand="0" w:noVBand="0" w:val="0020"/>
-        <w:tblCaption w:val="Tier 1 Sysadmin Training — AAN-Aligned Curriculum"/>
+        <w:jc w:val="start"/>
+        <w:tblCaption w:val="Tier 1 Sysadmin Training — AAN-Aligned Curriculum {.striped .hover}"/>
       </w:tblPr>
       <w:tblGrid>
         <w:gridCol w:w="2941"/>
@@ -3348,13 +3554,14 @@
       </w:tblGrid>
       <w:tr>
         <w:trPr>
-          <w:tblHeader w:val="on"/>
+          <w:tblHeader w:val="true"/>
         </w:trPr>
         <w:tc>
           <w:tcPr/>
           <w:p>
             <w:pPr>
               <w:pStyle w:val="Compact"/>
+              <w:jc w:val="left"/>
             </w:pPr>
             <w:r>
               <w:t xml:space="preserve">Course Area</w:t>
@@ -3366,6 +3573,7 @@
           <w:p>
             <w:pPr>
               <w:pStyle w:val="Compact"/>
+              <w:jc w:val="left"/>
             </w:pPr>
             <w:r>
               <w:t xml:space="preserve">Content</w:t>
@@ -3377,6 +3585,7 @@
           <w:p>
             <w:pPr>
               <w:pStyle w:val="Compact"/>
+              <w:jc w:val="left"/>
             </w:pPr>
             <w:r>
               <w:t xml:space="preserve">Connects To</w:t>
@@ -3390,6 +3599,7 @@
           <w:p>
             <w:pPr>
               <w:pStyle w:val="Compact"/>
+              <w:jc w:val="left"/>
             </w:pPr>
             <w:r>
               <w:t xml:space="preserve">InfoBlox DDI Security</w:t>
@@ -3401,6 +3611,7 @@
           <w:p>
             <w:pPr>
               <w:pStyle w:val="Compact"/>
+              <w:jc w:val="left"/>
             </w:pPr>
             <w:r>
               <w:t xml:space="preserve">DNSSEC key management, RPZ rule maintenance, IPAM audit log review</w:t>
@@ -3412,6 +3623,7 @@
           <w:p>
             <w:pPr>
               <w:pStyle w:val="Compact"/>
+              <w:jc w:val="left"/>
             </w:pPr>
             <w:r>
               <w:t xml:space="preserve">Part 1</w:t>
@@ -3425,6 +3637,7 @@
           <w:p>
             <w:pPr>
               <w:pStyle w:val="Compact"/>
+              <w:jc w:val="left"/>
             </w:pPr>
             <w:r>
               <w:t xml:space="preserve">SD-WAN / SASE Administration</w:t>
@@ -3436,6 +3649,7 @@
           <w:p>
             <w:pPr>
               <w:pStyle w:val="Compact"/>
+              <w:jc w:val="left"/>
             </w:pPr>
             <w:r>
               <w:t xml:space="preserve">IPsec key rotation, SASE policy updates, DIA circuit failover procedures</w:t>
@@ -3447,6 +3661,7 @@
           <w:p>
             <w:pPr>
               <w:pStyle w:val="Compact"/>
+              <w:jc w:val="left"/>
             </w:pPr>
             <w:r>
               <w:t xml:space="preserve">Part 6</w:t>
@@ -3460,6 +3675,7 @@
           <w:p>
             <w:pPr>
               <w:pStyle w:val="Compact"/>
+              <w:jc w:val="left"/>
             </w:pPr>
             <w:r>
               <w:t xml:space="preserve">Entra ID and Conditional Access</w:t>
@@ -3471,6 +3687,7 @@
           <w:p>
             <w:pPr>
               <w:pStyle w:val="Compact"/>
+              <w:jc w:val="left"/>
             </w:pPr>
             <w:r>
               <w:t xml:space="preserve">Conditional Access policy design, MFA enforcement exceptions, break-glass account procedures</w:t>
@@ -3482,6 +3699,7 @@
           <w:p>
             <w:pPr>
               <w:pStyle w:val="Compact"/>
+              <w:jc w:val="left"/>
             </w:pPr>
             <w:r>
               <w:t xml:space="preserve">Part 5</w:t>
@@ -3495,6 +3713,7 @@
           <w:p>
             <w:pPr>
               <w:pStyle w:val="Compact"/>
+              <w:jc w:val="left"/>
             </w:pPr>
             <w:r>
               <w:t xml:space="preserve">Azure Arc and SQL Security</w:t>
@@ -3506,6 +3725,7 @@
           <w:p>
             <w:pPr>
               <w:pStyle w:val="Compact"/>
+              <w:jc w:val="left"/>
             </w:pPr>
             <w:r>
               <w:t xml:space="preserve">Managed Identity token lifecycle, Arc extension updates, SQL login audit review</w:t>
@@ -3517,6 +3737,7 @@
           <w:p>
             <w:pPr>
               <w:pStyle w:val="Compact"/>
+              <w:jc w:val="left"/>
             </w:pPr>
             <w:r>
               <w:t xml:space="preserve">Parts 7–8</w:t>
@@ -3530,6 +3751,7 @@
           <w:p>
             <w:pPr>
               <w:pStyle w:val="Compact"/>
+              <w:jc w:val="left"/>
             </w:pPr>
             <w:r>
               <w:t xml:space="preserve">Microsoft Sentinel Operations</w:t>
@@ -3541,6 +3763,7 @@
           <w:p>
             <w:pPr>
               <w:pStyle w:val="Compact"/>
+              <w:jc w:val="left"/>
             </w:pPr>
             <w:r>
               <w:t xml:space="preserve">Connector health monitoring, analytics rule tuning, UEBA threshold calibration</w:t>
@@ -3552,6 +3775,7 @@
           <w:p>
             <w:pPr>
               <w:pStyle w:val="Compact"/>
+              <w:jc w:val="left"/>
             </w:pPr>
             <w:r>
               <w:t xml:space="preserve">Part 13</w:t>
@@ -3565,6 +3789,7 @@
           <w:p>
             <w:pPr>
               <w:pStyle w:val="Compact"/>
+              <w:jc w:val="left"/>
             </w:pPr>
             <w:r>
               <w:t xml:space="preserve">Privileged Access Management</w:t>
@@ -3576,6 +3801,7 @@
           <w:p>
             <w:pPr>
               <w:pStyle w:val="Compact"/>
+              <w:jc w:val="left"/>
             </w:pPr>
             <w:r>
               <w:t xml:space="preserve">Entra PIM role activation, PAW maintenance, JIT request approval</w:t>
@@ -3587,6 +3813,7 @@
           <w:p>
             <w:pPr>
               <w:pStyle w:val="Compact"/>
+              <w:jc w:val="left"/>
             </w:pPr>
             <w:r>
               <w:t xml:space="preserve">Part 10</w:t>
@@ -3600,6 +3827,7 @@
           <w:p>
             <w:pPr>
               <w:pStyle w:val="Compact"/>
+              <w:jc w:val="left"/>
             </w:pPr>
             <w:r>
               <w:t xml:space="preserve">Vulnerability Management</w:t>
@@ -3611,6 +3839,7 @@
           <w:p>
             <w:pPr>
               <w:pStyle w:val="Compact"/>
+              <w:jc w:val="left"/>
             </w:pPr>
             <w:r>
               <w:t xml:space="preserve">Defender MDVM dashboard interpretation, KEV remediation SLA tracking, WUfB ring management</w:t>
@@ -3622,6 +3851,7 @@
           <w:p>
             <w:pPr>
               <w:pStyle w:val="Compact"/>
+              <w:jc w:val="left"/>
             </w:pPr>
             <w:r>
               <w:t xml:space="preserve">Part 11</w:t>
@@ -3635,6 +3865,7 @@
           <w:p>
             <w:pPr>
               <w:pStyle w:val="Compact"/>
+              <w:jc w:val="left"/>
             </w:pPr>
             <w:r>
               <w:t xml:space="preserve">Backup and DR Operations</w:t>
@@ -3646,6 +3877,7 @@
           <w:p>
             <w:pPr>
               <w:pStyle w:val="Compact"/>
+              <w:jc w:val="left"/>
             </w:pPr>
             <w:r>
               <w:t xml:space="preserve">Azure Site Recovery test procedures, SQL AG failover validation, RTO/RPO measurement</w:t>
@@ -3657,6 +3889,7 @@
           <w:p>
             <w:pPr>
               <w:pStyle w:val="Compact"/>
+              <w:jc w:val="left"/>
             </w:pPr>
             <w:r>
               <w:t xml:space="preserve">Part 14</w:t>
@@ -3665,14 +3898,14 @@
         </w:tc>
       </w:tr>
     </w:tbl>
-    <w:bookmarkEnd w:id="28"/>
-    <w:bookmarkStart w:id="29" w:name="X8db4f3e18e66810e71ae122126bfbcfdbcd9583"/>
+    <w:bookmarkEnd w:id="37"/>
+    <w:bookmarkStart w:id="38" w:name="X8db4f3e18e66810e71ae122126bfbcfdbcd9583"/>
     <w:p>
       <w:pPr>
         <w:pStyle w:val="Heading2"/>
       </w:pPr>
       <w:r>
-        <w:t xml:space="preserve">4.3 Tier 3 — Developer / Engineer Secure Delivery Training (AT-3(3), SA-16)</w:t>
+        <w:t xml:space="preserve">Tier 3 — Developer / Engineer Secure Delivery Training (AT-3(3), SA-16)</w:t>
       </w:r>
     </w:p>
     <w:p>
@@ -3694,16 +3927,16 @@
         <w:pStyle w:val="TableCaption"/>
       </w:pPr>
       <w:r>
-        <w:t xml:space="preserve">Tier 3 Developer Secure Delivery Curriculum</w:t>
+        <w:t xml:space="preserve">Tier 3 Developer Secure Delivery Curriculum {.striped .hover}</w:t>
       </w:r>
     </w:p>
     <w:tbl>
       <w:tblPr>
         <w:tblStyle w:val="Table"/>
         <w:tblW w:type="pct" w:w="5000"/>
-        <w:tblLayout w:type="fixed"/>
         <w:tblLook w:firstRow="1" w:lastRow="0" w:firstColumn="0" w:lastColumn="0" w:noHBand="0" w:noVBand="0" w:val="0020"/>
-        <w:tblCaption w:val="Tier 3 Developer Secure Delivery Curriculum"/>
+        <w:jc w:val="start"/>
+        <w:tblCaption w:val="Tier 3 Developer Secure Delivery Curriculum {.striped .hover}"/>
       </w:tblPr>
       <w:tblGrid>
         <w:gridCol w:w="1584"/>
@@ -3712,13 +3945,14 @@
       </w:tblGrid>
       <w:tr>
         <w:trPr>
-          <w:tblHeader w:val="on"/>
+          <w:tblHeader w:val="true"/>
         </w:trPr>
         <w:tc>
           <w:tcPr/>
           <w:p>
             <w:pPr>
               <w:pStyle w:val="Compact"/>
+              <w:jc w:val="left"/>
             </w:pPr>
             <w:r>
               <w:t xml:space="preserve">Topic</w:t>
@@ -3730,6 +3964,7 @@
           <w:p>
             <w:pPr>
               <w:pStyle w:val="Compact"/>
+              <w:jc w:val="left"/>
             </w:pPr>
             <w:r>
               <w:t xml:space="preserve">Content</w:t>
@@ -3741,6 +3976,7 @@
           <w:p>
             <w:pPr>
               <w:pStyle w:val="Compact"/>
+              <w:jc w:val="left"/>
             </w:pPr>
             <w:r>
               <w:t xml:space="preserve">Evidence Produced</w:t>
@@ -3754,11 +3990,12 @@
           <w:p>
             <w:pPr>
               <w:pStyle w:val="Compact"/>
+              <w:jc w:val="left"/>
             </w:pPr>
             <w:r>
               <w:rPr>
+                <w:bCs/>
                 <w:b/>
-                <w:bCs/>
               </w:rPr>
               <w:t xml:space="preserve">Dependency Management</w:t>
             </w:r>
@@ -3769,6 +4006,7 @@
           <w:p>
             <w:pPr>
               <w:pStyle w:val="Compact"/>
+              <w:jc w:val="left"/>
             </w:pPr>
             <w:r>
               <w:t xml:space="preserve">Pinning dependencies, evaluating transitive dependencies, understanding VDR/VEX fields</w:t>
@@ -3780,6 +4018,7 @@
           <w:p>
             <w:pPr>
               <w:pStyle w:val="Compact"/>
+              <w:jc w:val="left"/>
             </w:pPr>
             <w:r>
               <w:t xml:space="preserve">SBOM generation fluency</w:t>
@@ -3793,11 +4032,12 @@
           <w:p>
             <w:pPr>
               <w:pStyle w:val="Compact"/>
+              <w:jc w:val="left"/>
             </w:pPr>
             <w:r>
               <w:rPr>
+                <w:bCs/>
                 <w:b/>
-                <w:bCs/>
               </w:rPr>
               <w:t xml:space="preserve">SBOM Generation (Syft)</w:t>
             </w:r>
@@ -3808,6 +4048,7 @@
           <w:p>
             <w:pPr>
               <w:pStyle w:val="Compact"/>
+              <w:jc w:val="left"/>
             </w:pPr>
             <w:r>
               <w:t xml:space="preserve">Running Syft against container images and repositories, CycloneDX format, attestation signing</w:t>
@@ -3819,6 +4060,7 @@
           <w:p>
             <w:pPr>
               <w:pStyle w:val="Compact"/>
+              <w:jc w:val="left"/>
             </w:pPr>
             <w:r>
               <w:t xml:space="preserve">Part 15 pipeline competency</w:t>
@@ -3832,11 +4074,12 @@
           <w:p>
             <w:pPr>
               <w:pStyle w:val="Compact"/>
+              <w:jc w:val="left"/>
             </w:pPr>
             <w:r>
               <w:rPr>
+                <w:bCs/>
                 <w:b/>
-                <w:bCs/>
               </w:rPr>
               <w:t xml:space="preserve">Vulnerability Triage (Grype)</w:t>
             </w:r>
@@ -3847,6 +4090,7 @@
           <w:p>
             <w:pPr>
               <w:pStyle w:val="Compact"/>
+              <w:jc w:val="left"/>
             </w:pPr>
             <w:r>
               <w:t xml:space="preserve">Interpreting Grype output, VEX exploitability assertions, BOD 26-04 D1–D5 SLA obligations</w:t>
@@ -3858,6 +4102,7 @@
           <w:p>
             <w:pPr>
               <w:pStyle w:val="Compact"/>
+              <w:jc w:val="left"/>
             </w:pPr>
             <w:r>
               <w:t xml:space="preserve">Part 15 pipeline competency</w:t>
@@ -3871,11 +4116,12 @@
           <w:p>
             <w:pPr>
               <w:pStyle w:val="Compact"/>
+              <w:jc w:val="left"/>
             </w:pPr>
             <w:r>
               <w:rPr>
+                <w:bCs/>
                 <w:b/>
-                <w:bCs/>
               </w:rPr>
               <w:t xml:space="preserve">GitHub Actions Security</w:t>
             </w:r>
@@ -3886,6 +4132,7 @@
           <w:p>
             <w:pPr>
               <w:pStyle w:val="Compact"/>
+              <w:jc w:val="left"/>
             </w:pPr>
             <w:r>
               <w:t xml:space="preserve">Secrets management, workflow permissions, OIDC token scoping, supply chain attack patterns</w:t>
@@ -3897,6 +4144,7 @@
           <w:p>
             <w:pPr>
               <w:pStyle w:val="Compact"/>
+              <w:jc w:val="left"/>
             </w:pPr>
             <w:r>
               <w:t xml:space="preserve">Part 15 pipeline integrity</w:t>
@@ -3910,11 +4158,12 @@
           <w:p>
             <w:pPr>
               <w:pStyle w:val="Compact"/>
+              <w:jc w:val="left"/>
             </w:pPr>
             <w:r>
               <w:rPr>
+                <w:bCs/>
                 <w:b/>
-                <w:bCs/>
               </w:rPr>
               <w:t xml:space="preserve">OWASP Top 10</w:t>
             </w:r>
@@ -3925,6 +4174,7 @@
           <w:p>
             <w:pPr>
               <w:pStyle w:val="Compact"/>
+              <w:jc w:val="left"/>
             </w:pPr>
             <w:r>
               <w:t xml:space="preserve">Injection, broken access control, cryptographic failures, XSS patterns</w:t>
@@ -3936,6 +4186,7 @@
           <w:p>
             <w:pPr>
               <w:pStyle w:val="Compact"/>
+              <w:jc w:val="left"/>
             </w:pPr>
             <w:r>
               <w:t xml:space="preserve">SA-11, SA-15</w:t>
@@ -3949,11 +4200,12 @@
           <w:p>
             <w:pPr>
               <w:pStyle w:val="Compact"/>
+              <w:jc w:val="left"/>
             </w:pPr>
             <w:r>
               <w:rPr>
+                <w:bCs/>
                 <w:b/>
-                <w:bCs/>
               </w:rPr>
               <w:t xml:space="preserve">Secure Code Review</w:t>
             </w:r>
@@ -3964,6 +4216,7 @@
           <w:p>
             <w:pPr>
               <w:pStyle w:val="Compact"/>
+              <w:jc w:val="left"/>
             </w:pPr>
             <w:r>
               <w:t xml:space="preserve">What to look for in pull request review, dependency diff review</w:t>
@@ -3975,6 +4228,7 @@
           <w:p>
             <w:pPr>
               <w:pStyle w:val="Compact"/>
+              <w:jc w:val="left"/>
             </w:pPr>
             <w:r>
               <w:t xml:space="preserve">SA-11(1)</w:t>
@@ -3988,11 +4242,12 @@
           <w:p>
             <w:pPr>
               <w:pStyle w:val="Compact"/>
+              <w:jc w:val="left"/>
             </w:pPr>
             <w:r>
               <w:rPr>
+                <w:bCs/>
                 <w:b/>
-                <w:bCs/>
               </w:rPr>
               <w:t xml:space="preserve">Incident Reporting from Dev</w:t>
             </w:r>
@@ -4003,6 +4258,7 @@
           <w:p>
             <w:pPr>
               <w:pStyle w:val="Compact"/>
+              <w:jc w:val="left"/>
             </w:pPr>
             <w:r>
               <w:t xml:space="preserve">How to report a suspected supply chain event; who to contact</w:t>
@@ -4014,6 +4270,7 @@
           <w:p>
             <w:pPr>
               <w:pStyle w:val="Compact"/>
+              <w:jc w:val="left"/>
             </w:pPr>
             <w:r>
               <w:t xml:space="preserve">IR-6, Part 13</w:t>
@@ -4022,14 +4279,14 @@
         </w:tc>
       </w:tr>
     </w:tbl>
-    <w:bookmarkEnd w:id="29"/>
-    <w:bookmarkStart w:id="30" w:name="tier-5-data-steward-training-at-35"/>
+    <w:bookmarkEnd w:id="38"/>
+    <w:bookmarkStart w:id="39" w:name="tier-5-data-steward-training-at-35"/>
     <w:p>
       <w:pPr>
         <w:pStyle w:val="Heading2"/>
       </w:pPr>
       <w:r>
-        <w:t xml:space="preserve">4.4 Tier 5 — Data Steward Training (AT-3(5))</w:t>
+        <w:t xml:space="preserve">Tier 5 — Data Steward Training (AT-3(5))</w:t>
       </w:r>
     </w:p>
     <w:p>
@@ -4048,16 +4305,16 @@
     </w:p>
     <w:p>
       <w:pPr>
-        <w:pStyle w:val="Compact"/>
         <w:numPr>
           <w:ilvl w:val="0"/>
           <w:numId w:val="1003"/>
         </w:numPr>
-      </w:pPr>
-      <w:r>
-        <w:rPr>
+        <w:pStyle w:val="Compact"/>
+      </w:pPr>
+      <w:r>
+        <w:rPr>
+          <w:bCs/>
           <w:b/>
-          <w:bCs/>
         </w:rPr>
         <w:t xml:space="preserve">Purview sensitivity label application</w:t>
       </w:r>
@@ -4076,16 +4333,16 @@
     </w:p>
     <w:p>
       <w:pPr>
-        <w:pStyle w:val="Compact"/>
         <w:numPr>
           <w:ilvl w:val="0"/>
           <w:numId w:val="1003"/>
         </w:numPr>
-      </w:pPr>
-      <w:r>
-        <w:rPr>
+        <w:pStyle w:val="Compact"/>
+      </w:pPr>
+      <w:r>
+        <w:rPr>
+          <w:bCs/>
           <w:b/>
-          <w:bCs/>
         </w:rPr>
         <w:t xml:space="preserve">DLP policy understanding</w:t>
       </w:r>
@@ -4104,16 +4361,16 @@
     </w:p>
     <w:p>
       <w:pPr>
-        <w:pStyle w:val="Compact"/>
         <w:numPr>
           <w:ilvl w:val="0"/>
           <w:numId w:val="1003"/>
         </w:numPr>
-      </w:pPr>
-      <w:r>
-        <w:rPr>
+        <w:pStyle w:val="Compact"/>
+      </w:pPr>
+      <w:r>
+        <w:rPr>
+          <w:bCs/>
           <w:b/>
-          <w:bCs/>
         </w:rPr>
         <w:t xml:space="preserve">SORN and PIA obligations</w:t>
       </w:r>
@@ -4132,16 +4389,16 @@
     </w:p>
     <w:p>
       <w:pPr>
-        <w:pStyle w:val="Compact"/>
         <w:numPr>
           <w:ilvl w:val="0"/>
           <w:numId w:val="1003"/>
         </w:numPr>
-      </w:pPr>
-      <w:r>
-        <w:rPr>
+        <w:pStyle w:val="Compact"/>
+      </w:pPr>
+      <w:r>
+        <w:rPr>
+          <w:bCs/>
           <w:b/>
-          <w:bCs/>
         </w:rPr>
         <w:t xml:space="preserve">Breach notification procedure</w:t>
       </w:r>
@@ -4165,24 +4422,24 @@
         </w:pict>
       </w:r>
     </w:p>
-    <w:bookmarkEnd w:id="30"/>
-    <w:bookmarkEnd w:id="31"/>
-    <w:bookmarkStart w:id="34" w:name="dimension-3-secure-delivery-training"/>
+    <w:bookmarkEnd w:id="39"/>
+    <w:bookmarkEnd w:id="40"/>
+    <w:bookmarkStart w:id="43" w:name="dimension-3-secure-delivery-training"/>
     <w:p>
       <w:pPr>
         <w:pStyle w:val="Heading1"/>
       </w:pPr>
       <w:r>
-        <w:t xml:space="preserve">5. Dimension 3 — Secure Delivery Training</w:t>
-      </w:r>
-    </w:p>
-    <w:bookmarkStart w:id="32" w:name="X1c51bfe054b14667a58a313c7807b0592ee1b17"/>
+        <w:t xml:space="preserve">Dimension 3 — Secure Delivery Training</w:t>
+      </w:r>
+    </w:p>
+    <w:bookmarkStart w:id="41" w:name="X1c51bfe054b14667a58a313c7807b0592ee1b17"/>
     <w:p>
       <w:pPr>
         <w:pStyle w:val="Heading2"/>
       </w:pPr>
       <w:r>
-        <w:t xml:space="preserve">5.1 Developer Security in the FedRAMP 20x Context</w:t>
+        <w:t xml:space="preserve">Developer Security in the FedRAMP 20x Context</w:t>
       </w:r>
     </w:p>
     <w:p>
@@ -4193,7 +4450,13 @@
         <w:t xml:space="preserve">FedRAMP 20x KSI-PIY-RSD (</w:t>
       </w:r>
       <w:r>
-        <w:t xml:space="preserve">“Reviewing Security in the SDLC”</w:t>
+        <w:t xml:space="preserve">“</w:t>
+      </w:r>
+      <w:r>
+        <w:t xml:space="preserve">Reviewing Security in the SDLC</w:t>
+      </w:r>
+      <w:r>
+        <w:t xml:space="preserve">”</w:t>
       </w:r>
       <w:r>
         <w:t xml:space="preserve">) — activated</w:t>
@@ -4273,14 +4536,14 @@
         <w:t xml:space="preserve">exploitability assertion.</w:t>
       </w:r>
     </w:p>
-    <w:bookmarkEnd w:id="32"/>
-    <w:bookmarkStart w:id="33" w:name="training-delivery-for-developers"/>
+    <w:bookmarkEnd w:id="41"/>
+    <w:bookmarkStart w:id="42" w:name="training-delivery-for-developers"/>
     <w:p>
       <w:pPr>
         <w:pStyle w:val="Heading2"/>
       </w:pPr>
       <w:r>
-        <w:t xml:space="preserve">5.2 Training Delivery for Developers</w:t>
+        <w:t xml:space="preserve">Training Delivery for Developers</w:t>
       </w:r>
     </w:p>
     <w:p>
@@ -4296,16 +4559,16 @@
         <w:pStyle w:val="TableCaption"/>
       </w:pPr>
       <w:r>
-        <w:t xml:space="preserve">Secure Delivery Training Formats</w:t>
+        <w:t xml:space="preserve">Secure Delivery Training Formats {.striped .hover}</w:t>
       </w:r>
     </w:p>
     <w:tbl>
       <w:tblPr>
         <w:tblStyle w:val="Table"/>
         <w:tblW w:type="pct" w:w="5000"/>
-        <w:tblLayout w:type="fixed"/>
         <w:tblLook w:firstRow="1" w:lastRow="0" w:firstColumn="0" w:lastColumn="0" w:noHBand="0" w:noVBand="0" w:val="0020"/>
-        <w:tblCaption w:val="Secure Delivery Training Formats"/>
+        <w:jc w:val="start"/>
+        <w:tblCaption w:val="Secure Delivery Training Formats {.striped .hover}"/>
       </w:tblPr>
       <w:tblGrid>
         <w:gridCol w:w="1760"/>
@@ -4314,13 +4577,14 @@
       </w:tblGrid>
       <w:tr>
         <w:trPr>
-          <w:tblHeader w:val="on"/>
+          <w:tblHeader w:val="true"/>
         </w:trPr>
         <w:tc>
           <w:tcPr/>
           <w:p>
             <w:pPr>
               <w:pStyle w:val="Compact"/>
+              <w:jc w:val="left"/>
             </w:pPr>
             <w:r>
               <w:t xml:space="preserve">Format</w:t>
@@ -4332,6 +4596,7 @@
           <w:p>
             <w:pPr>
               <w:pStyle w:val="Compact"/>
+              <w:jc w:val="left"/>
             </w:pPr>
             <w:r>
               <w:t xml:space="preserve">Purpose</w:t>
@@ -4343,6 +4608,7 @@
           <w:p>
             <w:pPr>
               <w:pStyle w:val="Compact"/>
+              <w:jc w:val="left"/>
             </w:pPr>
             <w:r>
               <w:t xml:space="preserve">Minimum Frequency</w:t>
@@ -4356,11 +4622,12 @@
           <w:p>
             <w:pPr>
               <w:pStyle w:val="Compact"/>
+              <w:jc w:val="left"/>
             </w:pPr>
             <w:r>
               <w:rPr>
+                <w:bCs/>
                 <w:b/>
-                <w:bCs/>
               </w:rPr>
               <w:t xml:space="preserve">Hands-on SBOM lab</w:t>
             </w:r>
@@ -4371,6 +4638,7 @@
           <w:p>
             <w:pPr>
               <w:pStyle w:val="Compact"/>
+              <w:jc w:val="left"/>
             </w:pPr>
             <w:r>
               <w:t xml:space="preserve">Generate a CycloneDX SBOM from a real repository; inspect the output</w:t>
@@ -4382,6 +4650,7 @@
           <w:p>
             <w:pPr>
               <w:pStyle w:val="Compact"/>
+              <w:jc w:val="left"/>
             </w:pPr>
             <w:r>
               <w:t xml:space="preserve">Annual</w:t>
@@ -4395,11 +4664,12 @@
           <w:p>
             <w:pPr>
               <w:pStyle w:val="Compact"/>
+              <w:jc w:val="left"/>
             </w:pPr>
             <w:r>
               <w:rPr>
+                <w:bCs/>
                 <w:b/>
-                <w:bCs/>
               </w:rPr>
               <w:t xml:space="preserve">Grype triage exercise</w:t>
             </w:r>
@@ -4410,6 +4680,7 @@
           <w:p>
             <w:pPr>
               <w:pStyle w:val="Compact"/>
+              <w:jc w:val="left"/>
             </w:pPr>
             <w:r>
               <w:t xml:space="preserve">Given a Grype scan result, classify findings and write VEX assertions</w:t>
@@ -4421,6 +4692,7 @@
           <w:p>
             <w:pPr>
               <w:pStyle w:val="Compact"/>
+              <w:jc w:val="left"/>
             </w:pPr>
             <w:r>
               <w:t xml:space="preserve">Annual</w:t>
@@ -4434,11 +4706,12 @@
           <w:p>
             <w:pPr>
               <w:pStyle w:val="Compact"/>
+              <w:jc w:val="left"/>
             </w:pPr>
             <w:r>
               <w:rPr>
+                <w:bCs/>
                 <w:b/>
-                <w:bCs/>
               </w:rPr>
               <w:t xml:space="preserve">Secure code review session</w:t>
             </w:r>
@@ -4449,6 +4722,7 @@
           <w:p>
             <w:pPr>
               <w:pStyle w:val="Compact"/>
+              <w:jc w:val="left"/>
             </w:pPr>
             <w:r>
               <w:t xml:space="preserve">Pair review of a deliberately vulnerable PR; identify and remediate</w:t>
@@ -4460,6 +4734,7 @@
           <w:p>
             <w:pPr>
               <w:pStyle w:val="Compact"/>
+              <w:jc w:val="left"/>
             </w:pPr>
             <w:r>
               <w:t xml:space="preserve">Quarterly</w:t>
@@ -4473,11 +4748,12 @@
           <w:p>
             <w:pPr>
               <w:pStyle w:val="Compact"/>
+              <w:jc w:val="left"/>
             </w:pPr>
             <w:r>
               <w:rPr>
+                <w:bCs/>
                 <w:b/>
-                <w:bCs/>
               </w:rPr>
               <w:t xml:space="preserve">Supply chain scenario tabletop</w:t>
             </w:r>
@@ -4488,6 +4764,7 @@
           <w:p>
             <w:pPr>
               <w:pStyle w:val="Compact"/>
+              <w:jc w:val="left"/>
             </w:pPr>
             <w:r>
               <w:t xml:space="preserve">What do we do if a critical dependency is compromised?</w:t>
@@ -4499,6 +4776,7 @@
           <w:p>
             <w:pPr>
               <w:pStyle w:val="Compact"/>
+              <w:jc w:val="left"/>
             </w:pPr>
             <w:r>
               <w:t xml:space="preserve">Annual with IR tabletop</w:t>
@@ -4512,11 +4790,12 @@
           <w:p>
             <w:pPr>
               <w:pStyle w:val="Compact"/>
+              <w:jc w:val="left"/>
             </w:pPr>
             <w:r>
               <w:rPr>
+                <w:bCs/>
                 <w:b/>
-                <w:bCs/>
               </w:rPr>
               <w:t xml:space="preserve">CTF / security challenge</w:t>
             </w:r>
@@ -4527,6 +4806,7 @@
           <w:p>
             <w:pPr>
               <w:pStyle w:val="Compact"/>
+              <w:jc w:val="left"/>
             </w:pPr>
             <w:r>
               <w:t xml:space="preserve">Team-based challenge covering OWASP Top 10 patterns</w:t>
@@ -4538,6 +4818,7 @@
           <w:p>
             <w:pPr>
               <w:pStyle w:val="Compact"/>
+              <w:jc w:val="left"/>
             </w:pPr>
             <w:r>
               <w:t xml:space="preserve">Annual (optional but high-value)</w:t>
@@ -4553,24 +4834,24 @@
         </w:pict>
       </w:r>
     </w:p>
-    <w:bookmarkEnd w:id="33"/>
-    <w:bookmarkEnd w:id="34"/>
-    <w:bookmarkStart w:id="41" w:name="Xb499a88f9af76ab0e96ffbb4c6bf6f3548f3a95"/>
+    <w:bookmarkEnd w:id="42"/>
+    <w:bookmarkEnd w:id="43"/>
+    <w:bookmarkStart w:id="50" w:name="Xb499a88f9af76ab0e96ffbb4c6bf6f3548f3a95"/>
     <w:p>
       <w:pPr>
         <w:pStyle w:val="Heading1"/>
       </w:pPr>
       <w:r>
-        <w:t xml:space="preserve">6. Dimension 4 — Incident Response and DR Training (IR-2, CP-3)</w:t>
-      </w:r>
-    </w:p>
-    <w:bookmarkStart w:id="37" w:name="incident-response-training-ir-2"/>
+        <w:t xml:space="preserve">Dimension 4 — Incident Response and DR Training (IR-2, CP-3)</w:t>
+      </w:r>
+    </w:p>
+    <w:bookmarkStart w:id="46" w:name="incident-response-training-ir-2"/>
     <w:p>
       <w:pPr>
         <w:pStyle w:val="Heading2"/>
       </w:pPr>
       <w:r>
-        <w:t xml:space="preserve">6.1 Incident Response Training (IR-2)</w:t>
+        <w:t xml:space="preserve">Incident Response Training (IR-2)</w:t>
       </w:r>
     </w:p>
     <w:p>
@@ -4605,13 +4886,13 @@
         <w:t xml:space="preserve">is what ensures personnel can operate them under pressure.</w:t>
       </w:r>
     </w:p>
-    <w:bookmarkStart w:id="35" w:name="ir-training-cadence"/>
+    <w:bookmarkStart w:id="44" w:name="ir-training-cadence"/>
     <w:p>
       <w:pPr>
         <w:pStyle w:val="Heading3"/>
       </w:pPr>
       <w:r>
-        <w:t xml:space="preserve">6.1.1 IR Training Cadence</w:t>
+        <w:t xml:space="preserve">IR Training Cadence</w:t>
       </w:r>
     </w:p>
     <w:p>
@@ -4619,16 +4900,16 @@
         <w:pStyle w:val="TableCaption"/>
       </w:pPr>
       <w:r>
-        <w:t xml:space="preserve">IR-2 Training Cadence</w:t>
+        <w:t xml:space="preserve">IR-2 Training Cadence {.striped .hover}</w:t>
       </w:r>
     </w:p>
     <w:tbl>
       <w:tblPr>
         <w:tblStyle w:val="Table"/>
         <w:tblW w:type="pct" w:w="5000"/>
-        <w:tblLayout w:type="fixed"/>
         <w:tblLook w:firstRow="1" w:lastRow="0" w:firstColumn="0" w:lastColumn="0" w:noHBand="0" w:noVBand="0" w:val="0020"/>
-        <w:tblCaption w:val="IR-2 Training Cadence"/>
+        <w:jc w:val="start"/>
+        <w:tblCaption w:val="IR-2 Training Cadence {.striped .hover}"/>
       </w:tblPr>
       <w:tblGrid>
         <w:gridCol w:w="1205"/>
@@ -4638,13 +4919,14 @@
       </w:tblGrid>
       <w:tr>
         <w:trPr>
-          <w:tblHeader w:val="on"/>
+          <w:tblHeader w:val="true"/>
         </w:trPr>
         <w:tc>
           <w:tcPr/>
           <w:p>
             <w:pPr>
               <w:pStyle w:val="Compact"/>
+              <w:jc w:val="left"/>
             </w:pPr>
             <w:r>
               <w:t xml:space="preserve">Event</w:t>
@@ -4656,6 +4938,7 @@
           <w:p>
             <w:pPr>
               <w:pStyle w:val="Compact"/>
+              <w:jc w:val="left"/>
             </w:pPr>
             <w:r>
               <w:t xml:space="preserve">Frequency</w:t>
@@ -4667,6 +4950,7 @@
           <w:p>
             <w:pPr>
               <w:pStyle w:val="Compact"/>
+              <w:jc w:val="left"/>
             </w:pPr>
             <w:r>
               <w:t xml:space="preserve">Participants</w:t>
@@ -4678,6 +4962,7 @@
           <w:p>
             <w:pPr>
               <w:pStyle w:val="Compact"/>
+              <w:jc w:val="left"/>
             </w:pPr>
             <w:r>
               <w:t xml:space="preserve">Documentation</w:t>
@@ -4691,11 +4976,12 @@
           <w:p>
             <w:pPr>
               <w:pStyle w:val="Compact"/>
+              <w:jc w:val="left"/>
             </w:pPr>
             <w:r>
               <w:rPr>
+                <w:bCs/>
                 <w:b/>
-                <w:bCs/>
               </w:rPr>
               <w:t xml:space="preserve">IR procedure walkthrough</w:t>
             </w:r>
@@ -4706,6 +4992,7 @@
           <w:p>
             <w:pPr>
               <w:pStyle w:val="Compact"/>
+              <w:jc w:val="left"/>
             </w:pPr>
             <w:r>
               <w:t xml:space="preserve">Semi-annual</w:t>
@@ -4717,6 +5004,7 @@
           <w:p>
             <w:pPr>
               <w:pStyle w:val="Compact"/>
+              <w:jc w:val="left"/>
             </w:pPr>
             <w:r>
               <w:t xml:space="preserve">Full SOC + IR team</w:t>
@@ -4728,6 +5016,7 @@
           <w:p>
             <w:pPr>
               <w:pStyle w:val="Compact"/>
+              <w:jc w:val="left"/>
             </w:pPr>
             <w:r>
               <w:t xml:space="preserve">Attendance record</w:t>
@@ -4741,11 +5030,12 @@
           <w:p>
             <w:pPr>
               <w:pStyle w:val="Compact"/>
+              <w:jc w:val="left"/>
             </w:pPr>
             <w:r>
               <w:rPr>
+                <w:bCs/>
                 <w:b/>
-                <w:bCs/>
               </w:rPr>
               <w:t xml:space="preserve">Sentinel playbook drill</w:t>
             </w:r>
@@ -4756,6 +5046,7 @@
           <w:p>
             <w:pPr>
               <w:pStyle w:val="Compact"/>
+              <w:jc w:val="left"/>
             </w:pPr>
             <w:r>
               <w:t xml:space="preserve">Quarterly</w:t>
@@ -4767,6 +5058,7 @@
           <w:p>
             <w:pPr>
               <w:pStyle w:val="Compact"/>
+              <w:jc w:val="left"/>
             </w:pPr>
             <w:r>
               <w:t xml:space="preserve">SOC analysts</w:t>
@@ -4778,6 +5070,7 @@
           <w:p>
             <w:pPr>
               <w:pStyle w:val="Compact"/>
+              <w:jc w:val="left"/>
             </w:pPr>
             <w:r>
               <w:t xml:space="preserve">Drill report</w:t>
@@ -4791,11 +5084,12 @@
           <w:p>
             <w:pPr>
               <w:pStyle w:val="Compact"/>
+              <w:jc w:val="left"/>
             </w:pPr>
             <w:r>
               <w:rPr>
+                <w:bCs/>
                 <w:b/>
-                <w:bCs/>
               </w:rPr>
               <w:t xml:space="preserve">Tabletop — ransomware scenario</w:t>
             </w:r>
@@ -4806,6 +5100,7 @@
           <w:p>
             <w:pPr>
               <w:pStyle w:val="Compact"/>
+              <w:jc w:val="left"/>
             </w:pPr>
             <w:r>
               <w:t xml:space="preserve">Annual</w:t>
@@ -4817,6 +5112,7 @@
           <w:p>
             <w:pPr>
               <w:pStyle w:val="Compact"/>
+              <w:jc w:val="left"/>
             </w:pPr>
             <w:r>
               <w:t xml:space="preserve">IR team + leadership</w:t>
@@ -4828,6 +5124,7 @@
           <w:p>
             <w:pPr>
               <w:pStyle w:val="Compact"/>
+              <w:jc w:val="left"/>
             </w:pPr>
             <w:r>
               <w:t xml:space="preserve">After-action report</w:t>
@@ -4841,11 +5138,12 @@
           <w:p>
             <w:pPr>
               <w:pStyle w:val="Compact"/>
+              <w:jc w:val="left"/>
             </w:pPr>
             <w:r>
               <w:rPr>
+                <w:bCs/>
                 <w:b/>
-                <w:bCs/>
               </w:rPr>
               <w:t xml:space="preserve">Tabletop — supply chain incident</w:t>
             </w:r>
@@ -4856,6 +5154,7 @@
           <w:p>
             <w:pPr>
               <w:pStyle w:val="Compact"/>
+              <w:jc w:val="left"/>
             </w:pPr>
             <w:r>
               <w:t xml:space="preserve">Annual</w:t>
@@ -4867,6 +5166,7 @@
           <w:p>
             <w:pPr>
               <w:pStyle w:val="Compact"/>
+              <w:jc w:val="left"/>
             </w:pPr>
             <w:r>
               <w:t xml:space="preserve">IR + development + leadership</w:t>
@@ -4878,6 +5178,7 @@
           <w:p>
             <w:pPr>
               <w:pStyle w:val="Compact"/>
+              <w:jc w:val="left"/>
             </w:pPr>
             <w:r>
               <w:t xml:space="preserve">After-action report</w:t>
@@ -4891,11 +5192,12 @@
           <w:p>
             <w:pPr>
               <w:pStyle w:val="Compact"/>
+              <w:jc w:val="left"/>
             </w:pPr>
             <w:r>
               <w:rPr>
+                <w:bCs/>
                 <w:b/>
-                <w:bCs/>
               </w:rPr>
               <w:t xml:space="preserve">Full simulation (red/blue)</w:t>
             </w:r>
@@ -4906,6 +5208,7 @@
           <w:p>
             <w:pPr>
               <w:pStyle w:val="Compact"/>
+              <w:jc w:val="left"/>
             </w:pPr>
             <w:r>
               <w:t xml:space="preserve">Annual (recommended)</w:t>
@@ -4917,6 +5220,7 @@
           <w:p>
             <w:pPr>
               <w:pStyle w:val="Compact"/>
+              <w:jc w:val="left"/>
             </w:pPr>
             <w:r>
               <w:t xml:space="preserve">SOC + sysadmins</w:t>
@@ -4928,6 +5232,7 @@
           <w:p>
             <w:pPr>
               <w:pStyle w:val="Compact"/>
+              <w:jc w:val="left"/>
             </w:pPr>
             <w:r>
               <w:t xml:space="preserve">Exercise report</w:t>
@@ -4936,14 +5241,14 @@
         </w:tc>
       </w:tr>
     </w:tbl>
-    <w:bookmarkEnd w:id="35"/>
-    <w:bookmarkStart w:id="36" w:name="ir-scenario-library"/>
+    <w:bookmarkEnd w:id="44"/>
+    <w:bookmarkStart w:id="45" w:name="ir-scenario-library"/>
     <w:p>
       <w:pPr>
         <w:pStyle w:val="Heading3"/>
       </w:pPr>
       <w:r>
-        <w:t xml:space="preserve">6.1.2 IR Scenario Library</w:t>
+        <w:t xml:space="preserve">IR Scenario Library</w:t>
       </w:r>
     </w:p>
     <w:p>
@@ -4962,16 +5267,16 @@
     </w:p>
     <w:p>
       <w:pPr>
-        <w:pStyle w:val="Compact"/>
         <w:numPr>
           <w:ilvl w:val="0"/>
           <w:numId w:val="1004"/>
         </w:numPr>
-      </w:pPr>
-      <w:r>
-        <w:rPr>
+        <w:pStyle w:val="Compact"/>
+      </w:pPr>
+      <w:r>
+        <w:rPr>
+          <w:bCs/>
           <w:b/>
-          <w:bCs/>
         </w:rPr>
         <w:t xml:space="preserve">Phishing → credential theft → lateral movement</w:t>
       </w:r>
@@ -4996,16 +5301,16 @@
     </w:p>
     <w:p>
       <w:pPr>
-        <w:pStyle w:val="Compact"/>
         <w:numPr>
           <w:ilvl w:val="0"/>
           <w:numId w:val="1004"/>
         </w:numPr>
-      </w:pPr>
-      <w:r>
-        <w:rPr>
+        <w:pStyle w:val="Compact"/>
+      </w:pPr>
+      <w:r>
+        <w:rPr>
+          <w:bCs/>
           <w:b/>
-          <w:bCs/>
         </w:rPr>
         <w:t xml:space="preserve">Supply chain dependency compromise</w:t>
       </w:r>
@@ -5030,16 +5335,16 @@
     </w:p>
     <w:p>
       <w:pPr>
-        <w:pStyle w:val="Compact"/>
         <w:numPr>
           <w:ilvl w:val="0"/>
           <w:numId w:val="1004"/>
         </w:numPr>
-      </w:pPr>
-      <w:r>
-        <w:rPr>
+        <w:pStyle w:val="Compact"/>
+      </w:pPr>
+      <w:r>
+        <w:rPr>
+          <w:bCs/>
           <w:b/>
-          <w:bCs/>
         </w:rPr>
         <w:t xml:space="preserve">Entra Conditional Access misconfiguration</w:t>
       </w:r>
@@ -5058,16 +5363,16 @@
     </w:p>
     <w:p>
       <w:pPr>
-        <w:pStyle w:val="Compact"/>
         <w:numPr>
           <w:ilvl w:val="0"/>
           <w:numId w:val="1004"/>
         </w:numPr>
-      </w:pPr>
-      <w:r>
-        <w:rPr>
+        <w:pStyle w:val="Compact"/>
+      </w:pPr>
+      <w:r>
+        <w:rPr>
+          <w:bCs/>
           <w:b/>
-          <w:bCs/>
         </w:rPr>
         <w:t xml:space="preserve">InfoBlox RPZ bypass attempt</w:t>
       </w:r>
@@ -5086,16 +5391,16 @@
     </w:p>
     <w:p>
       <w:pPr>
-        <w:pStyle w:val="Compact"/>
         <w:numPr>
           <w:ilvl w:val="0"/>
           <w:numId w:val="1004"/>
         </w:numPr>
-      </w:pPr>
-      <w:r>
-        <w:rPr>
+        <w:pStyle w:val="Compact"/>
+      </w:pPr>
+      <w:r>
+        <w:rPr>
+          <w:bCs/>
           <w:b/>
-          <w:bCs/>
         </w:rPr>
         <w:t xml:space="preserve">Ransomware encryption event</w:t>
       </w:r>
@@ -5118,15 +5423,15 @@
         <w:t xml:space="preserve">failover to DR replica (Part 14 procedure)</w:t>
       </w:r>
     </w:p>
-    <w:bookmarkEnd w:id="36"/>
-    <w:bookmarkEnd w:id="37"/>
-    <w:bookmarkStart w:id="40" w:name="contingency-training-cp-3"/>
+    <w:bookmarkEnd w:id="45"/>
+    <w:bookmarkEnd w:id="46"/>
+    <w:bookmarkStart w:id="49" w:name="contingency-training-cp-3"/>
     <w:p>
       <w:pPr>
         <w:pStyle w:val="Heading2"/>
       </w:pPr>
       <w:r>
-        <w:t xml:space="preserve">6.2 Contingency Training (CP-3)</w:t>
+        <w:t xml:space="preserve">Contingency Training (CP-3)</w:t>
       </w:r>
     </w:p>
     <w:p>
@@ -5155,13 +5460,13 @@
         <w:t xml:space="preserve">named in those runbooks can execute them.</w:t>
       </w:r>
     </w:p>
-    <w:bookmarkStart w:id="38" w:name="cp-3-tabletop-exercise-calendar"/>
+    <w:bookmarkStart w:id="47" w:name="cp-3-tabletop-exercise-calendar"/>
     <w:p>
       <w:pPr>
         <w:pStyle w:val="Heading3"/>
       </w:pPr>
       <w:r>
-        <w:t xml:space="preserve">6.2.1 CP-3 Tabletop Exercise Calendar</w:t>
+        <w:t xml:space="preserve">CP-3 Tabletop Exercise Calendar</w:t>
       </w:r>
     </w:p>
     <w:p>
@@ -5183,16 +5488,16 @@
         <w:pStyle w:val="TableCaption"/>
       </w:pPr>
       <w:r>
-        <w:t xml:space="preserve">CP-3 Annual Tabletop Calendar</w:t>
+        <w:t xml:space="preserve">CP-3 Annual Tabletop Calendar {.striped .hover}</w:t>
       </w:r>
     </w:p>
     <w:tbl>
       <w:tblPr>
         <w:tblStyle w:val="Table"/>
         <w:tblW w:type="pct" w:w="5000"/>
-        <w:tblLayout w:type="fixed"/>
         <w:tblLook w:firstRow="1" w:lastRow="0" w:firstColumn="0" w:lastColumn="0" w:noHBand="0" w:noVBand="0" w:val="0020"/>
-        <w:tblCaption w:val="CP-3 Annual Tabletop Calendar"/>
+        <w:jc w:val="start"/>
+        <w:tblCaption w:val="CP-3 Annual Tabletop Calendar {.striped .hover}"/>
       </w:tblPr>
       <w:tblGrid>
         <w:gridCol w:w="1549"/>
@@ -5202,13 +5507,14 @@
       </w:tblGrid>
       <w:tr>
         <w:trPr>
-          <w:tblHeader w:val="on"/>
+          <w:tblHeader w:val="true"/>
         </w:trPr>
         <w:tc>
           <w:tcPr/>
           <w:p>
             <w:pPr>
               <w:pStyle w:val="Compact"/>
+              <w:jc w:val="left"/>
             </w:pPr>
             <w:r>
               <w:t xml:space="preserve">Quarter</w:t>
@@ -5220,6 +5526,7 @@
           <w:p>
             <w:pPr>
               <w:pStyle w:val="Compact"/>
+              <w:jc w:val="left"/>
             </w:pPr>
             <w:r>
               <w:t xml:space="preserve">Exercise Focus</w:t>
@@ -5231,6 +5538,7 @@
           <w:p>
             <w:pPr>
               <w:pStyle w:val="Compact"/>
+              <w:jc w:val="left"/>
             </w:pPr>
             <w:r>
               <w:t xml:space="preserve">Participants</w:t>
@@ -5242,6 +5550,7 @@
           <w:p>
             <w:pPr>
               <w:pStyle w:val="Compact"/>
+              <w:jc w:val="left"/>
             </w:pPr>
             <w:r>
               <w:t xml:space="preserve">Output</w:t>
@@ -5255,11 +5564,12 @@
           <w:p>
             <w:pPr>
               <w:pStyle w:val="Compact"/>
+              <w:jc w:val="left"/>
             </w:pPr>
             <w:r>
               <w:rPr>
+                <w:bCs/>
                 <w:b/>
-                <w:bCs/>
               </w:rPr>
               <w:t xml:space="preserve">Q1</w:t>
             </w:r>
@@ -5270,6 +5580,7 @@
           <w:p>
             <w:pPr>
               <w:pStyle w:val="Compact"/>
+              <w:jc w:val="left"/>
             </w:pPr>
             <w:r>
               <w:t xml:space="preserve">SQL AG failover to DR replica</w:t>
@@ -5281,6 +5592,7 @@
           <w:p>
             <w:pPr>
               <w:pStyle w:val="Compact"/>
+              <w:jc w:val="left"/>
             </w:pPr>
             <w:r>
               <w:t xml:space="preserve">DBAs, sysadmins, SOC</w:t>
@@ -5292,6 +5604,7 @@
           <w:p>
             <w:pPr>
               <w:pStyle w:val="Compact"/>
+              <w:jc w:val="left"/>
             </w:pPr>
             <w:r>
               <w:t xml:space="preserve">Failover time measurement vs. RTO target</w:t>
@@ -5305,11 +5618,12 @@
           <w:p>
             <w:pPr>
               <w:pStyle w:val="Compact"/>
+              <w:jc w:val="left"/>
             </w:pPr>
             <w:r>
               <w:rPr>
+                <w:bCs/>
                 <w:b/>
-                <w:bCs/>
               </w:rPr>
               <w:t xml:space="preserve">Q2</w:t>
             </w:r>
@@ -5320,6 +5634,7 @@
           <w:p>
             <w:pPr>
               <w:pStyle w:val="Compact"/>
+              <w:jc w:val="left"/>
             </w:pPr>
             <w:r>
               <w:t xml:space="preserve">InfoBlox Grid Manager failover</w:t>
@@ -5331,6 +5646,7 @@
           <w:p>
             <w:pPr>
               <w:pStyle w:val="Compact"/>
+              <w:jc w:val="left"/>
             </w:pPr>
             <w:r>
               <w:t xml:space="preserve">Network engineers, DNS admins</w:t>
@@ -5342,6 +5658,7 @@
           <w:p>
             <w:pPr>
               <w:pStyle w:val="Compact"/>
+              <w:jc w:val="left"/>
             </w:pPr>
             <w:r>
               <w:t xml:space="preserve">Recovery time vs. RTO; RPZ rule restoration check</w:t>
@@ -5355,11 +5672,12 @@
           <w:p>
             <w:pPr>
               <w:pStyle w:val="Compact"/>
+              <w:jc w:val="left"/>
             </w:pPr>
             <w:r>
               <w:rPr>
+                <w:bCs/>
                 <w:b/>
-                <w:bCs/>
               </w:rPr>
               <w:t xml:space="preserve">Q3</w:t>
             </w:r>
@@ -5370,6 +5688,7 @@
           <w:p>
             <w:pPr>
               <w:pStyle w:val="Compact"/>
+              <w:jc w:val="left"/>
             </w:pPr>
             <w:r>
               <w:t xml:space="preserve">Full CP-2 tabletop — multi-system outage</w:t>
@@ -5381,6 +5700,7 @@
           <w:p>
             <w:pPr>
               <w:pStyle w:val="Compact"/>
+              <w:jc w:val="left"/>
             </w:pPr>
             <w:r>
               <w:t xml:space="preserve">All DR-designated personnel + leadership</w:t>
@@ -5392,6 +5712,7 @@
           <w:p>
             <w:pPr>
               <w:pStyle w:val="Compact"/>
+              <w:jc w:val="left"/>
             </w:pPr>
             <w:r>
               <w:t xml:space="preserve">After-action report; plan updates</w:t>
@@ -5405,11 +5726,12 @@
           <w:p>
             <w:pPr>
               <w:pStyle w:val="Compact"/>
+              <w:jc w:val="left"/>
             </w:pPr>
             <w:r>
               <w:rPr>
+                <w:bCs/>
                 <w:b/>
-                <w:bCs/>
               </w:rPr>
               <w:t xml:space="preserve">Q4</w:t>
             </w:r>
@@ -5420,6 +5742,7 @@
           <w:p>
             <w:pPr>
               <w:pStyle w:val="Compact"/>
+              <w:jc w:val="left"/>
             </w:pPr>
             <w:r>
               <w:t xml:space="preserve">Entra ID + Azure AD DS recovery scenario</w:t>
@@ -5431,6 +5754,7 @@
           <w:p>
             <w:pPr>
               <w:pStyle w:val="Compact"/>
+              <w:jc w:val="left"/>
             </w:pPr>
             <w:r>
               <w:t xml:space="preserve">Identity admins, sysadmins</w:t>
@@ -5442,6 +5766,7 @@
           <w:p>
             <w:pPr>
               <w:pStyle w:val="Compact"/>
+              <w:jc w:val="left"/>
             </w:pPr>
             <w:r>
               <w:t xml:space="preserve">Token reissuance time; break-glass procedure validation</w:t>
@@ -5450,14 +5775,14 @@
         </w:tc>
       </w:tr>
     </w:tbl>
-    <w:bookmarkEnd w:id="38"/>
-    <w:bookmarkStart w:id="39" w:name="after-action-report-requirements"/>
+    <w:bookmarkEnd w:id="47"/>
+    <w:bookmarkStart w:id="48" w:name="after-action-report-requirements"/>
     <w:p>
       <w:pPr>
         <w:pStyle w:val="Heading3"/>
       </w:pPr>
       <w:r>
-        <w:t xml:space="preserve">6.2.2 After-Action Report Requirements</w:t>
+        <w:t xml:space="preserve">After-Action Report Requirements</w:t>
       </w:r>
     </w:p>
     <w:p>
@@ -5470,11 +5795,11 @@
     </w:p>
     <w:p>
       <w:pPr>
-        <w:pStyle w:val="Compact"/>
         <w:numPr>
           <w:ilvl w:val="0"/>
           <w:numId w:val="1005"/>
         </w:numPr>
+        <w:pStyle w:val="Compact"/>
       </w:pPr>
       <w:r>
         <w:t xml:space="preserve">Documents attendance (names, roles, date) — this is the CP-3 evidence record</w:t>
@@ -5482,11 +5807,11 @@
     </w:p>
     <w:p>
       <w:pPr>
-        <w:pStyle w:val="Compact"/>
         <w:numPr>
           <w:ilvl w:val="0"/>
           <w:numId w:val="1005"/>
         </w:numPr>
+        <w:pStyle w:val="Compact"/>
       </w:pPr>
       <w:r>
         <w:t xml:space="preserve">Records the scenario, injects, and timeline</w:t>
@@ -5494,11 +5819,11 @@
     </w:p>
     <w:p>
       <w:pPr>
-        <w:pStyle w:val="Compact"/>
         <w:numPr>
           <w:ilvl w:val="0"/>
           <w:numId w:val="1005"/>
         </w:numPr>
+        <w:pStyle w:val="Compact"/>
       </w:pPr>
       <w:r>
         <w:t xml:space="preserve">Identifies gaps found versus the CP-2 plan</w:t>
@@ -5506,11 +5831,11 @@
     </w:p>
     <w:p>
       <w:pPr>
-        <w:pStyle w:val="Compact"/>
         <w:numPr>
           <w:ilvl w:val="0"/>
           <w:numId w:val="1005"/>
         </w:numPr>
+        <w:pStyle w:val="Compact"/>
       </w:pPr>
       <w:r>
         <w:t xml:space="preserve">Assigns corrective actions with owners and due dates</w:t>
@@ -5518,11 +5843,11 @@
     </w:p>
     <w:p>
       <w:pPr>
-        <w:pStyle w:val="Compact"/>
         <w:numPr>
           <w:ilvl w:val="0"/>
           <w:numId w:val="1005"/>
         </w:numPr>
+        <w:pStyle w:val="Compact"/>
       </w:pPr>
       <w:r>
         <w:t xml:space="preserve">Is reviewed by the ISSO and archived in the governance record system</w:t>
@@ -5549,25 +5874,25 @@
         </w:pict>
       </w:r>
     </w:p>
-    <w:bookmarkEnd w:id="39"/>
-    <w:bookmarkEnd w:id="40"/>
-    <w:bookmarkEnd w:id="41"/>
-    <w:bookmarkStart w:id="50" w:name="X5d2cfcf0b4e9a84389fb9586b6280caef5882bd"/>
+    <w:bookmarkEnd w:id="48"/>
+    <w:bookmarkEnd w:id="49"/>
+    <w:bookmarkEnd w:id="50"/>
+    <w:bookmarkStart w:id="59" w:name="X5d2cfcf0b4e9a84389fb9586b6280caef5882bd"/>
     <w:p>
       <w:pPr>
         <w:pStyle w:val="Heading1"/>
       </w:pPr>
       <w:r>
-        <w:t xml:space="preserve">7. Training Records and LMS Integration (AT-4)</w:t>
-      </w:r>
-    </w:p>
-    <w:bookmarkStart w:id="42" w:name="X695eb96f7b67776b17ba54fe81d0539a7b1317b"/>
+        <w:t xml:space="preserve">Training Records and LMS Integration (AT-4)</w:t>
+      </w:r>
+    </w:p>
+    <w:bookmarkStart w:id="51" w:name="X695eb96f7b67776b17ba54fe81d0539a7b1317b"/>
     <w:p>
       <w:pPr>
         <w:pStyle w:val="Heading2"/>
       </w:pPr>
       <w:r>
-        <w:t xml:space="preserve">7.1 The Machine-Readable Evidence Requirement</w:t>
+        <w:t xml:space="preserve">The Machine-Readable Evidence Requirement</w:t>
       </w:r>
     </w:p>
     <w:p>
@@ -5587,7 +5912,13 @@
         <w:t xml:space="preserve"> </w:t>
       </w:r>
       <w:r>
-        <w:t xml:space="preserve">“review”</w:t>
+        <w:t xml:space="preserve">“</w:t>
+      </w:r>
+      <w:r>
+        <w:t xml:space="preserve">review</w:t>
+      </w:r>
+      <w:r>
+        <w:t xml:space="preserve">”</w:t>
       </w:r>
       <w:r>
         <w:t xml:space="preserve"> </w:t>
@@ -5676,11 +6007,11 @@
     </w:p>
     <w:p>
       <w:pPr>
-        <w:pStyle w:val="Compact"/>
         <w:numPr>
           <w:ilvl w:val="0"/>
           <w:numId w:val="1006"/>
         </w:numPr>
+        <w:pStyle w:val="Compact"/>
       </w:pPr>
       <w:r>
         <w:t xml:space="preserve">Did</w:t>
@@ -5690,8 +6021,8 @@
       </w:r>
       <w:r>
         <w:rPr>
+          <w:bCs/>
           <w:b/>
-          <w:bCs/>
         </w:rPr>
         <w:t xml:space="preserve">all employees</w:t>
       </w:r>
@@ -5704,11 +6035,11 @@
     </w:p>
     <w:p>
       <w:pPr>
-        <w:pStyle w:val="Compact"/>
         <w:numPr>
           <w:ilvl w:val="0"/>
           <w:numId w:val="1006"/>
         </w:numPr>
+        <w:pStyle w:val="Compact"/>
       </w:pPr>
       <w:r>
         <w:t xml:space="preserve">Did</w:t>
@@ -5718,8 +6049,8 @@
       </w:r>
       <w:r>
         <w:rPr>
+          <w:bCs/>
           <w:b/>
-          <w:bCs/>
         </w:rPr>
         <w:t xml:space="preserve">all role-designated personnel</w:t>
       </w:r>
@@ -5732,11 +6063,11 @@
     </w:p>
     <w:p>
       <w:pPr>
-        <w:pStyle w:val="Compact"/>
         <w:numPr>
           <w:ilvl w:val="0"/>
           <w:numId w:val="1006"/>
         </w:numPr>
+        <w:pStyle w:val="Compact"/>
       </w:pPr>
       <w:r>
         <w:t xml:space="preserve">Did</w:t>
@@ -5746,8 +6077,8 @@
       </w:r>
       <w:r>
         <w:rPr>
+          <w:bCs/>
           <w:b/>
-          <w:bCs/>
         </w:rPr>
         <w:t xml:space="preserve">all developers / engineers</w:t>
       </w:r>
@@ -5760,11 +6091,11 @@
     </w:p>
     <w:p>
       <w:pPr>
-        <w:pStyle w:val="Compact"/>
         <w:numPr>
           <w:ilvl w:val="0"/>
           <w:numId w:val="1006"/>
         </w:numPr>
+        <w:pStyle w:val="Compact"/>
       </w:pPr>
       <w:r>
         <w:t xml:space="preserve">Did</w:t>
@@ -5774,8 +6105,8 @@
       </w:r>
       <w:r>
         <w:rPr>
+          <w:bCs/>
           <w:b/>
-          <w:bCs/>
         </w:rPr>
         <w:t xml:space="preserve">all IR/DR personnel</w:t>
       </w:r>
@@ -5786,14 +6117,14 @@
         <w:t xml:space="preserve">attend the required drills and tabletops (IR-2, CP-3)?</w:t>
       </w:r>
     </w:p>
-    <w:bookmarkEnd w:id="42"/>
-    <w:bookmarkStart w:id="46" w:name="training-completion-record-schema"/>
+    <w:bookmarkEnd w:id="51"/>
+    <w:bookmarkStart w:id="55" w:name="training-completion-record-schema"/>
     <w:p>
       <w:pPr>
         <w:pStyle w:val="Heading2"/>
       </w:pPr>
       <w:r>
-        <w:t xml:space="preserve">7.2 Training Completion Record Schema</w:t>
+        <w:t xml:space="preserve">Training Completion Record Schema</w:t>
       </w:r>
     </w:p>
     <w:p>
@@ -8233,18 +8564,18 @@
           <wp:inline>
             <wp:extent cx="5334000" cy="1795096"/>
             <wp:effectExtent b="0" l="0" r="0" t="0"/>
-            <wp:docPr descr="AT-4 Evidence Collection Pipeline — governance.training-effectiveness-record" title="" id="44" name="Picture"/>
+            <wp:docPr descr="AT-4 Evidence Collection Pipeline — governance.training-effectiveness-record" title="" id="53" name="Picture"/>
             <a:graphic>
               <a:graphicData uri="http://schemas.openxmlformats.org/drawingml/2006/picture">
                 <pic:pic>
                   <pic:nvPicPr>
-                    <pic:cNvPr descr="figs/ced-fig-02-evidence-pipeline.png" id="45" name="Picture"/>
+                    <pic:cNvPr descr="figs/ced-fig-02-evidence-pipeline.png" id="54" name="Picture"/>
                     <pic:cNvPicPr>
                       <a:picLocks noChangeArrowheads="1" noChangeAspect="1"/>
                     </pic:cNvPicPr>
                   </pic:nvPicPr>
                   <pic:blipFill>
-                    <a:blip r:embed="rId43"/>
+                    <a:blip r:embed="rId52"/>
                     <a:stretch>
                       <a:fillRect/>
                     </a:stretch>
@@ -8279,14 +8610,14 @@
         <w:t xml:space="preserve">AT-4 Evidence Collection Pipeline — governance.training-effectiveness-record</w:t>
       </w:r>
     </w:p>
-    <w:bookmarkEnd w:id="46"/>
-    <w:bookmarkStart w:id="49" w:name="microsoft-viva-learning-integration"/>
+    <w:bookmarkEnd w:id="55"/>
+    <w:bookmarkStart w:id="58" w:name="microsoft-viva-learning-integration"/>
     <w:p>
       <w:pPr>
         <w:pStyle w:val="Heading2"/>
       </w:pPr>
       <w:r>
-        <w:t xml:space="preserve">7.3 Microsoft Viva Learning Integration</w:t>
+        <w:t xml:space="preserve">Microsoft Viva Learning Integration</w:t>
       </w:r>
     </w:p>
     <w:p>
@@ -8309,13 +8640,13 @@
         <w:t xml:space="preserve">Microsoft Graph API without additional integration effort:</w:t>
       </w:r>
     </w:p>
-    <w:bookmarkStart w:id="47" w:name="graph-api-query-for-at-4-evidence"/>
+    <w:bookmarkStart w:id="56" w:name="graph-api-query-for-at-4-evidence"/>
     <w:p>
       <w:pPr>
         <w:pStyle w:val="Heading3"/>
       </w:pPr>
       <w:r>
-        <w:t xml:space="preserve">7.3.1 Graph API Query for AT-4 Evidence</w:t>
+        <w:t xml:space="preserve">Graph API Query for AT-4 Evidence</w:t>
       </w:r>
     </w:p>
     <w:p>
@@ -8398,19 +8729,139 @@
         <w:rPr>
           <w:rStyle w:val="StringTok"/>
         </w:rPr>
-        <w:t xml:space="preserve">"Bearer </w:t>
+        <w:t xml:space="preserve">"Bearer $accessToken"</w:t>
+      </w:r>
+      <w:r>
+        <w:br/>
+      </w:r>
+      <w:r>
+        <w:rPr>
+          <w:rStyle w:val="NormalTok"/>
+        </w:rPr>
+        <w:t xml:space="preserve">    </w:t>
+      </w:r>
+      <w:r>
+        <w:rPr>
+          <w:rStyle w:val="StringTok"/>
+        </w:rPr>
+        <w:t xml:space="preserve">"Content-Type"</w:t>
+      </w:r>
+      <w:r>
+        <w:rPr>
+          <w:rStyle w:val="NormalTok"/>
+        </w:rPr>
+        <w:t xml:space="preserve"> </w:t>
+      </w:r>
+      <w:r>
+        <w:rPr>
+          <w:rStyle w:val="OperatorTok"/>
+        </w:rPr>
+        <w:t xml:space="preserve">=</w:t>
+      </w:r>
+      <w:r>
+        <w:rPr>
+          <w:rStyle w:val="NormalTok"/>
+        </w:rPr>
+        <w:t xml:space="preserve"> </w:t>
+      </w:r>
+      <w:r>
+        <w:rPr>
+          <w:rStyle w:val="StringTok"/>
+        </w:rPr>
+        <w:t xml:space="preserve">"application/json"</w:t>
+      </w:r>
+      <w:r>
+        <w:br/>
+      </w:r>
+      <w:r>
+        <w:rPr>
+          <w:rStyle w:val="OperatorTok"/>
+        </w:rPr>
+        <w:t xml:space="preserve">}</w:t>
+      </w:r>
+      <w:r>
+        <w:br/>
+      </w:r>
+      <w:r>
+        <w:br/>
+      </w:r>
+      <w:r>
+        <w:rPr>
+          <w:rStyle w:val="CommentTok"/>
+        </w:rPr>
+        <w:t xml:space="preserve"># Query all learning assignments in the review period</w:t>
+      </w:r>
+      <w:r>
+        <w:br/>
       </w:r>
       <w:r>
         <w:rPr>
           <w:rStyle w:val="VariableTok"/>
         </w:rPr>
-        <w:t xml:space="preserve">$accessToken</w:t>
+        <w:t xml:space="preserve">$response</w:t>
+      </w:r>
+      <w:r>
+        <w:rPr>
+          <w:rStyle w:val="NormalTok"/>
+        </w:rPr>
+        <w:t xml:space="preserve"> </w:t>
+      </w:r>
+      <w:r>
+        <w:rPr>
+          <w:rStyle w:val="OperatorTok"/>
+        </w:rPr>
+        <w:t xml:space="preserve">=</w:t>
+      </w:r>
+      <w:r>
+        <w:rPr>
+          <w:rStyle w:val="NormalTok"/>
+        </w:rPr>
+        <w:t xml:space="preserve"> </w:t>
+      </w:r>
+      <w:r>
+        <w:rPr>
+          <w:rStyle w:val="FunctionTok"/>
+        </w:rPr>
+        <w:t xml:space="preserve">Invoke-RestMethod</w:t>
+      </w:r>
+      <w:r>
+        <w:rPr>
+          <w:rStyle w:val="NormalTok"/>
+        </w:rPr>
+        <w:t xml:space="preserve"> </w:t>
+      </w:r>
+      <w:r>
+        <w:rPr>
+          <w:rStyle w:val="OperatorTok"/>
+        </w:rPr>
+        <w:t xml:space="preserve">-</w:t>
+      </w:r>
+      <w:r>
+        <w:rPr>
+          <w:rStyle w:val="NormalTok"/>
+        </w:rPr>
+        <w:t xml:space="preserve">Uri `</w:t>
+      </w:r>
+      <w:r>
+        <w:br/>
+      </w:r>
+      <w:r>
+        <w:rPr>
+          <w:rStyle w:val="NormalTok"/>
+        </w:rPr>
+        <w:t xml:space="preserve">    </w:t>
       </w:r>
       <w:r>
         <w:rPr>
           <w:rStyle w:val="StringTok"/>
         </w:rPr>
-        <w:t xml:space="preserve">"</w:t>
+        <w:t xml:space="preserve">"https://graph.microsoft.com/v1.0/employeeExperience/learningCourseActivities"</w:t>
+      </w:r>
+      <w:r>
+        <w:rPr>
+          <w:rStyle w:val="NormalTok"/>
+        </w:rPr>
+        <w:t xml:space="preserve"> `</w:t>
       </w:r>
       <w:r>
         <w:br/>
@@ -8423,21 +8874,195 @@
       </w:r>
       <w:r>
         <w:rPr>
+          <w:rStyle w:val="OperatorTok"/>
+        </w:rPr>
+        <w:t xml:space="preserve">-</w:t>
+      </w:r>
+      <w:r>
+        <w:rPr>
+          <w:rStyle w:val="NormalTok"/>
+        </w:rPr>
+        <w:t xml:space="preserve">Headers </w:t>
+      </w:r>
+      <w:r>
+        <w:rPr>
+          <w:rStyle w:val="VariableTok"/>
+        </w:rPr>
+        <w:t xml:space="preserve">$headers</w:t>
+      </w:r>
+      <w:r>
+        <w:rPr>
+          <w:rStyle w:val="NormalTok"/>
+        </w:rPr>
+        <w:t xml:space="preserve"> </w:t>
+      </w:r>
+      <w:r>
+        <w:rPr>
+          <w:rStyle w:val="OperatorTok"/>
+        </w:rPr>
+        <w:t xml:space="preserve">-</w:t>
+      </w:r>
+      <w:r>
+        <w:rPr>
+          <w:rStyle w:val="NormalTok"/>
+        </w:rPr>
+        <w:t xml:space="preserve">Method GET</w:t>
+      </w:r>
+      <w:r>
+        <w:br/>
+      </w:r>
+      <w:r>
+        <w:br/>
+      </w:r>
+      <w:r>
+        <w:rPr>
+          <w:rStyle w:val="CommentTok"/>
+        </w:rPr>
+        <w:t xml:space="preserve"># Filter by course IDs in the AAN training program</w:t>
+      </w:r>
+      <w:r>
+        <w:br/>
+      </w:r>
+      <w:r>
+        <w:rPr>
+          <w:rStyle w:val="VariableTok"/>
+        </w:rPr>
+        <w:t xml:space="preserve">$aanCourses</w:t>
+      </w:r>
+      <w:r>
+        <w:rPr>
+          <w:rStyle w:val="NormalTok"/>
+        </w:rPr>
+        <w:t xml:space="preserve"> </w:t>
+      </w:r>
+      <w:r>
+        <w:rPr>
+          <w:rStyle w:val="OperatorTok"/>
+        </w:rPr>
+        <w:t xml:space="preserve">=</w:t>
+      </w:r>
+      <w:r>
+        <w:rPr>
+          <w:rStyle w:val="NormalTok"/>
+        </w:rPr>
+        <w:t xml:space="preserve"> </w:t>
+      </w:r>
+      <w:r>
+        <w:rPr>
+          <w:rStyle w:val="VariableTok"/>
+        </w:rPr>
+        <w:t xml:space="preserve">$response</w:t>
+      </w:r>
+      <w:r>
+        <w:rPr>
+          <w:rStyle w:val="OperatorTok"/>
+        </w:rPr>
+        <w:t xml:space="preserve">.</w:t>
+      </w:r>
+      <w:r>
+        <w:rPr>
+          <w:rStyle w:val="FunctionTok"/>
+        </w:rPr>
+        <w:t xml:space="preserve">value</w:t>
+      </w:r>
+      <w:r>
+        <w:rPr>
+          <w:rStyle w:val="NormalTok"/>
+        </w:rPr>
+        <w:t xml:space="preserve"> </w:t>
+      </w:r>
+      <w:r>
+        <w:rPr>
+          <w:rStyle w:val="OperatorTok"/>
+        </w:rPr>
+        <w:t xml:space="preserve">|</w:t>
+      </w:r>
+      <w:r>
+        <w:rPr>
+          <w:rStyle w:val="NormalTok"/>
+        </w:rPr>
+        <w:t xml:space="preserve"> </w:t>
+      </w:r>
+      <w:r>
+        <w:rPr>
+          <w:rStyle w:val="FunctionTok"/>
+        </w:rPr>
+        <w:t xml:space="preserve">Where-Object</w:t>
+      </w:r>
+      <w:r>
+        <w:rPr>
+          <w:rStyle w:val="NormalTok"/>
+        </w:rPr>
+        <w:t xml:space="preserve"> </w:t>
+      </w:r>
+      <w:r>
+        <w:rPr>
+          <w:rStyle w:val="OperatorTok"/>
+        </w:rPr>
+        <w:t xml:space="preserve">{</w:t>
+      </w:r>
+      <w:r>
+        <w:br/>
+      </w:r>
+      <w:r>
+        <w:rPr>
+          <w:rStyle w:val="NormalTok"/>
+        </w:rPr>
+        <w:t xml:space="preserve">    </w:t>
+      </w:r>
+      <w:r>
+        <w:rPr>
+          <w:rStyle w:val="VariableTok"/>
+        </w:rPr>
+        <w:t xml:space="preserve">$_</w:t>
+      </w:r>
+      <w:r>
+        <w:rPr>
+          <w:rStyle w:val="OperatorTok"/>
+        </w:rPr>
+        <w:t xml:space="preserve">.</w:t>
+      </w:r>
+      <w:r>
+        <w:rPr>
+          <w:rStyle w:val="FunctionTok"/>
+        </w:rPr>
+        <w:t xml:space="preserve">courseId</w:t>
+      </w:r>
+      <w:r>
+        <w:rPr>
+          <w:rStyle w:val="NormalTok"/>
+        </w:rPr>
+        <w:t xml:space="preserve"> </w:t>
+      </w:r>
+      <w:r>
+        <w:rPr>
+          <w:rStyle w:val="OperatorTok"/>
+        </w:rPr>
+        <w:t xml:space="preserve">-</w:t>
+      </w:r>
+      <w:r>
+        <w:rPr>
+          <w:rStyle w:val="NormalTok"/>
+        </w:rPr>
+        <w:t xml:space="preserve">in @</w:t>
+      </w:r>
+      <w:r>
+        <w:rPr>
+          <w:rStyle w:val="OperatorTok"/>
+        </w:rPr>
+        <w:t xml:space="preserve">(</w:t>
+      </w:r>
+      <w:r>
+        <w:rPr>
           <w:rStyle w:val="StringTok"/>
         </w:rPr>
-        <w:t xml:space="preserve">"Content-Type"</w:t>
-      </w:r>
-      <w:r>
-        <w:rPr>
-          <w:rStyle w:val="NormalTok"/>
-        </w:rPr>
-        <w:t xml:space="preserve"> </w:t>
+        <w:t xml:space="preserve">"AAN-AT2-2026"</w:t>
       </w:r>
       <w:r>
         <w:rPr>
           <w:rStyle w:val="OperatorTok"/>
         </w:rPr>
-        <w:t xml:space="preserve">=</w:t>
+        <w:t xml:space="preserve">,</w:t>
       </w:r>
       <w:r>
         <w:rPr>
@@ -8449,15 +9074,60 @@
         <w:rPr>
           <w:rStyle w:val="StringTok"/>
         </w:rPr>
-        <w:t xml:space="preserve">"application/json"</w:t>
+        <w:t xml:space="preserve">"AAN-AT3-SYSADMIN-2026"</w:t>
+      </w:r>
+      <w:r>
+        <w:rPr>
+          <w:rStyle w:val="OperatorTok"/>
+        </w:rPr>
+        <w:t xml:space="preserve">,</w:t>
       </w:r>
       <w:r>
         <w:br/>
       </w:r>
       <w:r>
         <w:rPr>
+          <w:rStyle w:val="NormalTok"/>
+        </w:rPr>
+        <w:t xml:space="preserve">                       </w:t>
+      </w:r>
+      <w:r>
+        <w:rPr>
+          <w:rStyle w:val="StringTok"/>
+        </w:rPr>
+        <w:t xml:space="preserve">"AAN-AT3-DEV-2026"</w:t>
+      </w:r>
+      <w:r>
+        <w:rPr>
           <w:rStyle w:val="OperatorTok"/>
         </w:rPr>
+        <w:t xml:space="preserve">,</w:t>
+      </w:r>
+      <w:r>
+        <w:rPr>
+          <w:rStyle w:val="NormalTok"/>
+        </w:rPr>
+        <w:t xml:space="preserve"> </w:t>
+      </w:r>
+      <w:r>
+        <w:rPr>
+          <w:rStyle w:val="StringTok"/>
+        </w:rPr>
+        <w:t xml:space="preserve">"AAN-AT3-IR-2026"</w:t>
+      </w:r>
+      <w:r>
+        <w:rPr>
+          <w:rStyle w:val="OperatorTok"/>
+        </w:rPr>
+        <w:t xml:space="preserve">)</w:t>
+      </w:r>
+      <w:r>
+        <w:br/>
+      </w:r>
+      <w:r>
+        <w:rPr>
+          <w:rStyle w:val="OperatorTok"/>
+        </w:rPr>
         <w:t xml:space="preserve">}</w:t>
       </w:r>
       <w:r>
@@ -8470,7 +9140,7 @@
         <w:rPr>
           <w:rStyle w:val="CommentTok"/>
         </w:rPr>
-        <w:t xml:space="preserve"># Query all learning assignments in the review period</w:t>
+        <w:t xml:space="preserve"># Export to JSON for UIAO substrate ingestion</w:t>
       </w:r>
       <w:r>
         <w:br/>
@@ -8479,7 +9149,7 @@
         <w:rPr>
           <w:rStyle w:val="VariableTok"/>
         </w:rPr>
-        <w:t xml:space="preserve">$response</w:t>
+        <w:t xml:space="preserve">$aanCourses</w:t>
       </w:r>
       <w:r>
         <w:rPr>
@@ -8491,7 +9161,7 @@
         <w:rPr>
           <w:rStyle w:val="OperatorTok"/>
         </w:rPr>
-        <w:t xml:space="preserve">=</w:t>
+        <w:t xml:space="preserve">|</w:t>
       </w:r>
       <w:r>
         <w:rPr>
@@ -8503,7 +9173,7 @@
         <w:rPr>
           <w:rStyle w:val="FunctionTok"/>
         </w:rPr>
-        <w:t xml:space="preserve">Invoke-RestMethod</w:t>
+        <w:t xml:space="preserve">ConvertTo-Json</w:t>
       </w:r>
       <w:r>
         <w:rPr>
@@ -8521,458 +9191,47 @@
         <w:rPr>
           <w:rStyle w:val="NormalTok"/>
         </w:rPr>
-        <w:t xml:space="preserve">Uri `</w:t>
-      </w:r>
-      <w:r>
-        <w:br/>
-      </w:r>
-      <w:r>
-        <w:rPr>
-          <w:rStyle w:val="NormalTok"/>
-        </w:rPr>
-        <w:t xml:space="preserve">    </w:t>
+        <w:t xml:space="preserve">Depth 5 </w:t>
+      </w:r>
+      <w:r>
+        <w:rPr>
+          <w:rStyle w:val="OperatorTok"/>
+        </w:rPr>
+        <w:t xml:space="preserve">|</w:t>
+      </w:r>
+      <w:r>
+        <w:rPr>
+          <w:rStyle w:val="NormalTok"/>
+        </w:rPr>
+        <w:t xml:space="preserve"> </w:t>
+      </w:r>
+      <w:r>
+        <w:rPr>
+          <w:rStyle w:val="FunctionTok"/>
+        </w:rPr>
+        <w:t xml:space="preserve">Out-File</w:t>
+      </w:r>
+      <w:r>
+        <w:rPr>
+          <w:rStyle w:val="NormalTok"/>
+        </w:rPr>
+        <w:t xml:space="preserve"> </w:t>
       </w:r>
       <w:r>
         <w:rPr>
           <w:rStyle w:val="StringTok"/>
         </w:rPr>
-        <w:t xml:space="preserve">"https://graph.microsoft.com/v1.0/employeeExperience/learningCourseActivities"</w:t>
-      </w:r>
-      <w:r>
-        <w:rPr>
-          <w:rStyle w:val="NormalTok"/>
-        </w:rPr>
-        <w:t xml:space="preserve"> `</w:t>
-      </w:r>
-      <w:r>
-        <w:br/>
-      </w:r>
-      <w:r>
-        <w:rPr>
-          <w:rStyle w:val="NormalTok"/>
-        </w:rPr>
-        <w:t xml:space="preserve">    </w:t>
-      </w:r>
-      <w:r>
-        <w:rPr>
-          <w:rStyle w:val="OperatorTok"/>
-        </w:rPr>
-        <w:t xml:space="preserve">-</w:t>
-      </w:r>
-      <w:r>
-        <w:rPr>
-          <w:rStyle w:val="NormalTok"/>
-        </w:rPr>
-        <w:t xml:space="preserve">Headers </w:t>
-      </w:r>
-      <w:r>
-        <w:rPr>
-          <w:rStyle w:val="VariableTok"/>
-        </w:rPr>
-        <w:t xml:space="preserve">$headers</w:t>
-      </w:r>
-      <w:r>
-        <w:rPr>
-          <w:rStyle w:val="NormalTok"/>
-        </w:rPr>
-        <w:t xml:space="preserve"> </w:t>
-      </w:r>
-      <w:r>
-        <w:rPr>
-          <w:rStyle w:val="OperatorTok"/>
-        </w:rPr>
-        <w:t xml:space="preserve">-</w:t>
-      </w:r>
-      <w:r>
-        <w:rPr>
-          <w:rStyle w:val="NormalTok"/>
-        </w:rPr>
-        <w:t xml:space="preserve">Method GET</w:t>
-      </w:r>
-      <w:r>
-        <w:br/>
-      </w:r>
-      <w:r>
-        <w:br/>
-      </w:r>
-      <w:r>
-        <w:rPr>
-          <w:rStyle w:val="CommentTok"/>
-        </w:rPr>
-        <w:t xml:space="preserve"># Filter by course IDs in the AAN training program</w:t>
-      </w:r>
-      <w:r>
-        <w:br/>
-      </w:r>
-      <w:r>
-        <w:rPr>
-          <w:rStyle w:val="VariableTok"/>
-        </w:rPr>
-        <w:t xml:space="preserve">$aanCourses</w:t>
-      </w:r>
-      <w:r>
-        <w:rPr>
-          <w:rStyle w:val="NormalTok"/>
-        </w:rPr>
-        <w:t xml:space="preserve"> </w:t>
-      </w:r>
-      <w:r>
-        <w:rPr>
-          <w:rStyle w:val="OperatorTok"/>
-        </w:rPr>
-        <w:t xml:space="preserve">=</w:t>
-      </w:r>
-      <w:r>
-        <w:rPr>
-          <w:rStyle w:val="NormalTok"/>
-        </w:rPr>
-        <w:t xml:space="preserve"> </w:t>
-      </w:r>
-      <w:r>
-        <w:rPr>
-          <w:rStyle w:val="VariableTok"/>
-        </w:rPr>
-        <w:t xml:space="preserve">$response</w:t>
-      </w:r>
-      <w:r>
-        <w:rPr>
-          <w:rStyle w:val="OperatorTok"/>
-        </w:rPr>
-        <w:t xml:space="preserve">.</w:t>
-      </w:r>
-      <w:r>
-        <w:rPr>
-          <w:rStyle w:val="FunctionTok"/>
-        </w:rPr>
-        <w:t xml:space="preserve">value</w:t>
-      </w:r>
-      <w:r>
-        <w:rPr>
-          <w:rStyle w:val="NormalTok"/>
-        </w:rPr>
-        <w:t xml:space="preserve"> </w:t>
-      </w:r>
-      <w:r>
-        <w:rPr>
-          <w:rStyle w:val="OperatorTok"/>
-        </w:rPr>
-        <w:t xml:space="preserve">|</w:t>
-      </w:r>
-      <w:r>
-        <w:rPr>
-          <w:rStyle w:val="NormalTok"/>
-        </w:rPr>
-        <w:t xml:space="preserve"> </w:t>
-      </w:r>
-      <w:r>
-        <w:rPr>
-          <w:rStyle w:val="FunctionTok"/>
-        </w:rPr>
-        <w:t xml:space="preserve">Where-Object</w:t>
-      </w:r>
-      <w:r>
-        <w:rPr>
-          <w:rStyle w:val="NormalTok"/>
-        </w:rPr>
-        <w:t xml:space="preserve"> </w:t>
-      </w:r>
-      <w:r>
-        <w:rPr>
-          <w:rStyle w:val="OperatorTok"/>
-        </w:rPr>
-        <w:t xml:space="preserve">{</w:t>
-      </w:r>
-      <w:r>
-        <w:br/>
-      </w:r>
-      <w:r>
-        <w:rPr>
-          <w:rStyle w:val="NormalTok"/>
-        </w:rPr>
-        <w:t xml:space="preserve">    </w:t>
-      </w:r>
-      <w:r>
-        <w:rPr>
-          <w:rStyle w:val="VariableTok"/>
-        </w:rPr>
-        <w:t xml:space="preserve">$_</w:t>
-      </w:r>
-      <w:r>
-        <w:rPr>
-          <w:rStyle w:val="OperatorTok"/>
-        </w:rPr>
-        <w:t xml:space="preserve">.</w:t>
-      </w:r>
-      <w:r>
-        <w:rPr>
-          <w:rStyle w:val="FunctionTok"/>
-        </w:rPr>
-        <w:t xml:space="preserve">courseId</w:t>
-      </w:r>
-      <w:r>
-        <w:rPr>
-          <w:rStyle w:val="NormalTok"/>
-        </w:rPr>
-        <w:t xml:space="preserve"> </w:t>
-      </w:r>
-      <w:r>
-        <w:rPr>
-          <w:rStyle w:val="OperatorTok"/>
-        </w:rPr>
-        <w:t xml:space="preserve">-</w:t>
-      </w:r>
-      <w:r>
-        <w:rPr>
-          <w:rStyle w:val="NormalTok"/>
-        </w:rPr>
-        <w:t xml:space="preserve">in </w:t>
-      </w:r>
-      <w:r>
-        <w:rPr>
-          <w:rStyle w:val="OperatorTok"/>
-        </w:rPr>
-        <w:t xml:space="preserve">@(</w:t>
-      </w:r>
-      <w:r>
-        <w:rPr>
-          <w:rStyle w:val="StringTok"/>
-        </w:rPr>
-        <w:t xml:space="preserve">"AAN-AT2-2026"</w:t>
-      </w:r>
-      <w:r>
-        <w:rPr>
-          <w:rStyle w:val="OperatorTok"/>
-        </w:rPr>
-        <w:t xml:space="preserve">,</w:t>
-      </w:r>
-      <w:r>
-        <w:rPr>
-          <w:rStyle w:val="NormalTok"/>
-        </w:rPr>
-        <w:t xml:space="preserve"> </w:t>
-      </w:r>
-      <w:r>
-        <w:rPr>
-          <w:rStyle w:val="StringTok"/>
-        </w:rPr>
-        <w:t xml:space="preserve">"AAN-AT3-SYSADMIN-2026"</w:t>
-      </w:r>
-      <w:r>
-        <w:rPr>
-          <w:rStyle w:val="OperatorTok"/>
-        </w:rPr>
-        <w:t xml:space="preserve">,</w:t>
-      </w:r>
-      <w:r>
-        <w:br/>
-      </w:r>
-      <w:r>
-        <w:rPr>
-          <w:rStyle w:val="NormalTok"/>
-        </w:rPr>
-        <w:t xml:space="preserve">                       </w:t>
-      </w:r>
-      <w:r>
-        <w:rPr>
-          <w:rStyle w:val="StringTok"/>
-        </w:rPr>
-        <w:t xml:space="preserve">"AAN-AT3-DEV-2026"</w:t>
-      </w:r>
-      <w:r>
-        <w:rPr>
-          <w:rStyle w:val="OperatorTok"/>
-        </w:rPr>
-        <w:t xml:space="preserve">,</w:t>
-      </w:r>
-      <w:r>
-        <w:rPr>
-          <w:rStyle w:val="NormalTok"/>
-        </w:rPr>
-        <w:t xml:space="preserve"> </w:t>
-      </w:r>
-      <w:r>
-        <w:rPr>
-          <w:rStyle w:val="StringTok"/>
-        </w:rPr>
-        <w:t xml:space="preserve">"AAN-AT3-IR-2026"</w:t>
-      </w:r>
-      <w:r>
-        <w:rPr>
-          <w:rStyle w:val="OperatorTok"/>
-        </w:rPr>
-        <w:t xml:space="preserve">)</w:t>
-      </w:r>
-      <w:r>
-        <w:br/>
-      </w:r>
-      <w:r>
-        <w:rPr>
-          <w:rStyle w:val="OperatorTok"/>
-        </w:rPr>
-        <w:t xml:space="preserve">}</w:t>
-      </w:r>
-      <w:r>
-        <w:br/>
-      </w:r>
-      <w:r>
-        <w:br/>
-      </w:r>
-      <w:r>
-        <w:rPr>
-          <w:rStyle w:val="CommentTok"/>
-        </w:rPr>
-        <w:t xml:space="preserve"># Export to JSON for UIAO substrate ingestion</w:t>
-      </w:r>
-      <w:r>
-        <w:br/>
-      </w:r>
-      <w:r>
-        <w:rPr>
-          <w:rStyle w:val="VariableTok"/>
-        </w:rPr>
-        <w:t xml:space="preserve">$aanCourses</w:t>
-      </w:r>
-      <w:r>
-        <w:rPr>
-          <w:rStyle w:val="NormalTok"/>
-        </w:rPr>
-        <w:t xml:space="preserve"> </w:t>
-      </w:r>
-      <w:r>
-        <w:rPr>
-          <w:rStyle w:val="OperatorTok"/>
-        </w:rPr>
-        <w:t xml:space="preserve">|</w:t>
-      </w:r>
-      <w:r>
-        <w:rPr>
-          <w:rStyle w:val="NormalTok"/>
-        </w:rPr>
-        <w:t xml:space="preserve"> </w:t>
-      </w:r>
-      <w:r>
-        <w:rPr>
-          <w:rStyle w:val="FunctionTok"/>
-        </w:rPr>
-        <w:t xml:space="preserve">ConvertTo-Json</w:t>
-      </w:r>
-      <w:r>
-        <w:rPr>
-          <w:rStyle w:val="NormalTok"/>
-        </w:rPr>
-        <w:t xml:space="preserve"> </w:t>
-      </w:r>
-      <w:r>
-        <w:rPr>
-          <w:rStyle w:val="OperatorTok"/>
-        </w:rPr>
-        <w:t xml:space="preserve">-</w:t>
-      </w:r>
-      <w:r>
-        <w:rPr>
-          <w:rStyle w:val="NormalTok"/>
-        </w:rPr>
-        <w:t xml:space="preserve">Depth </w:t>
-      </w:r>
-      <w:r>
-        <w:rPr>
-          <w:rStyle w:val="DecValTok"/>
-        </w:rPr>
-        <w:t xml:space="preserve">5</w:t>
-      </w:r>
-      <w:r>
-        <w:rPr>
-          <w:rStyle w:val="NormalTok"/>
-        </w:rPr>
-        <w:t xml:space="preserve"> </w:t>
-      </w:r>
-      <w:r>
-        <w:rPr>
-          <w:rStyle w:val="OperatorTok"/>
-        </w:rPr>
-        <w:t xml:space="preserve">|</w:t>
-      </w:r>
-      <w:r>
-        <w:rPr>
-          <w:rStyle w:val="NormalTok"/>
-        </w:rPr>
-        <w:t xml:space="preserve"> </w:t>
-      </w:r>
-      <w:r>
-        <w:rPr>
-          <w:rStyle w:val="FunctionTok"/>
-        </w:rPr>
-        <w:t xml:space="preserve">Out-File</w:t>
-      </w:r>
-      <w:r>
-        <w:rPr>
-          <w:rStyle w:val="NormalTok"/>
-        </w:rPr>
-        <w:t xml:space="preserve"> </w:t>
-      </w:r>
-      <w:r>
-        <w:rPr>
-          <w:rStyle w:val="StringTok"/>
-        </w:rPr>
-        <w:t xml:space="preserve">"training-record-</w:t>
-      </w:r>
-      <w:r>
-        <w:rPr>
-          <w:rStyle w:val="OperatorTok"/>
-        </w:rPr>
-        <w:t xml:space="preserve">$(</w:t>
-      </w:r>
-      <w:r>
-        <w:rPr>
-          <w:rStyle w:val="FunctionTok"/>
-        </w:rPr>
-        <w:t xml:space="preserve">Get-Date</w:t>
-      </w:r>
-      <w:r>
-        <w:rPr>
-          <w:rStyle w:val="NormalTok"/>
-        </w:rPr>
-        <w:t xml:space="preserve"> </w:t>
-      </w:r>
-      <w:r>
-        <w:rPr>
-          <w:rStyle w:val="OperatorTok"/>
-        </w:rPr>
-        <w:t xml:space="preserve">-</w:t>
-      </w:r>
-      <w:r>
-        <w:rPr>
-          <w:rStyle w:val="NormalTok"/>
-        </w:rPr>
-        <w:t xml:space="preserve">Format </w:t>
-      </w:r>
-      <w:r>
-        <w:rPr>
-          <w:rStyle w:val="StringTok"/>
-        </w:rPr>
-        <w:t xml:space="preserve">'yyyyQq'</w:t>
-      </w:r>
-      <w:r>
-        <w:rPr>
-          <w:rStyle w:val="OperatorTok"/>
-        </w:rPr>
-        <w:t xml:space="preserve">)</w:t>
-      </w:r>
-      <w:r>
-        <w:rPr>
-          <w:rStyle w:val="StringTok"/>
-        </w:rPr>
-        <w:t xml:space="preserve">.json"</w:t>
-      </w:r>
-    </w:p>
-    <w:bookmarkEnd w:id="47"/>
-    <w:bookmarkStart w:id="48" w:name="automated-monthly-export"/>
+        <w:t xml:space="preserve">"training-record-$(Get-Date -Format 'yyyyQq').json"</w:t>
+      </w:r>
+    </w:p>
+    <w:bookmarkEnd w:id="56"/>
+    <w:bookmarkStart w:id="57" w:name="automated-monthly-export"/>
     <w:p>
       <w:pPr>
         <w:pStyle w:val="Heading3"/>
       </w:pPr>
       <w:r>
-        <w:t xml:space="preserve">7.3.2 Automated Monthly Export</w:t>
+        <w:t xml:space="preserve">Automated Monthly Export</w:t>
       </w:r>
     </w:p>
     <w:p>
@@ -8997,16 +9256,16 @@
     </w:p>
     <w:p>
       <w:pPr>
-        <w:pStyle w:val="Compact"/>
         <w:numPr>
           <w:ilvl w:val="0"/>
           <w:numId w:val="1007"/>
         </w:numPr>
-      </w:pPr>
-      <w:r>
-        <w:rPr>
+        <w:pStyle w:val="Compact"/>
+      </w:pPr>
+      <w:r>
+        <w:rPr>
+          <w:bCs/>
           <w:b/>
-          <w:bCs/>
         </w:rPr>
         <w:t xml:space="preserve">Logic App or Azure Automation runbook</w:t>
       </w:r>
@@ -9019,16 +9278,16 @@
     </w:p>
     <w:p>
       <w:pPr>
-        <w:pStyle w:val="Compact"/>
         <w:numPr>
           <w:ilvl w:val="0"/>
           <w:numId w:val="1007"/>
         </w:numPr>
-      </w:pPr>
-      <w:r>
-        <w:rPr>
+        <w:pStyle w:val="Compact"/>
+      </w:pPr>
+      <w:r>
+        <w:rPr>
+          <w:bCs/>
           <w:b/>
-          <w:bCs/>
         </w:rPr>
         <w:t xml:space="preserve">Graph API call</w:t>
       </w:r>
@@ -9041,16 +9300,16 @@
     </w:p>
     <w:p>
       <w:pPr>
-        <w:pStyle w:val="Compact"/>
         <w:numPr>
           <w:ilvl w:val="0"/>
           <w:numId w:val="1007"/>
         </w:numPr>
-      </w:pPr>
-      <w:r>
-        <w:rPr>
+        <w:pStyle w:val="Compact"/>
+      </w:pPr>
+      <w:r>
+        <w:rPr>
+          <w:bCs/>
           <w:b/>
-          <w:bCs/>
         </w:rPr>
         <w:t xml:space="preserve">Transform</w:t>
       </w:r>
@@ -9078,16 +9337,16 @@
     </w:p>
     <w:p>
       <w:pPr>
-        <w:pStyle w:val="Compact"/>
         <w:numPr>
           <w:ilvl w:val="0"/>
           <w:numId w:val="1007"/>
         </w:numPr>
-      </w:pPr>
-      <w:r>
-        <w:rPr>
+        <w:pStyle w:val="Compact"/>
+      </w:pPr>
+      <w:r>
+        <w:rPr>
+          <w:bCs/>
           <w:b/>
-          <w:bCs/>
         </w:rPr>
         <w:t xml:space="preserve">Storage</w:t>
       </w:r>
@@ -9100,16 +9359,16 @@
     </w:p>
     <w:p>
       <w:pPr>
-        <w:pStyle w:val="Compact"/>
         <w:numPr>
           <w:ilvl w:val="0"/>
           <w:numId w:val="1007"/>
         </w:numPr>
-      </w:pPr>
-      <w:r>
-        <w:rPr>
+        <w:pStyle w:val="Compact"/>
+      </w:pPr>
+      <w:r>
+        <w:rPr>
+          <w:bCs/>
           <w:b/>
-          <w:bCs/>
         </w:rPr>
         <w:t xml:space="preserve">UIAO substrate pull</w:t>
       </w:r>
@@ -9127,25 +9386,25 @@
         </w:pict>
       </w:r>
     </w:p>
-    <w:bookmarkEnd w:id="48"/>
-    <w:bookmarkEnd w:id="49"/>
-    <w:bookmarkEnd w:id="50"/>
-    <w:bookmarkStart w:id="54" w:name="nist-control-closure"/>
+    <w:bookmarkEnd w:id="57"/>
+    <w:bookmarkEnd w:id="58"/>
+    <w:bookmarkEnd w:id="59"/>
+    <w:bookmarkStart w:id="63" w:name="nist-control-closure"/>
     <w:p>
       <w:pPr>
         <w:pStyle w:val="Heading1"/>
       </w:pPr>
       <w:r>
-        <w:t xml:space="preserve">8. NIST Control Closure</w:t>
-      </w:r>
-    </w:p>
-    <w:bookmarkStart w:id="51" w:name="at-family-awareness-and-training"/>
+        <w:t xml:space="preserve">NIST Control Closure</w:t>
+      </w:r>
+    </w:p>
+    <w:bookmarkStart w:id="60" w:name="at-family-awareness-and-training"/>
     <w:p>
       <w:pPr>
         <w:pStyle w:val="Heading2"/>
       </w:pPr>
       <w:r>
-        <w:t xml:space="preserve">8.1 AT Family — Awareness and Training</w:t>
+        <w:t xml:space="preserve">AT Family — Awareness and Training</w:t>
       </w:r>
     </w:p>
     <w:p>
@@ -9153,16 +9412,16 @@
         <w:pStyle w:val="TableCaption"/>
       </w:pPr>
       <w:r>
-        <w:t xml:space="preserve">AT Family Control Closure</w:t>
+        <w:t xml:space="preserve">AT Family Control Closure {.striped .hover}</w:t>
       </w:r>
     </w:p>
     <w:tbl>
       <w:tblPr>
         <w:tblStyle w:val="Table"/>
         <w:tblW w:type="pct" w:w="5000"/>
-        <w:tblLayout w:type="fixed"/>
         <w:tblLook w:firstRow="1" w:lastRow="0" w:firstColumn="0" w:lastColumn="0" w:noHBand="0" w:noVBand="0" w:val="0020"/>
-        <w:tblCaption w:val="AT Family Control Closure"/>
+        <w:jc w:val="start"/>
+        <w:tblCaption w:val="AT Family Control Closure {.striped .hover}"/>
       </w:tblPr>
       <w:tblGrid>
         <w:gridCol w:w="1425"/>
@@ -9171,13 +9430,14 @@
       </w:tblGrid>
       <w:tr>
         <w:trPr>
-          <w:tblHeader w:val="on"/>
+          <w:tblHeader w:val="true"/>
         </w:trPr>
         <w:tc>
           <w:tcPr/>
           <w:p>
             <w:pPr>
               <w:pStyle w:val="Compact"/>
+              <w:jc w:val="left"/>
             </w:pPr>
             <w:r>
               <w:t xml:space="preserve">Control</w:t>
@@ -9189,6 +9449,7 @@
           <w:p>
             <w:pPr>
               <w:pStyle w:val="Compact"/>
+              <w:jc w:val="left"/>
             </w:pPr>
             <w:r>
               <w:t xml:space="preserve">Requirement</w:t>
@@ -9200,6 +9461,7 @@
           <w:p>
             <w:pPr>
               <w:pStyle w:val="Compact"/>
+              <w:jc w:val="left"/>
             </w:pPr>
             <w:r>
               <w:t xml:space="preserve">How This Document Closes It</w:t>
@@ -9213,11 +9475,12 @@
           <w:p>
             <w:pPr>
               <w:pStyle w:val="Compact"/>
+              <w:jc w:val="left"/>
             </w:pPr>
             <w:r>
               <w:rPr>
+                <w:bCs/>
                 <w:b/>
-                <w:bCs/>
               </w:rPr>
               <w:t xml:space="preserve">AT-2</w:t>
             </w:r>
@@ -9228,6 +9491,7 @@
           <w:p>
             <w:pPr>
               <w:pStyle w:val="Compact"/>
+              <w:jc w:val="left"/>
             </w:pPr>
             <w:r>
               <w:t xml:space="preserve">Security awareness training for all personnel before access and annually</w:t>
@@ -9239,6 +9503,7 @@
           <w:p>
             <w:pPr>
               <w:pStyle w:val="Compact"/>
+              <w:jc w:val="left"/>
             </w:pPr>
             <w:r>
               <w:t xml:space="preserve">Annual Viva Learning program covering all 8 modules; phishing simulation quarterly; LMS completion record as AT-4 evidence</w:t>
@@ -9252,11 +9517,12 @@
           <w:p>
             <w:pPr>
               <w:pStyle w:val="Compact"/>
+              <w:jc w:val="left"/>
             </w:pPr>
             <w:r>
               <w:rPr>
+                <w:bCs/>
                 <w:b/>
-                <w:bCs/>
               </w:rPr>
               <w:t xml:space="preserve">AT-2(1)</w:t>
             </w:r>
@@ -9267,6 +9533,7 @@
           <w:p>
             <w:pPr>
               <w:pStyle w:val="Compact"/>
+              <w:jc w:val="left"/>
             </w:pPr>
             <w:r>
               <w:t xml:space="preserve">Practical exercises</w:t>
@@ -9278,6 +9545,7 @@
           <w:p>
             <w:pPr>
               <w:pStyle w:val="Compact"/>
+              <w:jc w:val="left"/>
             </w:pPr>
             <w:r>
               <w:t xml:space="preserve">Quarterly phishing simulation with click-rate tracking and remedial training trigger</w:t>
@@ -9291,11 +9559,12 @@
           <w:p>
             <w:pPr>
               <w:pStyle w:val="Compact"/>
+              <w:jc w:val="left"/>
             </w:pPr>
             <w:r>
               <w:rPr>
+                <w:bCs/>
                 <w:b/>
-                <w:bCs/>
               </w:rPr>
               <w:t xml:space="preserve">AT-2(2)</w:t>
             </w:r>
@@ -9306,6 +9575,7 @@
           <w:p>
             <w:pPr>
               <w:pStyle w:val="Compact"/>
+              <w:jc w:val="left"/>
             </w:pPr>
             <w:r>
               <w:t xml:space="preserve">Insider threat awareness</w:t>
@@ -9317,6 +9587,7 @@
           <w:p>
             <w:pPr>
               <w:pStyle w:val="Compact"/>
+              <w:jc w:val="left"/>
             </w:pPr>
             <w:r>
               <w:t xml:space="preserve">Dedicated insider threat module in annual awareness program</w:t>
@@ -9330,11 +9601,12 @@
           <w:p>
             <w:pPr>
               <w:pStyle w:val="Compact"/>
+              <w:jc w:val="left"/>
             </w:pPr>
             <w:r>
               <w:rPr>
+                <w:bCs/>
                 <w:b/>
-                <w:bCs/>
               </w:rPr>
               <w:t xml:space="preserve">AT-3</w:t>
             </w:r>
@@ -9345,6 +9617,7 @@
           <w:p>
             <w:pPr>
               <w:pStyle w:val="Compact"/>
+              <w:jc w:val="left"/>
             </w:pPr>
             <w:r>
               <w:t xml:space="preserve">Role-based training for personnel with security responsibilities</w:t>
@@ -9356,6 +9629,7 @@
           <w:p>
             <w:pPr>
               <w:pStyle w:val="Compact"/>
+              <w:jc w:val="left"/>
             </w:pPr>
             <w:r>
               <w:t xml:space="preserve">Six-tier role matrix with distinct curricula; completion tracked separately per tier</w:t>
@@ -9369,11 +9643,12 @@
           <w:p>
             <w:pPr>
               <w:pStyle w:val="Compact"/>
+              <w:jc w:val="left"/>
             </w:pPr>
             <w:r>
               <w:rPr>
+                <w:bCs/>
                 <w:b/>
-                <w:bCs/>
               </w:rPr>
               <w:t xml:space="preserve">AT-3(3)</w:t>
             </w:r>
@@ -9384,6 +9659,7 @@
           <w:p>
             <w:pPr>
               <w:pStyle w:val="Compact"/>
+              <w:jc w:val="left"/>
             </w:pPr>
             <w:r>
               <w:t xml:space="preserve">Practical exercises for high-risk roles</w:t>
@@ -9395,6 +9671,7 @@
           <w:p>
             <w:pPr>
               <w:pStyle w:val="Compact"/>
+              <w:jc w:val="left"/>
             </w:pPr>
             <w:r>
               <w:t xml:space="preserve">Hands-on SBOM/Grype labs for Tier 3; Sentinel drill exercises for Tier 4; tabletop participation for Tier 1</w:t>
@@ -9408,11 +9685,12 @@
           <w:p>
             <w:pPr>
               <w:pStyle w:val="Compact"/>
+              <w:jc w:val="left"/>
             </w:pPr>
             <w:r>
               <w:rPr>
+                <w:bCs/>
                 <w:b/>
-                <w:bCs/>
               </w:rPr>
               <w:t xml:space="preserve">AT-3(5)</w:t>
             </w:r>
@@ -9423,6 +9701,7 @@
           <w:p>
             <w:pPr>
               <w:pStyle w:val="Compact"/>
+              <w:jc w:val="left"/>
             </w:pPr>
             <w:r>
               <w:t xml:space="preserve">PII processing training</w:t>
@@ -9434,6 +9713,7 @@
           <w:p>
             <w:pPr>
               <w:pStyle w:val="Compact"/>
+              <w:jc w:val="left"/>
             </w:pPr>
             <w:r>
               <w:t xml:space="preserve">Purview DLP and sensitivity label training for Tier 5 data stewards; connects to Part 17</w:t>
@@ -9447,11 +9727,12 @@
           <w:p>
             <w:pPr>
               <w:pStyle w:val="Compact"/>
+              <w:jc w:val="left"/>
             </w:pPr>
             <w:r>
               <w:rPr>
+                <w:bCs/>
                 <w:b/>
-                <w:bCs/>
               </w:rPr>
               <w:t xml:space="preserve">AT-4</w:t>
             </w:r>
@@ -9462,6 +9743,7 @@
           <w:p>
             <w:pPr>
               <w:pStyle w:val="Compact"/>
+              <w:jc w:val="left"/>
             </w:pPr>
             <w:r>
               <w:t xml:space="preserve">Training records</w:t>
@@ -9473,6 +9755,7 @@
           <w:p>
             <w:pPr>
               <w:pStyle w:val="Compact"/>
+              <w:jc w:val="left"/>
             </w:pPr>
             <w:r>
               <w:t xml:space="preserve">Viva Learning Graph API export; JSON schema defined; monthly automated pull to UIAO governance substrate</w:t>
@@ -9481,14 +9764,14 @@
         </w:tc>
       </w:tr>
     </w:tbl>
-    <w:bookmarkEnd w:id="51"/>
-    <w:bookmarkStart w:id="52" w:name="cp-and-ir-family-contributions"/>
+    <w:bookmarkEnd w:id="60"/>
+    <w:bookmarkStart w:id="61" w:name="cp-and-ir-family-contributions"/>
     <w:p>
       <w:pPr>
         <w:pStyle w:val="Heading2"/>
       </w:pPr>
       <w:r>
-        <w:t xml:space="preserve">8.2 CP and IR Family Contributions</w:t>
+        <w:t xml:space="preserve">CP and IR Family Contributions</w:t>
       </w:r>
     </w:p>
     <w:p>
@@ -9496,16 +9779,16 @@
         <w:pStyle w:val="TableCaption"/>
       </w:pPr>
       <w:r>
-        <w:t xml:space="preserve">CP-3 and IR-2 Contributions</w:t>
+        <w:t xml:space="preserve">CP-3 and IR-2 Contributions {.striped .hover}</w:t>
       </w:r>
     </w:p>
     <w:tbl>
       <w:tblPr>
         <w:tblStyle w:val="Table"/>
         <w:tblW w:type="pct" w:w="5000"/>
-        <w:tblLayout w:type="fixed"/>
         <w:tblLook w:firstRow="1" w:lastRow="0" w:firstColumn="0" w:lastColumn="0" w:noHBand="0" w:noVBand="0" w:val="0020"/>
-        <w:tblCaption w:val="CP-3 and IR-2 Contributions"/>
+        <w:jc w:val="start"/>
+        <w:tblCaption w:val="CP-3 and IR-2 Contributions {.striped .hover}"/>
       </w:tblPr>
       <w:tblGrid>
         <w:gridCol w:w="1827"/>
@@ -9513,13 +9796,14 @@
       </w:tblGrid>
       <w:tr>
         <w:trPr>
-          <w:tblHeader w:val="on"/>
+          <w:tblHeader w:val="true"/>
         </w:trPr>
         <w:tc>
           <w:tcPr/>
           <w:p>
             <w:pPr>
               <w:pStyle w:val="Compact"/>
+              <w:jc w:val="left"/>
             </w:pPr>
             <w:r>
               <w:t xml:space="preserve">Control</w:t>
@@ -9531,6 +9815,7 @@
           <w:p>
             <w:pPr>
               <w:pStyle w:val="Compact"/>
+              <w:jc w:val="left"/>
             </w:pPr>
             <w:r>
               <w:t xml:space="preserve">How This Document Contributes</w:t>
@@ -9544,11 +9829,12 @@
           <w:p>
             <w:pPr>
               <w:pStyle w:val="Compact"/>
+              <w:jc w:val="left"/>
             </w:pPr>
             <w:r>
               <w:rPr>
+                <w:bCs/>
                 <w:b/>
-                <w:bCs/>
               </w:rPr>
               <w:t xml:space="preserve">CP-3</w:t>
             </w:r>
@@ -9559,6 +9845,7 @@
           <w:p>
             <w:pPr>
               <w:pStyle w:val="Compact"/>
+              <w:jc w:val="left"/>
             </w:pPr>
             <w:r>
               <w:t xml:space="preserve">Annual tabletop calendar with four quarterly exercises; attendance and after-action records archived; feeds PM-14 T&amp;T&amp;M tracker</w:t>
@@ -9572,11 +9859,12 @@
           <w:p>
             <w:pPr>
               <w:pStyle w:val="Compact"/>
+              <w:jc w:val="left"/>
             </w:pPr>
             <w:r>
               <w:rPr>
+                <w:bCs/>
                 <w:b/>
-                <w:bCs/>
               </w:rPr>
               <w:t xml:space="preserve">IR-2</w:t>
             </w:r>
@@ -9587,6 +9875,7 @@
           <w:p>
             <w:pPr>
               <w:pStyle w:val="Compact"/>
+              <w:jc w:val="left"/>
             </w:pPr>
             <w:r>
               <w:t xml:space="preserve">Semi-annual IR procedure drills; quarterly Sentinel playbook exercises; scenario library maintained by SOC; after-action reports archived</w:t>
@@ -9595,14 +9884,14 @@
         </w:tc>
       </w:tr>
     </w:tbl>
-    <w:bookmarkEnd w:id="52"/>
-    <w:bookmarkStart w:id="53" w:name="net-new-controls-closed-by-part-18"/>
+    <w:bookmarkEnd w:id="61"/>
+    <w:bookmarkStart w:id="62" w:name="net-new-controls-closed-by-part-18"/>
     <w:p>
       <w:pPr>
         <w:pStyle w:val="Heading2"/>
       </w:pPr>
       <w:r>
-        <w:t xml:space="preserve">8.3 Net New Controls Closed by Part 18</w:t>
+        <w:t xml:space="preserve">Net New Controls Closed by Part 18</w:t>
       </w:r>
     </w:p>
     <w:p>
@@ -9610,16 +9899,16 @@
         <w:pStyle w:val="TableCaption"/>
       </w:pPr>
       <w:r>
-        <w:t xml:space="preserve">Part 18 — Net New NIST SP 800-53 Rev 5 Controls Closed</w:t>
+        <w:t xml:space="preserve">Part 18 — Net New NIST SP 800-53 Rev 5 Controls Closed {.striped .hover}</w:t>
       </w:r>
     </w:p>
     <w:tbl>
       <w:tblPr>
         <w:tblStyle w:val="Table"/>
         <w:tblW w:type="pct" w:w="5000"/>
-        <w:tblLayout w:type="fixed"/>
         <w:tblLook w:firstRow="1" w:lastRow="0" w:firstColumn="0" w:lastColumn="0" w:noHBand="0" w:noVBand="0" w:val="0020"/>
-        <w:tblCaption w:val="Part 18 — Net New NIST SP 800-53 Rev 5 Controls Closed"/>
+        <w:jc w:val="start"/>
+        <w:tblCaption w:val="Part 18 — Net New NIST SP 800-53 Rev 5 Controls Closed {.striped .hover}"/>
       </w:tblPr>
       <w:tblGrid>
         <w:gridCol w:w="2640"/>
@@ -9628,13 +9917,14 @@
       </w:tblGrid>
       <w:tr>
         <w:trPr>
-          <w:tblHeader w:val="on"/>
+          <w:tblHeader w:val="true"/>
         </w:trPr>
         <w:tc>
           <w:tcPr/>
           <w:p>
             <w:pPr>
               <w:pStyle w:val="Compact"/>
+              <w:jc w:val="left"/>
             </w:pPr>
             <w:r>
               <w:t xml:space="preserve">Family</w:t>
@@ -9646,6 +9936,7 @@
           <w:p>
             <w:pPr>
               <w:pStyle w:val="Compact"/>
+              <w:jc w:val="left"/>
             </w:pPr>
             <w:r>
               <w:t xml:space="preserve">Controls</w:t>
@@ -9657,6 +9948,7 @@
           <w:p>
             <w:pPr>
               <w:pStyle w:val="Compact"/>
+              <w:jc w:val="left"/>
             </w:pPr>
             <w:r>
               <w:t xml:space="preserve">Count</w:t>
@@ -9670,6 +9962,7 @@
           <w:p>
             <w:pPr>
               <w:pStyle w:val="Compact"/>
+              <w:jc w:val="left"/>
             </w:pPr>
             <w:r>
               <w:t xml:space="preserve">AT — Awareness and Training</w:t>
@@ -9681,6 +9974,7 @@
           <w:p>
             <w:pPr>
               <w:pStyle w:val="Compact"/>
+              <w:jc w:val="left"/>
             </w:pPr>
             <w:r>
               <w:t xml:space="preserve">AT-2, AT-2(1), AT-2(2), AT-3, AT-3(3), AT-3(5), AT-4</w:t>
@@ -9692,6 +9986,7 @@
           <w:p>
             <w:pPr>
               <w:pStyle w:val="Compact"/>
+              <w:jc w:val="left"/>
             </w:pPr>
             <w:r>
               <w:t xml:space="preserve">7</w:t>
@@ -9705,6 +10000,7 @@
           <w:p>
             <w:pPr>
               <w:pStyle w:val="Compact"/>
+              <w:jc w:val="left"/>
             </w:pPr>
             <w:r>
               <w:t xml:space="preserve">CP — Contingency Planning</w:t>
@@ -9716,6 +10012,7 @@
           <w:p>
             <w:pPr>
               <w:pStyle w:val="Compact"/>
+              <w:jc w:val="left"/>
             </w:pPr>
             <w:r>
               <w:t xml:space="preserve">CP-3 (tabletop evidence; plan execution link)</w:t>
@@ -9727,6 +10024,7 @@
           <w:p>
             <w:pPr>
               <w:pStyle w:val="Compact"/>
+              <w:jc w:val="left"/>
             </w:pPr>
             <w:r>
               <w:t xml:space="preserve">1</w:t>
@@ -9740,6 +10038,7 @@
           <w:p>
             <w:pPr>
               <w:pStyle w:val="Compact"/>
+              <w:jc w:val="left"/>
             </w:pPr>
             <w:r>
               <w:t xml:space="preserve">IR — Incident Response</w:t>
@@ -9751,6 +10050,7 @@
           <w:p>
             <w:pPr>
               <w:pStyle w:val="Compact"/>
+              <w:jc w:val="left"/>
             </w:pPr>
             <w:r>
               <w:t xml:space="preserve">IR-2 (drill evidence; playbook link)</w:t>
@@ -9762,6 +10062,7 @@
           <w:p>
             <w:pPr>
               <w:pStyle w:val="Compact"/>
+              <w:jc w:val="left"/>
             </w:pPr>
             <w:r>
               <w:t xml:space="preserve">1</w:t>
@@ -9775,11 +10076,12 @@
           <w:p>
             <w:pPr>
               <w:pStyle w:val="Compact"/>
+              <w:jc w:val="left"/>
             </w:pPr>
             <w:r>
               <w:rPr>
+                <w:bCs/>
                 <w:b/>
-                <w:bCs/>
               </w:rPr>
               <w:t xml:space="preserve">Total</w:t>
             </w:r>
@@ -9798,11 +10100,12 @@
           <w:p>
             <w:pPr>
               <w:pStyle w:val="Compact"/>
+              <w:jc w:val="left"/>
             </w:pPr>
             <w:r>
               <w:rPr>
+                <w:bCs/>
                 <w:b/>
-                <w:bCs/>
               </w:rPr>
               <w:t xml:space="preserve">9 controls</w:t>
             </w:r>
@@ -9817,24 +10120,24 @@
         </w:pict>
       </w:r>
     </w:p>
-    <w:bookmarkEnd w:id="53"/>
-    <w:bookmarkEnd w:id="54"/>
-    <w:bookmarkStart w:id="58" w:name="ksi-ced-rat-activation"/>
+    <w:bookmarkEnd w:id="62"/>
+    <w:bookmarkEnd w:id="63"/>
+    <w:bookmarkStart w:id="67" w:name="ksi-ced-rat-activation"/>
     <w:p>
       <w:pPr>
         <w:pStyle w:val="Heading1"/>
       </w:pPr>
       <w:r>
-        <w:t xml:space="preserve">9. KSI-CED-RAT Activation</w:t>
-      </w:r>
-    </w:p>
-    <w:bookmarkStart w:id="55" w:name="evidence-contract"/>
+        <w:t xml:space="preserve">KSI-CED-RAT Activation</w:t>
+      </w:r>
+    </w:p>
+    <w:bookmarkStart w:id="64" w:name="evidence-contract"/>
     <w:p>
       <w:pPr>
         <w:pStyle w:val="Heading2"/>
       </w:pPr>
       <w:r>
-        <w:t xml:space="preserve">9.1 Evidence Contract</w:t>
+        <w:t xml:space="preserve">Evidence Contract</w:t>
       </w:r>
     </w:p>
     <w:p>
@@ -9848,7 +10151,13 @@
         <w:t xml:space="preserve"> </w:t>
       </w:r>
       <w:r>
-        <w:t xml:space="preserve">“Reviewing All Training”</w:t>
+        <w:t xml:space="preserve">“</w:t>
+      </w:r>
+      <w:r>
+        <w:t xml:space="preserve">Reviewing All Training</w:t>
+      </w:r>
+      <w:r>
+        <w:t xml:space="preserve">”</w:t>
       </w:r>
       <w:r>
         <w:t xml:space="preserve">) is the final scaffold</w:t>
@@ -9898,8 +10207,8 @@
       </w:pPr>
       <w:r>
         <w:rPr>
+          <w:bCs/>
           <w:b/>
-          <w:bCs/>
         </w:rPr>
         <w:t xml:space="preserve">Dimension 1 (AT-2):</w:t>
       </w:r>
@@ -9931,8 +10240,8 @@
       </w:pPr>
       <w:r>
         <w:rPr>
+          <w:bCs/>
           <w:b/>
-          <w:bCs/>
         </w:rPr>
         <w:t xml:space="preserve">Dimension 2 (AT-3 role-based):</w:t>
       </w:r>
@@ -9964,8 +10273,8 @@
       </w:pPr>
       <w:r>
         <w:rPr>
+          <w:bCs/>
           <w:b/>
-          <w:bCs/>
         </w:rPr>
         <w:t xml:space="preserve">Dimension 3 (AT-3 secure delivery):</w:t>
       </w:r>
@@ -9997,8 +10306,8 @@
       </w:pPr>
       <w:r>
         <w:rPr>
+          <w:bCs/>
           <w:b/>
-          <w:bCs/>
         </w:rPr>
         <w:t xml:space="preserve">Dimension 4 (IR-2/CP-3):</w:t>
       </w:r>
@@ -10061,11 +10370,11 @@
     </w:p>
     <w:p>
       <w:pPr>
-        <w:pStyle w:val="Compact"/>
         <w:numPr>
           <w:ilvl w:val="0"/>
           <w:numId w:val="1009"/>
         </w:numPr>
+        <w:pStyle w:val="Compact"/>
       </w:pPr>
       <w:r>
         <w:t xml:space="preserve">AT-2 completion rate ≥ 95% (allowing for onboarding lag and approved exceptions)</w:t>
@@ -10073,11 +10382,11 @@
     </w:p>
     <w:p>
       <w:pPr>
-        <w:pStyle w:val="Compact"/>
         <w:numPr>
           <w:ilvl w:val="0"/>
           <w:numId w:val="1009"/>
         </w:numPr>
+        <w:pStyle w:val="Compact"/>
       </w:pPr>
       <w:r>
         <w:t xml:space="preserve">AT-3 completion rate ≥ 95% per tier</w:t>
@@ -10085,11 +10394,11 @@
     </w:p>
     <w:p>
       <w:pPr>
-        <w:pStyle w:val="Compact"/>
         <w:numPr>
           <w:ilvl w:val="0"/>
           <w:numId w:val="1009"/>
         </w:numPr>
+        <w:pStyle w:val="Compact"/>
       </w:pPr>
       <w:r>
         <w:t xml:space="preserve">AT-3 secure delivery completion rate ≥ 95%</w:t>
@@ -10097,24 +10406,24 @@
     </w:p>
     <w:p>
       <w:pPr>
-        <w:pStyle w:val="Compact"/>
         <w:numPr>
           <w:ilvl w:val="0"/>
           <w:numId w:val="1009"/>
         </w:numPr>
+        <w:pStyle w:val="Compact"/>
       </w:pPr>
       <w:r>
         <w:t xml:space="preserve">IR/DR drills conducted on schedule (both semi-annual drills run; tabletop run)</w:t>
       </w:r>
     </w:p>
-    <w:bookmarkEnd w:id="55"/>
-    <w:bookmarkStart w:id="56" w:name="ksi-022-status-after-part-18"/>
+    <w:bookmarkEnd w:id="64"/>
+    <w:bookmarkStart w:id="65" w:name="ksi-022-status-after-part-18"/>
     <w:p>
       <w:pPr>
         <w:pStyle w:val="Heading2"/>
       </w:pPr>
       <w:r>
-        <w:t xml:space="preserve">9.2 KSI-022 Status After Part 18</w:t>
+        <w:t xml:space="preserve">KSI-022 Status After Part 18</w:t>
       </w:r>
     </w:p>
     <w:p>
@@ -10142,64 +10451,64 @@
     </w:p>
     <w:p>
       <w:pPr>
-        <w:pStyle w:val="Compact"/>
         <w:numPr>
           <w:ilvl w:val="0"/>
           <w:numId w:val="1010"/>
         </w:numPr>
-      </w:pPr>
-      <w:r>
-        <w:rPr>
+        <w:pStyle w:val="Compact"/>
+      </w:pPr>
+      <w:r>
+        <w:rPr>
+          <w:bCs/>
           <w:b/>
+        </w:rPr>
+        <w:t xml:space="preserve">KSI-022 status:</w:t>
+      </w:r>
+      <w:r>
+        <w:t xml:space="preserve"> </w:t>
+      </w:r>
+      <w:r>
+        <w:t xml:space="preserve">scaffold →</w:t>
+      </w:r>
+      <w:r>
+        <w:t xml:space="preserve"> </w:t>
+      </w:r>
+      <w:r>
+        <w:rPr>
           <w:bCs/>
-        </w:rPr>
-        <w:t xml:space="preserve">KSI-022 status:</w:t>
-      </w:r>
-      <w:r>
-        <w:t xml:space="preserve"> </w:t>
-      </w:r>
-      <w:r>
-        <w:t xml:space="preserve">scaffold →</w:t>
-      </w:r>
-      <w:r>
-        <w:t xml:space="preserve"> </w:t>
-      </w:r>
-      <w:r>
-        <w:rPr>
           <w:b/>
-          <w:bCs/>
         </w:rPr>
         <w:t xml:space="preserve">active</w:t>
       </w:r>
     </w:p>
     <w:p>
       <w:pPr>
-        <w:pStyle w:val="Compact"/>
         <w:numPr>
           <w:ilvl w:val="0"/>
           <w:numId w:val="1010"/>
         </w:numPr>
-      </w:pPr>
-      <w:r>
-        <w:rPr>
+        <w:pStyle w:val="Compact"/>
+      </w:pPr>
+      <w:r>
+        <w:rPr>
+          <w:bCs/>
           <w:b/>
+        </w:rPr>
+        <w:t xml:space="preserve">Confidence:</w:t>
+      </w:r>
+      <w:r>
+        <w:t xml:space="preserve"> </w:t>
+      </w:r>
+      <w:r>
+        <w:t xml:space="preserve">low →</w:t>
+      </w:r>
+      <w:r>
+        <w:t xml:space="preserve"> </w:t>
+      </w:r>
+      <w:r>
+        <w:rPr>
           <w:bCs/>
-        </w:rPr>
-        <w:t xml:space="preserve">Confidence:</w:t>
-      </w:r>
-      <w:r>
-        <w:t xml:space="preserve"> </w:t>
-      </w:r>
-      <w:r>
-        <w:t xml:space="preserve">low →</w:t>
-      </w:r>
-      <w:r>
-        <w:t xml:space="preserve"> </w:t>
-      </w:r>
-      <w:r>
-        <w:rPr>
           <w:b/>
-          <w:bCs/>
         </w:rPr>
         <w:t xml:space="preserve">high</w:t>
       </w:r>
@@ -10212,76 +10521,76 @@
     </w:p>
     <w:p>
       <w:pPr>
-        <w:pStyle w:val="Compact"/>
         <w:numPr>
           <w:ilvl w:val="0"/>
           <w:numId w:val="1010"/>
         </w:numPr>
-      </w:pPr>
-      <w:r>
-        <w:rPr>
+        <w:pStyle w:val="Compact"/>
+      </w:pPr>
+      <w:r>
+        <w:rPr>
+          <w:bCs/>
           <w:b/>
+        </w:rPr>
+        <w:t xml:space="preserve">CR26 KSI coverage:</w:t>
+      </w:r>
+      <w:r>
+        <w:t xml:space="preserve"> </w:t>
+      </w:r>
+      <w:r>
+        <w:t xml:space="preserve">28/29 active →</w:t>
+      </w:r>
+      <w:r>
+        <w:t xml:space="preserve"> </w:t>
+      </w:r>
+      <w:r>
+        <w:rPr>
           <w:bCs/>
-        </w:rPr>
-        <w:t xml:space="preserve">CR26 KSI coverage:</w:t>
-      </w:r>
-      <w:r>
-        <w:t xml:space="preserve"> </w:t>
-      </w:r>
-      <w:r>
-        <w:t xml:space="preserve">28/29 active →</w:t>
-      </w:r>
-      <w:r>
-        <w:t xml:space="preserve"> </w:t>
-      </w:r>
-      <w:r>
-        <w:rPr>
           <w:b/>
-          <w:bCs/>
         </w:rPr>
         <w:t xml:space="preserve">29/29 active</w:t>
       </w:r>
     </w:p>
     <w:p>
       <w:pPr>
-        <w:pStyle w:val="Compact"/>
         <w:numPr>
           <w:ilvl w:val="0"/>
           <w:numId w:val="1010"/>
         </w:numPr>
-      </w:pPr>
-      <w:r>
-        <w:rPr>
+        <w:pStyle w:val="Compact"/>
+      </w:pPr>
+      <w:r>
+        <w:rPr>
+          <w:bCs/>
           <w:b/>
+        </w:rPr>
+        <w:t xml:space="preserve">All CR26 KSI themes:</w:t>
+      </w:r>
+      <w:r>
+        <w:t xml:space="preserve"> </w:t>
+      </w:r>
+      <w:r>
+        <w:t xml:space="preserve">IAM ✓ · MLA ✓ · SVC ✓ · SCR ✓ · PIY ✓ · INR ✓ · RPL ✓ ·</w:t>
+      </w:r>
+      <w:r>
+        <w:t xml:space="preserve"> </w:t>
+      </w:r>
+      <w:r>
+        <w:rPr>
           <w:bCs/>
-        </w:rPr>
-        <w:t xml:space="preserve">All CR26 KSI themes:</w:t>
-      </w:r>
-      <w:r>
-        <w:t xml:space="preserve"> </w:t>
-      </w:r>
-      <w:r>
-        <w:t xml:space="preserve">IAM ✓ · MLA ✓ · SVC ✓ · SCR ✓ · PIY ✓ · INR ✓ · RPL ✓ ·</w:t>
-      </w:r>
-      <w:r>
-        <w:t xml:space="preserve"> </w:t>
-      </w:r>
-      <w:r>
-        <w:rPr>
           <w:b/>
+        </w:rPr>
+        <w:t xml:space="preserve">CED ✓</w:t>
+      </w:r>
+    </w:p>
+    <w:p>
+      <w:pPr>
+        <w:pStyle w:val="FirstParagraph"/>
+      </w:pPr>
+      <w:r>
+        <w:rPr>
           <w:bCs/>
-        </w:rPr>
-        <w:t xml:space="preserve">CED ✓</w:t>
-      </w:r>
-    </w:p>
-    <w:p>
-      <w:pPr>
-        <w:pStyle w:val="FirstParagraph"/>
-      </w:pPr>
-      <w:r>
-        <w:rPr>
           <w:b/>
-          <w:bCs/>
         </w:rPr>
         <w:t xml:space="preserve">This completes the KSI coverage across all eight CR26 themes.</w:t>
       </w:r>
@@ -10310,14 +10619,14 @@
         <w:t xml:space="preserve">under FedRAMP 20x Consolidated Rules.</w:t>
       </w:r>
     </w:p>
-    <w:bookmarkEnd w:id="56"/>
-    <w:bookmarkStart w:id="57" w:name="series-completion-summary"/>
+    <w:bookmarkEnd w:id="65"/>
+    <w:bookmarkStart w:id="66" w:name="series-completion-summary"/>
     <w:p>
       <w:pPr>
         <w:pStyle w:val="Heading2"/>
       </w:pPr>
       <w:r>
-        <w:t xml:space="preserve">9.3 Series Completion Summary</w:t>
+        <w:t xml:space="preserve">Series Completion Summary</w:t>
       </w:r>
     </w:p>
     <w:p>
@@ -10325,16 +10634,16 @@
         <w:pStyle w:val="TableCaption"/>
       </w:pPr>
       <w:r>
-        <w:t xml:space="preserve">Federal AAN Series — Complete Control and KSI Coverage</w:t>
+        <w:t xml:space="preserve">Federal AAN Series — Complete Control and KSI Coverage {.striped .hover}</w:t>
       </w:r>
     </w:p>
     <w:tbl>
       <w:tblPr>
         <w:tblStyle w:val="Table"/>
         <w:tblW w:type="pct" w:w="5000"/>
-        <w:tblLayout w:type="fixed"/>
         <w:tblLook w:firstRow="1" w:lastRow="0" w:firstColumn="0" w:lastColumn="0" w:noHBand="0" w:noVBand="0" w:val="0020"/>
-        <w:tblCaption w:val="Federal AAN Series — Complete Control and KSI Coverage"/>
+        <w:jc w:val="start"/>
+        <w:tblCaption w:val="Federal AAN Series — Complete Control and KSI Coverage {.striped .hover}"/>
       </w:tblPr>
       <w:tblGrid>
         <w:gridCol w:w="1033"/>
@@ -10344,13 +10653,14 @@
       </w:tblGrid>
       <w:tr>
         <w:trPr>
-          <w:tblHeader w:val="on"/>
+          <w:tblHeader w:val="true"/>
         </w:trPr>
         <w:tc>
           <w:tcPr/>
           <w:p>
             <w:pPr>
               <w:pStyle w:val="Compact"/>
+              <w:jc w:val="left"/>
             </w:pPr>
             <w:r>
               <w:t xml:space="preserve">Book</w:t>
@@ -10362,6 +10672,7 @@
           <w:p>
             <w:pPr>
               <w:pStyle w:val="Compact"/>
+              <w:jc w:val="left"/>
             </w:pPr>
             <w:r>
               <w:t xml:space="preserve">Domain</w:t>
@@ -10373,6 +10684,7 @@
           <w:p>
             <w:pPr>
               <w:pStyle w:val="Compact"/>
+              <w:jc w:val="left"/>
             </w:pPr>
             <w:r>
               <w:t xml:space="preserve">Controls Closed</w:t>
@@ -10384,6 +10696,7 @@
           <w:p>
             <w:pPr>
               <w:pStyle w:val="Compact"/>
+              <w:jc w:val="left"/>
             </w:pPr>
             <w:r>
               <w:t xml:space="preserve">KSIs Activated</w:t>
@@ -10397,6 +10710,7 @@
           <w:p>
             <w:pPr>
               <w:pStyle w:val="Compact"/>
+              <w:jc w:val="left"/>
             </w:pPr>
             <w:r>
               <w:t xml:space="preserve">Part 1</w:t>
@@ -10408,6 +10722,7 @@
           <w:p>
             <w:pPr>
               <w:pStyle w:val="Compact"/>
+              <w:jc w:val="left"/>
             </w:pPr>
             <w:r>
               <w:t xml:space="preserve">InfoBlox DDI Landing Zone</w:t>
@@ -10419,6 +10734,7 @@
           <w:p>
             <w:pPr>
               <w:pStyle w:val="Compact"/>
+              <w:jc w:val="left"/>
             </w:pPr>
             <w:r>
               <w:t xml:space="preserve">16</w:t>
@@ -10430,6 +10746,7 @@
           <w:p>
             <w:pPr>
               <w:pStyle w:val="Compact"/>
+              <w:jc w:val="left"/>
             </w:pPr>
             <w:r>
               <w:t xml:space="preserve">IAM, MLA, SVC (addressing)</w:t>
@@ -10443,6 +10760,7 @@
           <w:p>
             <w:pPr>
               <w:pStyle w:val="Compact"/>
+              <w:jc w:val="left"/>
             </w:pPr>
             <w:r>
               <w:t xml:space="preserve">Part 6</w:t>
@@ -10454,6 +10772,7 @@
           <w:p>
             <w:pPr>
               <w:pStyle w:val="Compact"/>
+              <w:jc w:val="left"/>
             </w:pPr>
             <w:r>
               <w:t xml:space="preserve">Telecommunications (SD-WAN/SASE)</w:t>
@@ -10465,6 +10784,7 @@
           <w:p>
             <w:pPr>
               <w:pStyle w:val="Compact"/>
+              <w:jc w:val="left"/>
             </w:pPr>
             <w:r>
               <w:t xml:space="preserve">7</w:t>
@@ -10476,6 +10796,7 @@
           <w:p>
             <w:pPr>
               <w:pStyle w:val="Compact"/>
+              <w:jc w:val="left"/>
             </w:pPr>
             <w:r>
               <w:t xml:space="preserve">SVC (boundary), MLA</w:t>
@@ -10489,6 +10810,7 @@
           <w:p>
             <w:pPr>
               <w:pStyle w:val="Compact"/>
+              <w:jc w:val="left"/>
             </w:pPr>
             <w:r>
               <w:t xml:space="preserve">Part 5</w:t>
@@ -10500,6 +10822,7 @@
           <w:p>
             <w:pPr>
               <w:pStyle w:val="Compact"/>
+              <w:jc w:val="left"/>
             </w:pPr>
             <w:r>
               <w:t xml:space="preserve">Network and Identity Modernization</w:t>
@@ -10511,6 +10834,7 @@
           <w:p>
             <w:pPr>
               <w:pStyle w:val="Compact"/>
+              <w:jc w:val="left"/>
             </w:pPr>
             <w:r>
               <w:t xml:space="preserve">12</w:t>
@@ -10522,6 +10846,7 @@
           <w:p>
             <w:pPr>
               <w:pStyle w:val="Compact"/>
+              <w:jc w:val="left"/>
             </w:pPr>
             <w:r>
               <w:t xml:space="preserve">IAM, SVC (network)</w:t>
@@ -10535,6 +10860,7 @@
           <w:p>
             <w:pPr>
               <w:pStyle w:val="Compact"/>
+              <w:jc w:val="left"/>
             </w:pPr>
             <w:r>
               <w:t xml:space="preserve">Parts 7–8</w:t>
@@ -10546,6 +10872,7 @@
           <w:p>
             <w:pPr>
               <w:pStyle w:val="Compact"/>
+              <w:jc w:val="left"/>
             </w:pPr>
             <w:r>
               <w:t xml:space="preserve">SQL Server Authentication</w:t>
@@ -10557,6 +10884,7 @@
           <w:p>
             <w:pPr>
               <w:pStyle w:val="Compact"/>
+              <w:jc w:val="left"/>
             </w:pPr>
             <w:r>
               <w:t xml:space="preserve">auth surface</w:t>
@@ -10568,6 +10896,7 @@
           <w:p>
             <w:pPr>
               <w:pStyle w:val="Compact"/>
+              <w:jc w:val="left"/>
             </w:pPr>
             <w:r>
               <w:t xml:space="preserve">IAM (SQL tier)</w:t>
@@ -10581,6 +10910,7 @@
           <w:p>
             <w:pPr>
               <w:pStyle w:val="Compact"/>
+              <w:jc w:val="left"/>
             </w:pPr>
             <w:r>
               <w:t xml:space="preserve">Part 9</w:t>
@@ -10592,6 +10922,7 @@
           <w:p>
             <w:pPr>
               <w:pStyle w:val="Compact"/>
+              <w:jc w:val="left"/>
             </w:pPr>
             <w:r>
               <w:t xml:space="preserve">Database Architecture and Network Physics</w:t>
@@ -10603,6 +10934,7 @@
           <w:p>
             <w:pPr>
               <w:pStyle w:val="Compact"/>
+              <w:jc w:val="left"/>
             </w:pPr>
             <w:r>
               <w:t xml:space="preserve">7</w:t>
@@ -10614,6 +10946,7 @@
           <w:p>
             <w:pPr>
               <w:pStyle w:val="Compact"/>
+              <w:jc w:val="left"/>
             </w:pPr>
             <w:r>
               <w:t xml:space="preserve">SVC (data)</w:t>
@@ -10627,6 +10960,7 @@
           <w:p>
             <w:pPr>
               <w:pStyle w:val="Compact"/>
+              <w:jc w:val="left"/>
             </w:pPr>
             <w:r>
               <w:t xml:space="preserve">Part 10</w:t>
@@ -10638,6 +10972,7 @@
           <w:p>
             <w:pPr>
               <w:pStyle w:val="Compact"/>
+              <w:jc w:val="left"/>
             </w:pPr>
             <w:r>
               <w:t xml:space="preserve">Privileged Access Management</w:t>
@@ -10649,6 +10984,7 @@
           <w:p>
             <w:pPr>
               <w:pStyle w:val="Compact"/>
+              <w:jc w:val="left"/>
             </w:pPr>
             <w:r>
               <w:t xml:space="preserve">AC-5/6/11/12, IA-11</w:t>
@@ -10660,6 +10996,7 @@
           <w:p>
             <w:pPr>
               <w:pStyle w:val="Compact"/>
+              <w:jc w:val="left"/>
             </w:pPr>
             <w:r>
               <w:t xml:space="preserve">IAM-ELP</w:t>
@@ -10673,6 +11010,7 @@
           <w:p>
             <w:pPr>
               <w:pStyle w:val="Compact"/>
+              <w:jc w:val="left"/>
             </w:pPr>
             <w:r>
               <w:t xml:space="preserve">Part 11</w:t>
@@ -10684,6 +11022,7 @@
           <w:p>
             <w:pPr>
               <w:pStyle w:val="Compact"/>
+              <w:jc w:val="left"/>
             </w:pPr>
             <w:r>
               <w:t xml:space="preserve">Vulnerability Management</w:t>
@@ -10695,6 +11034,7 @@
           <w:p>
             <w:pPr>
               <w:pStyle w:val="Compact"/>
+              <w:jc w:val="left"/>
             </w:pPr>
             <w:r>
               <w:t xml:space="preserve">RA-5, SI-2, CM-7</w:t>
@@ -10706,6 +11046,7 @@
           <w:p>
             <w:pPr>
               <w:pStyle w:val="Compact"/>
+              <w:jc w:val="left"/>
             </w:pPr>
             <w:r>
               <w:t xml:space="preserve">MLA-ALA, SVC</w:t>
@@ -10719,6 +11060,7 @@
           <w:p>
             <w:pPr>
               <w:pStyle w:val="Compact"/>
+              <w:jc w:val="left"/>
             </w:pPr>
             <w:r>
               <w:t xml:space="preserve">Part 12</w:t>
@@ -10730,6 +11072,7 @@
           <w:p>
             <w:pPr>
               <w:pStyle w:val="Compact"/>
+              <w:jc w:val="left"/>
             </w:pPr>
             <w:r>
               <w:t xml:space="preserve">Data Protection and Purview</w:t>
@@ -10741,6 +11084,7 @@
           <w:p>
             <w:pPr>
               <w:pStyle w:val="Compact"/>
+              <w:jc w:val="left"/>
             </w:pPr>
             <w:r>
               <w:t xml:space="preserve">MP, SC-12/13/28</w:t>
@@ -10752,6 +11096,7 @@
           <w:p>
             <w:pPr>
               <w:pStyle w:val="Compact"/>
+              <w:jc w:val="left"/>
             </w:pPr>
             <w:r>
               <w:t xml:space="preserve">SVC (data protection)</w:t>
@@ -10765,6 +11110,7 @@
           <w:p>
             <w:pPr>
               <w:pStyle w:val="Compact"/>
+              <w:jc w:val="left"/>
             </w:pPr>
             <w:r>
               <w:t xml:space="preserve">Part 13</w:t>
@@ -10776,6 +11122,7 @@
           <w:p>
             <w:pPr>
               <w:pStyle w:val="Compact"/>
+              <w:jc w:val="left"/>
             </w:pPr>
             <w:r>
               <w:t xml:space="preserve">SIEM / XDR / Detection Engineering</w:t>
@@ -10787,6 +11134,7 @@
           <w:p>
             <w:pPr>
               <w:pStyle w:val="Compact"/>
+              <w:jc w:val="left"/>
             </w:pPr>
             <w:r>
               <w:t xml:space="preserve">AU-6/7/8, SI-4, IR-4/6/8</w:t>
@@ -10798,6 +11146,7 @@
           <w:p>
             <w:pPr>
               <w:pStyle w:val="Compact"/>
+              <w:jc w:val="left"/>
             </w:pPr>
             <w:r>
               <w:t xml:space="preserve">MLA (primary)</w:t>
@@ -10811,6 +11160,7 @@
           <w:p>
             <w:pPr>
               <w:pStyle w:val="Compact"/>
+              <w:jc w:val="left"/>
             </w:pPr>
             <w:r>
               <w:t xml:space="preserve">Part 14</w:t>
@@ -10822,6 +11172,7 @@
           <w:p>
             <w:pPr>
               <w:pStyle w:val="Compact"/>
+              <w:jc w:val="left"/>
             </w:pPr>
             <w:r>
               <w:t xml:space="preserve">Business Continuity</w:t>
@@ -10833,6 +11184,7 @@
           <w:p>
             <w:pPr>
               <w:pStyle w:val="Compact"/>
+              <w:jc w:val="left"/>
             </w:pPr>
             <w:r>
               <w:t xml:space="preserve">CP-2 through CP-10</w:t>
@@ -10844,6 +11196,7 @@
           <w:p>
             <w:pPr>
               <w:pStyle w:val="Compact"/>
+              <w:jc w:val="left"/>
             </w:pPr>
             <w:r>
               <w:t xml:space="preserve">RPL</w:t>
@@ -10857,6 +11210,7 @@
           <w:p>
             <w:pPr>
               <w:pStyle w:val="Compact"/>
+              <w:jc w:val="left"/>
             </w:pPr>
             <w:r>
               <w:t xml:space="preserve">Part 15</w:t>
@@ -10868,6 +11222,7 @@
           <w:p>
             <w:pPr>
               <w:pStyle w:val="Compact"/>
+              <w:jc w:val="left"/>
             </w:pPr>
             <w:r>
               <w:t xml:space="preserve">Supply Chain Risk Management</w:t>
@@ -10879,6 +11234,7 @@
           <w:p>
             <w:pPr>
               <w:pStyle w:val="Compact"/>
+              <w:jc w:val="left"/>
             </w:pPr>
             <w:r>
               <w:t xml:space="preserve">SR-1 through SR-11</w:t>
@@ -10890,6 +11246,7 @@
           <w:p>
             <w:pPr>
               <w:pStyle w:val="Compact"/>
+              <w:jc w:val="left"/>
             </w:pPr>
             <w:r>
               <w:t xml:space="preserve">SCR-MIT, SCR-MON</w:t>
@@ -10903,6 +11260,7 @@
           <w:p>
             <w:pPr>
               <w:pStyle w:val="Compact"/>
+              <w:jc w:val="left"/>
             </w:pPr>
             <w:r>
               <w:t xml:space="preserve">Part 16</w:t>
@@ -10914,6 +11272,7 @@
           <w:p>
             <w:pPr>
               <w:pStyle w:val="Compact"/>
+              <w:jc w:val="left"/>
             </w:pPr>
             <w:r>
               <w:t xml:space="preserve">Program Management and Governance</w:t>
@@ -10925,6 +11284,7 @@
           <w:p>
             <w:pPr>
               <w:pStyle w:val="Compact"/>
+              <w:jc w:val="left"/>
             </w:pPr>
             <w:r>
               <w:t xml:space="preserve">PM-1/2/5/7/9/11/14/15/30</w:t>
@@ -10936,6 +11296,7 @@
           <w:p>
             <w:pPr>
               <w:pStyle w:val="Compact"/>
+              <w:jc w:val="left"/>
             </w:pPr>
             <w:r>
               <w:t xml:space="preserve">SCR (governance)</w:t>
@@ -10949,6 +11310,7 @@
           <w:p>
             <w:pPr>
               <w:pStyle w:val="Compact"/>
+              <w:jc w:val="left"/>
             </w:pPr>
             <w:r>
               <w:t xml:space="preserve">Part 17</w:t>
@@ -10960,6 +11322,7 @@
           <w:p>
             <w:pPr>
               <w:pStyle w:val="Compact"/>
+              <w:jc w:val="left"/>
             </w:pPr>
             <w:r>
               <w:t xml:space="preserve">PII Processing and Transparency</w:t>
@@ -10971,6 +11334,7 @@
           <w:p>
             <w:pPr>
               <w:pStyle w:val="Compact"/>
+              <w:jc w:val="left"/>
             </w:pPr>
             <w:r>
               <w:t xml:space="preserve">PT-1 through PT-7</w:t>
@@ -10982,6 +11346,7 @@
           <w:p>
             <w:pPr>
               <w:pStyle w:val="Compact"/>
+              <w:jc w:val="left"/>
             </w:pPr>
             <w:r>
               <w:t xml:space="preserve">PIY-RSD</w:t>
@@ -10995,6 +11360,7 @@
           <w:p>
             <w:pPr>
               <w:pStyle w:val="Compact"/>
+              <w:jc w:val="left"/>
             </w:pPr>
             <w:r>
               <w:t xml:space="preserve">Part 18</w:t>
@@ -11006,6 +11372,7 @@
           <w:p>
             <w:pPr>
               <w:pStyle w:val="Compact"/>
+              <w:jc w:val="left"/>
             </w:pPr>
             <w:r>
               <w:t xml:space="preserve">Cybersecurity Training and Awareness</w:t>
@@ -11017,6 +11384,7 @@
           <w:p>
             <w:pPr>
               <w:pStyle w:val="Compact"/>
+              <w:jc w:val="left"/>
             </w:pPr>
             <w:r>
               <w:t xml:space="preserve">AT-2/3/4, CP-3, IR-2</w:t>
@@ -11028,11 +11396,12 @@
           <w:p>
             <w:pPr>
               <w:pStyle w:val="Compact"/>
+              <w:jc w:val="left"/>
             </w:pPr>
             <w:r>
               <w:rPr>
+                <w:bCs/>
                 <w:b/>
-                <w:bCs/>
               </w:rPr>
               <w:t xml:space="preserve">CED-RAT</w:t>
             </w:r>
@@ -11047,354 +11416,354 @@
         </w:pict>
       </w:r>
     </w:p>
-    <w:bookmarkEnd w:id="57"/>
-    <w:bookmarkEnd w:id="58"/>
-    <w:bookmarkStart w:id="63" w:name="implementation-checklist"/>
+    <w:bookmarkEnd w:id="66"/>
+    <w:bookmarkEnd w:id="67"/>
+    <w:bookmarkStart w:id="72" w:name="implementation-checklist"/>
     <w:p>
       <w:pPr>
         <w:pStyle w:val="Heading1"/>
       </w:pPr>
       <w:r>
-        <w:t xml:space="preserve">10. Implementation Checklist</w:t>
-      </w:r>
-    </w:p>
-    <w:bookmarkStart w:id="59" w:name="phase-1-program-setup-weeks-14"/>
+        <w:t xml:space="preserve">Implementation Checklist</w:t>
+      </w:r>
+    </w:p>
+    <w:bookmarkStart w:id="68" w:name="phase-1-program-setup-weeks-14"/>
     <w:p>
       <w:pPr>
         <w:pStyle w:val="Heading2"/>
       </w:pPr>
       <w:r>
-        <w:t xml:space="preserve">10.1 Phase 1 — Program Setup (Weeks 1–4)</w:t>
-      </w:r>
-    </w:p>
-    <w:p>
-      <w:pPr>
-        <w:pStyle w:val="Compact"/>
+        <w:t xml:space="preserve">Phase 1 — Program Setup (Weeks 1–4)</w:t>
+      </w:r>
+    </w:p>
+    <w:p>
+      <w:pPr>
         <w:numPr>
           <w:ilvl w:val="0"/>
           <w:numId w:val="1011"/>
         </w:numPr>
-      </w:pPr>
-      <w:r>
-        <w:t xml:space="preserve">Designate training program owner (ISSO or delegate)</w:t>
-      </w:r>
-    </w:p>
-    <w:p>
-      <w:pPr>
         <w:pStyle w:val="Compact"/>
+      </w:pPr>
+      <w:r>
+        <w:t xml:space="preserve">☐ Designate training program owner (ISSO or delegate)</w:t>
+      </w:r>
+    </w:p>
+    <w:p>
+      <w:pPr>
+        <w:numPr>
+          <w:ilvl w:val="0"/>
+          <w:numId w:val="1011"/>
+        </w:numPr>
+        <w:pStyle w:val="Compact"/>
+      </w:pPr>
+      <w:r>
+        <w:t xml:space="preserve">☐ Select LMS platform (Viva Learning recommended for M365 GCC E3/E5)</w:t>
+      </w:r>
+    </w:p>
+    <w:p>
+      <w:pPr>
+        <w:numPr>
+          <w:ilvl w:val="0"/>
+          <w:numId w:val="1011"/>
+        </w:numPr>
+        <w:pStyle w:val="Compact"/>
+      </w:pPr>
+      <w:r>
+        <w:t xml:space="preserve">☐ Define role tier assignments — map all users to Tier 1–6</w:t>
+      </w:r>
+    </w:p>
+    <w:p>
+      <w:pPr>
+        <w:numPr>
+          <w:ilvl w:val="0"/>
+          <w:numId w:val="1011"/>
+        </w:numPr>
+        <w:pStyle w:val="Compact"/>
+      </w:pPr>
+      <w:r>
+        <w:t xml:space="preserve">☐ Configure Graph API export with</w:t>
+      </w:r>
+      <w:r>
+        <w:t xml:space="preserve"> </w:t>
+      </w:r>
+      <w:r>
+        <w:rPr>
+          <w:rStyle w:val="VerbatimChar"/>
+        </w:rPr>
+        <w:t xml:space="preserve">LearningAssignmentReport.Read.All</w:t>
+      </w:r>
+    </w:p>
+    <w:p>
+      <w:pPr>
+        <w:numPr>
+          <w:ilvl w:val="0"/>
+          <w:numId w:val="1011"/>
+        </w:numPr>
+        <w:pStyle w:val="Compact"/>
+      </w:pPr>
+      <w:r>
+        <w:t xml:space="preserve">☐ Create course library in Viva Learning (or import CISA/DoD content)</w:t>
+      </w:r>
+    </w:p>
+    <w:p>
+      <w:pPr>
+        <w:numPr>
+          <w:ilvl w:val="0"/>
+          <w:numId w:val="1011"/>
+        </w:numPr>
+        <w:pStyle w:val="Compact"/>
+      </w:pPr>
+      <w:r>
+        <w:t xml:space="preserve">☐ Enroll all employees in AT-2 general awareness track</w:t>
+      </w:r>
+    </w:p>
+    <w:bookmarkEnd w:id="68"/>
+    <w:bookmarkStart w:id="69" w:name="phase-2-content-and-delivery-weeks-512"/>
+    <w:p>
+      <w:pPr>
+        <w:pStyle w:val="Heading2"/>
+      </w:pPr>
+      <w:r>
+        <w:t xml:space="preserve">Phase 2 — Content and Delivery (Weeks 5–12)</w:t>
+      </w:r>
+    </w:p>
+    <w:p>
+      <w:pPr>
         <w:numPr>
           <w:ilvl w:val="0"/>
           <w:numId w:val="1012"/>
         </w:numPr>
-      </w:pPr>
-      <w:r>
-        <w:t xml:space="preserve">Select LMS platform (Viva Learning recommended for M365 GCC E3/E5)</w:t>
-      </w:r>
-    </w:p>
-    <w:p>
-      <w:pPr>
         <w:pStyle w:val="Compact"/>
+      </w:pPr>
+      <w:r>
+        <w:t xml:space="preserve">☐ Launch AT-2 general awareness campaign (all employees)</w:t>
+      </w:r>
+    </w:p>
+    <w:p>
+      <w:pPr>
+        <w:numPr>
+          <w:ilvl w:val="0"/>
+          <w:numId w:val="1012"/>
+        </w:numPr>
+        <w:pStyle w:val="Compact"/>
+      </w:pPr>
+      <w:r>
+        <w:t xml:space="preserve">☐ Launch AT-3 Tier 1 (sysadmin) and Tier 3 (developer) tracks — highest priority</w:t>
+      </w:r>
+    </w:p>
+    <w:p>
+      <w:pPr>
+        <w:numPr>
+          <w:ilvl w:val="0"/>
+          <w:numId w:val="1012"/>
+        </w:numPr>
+        <w:pStyle w:val="Compact"/>
+      </w:pPr>
+      <w:r>
+        <w:t xml:space="preserve">☐ Configure phishing simulation platform (Attack Simulator or KnowBe4)</w:t>
+      </w:r>
+    </w:p>
+    <w:p>
+      <w:pPr>
+        <w:numPr>
+          <w:ilvl w:val="0"/>
+          <w:numId w:val="1012"/>
+        </w:numPr>
+        <w:pStyle w:val="Compact"/>
+      </w:pPr>
+      <w:r>
+        <w:t xml:space="preserve">☐ Run first phishing simulation campaign</w:t>
+      </w:r>
+    </w:p>
+    <w:p>
+      <w:pPr>
+        <w:numPr>
+          <w:ilvl w:val="0"/>
+          <w:numId w:val="1012"/>
+        </w:numPr>
+        <w:pStyle w:val="Compact"/>
+      </w:pPr>
+      <w:r>
+        <w:t xml:space="preserve">☐ Deliver first Tier 3 SBOM/Grype hands-on lab</w:t>
+      </w:r>
+    </w:p>
+    <w:p>
+      <w:pPr>
+        <w:numPr>
+          <w:ilvl w:val="0"/>
+          <w:numId w:val="1012"/>
+        </w:numPr>
+        <w:pStyle w:val="Compact"/>
+      </w:pPr>
+      <w:r>
+        <w:t xml:space="preserve">☐ Schedule IR drill with SOC team</w:t>
+      </w:r>
+    </w:p>
+    <w:bookmarkEnd w:id="69"/>
+    <w:bookmarkStart w:id="70" w:name="phase-3-evidence-integration-weeks-1316"/>
+    <w:p>
+      <w:pPr>
+        <w:pStyle w:val="Heading2"/>
+      </w:pPr>
+      <w:r>
+        <w:t xml:space="preserve">Phase 3 — Evidence Integration (Weeks 13–16)</w:t>
+      </w:r>
+    </w:p>
+    <w:p>
+      <w:pPr>
         <w:numPr>
           <w:ilvl w:val="0"/>
           <w:numId w:val="1013"/>
         </w:numPr>
-      </w:pPr>
-      <w:r>
-        <w:t xml:space="preserve">Define role tier assignments — map all users to Tier 1–6</w:t>
-      </w:r>
-    </w:p>
-    <w:p>
-      <w:pPr>
         <w:pStyle w:val="Compact"/>
+      </w:pPr>
+      <w:r>
+        <w:t xml:space="preserve">☐ Deploy Logic App / Automation Runbook for monthly LMS export</w:t>
+      </w:r>
+    </w:p>
+    <w:p>
+      <w:pPr>
+        <w:numPr>
+          <w:ilvl w:val="0"/>
+          <w:numId w:val="1013"/>
+        </w:numPr>
+        <w:pStyle w:val="Compact"/>
+      </w:pPr>
+      <w:r>
+        <w:t xml:space="preserve">☐ Map Graph API output to</w:t>
+      </w:r>
+      <w:r>
+        <w:t xml:space="preserve"> </w:t>
+      </w:r>
+      <w:r>
+        <w:rPr>
+          <w:rStyle w:val="VerbatimChar"/>
+        </w:rPr>
+        <w:t xml:space="preserve">training-effectiveness-record</w:t>
+      </w:r>
+      <w:r>
+        <w:t xml:space="preserve"> </w:t>
+      </w:r>
+      <w:r>
+        <w:t xml:space="preserve">JSON schema</w:t>
+      </w:r>
+    </w:p>
+    <w:p>
+      <w:pPr>
+        <w:numPr>
+          <w:ilvl w:val="0"/>
+          <w:numId w:val="1013"/>
+        </w:numPr>
+        <w:pStyle w:val="Compact"/>
+      </w:pPr>
+      <w:r>
+        <w:t xml:space="preserve">☐ Integrate export into UIAO governance substrate</w:t>
+      </w:r>
+    </w:p>
+    <w:p>
+      <w:pPr>
+        <w:numPr>
+          <w:ilvl w:val="0"/>
+          <w:numId w:val="1013"/>
+        </w:numPr>
+        <w:pStyle w:val="Compact"/>
+      </w:pPr>
+      <w:r>
+        <w:t xml:space="preserve">☐ Validate KSI-022 query returns PASS on first ingested record</w:t>
+      </w:r>
+    </w:p>
+    <w:p>
+      <w:pPr>
+        <w:numPr>
+          <w:ilvl w:val="0"/>
+          <w:numId w:val="1013"/>
+        </w:numPr>
+        <w:pStyle w:val="Compact"/>
+      </w:pPr>
+      <w:r>
+        <w:t xml:space="preserve">☐ Archive first tabletop after-action report in governance record store</w:t>
+      </w:r>
+    </w:p>
+    <w:bookmarkEnd w:id="70"/>
+    <w:bookmarkStart w:id="71" w:name="phase-4-steady-state-ongoing"/>
+    <w:p>
+      <w:pPr>
+        <w:pStyle w:val="Heading2"/>
+      </w:pPr>
+      <w:r>
+        <w:t xml:space="preserve">Phase 4 — Steady State (Ongoing)</w:t>
+      </w:r>
+    </w:p>
+    <w:p>
+      <w:pPr>
         <w:numPr>
           <w:ilvl w:val="0"/>
           <w:numId w:val="1014"/>
         </w:numPr>
-      </w:pPr>
-      <w:r>
-        <w:t xml:space="preserve">Configure Graph API export with</w:t>
-      </w:r>
-      <w:r>
-        <w:t xml:space="preserve"> </w:t>
-      </w:r>
-      <w:r>
-        <w:rPr>
-          <w:rStyle w:val="VerbatimChar"/>
-        </w:rPr>
-        <w:t xml:space="preserve">LearningAssignmentReport.Read.All</w:t>
-      </w:r>
-    </w:p>
-    <w:p>
-      <w:pPr>
         <w:pStyle w:val="Compact"/>
+      </w:pPr>
+      <w:r>
+        <w:t xml:space="preserve">☐ Monthly LMS export running and ingesting automatically</w:t>
+      </w:r>
+    </w:p>
+    <w:p>
+      <w:pPr>
         <w:numPr>
           <w:ilvl w:val="0"/>
-          <w:numId w:val="1015"/>
+          <w:numId w:val="1014"/>
         </w:numPr>
-      </w:pPr>
-      <w:r>
-        <w:t xml:space="preserve">Create course library in Viva Learning (or import CISA/DoD content)</w:t>
-      </w:r>
-    </w:p>
-    <w:p>
-      <w:pPr>
         <w:pStyle w:val="Compact"/>
+      </w:pPr>
+      <w:r>
+        <w:t xml:space="preserve">☐ Quarterly phishing simulation campaigns on calendar</w:t>
+      </w:r>
+    </w:p>
+    <w:p>
+      <w:pPr>
         <w:numPr>
           <w:ilvl w:val="0"/>
-          <w:numId w:val="1016"/>
+          <w:numId w:val="1014"/>
         </w:numPr>
-      </w:pPr>
-      <w:r>
-        <w:t xml:space="preserve">Enroll all employees in AT-2 general awareness track</w:t>
-      </w:r>
-    </w:p>
-    <w:bookmarkEnd w:id="59"/>
-    <w:bookmarkStart w:id="60" w:name="phase-2-content-and-delivery-weeks-512"/>
-    <w:p>
-      <w:pPr>
-        <w:pStyle w:val="Heading2"/>
-      </w:pPr>
-      <w:r>
-        <w:t xml:space="preserve">10.2 Phase 2 — Content and Delivery (Weeks 5–12)</w:t>
-      </w:r>
-    </w:p>
-    <w:p>
-      <w:pPr>
         <w:pStyle w:val="Compact"/>
+      </w:pPr>
+      <w:r>
+        <w:t xml:space="preserve">☐ Semi-annual IR drill scheduled for H1 and H2</w:t>
+      </w:r>
+    </w:p>
+    <w:p>
+      <w:pPr>
         <w:numPr>
           <w:ilvl w:val="0"/>
-          <w:numId w:val="1017"/>
+          <w:numId w:val="1014"/>
         </w:numPr>
-      </w:pPr>
-      <w:r>
-        <w:t xml:space="preserve">Launch AT-2 general awareness campaign (all employees)</w:t>
-      </w:r>
-    </w:p>
-    <w:p>
-      <w:pPr>
         <w:pStyle w:val="Compact"/>
+      </w:pPr>
+      <w:r>
+        <w:t xml:space="preserve">☐ Annual tabletop calendar set (Q1–Q4 per CP-3 schedule)</w:t>
+      </w:r>
+    </w:p>
+    <w:p>
+      <w:pPr>
         <w:numPr>
           <w:ilvl w:val="0"/>
-          <w:numId w:val="1018"/>
+          <w:numId w:val="1014"/>
         </w:numPr>
-      </w:pPr>
-      <w:r>
-        <w:t xml:space="preserve">Launch AT-3 Tier 1 (sysadmin) and Tier 3 (developer) tracks — highest priority</w:t>
-      </w:r>
-    </w:p>
-    <w:p>
-      <w:pPr>
         <w:pStyle w:val="Compact"/>
+      </w:pPr>
+      <w:r>
+        <w:t xml:space="preserve">☐ ISSO reviews training-effectiveness-record quarterly dashboard</w:t>
+      </w:r>
+    </w:p>
+    <w:p>
+      <w:pPr>
         <w:numPr>
           <w:ilvl w:val="0"/>
-          <w:numId w:val="1019"/>
+          <w:numId w:val="1014"/>
         </w:numPr>
-      </w:pPr>
-      <w:r>
-        <w:t xml:space="preserve">Configure phishing simulation platform (Attack Simulator or KnowBe4)</w:t>
-      </w:r>
-    </w:p>
-    <w:p>
-      <w:pPr>
         <w:pStyle w:val="Compact"/>
-        <w:numPr>
-          <w:ilvl w:val="0"/>
-          <w:numId w:val="1020"/>
-        </w:numPr>
-      </w:pPr>
-      <w:r>
-        <w:t xml:space="preserve">Run first phishing simulation campaign</w:t>
-      </w:r>
-    </w:p>
-    <w:p>
-      <w:pPr>
-        <w:pStyle w:val="Compact"/>
-        <w:numPr>
-          <w:ilvl w:val="0"/>
-          <w:numId w:val="1021"/>
-        </w:numPr>
-      </w:pPr>
-      <w:r>
-        <w:t xml:space="preserve">Deliver first Tier 3 SBOM/Grype hands-on lab</w:t>
-      </w:r>
-    </w:p>
-    <w:p>
-      <w:pPr>
-        <w:pStyle w:val="Compact"/>
-        <w:numPr>
-          <w:ilvl w:val="0"/>
-          <w:numId w:val="1022"/>
-        </w:numPr>
-      </w:pPr>
-      <w:r>
-        <w:t xml:space="preserve">Schedule IR drill with SOC team</w:t>
-      </w:r>
-    </w:p>
-    <w:bookmarkEnd w:id="60"/>
-    <w:bookmarkStart w:id="61" w:name="phase-3-evidence-integration-weeks-1316"/>
-    <w:p>
-      <w:pPr>
-        <w:pStyle w:val="Heading2"/>
-      </w:pPr>
-      <w:r>
-        <w:t xml:space="preserve">10.3 Phase 3 — Evidence Integration (Weeks 13–16)</w:t>
-      </w:r>
-    </w:p>
-    <w:p>
-      <w:pPr>
-        <w:pStyle w:val="Compact"/>
-        <w:numPr>
-          <w:ilvl w:val="0"/>
-          <w:numId w:val="1023"/>
-        </w:numPr>
-      </w:pPr>
-      <w:r>
-        <w:t xml:space="preserve">Deploy Logic App / Automation Runbook for monthly LMS export</w:t>
-      </w:r>
-    </w:p>
-    <w:p>
-      <w:pPr>
-        <w:pStyle w:val="Compact"/>
-        <w:numPr>
-          <w:ilvl w:val="0"/>
-          <w:numId w:val="1024"/>
-        </w:numPr>
-      </w:pPr>
-      <w:r>
-        <w:t xml:space="preserve">Map Graph API output to</w:t>
-      </w:r>
-      <w:r>
-        <w:t xml:space="preserve"> </w:t>
-      </w:r>
-      <w:r>
-        <w:rPr>
-          <w:rStyle w:val="VerbatimChar"/>
-        </w:rPr>
-        <w:t xml:space="preserve">training-effectiveness-record</w:t>
-      </w:r>
-      <w:r>
-        <w:t xml:space="preserve"> </w:t>
-      </w:r>
-      <w:r>
-        <w:t xml:space="preserve">JSON schema</w:t>
-      </w:r>
-    </w:p>
-    <w:p>
-      <w:pPr>
-        <w:pStyle w:val="Compact"/>
-        <w:numPr>
-          <w:ilvl w:val="0"/>
-          <w:numId w:val="1025"/>
-        </w:numPr>
-      </w:pPr>
-      <w:r>
-        <w:t xml:space="preserve">Integrate export into UIAO governance substrate</w:t>
-      </w:r>
-    </w:p>
-    <w:p>
-      <w:pPr>
-        <w:pStyle w:val="Compact"/>
-        <w:numPr>
-          <w:ilvl w:val="0"/>
-          <w:numId w:val="1026"/>
-        </w:numPr>
-      </w:pPr>
-      <w:r>
-        <w:t xml:space="preserve">Validate KSI-022 query returns PASS on first ingested record</w:t>
-      </w:r>
-    </w:p>
-    <w:p>
-      <w:pPr>
-        <w:pStyle w:val="Compact"/>
-        <w:numPr>
-          <w:ilvl w:val="0"/>
-          <w:numId w:val="1027"/>
-        </w:numPr>
-      </w:pPr>
-      <w:r>
-        <w:t xml:space="preserve">Archive first tabletop after-action report in governance record store</w:t>
-      </w:r>
-    </w:p>
-    <w:bookmarkEnd w:id="61"/>
-    <w:bookmarkStart w:id="62" w:name="phase-4-steady-state-ongoing"/>
-    <w:p>
-      <w:pPr>
-        <w:pStyle w:val="Heading2"/>
-      </w:pPr>
-      <w:r>
-        <w:t xml:space="preserve">10.4 Phase 4 — Steady State (Ongoing)</w:t>
-      </w:r>
-    </w:p>
-    <w:p>
-      <w:pPr>
-        <w:pStyle w:val="Compact"/>
-        <w:numPr>
-          <w:ilvl w:val="0"/>
-          <w:numId w:val="1028"/>
-        </w:numPr>
-      </w:pPr>
-      <w:r>
-        <w:t xml:space="preserve">Monthly LMS export running and ingesting automatically</w:t>
-      </w:r>
-    </w:p>
-    <w:p>
-      <w:pPr>
-        <w:pStyle w:val="Compact"/>
-        <w:numPr>
-          <w:ilvl w:val="0"/>
-          <w:numId w:val="1029"/>
-        </w:numPr>
-      </w:pPr>
-      <w:r>
-        <w:t xml:space="preserve">Quarterly phishing simulation campaigns on calendar</w:t>
-      </w:r>
-    </w:p>
-    <w:p>
-      <w:pPr>
-        <w:pStyle w:val="Compact"/>
-        <w:numPr>
-          <w:ilvl w:val="0"/>
-          <w:numId w:val="1030"/>
-        </w:numPr>
-      </w:pPr>
-      <w:r>
-        <w:t xml:space="preserve">Semi-annual IR drill scheduled for H1 and H2</w:t>
-      </w:r>
-    </w:p>
-    <w:p>
-      <w:pPr>
-        <w:pStyle w:val="Compact"/>
-        <w:numPr>
-          <w:ilvl w:val="0"/>
-          <w:numId w:val="1031"/>
-        </w:numPr>
-      </w:pPr>
-      <w:r>
-        <w:t xml:space="preserve">Annual tabletop calendar set (Q1–Q4 per CP-3 schedule)</w:t>
-      </w:r>
-    </w:p>
-    <w:p>
-      <w:pPr>
-        <w:pStyle w:val="Compact"/>
-        <w:numPr>
-          <w:ilvl w:val="0"/>
-          <w:numId w:val="1032"/>
-        </w:numPr>
-      </w:pPr>
-      <w:r>
-        <w:t xml:space="preserve">ISSO reviews training-effectiveness-record quarterly dashboard</w:t>
-      </w:r>
-    </w:p>
-    <w:p>
-      <w:pPr>
-        <w:pStyle w:val="Compact"/>
-        <w:numPr>
-          <w:ilvl w:val="0"/>
-          <w:numId w:val="1033"/>
-        </w:numPr>
-      </w:pPr>
-      <w:r>
-        <w:t xml:space="preserve">Annual AT-2 content refresh cycle (update for emerging threats)</w:t>
+      </w:pPr>
+      <w:r>
+        <w:t xml:space="preserve">☐ Annual AT-2 content refresh cycle (update for emerging threats)</w:t>
       </w:r>
     </w:p>
     <w:p>
@@ -11404,23 +11773,23 @@
         </w:pict>
       </w:r>
     </w:p>
-    <w:bookmarkEnd w:id="62"/>
-    <w:bookmarkEnd w:id="63"/>
-    <w:bookmarkStart w:id="64" w:name="document-references"/>
+    <w:bookmarkEnd w:id="71"/>
+    <w:bookmarkEnd w:id="72"/>
+    <w:bookmarkStart w:id="73" w:name="document-references"/>
     <w:p>
       <w:pPr>
         <w:pStyle w:val="Heading1"/>
       </w:pPr>
       <w:r>
-        <w:t xml:space="preserve">11. Document References</w:t>
+        <w:t xml:space="preserve">Document References</w:t>
       </w:r>
     </w:p>
     <w:tbl>
       <w:tblPr>
         <w:tblStyle w:val="Table"/>
         <w:tblW w:type="pct" w:w="5000"/>
-        <w:tblLayout w:type="fixed"/>
         <w:tblLook w:firstRow="1" w:lastRow="0" w:firstColumn="0" w:lastColumn="0" w:noHBand="0" w:noVBand="0" w:val="0020"/>
+        <w:jc w:val="start"/>
       </w:tblPr>
       <w:tblGrid>
         <w:gridCol w:w="3443"/>
@@ -11428,13 +11797,14 @@
       </w:tblGrid>
       <w:tr>
         <w:trPr>
-          <w:tblHeader w:val="on"/>
+          <w:tblHeader w:val="true"/>
         </w:trPr>
         <w:tc>
           <w:tcPr/>
           <w:p>
             <w:pPr>
               <w:pStyle w:val="Compact"/>
+              <w:jc w:val="left"/>
             </w:pPr>
             <w:r>
               <w:t xml:space="preserve">Document</w:t>
@@ -11446,6 +11816,7 @@
           <w:p>
             <w:pPr>
               <w:pStyle w:val="Compact"/>
+              <w:jc w:val="left"/>
             </w:pPr>
             <w:r>
               <w:t xml:space="preserve">Description</w:t>
@@ -11459,6 +11830,7 @@
           <w:p>
             <w:pPr>
               <w:pStyle w:val="Compact"/>
+              <w:jc w:val="left"/>
             </w:pPr>
             <w:r>
               <w:t xml:space="preserve">Federal AAN — SSA Landing Zone IPAM / FedRAMP</w:t>
@@ -11470,6 +11842,7 @@
           <w:p>
             <w:pPr>
               <w:pStyle w:val="Compact"/>
+              <w:jc w:val="left"/>
             </w:pPr>
             <w:r>
               <w:t xml:space="preserve">Part 1: InfoBlox DDI, four-environment landing zone, NIST control mapping, FedRAMP 20x KSI evidence</w:t>
@@ -11483,6 +11856,7 @@
           <w:p>
             <w:pPr>
               <w:pStyle w:val="Compact"/>
+              <w:jc w:val="left"/>
             </w:pPr>
             <w:r>
               <w:t xml:space="preserve">Federal AAN — Federal Telecommunications Modernization</w:t>
@@ -11494,6 +11868,7 @@
           <w:p>
             <w:pPr>
               <w:pStyle w:val="Compact"/>
+              <w:jc w:val="left"/>
             </w:pPr>
             <w:r>
               <w:t xml:space="preserve">Part 6: Amazon Connect, Teams Phone, SD-WAN/SASE, G.114 compliance</w:t>
@@ -11507,6 +11882,7 @@
           <w:p>
             <w:pPr>
               <w:pStyle w:val="Compact"/>
+              <w:jc w:val="left"/>
             </w:pPr>
             <w:r>
               <w:t xml:space="preserve">Federal AAN — Network Modernization</w:t>
@@ -11518,6 +11894,7 @@
           <w:p>
             <w:pPr>
               <w:pStyle w:val="Compact"/>
+              <w:jc w:val="left"/>
             </w:pPr>
             <w:r>
               <w:t xml:space="preserve">Part 5: AD-to-Entra migration, ZTNA, Active Governance, FedRAMP 20x alignment</w:t>
@@ -11531,6 +11908,7 @@
           <w:p>
             <w:pPr>
               <w:pStyle w:val="Compact"/>
+              <w:jc w:val="left"/>
             </w:pPr>
             <w:r>
               <w:t xml:space="preserve">Federal AAN — SQL Server Authentication Modernization</w:t>
@@ -11542,6 +11920,7 @@
           <w:p>
             <w:pPr>
               <w:pStyle w:val="Compact"/>
+              <w:jc w:val="left"/>
             </w:pPr>
             <w:r>
               <w:t xml:space="preserve">Part 7: Arc Managed Identity, Kerberos/NTLM elimination, login migration</w:t>
@@ -11555,6 +11934,7 @@
           <w:p>
             <w:pPr>
               <w:pStyle w:val="Compact"/>
+              <w:jc w:val="left"/>
             </w:pPr>
             <w:r>
               <w:t xml:space="preserve">Federal AAN — SQL Server Implementation Guide</w:t>
@@ -11566,6 +11946,7 @@
           <w:p>
             <w:pPr>
               <w:pStyle w:val="Compact"/>
+              <w:jc w:val="left"/>
             </w:pPr>
             <w:r>
               <w:t xml:space="preserve">Part 8: 10-book runbook — estate discovery, Arc deployment, monitoring</w:t>
@@ -11579,6 +11960,7 @@
           <w:p>
             <w:pPr>
               <w:pStyle w:val="Compact"/>
+              <w:jc w:val="left"/>
             </w:pPr>
             <w:r>
               <w:t xml:space="preserve">Federal AAN — Database Consolidation and Network Physics</w:t>
@@ -11590,6 +11972,7 @@
           <w:p>
             <w:pPr>
               <w:pStyle w:val="Compact"/>
+              <w:jc w:val="left"/>
             </w:pPr>
             <w:r>
               <w:t xml:space="preserve">Part 9: SSOT architecture, speed-of-light floor, SD-WAN for database traffic</w:t>
@@ -11603,6 +11986,7 @@
           <w:p>
             <w:pPr>
               <w:pStyle w:val="Compact"/>
+              <w:jc w:val="left"/>
             </w:pPr>
             <w:r>
               <w:t xml:space="preserve">Federal AAN — Privileged Access Management</w:t>
@@ -11614,6 +11998,7 @@
           <w:p>
             <w:pPr>
               <w:pStyle w:val="Compact"/>
+              <w:jc w:val="left"/>
             </w:pPr>
             <w:r>
               <w:t xml:space="preserve">Part 10: Entra PIM JIT, PAW architecture, AC-6 least privilege</w:t>
@@ -11627,6 +12012,7 @@
           <w:p>
             <w:pPr>
               <w:pStyle w:val="Compact"/>
+              <w:jc w:val="left"/>
             </w:pPr>
             <w:r>
               <w:t xml:space="preserve">Federal AAN — Vulnerability Management</w:t>
@@ -11638,6 +12024,7 @@
           <w:p>
             <w:pPr>
               <w:pStyle w:val="Compact"/>
+              <w:jc w:val="left"/>
             </w:pPr>
             <w:r>
               <w:t xml:space="preserve">Part 11: Defender MDVM, CISA KEV, BOD 22-01 SLAs, RA-5 continuous scanning</w:t>
@@ -11651,6 +12038,7 @@
           <w:p>
             <w:pPr>
               <w:pStyle w:val="Compact"/>
+              <w:jc w:val="left"/>
             </w:pPr>
             <w:r>
               <w:t xml:space="preserve">Federal AAN — Data Protection and Purview</w:t>
@@ -11662,6 +12050,7 @@
           <w:p>
             <w:pPr>
               <w:pStyle w:val="Compact"/>
+              <w:jc w:val="left"/>
             </w:pPr>
             <w:r>
               <w:t xml:space="preserve">Part 12: Purview DLP, sensitivity labels, Key Vault CMK</w:t>
@@ -11675,6 +12064,7 @@
           <w:p>
             <w:pPr>
               <w:pStyle w:val="Compact"/>
+              <w:jc w:val="left"/>
             </w:pPr>
             <w:r>
               <w:t xml:space="preserve">Federal AAN — SIEM / XDR / Detection Engineering</w:t>
@@ -11686,6 +12076,7 @@
           <w:p>
             <w:pPr>
               <w:pStyle w:val="Compact"/>
+              <w:jc w:val="left"/>
             </w:pPr>
             <w:r>
               <w:t xml:space="preserve">Part 13: Sentinel connectors, KQL analytics, UEBA, Logic App playbooks</w:t>
@@ -11699,6 +12090,7 @@
           <w:p>
             <w:pPr>
               <w:pStyle w:val="Compact"/>
+              <w:jc w:val="left"/>
             </w:pPr>
             <w:r>
               <w:t xml:space="preserve">Federal AAN — Business Continuity</w:t>
@@ -11710,6 +12102,7 @@
           <w:p>
             <w:pPr>
               <w:pStyle w:val="Compact"/>
+              <w:jc w:val="left"/>
             </w:pPr>
             <w:r>
               <w:t xml:space="preserve">Part 14: CP-2 Contingency Plan, BIA, SQL AG and DDI DR integration</w:t>
@@ -11723,6 +12116,7 @@
           <w:p>
             <w:pPr>
               <w:pStyle w:val="Compact"/>
+              <w:jc w:val="left"/>
             </w:pPr>
             <w:r>
               <w:t xml:space="preserve">Federal AAN — Supply Chain Risk Management</w:t>
@@ -11734,6 +12128,7 @@
           <w:p>
             <w:pPr>
               <w:pStyle w:val="Compact"/>
+              <w:jc w:val="left"/>
             </w:pPr>
             <w:r>
               <w:t xml:space="preserve">Part 15: Syft SBOM, Grype VDR, OpenVEX, GitHub Actions pipeline</w:t>
@@ -11747,6 +12142,7 @@
           <w:p>
             <w:pPr>
               <w:pStyle w:val="Compact"/>
+              <w:jc w:val="left"/>
             </w:pPr>
             <w:r>
               <w:t xml:space="preserve">Federal AAN — Program Management and Governance</w:t>
@@ -11758,6 +12154,7 @@
           <w:p>
             <w:pPr>
               <w:pStyle w:val="Compact"/>
+              <w:jc w:val="left"/>
             </w:pPr>
             <w:r>
               <w:t xml:space="preserve">Part 16: ISPP, POA&amp;M, SCRM Charter, PM-30 closure</w:t>
@@ -11771,6 +12168,7 @@
           <w:p>
             <w:pPr>
               <w:pStyle w:val="Compact"/>
+              <w:jc w:val="left"/>
             </w:pPr>
             <w:r>
               <w:t xml:space="preserve">Federal AAN — PII Processing and Transparency</w:t>
@@ -11782,6 +12180,7 @@
           <w:p>
             <w:pPr>
               <w:pStyle w:val="Compact"/>
+              <w:jc w:val="left"/>
             </w:pPr>
             <w:r>
               <w:t xml:space="preserve">Part 17: PT family templates, Privacy Program Plan, Purview Data Map</w:t>
@@ -11795,6 +12194,7 @@
           <w:p>
             <w:pPr>
               <w:pStyle w:val="Compact"/>
+              <w:jc w:val="left"/>
             </w:pPr>
             <w:r>
               <w:t xml:space="preserve">NIST SP 800-53 Rev 5</w:t>
@@ -11806,6 +12206,7 @@
           <w:p>
             <w:pPr>
               <w:pStyle w:val="Compact"/>
+              <w:jc w:val="left"/>
             </w:pPr>
             <w:r>
               <w:t xml:space="preserve">Security and Privacy Controls — AT, CP, IR families</w:t>
@@ -11819,6 +12220,7 @@
           <w:p>
             <w:pPr>
               <w:pStyle w:val="Compact"/>
+              <w:jc w:val="left"/>
             </w:pPr>
             <w:r>
               <w:t xml:space="preserve">NIST SP 800-50</w:t>
@@ -11830,6 +12232,7 @@
           <w:p>
             <w:pPr>
               <w:pStyle w:val="Compact"/>
+              <w:jc w:val="left"/>
             </w:pPr>
             <w:r>
               <w:t xml:space="preserve">Building an Information Technology Security Awareness and Training Program</w:t>
@@ -11843,6 +12246,7 @@
           <w:p>
             <w:pPr>
               <w:pStyle w:val="Compact"/>
+              <w:jc w:val="left"/>
             </w:pPr>
             <w:r>
               <w:t xml:space="preserve">NIST SP 800-16</w:t>
@@ -11854,6 +12258,7 @@
           <w:p>
             <w:pPr>
               <w:pStyle w:val="Compact"/>
+              <w:jc w:val="left"/>
             </w:pPr>
             <w:r>
               <w:t xml:space="preserve">Information Technology Security Training Requirements</w:t>
@@ -11867,6 +12272,7 @@
           <w:p>
             <w:pPr>
               <w:pStyle w:val="Compact"/>
+              <w:jc w:val="left"/>
             </w:pPr>
             <w:r>
               <w:t xml:space="preserve">FedRAMP 20x Consolidated Rules (June 25, 2026)</w:t>
@@ -11878,6 +12284,7 @@
           <w:p>
             <w:pPr>
               <w:pStyle w:val="Compact"/>
+              <w:jc w:val="left"/>
             </w:pPr>
             <w:r>
               <w:t xml:space="preserve">KSI-CED-RAT — Reviewing All Training</w:t>
@@ -11891,6 +12298,7 @@
           <w:p>
             <w:pPr>
               <w:pStyle w:val="Compact"/>
+              <w:jc w:val="left"/>
             </w:pPr>
             <w:r>
               <w:t xml:space="preserve">CISA Cybersecurity Training</w:t>
@@ -11902,6 +12310,7 @@
           <w:p>
             <w:pPr>
               <w:pStyle w:val="Compact"/>
+              <w:jc w:val="left"/>
             </w:pPr>
             <w:r>
               <w:t xml:space="preserve">free.cisa.gov — federal workforce awareness resources</w:t>
@@ -11915,6 +12324,7 @@
           <w:p>
             <w:pPr>
               <w:pStyle w:val="Compact"/>
+              <w:jc w:val="left"/>
             </w:pPr>
             <w:r>
               <w:t xml:space="preserve">DoD Cyber Awareness Challenge</w:t>
@@ -11926,6 +12336,7 @@
           <w:p>
             <w:pPr>
               <w:pStyle w:val="Compact"/>
+              <w:jc w:val="left"/>
             </w:pPr>
             <w:r>
               <w:t xml:space="preserve">Annual awareness training; ATCTS completion records</w:t>
@@ -11939,6 +12350,7 @@
           <w:p>
             <w:pPr>
               <w:pStyle w:val="Compact"/>
+              <w:jc w:val="left"/>
             </w:pPr>
             <w:r>
               <w:t xml:space="preserve">Microsoft Graph API — Viva Learning</w:t>
@@ -11950,6 +12362,7 @@
           <w:p>
             <w:pPr>
               <w:pStyle w:val="Compact"/>
+              <w:jc w:val="left"/>
             </w:pPr>
             <w:r>
               <w:t xml:space="preserve">LearningCourseActivities endpoint for AT-4 evidence export</w:t>
@@ -11963,6 +12376,7 @@
           <w:p>
             <w:pPr>
               <w:pStyle w:val="Compact"/>
+              <w:jc w:val="left"/>
             </w:pPr>
             <w:r>
               <w:t xml:space="preserve">EO 14028</w:t>
@@ -11974,6 +12388,7 @@
           <w:p>
             <w:pPr>
               <w:pStyle w:val="Compact"/>
+              <w:jc w:val="left"/>
             </w:pPr>
             <w:r>
               <w:t xml:space="preserve">Improving the Nation’s Cybersecurity — training requirements for federal workforce</w:t>
@@ -11982,12 +12397,8 @@
         </w:tc>
       </w:tr>
     </w:tbl>
-    <w:bookmarkEnd w:id="64"/>
-    <w:sectPr>
-      <w:footnotePr>
-        <w:numRestart w:val="eachSect"/>
-      </w:footnotePr>
-    </w:sectPr>
+    <w:bookmarkEnd w:id="73"/>
+    <w:sectPr/>
   </w:body>
 </w:document>
 </file>
@@ -12018,14 +12429,14 @@
 <file path=word/numbering.xml><?xml version="1.0" encoding="utf-8"?>
 <w:numbering xmlns:w="http://schemas.openxmlformats.org/wordprocessingml/2006/main">
   <w:abstractNum w:abstractNumId="990">
-    <w:nsid w:val="0000A990"/>
+    <w:nsid w:val="A990"/>
     <w:multiLevelType w:val="multilevel"/>
     <w:lvl w:ilvl="0">
       <w:numFmt w:val="bullet"/>
       <w:lvlText w:val=" "/>
       <w:lvlJc w:val="left"/>
       <w:pPr>
-        <w:ind w:left="720" w:hanging="360"/>
+        <w:ind w:left="720" w:hanging="480"/>
       </w:pPr>
     </w:lvl>
     <w:lvl w:ilvl="1">
@@ -12033,7 +12444,7 @@
       <w:lvlText w:val=" "/>
       <w:lvlJc w:val="left"/>
       <w:pPr>
-        <w:ind w:left="1440" w:hanging="360"/>
+        <w:ind w:left="1440" w:hanging="480"/>
       </w:pPr>
     </w:lvl>
     <w:lvl w:ilvl="2">
@@ -12041,7 +12452,7 @@
       <w:lvlText w:val=" "/>
       <w:lvlJc w:val="left"/>
       <w:pPr>
-        <w:ind w:left="2160" w:hanging="360"/>
+        <w:ind w:left="2160" w:hanging="480"/>
       </w:pPr>
     </w:lvl>
     <w:lvl w:ilvl="3">
@@ -12049,7 +12460,7 @@
       <w:lvlText w:val=" "/>
       <w:lvlJc w:val="left"/>
       <w:pPr>
-        <w:ind w:left="2880" w:hanging="360"/>
+        <w:ind w:left="2880" w:hanging="480"/>
       </w:pPr>
     </w:lvl>
     <w:lvl w:ilvl="4">
@@ -12057,7 +12468,7 @@
       <w:lvlText w:val=" "/>
       <w:lvlJc w:val="left"/>
       <w:pPr>
-        <w:ind w:left="3600" w:hanging="360"/>
+        <w:ind w:left="3600" w:hanging="480"/>
       </w:pPr>
     </w:lvl>
     <w:lvl w:ilvl="5">
@@ -12065,7 +12476,7 @@
       <w:lvlText w:val=" "/>
       <w:lvlJc w:val="left"/>
       <w:pPr>
-        <w:ind w:left="4320" w:hanging="360"/>
+        <w:ind w:left="4320" w:hanging="480"/>
       </w:pPr>
     </w:lvl>
     <w:lvl w:ilvl="6">
@@ -12073,7 +12484,7 @@
       <w:lvlText w:val=" "/>
       <w:lvlJc w:val="left"/>
       <w:pPr>
-        <w:ind w:left="5040" w:hanging="360"/>
+        <w:ind w:left="5040" w:hanging="480"/>
       </w:pPr>
     </w:lvl>
     <w:lvl w:ilvl="7">
@@ -12081,7 +12492,7 @@
       <w:lvlText w:val=" "/>
       <w:lvlJc w:val="left"/>
       <w:pPr>
-        <w:ind w:left="5760" w:hanging="360"/>
+        <w:ind w:left="5760" w:hanging="480"/>
       </w:pPr>
     </w:lvl>
     <w:lvl w:ilvl="8">
@@ -12089,12 +12500,12 @@
       <w:lvlText w:val=" "/>
       <w:lvlJc w:val="left"/>
       <w:pPr>
-        <w:ind w:left="6480" w:hanging="360"/>
+        <w:ind w:left="6480" w:hanging="480"/>
       </w:pPr>
     </w:lvl>
   </w:abstractNum>
   <w:abstractNum w:abstractNumId="99411">
-    <w:nsid w:val="00A99411"/>
+    <w:nsid w:val="A99411"/>
     <w:multiLevelType w:val="multilevel"/>
     <w:lvl w:ilvl="0">
       <w:start w:val="1"/>
@@ -12102,7 +12513,7 @@
       <w:lvlText w:val="%1."/>
       <w:lvlJc w:val="left"/>
       <w:pPr>
-        <w:ind w:left="720" w:hanging="360"/>
+        <w:ind w:left="720" w:hanging="480"/>
       </w:pPr>
     </w:lvl>
     <w:lvl w:ilvl="1">
@@ -12111,7 +12522,7 @@
       <w:lvlText w:val="%2."/>
       <w:lvlJc w:val="left"/>
       <w:pPr>
-        <w:ind w:left="1440" w:hanging="360"/>
+        <w:ind w:left="1440" w:hanging="480"/>
       </w:pPr>
     </w:lvl>
     <w:lvl w:ilvl="2">
@@ -12120,7 +12531,7 @@
       <w:lvlText w:val="%3."/>
       <w:lvlJc w:val="left"/>
       <w:pPr>
-        <w:ind w:left="2160" w:hanging="360"/>
+        <w:ind w:left="2160" w:hanging="480"/>
       </w:pPr>
     </w:lvl>
     <w:lvl w:ilvl="3">
@@ -12129,7 +12540,7 @@
       <w:lvlText w:val="%4."/>
       <w:lvlJc w:val="left"/>
       <w:pPr>
-        <w:ind w:left="2880" w:hanging="360"/>
+        <w:ind w:left="2880" w:hanging="480"/>
       </w:pPr>
     </w:lvl>
     <w:lvl w:ilvl="4">
@@ -12138,7 +12549,7 @@
       <w:lvlText w:val="%5."/>
       <w:lvlJc w:val="left"/>
       <w:pPr>
-        <w:ind w:left="3600" w:hanging="360"/>
+        <w:ind w:left="3600" w:hanging="480"/>
       </w:pPr>
     </w:lvl>
     <w:lvl w:ilvl="5">
@@ -12147,7 +12558,7 @@
       <w:lvlText w:val="%6."/>
       <w:lvlJc w:val="left"/>
       <w:pPr>
-        <w:ind w:left="4320" w:hanging="360"/>
+        <w:ind w:left="4320" w:hanging="480"/>
       </w:pPr>
     </w:lvl>
     <w:lvl w:ilvl="6">
@@ -12156,7 +12567,7 @@
       <w:lvlText w:val="%7."/>
       <w:lvlJc w:val="left"/>
       <w:pPr>
-        <w:ind w:left="5040" w:hanging="360"/>
+        <w:ind w:left="5040" w:hanging="480"/>
       </w:pPr>
     </w:lvl>
     <w:lvl w:ilvl="7">
@@ -12165,7 +12576,7 @@
       <w:lvlText w:val="%8."/>
       <w:lvlJc w:val="left"/>
       <w:pPr>
-        <w:ind w:left="5760" w:hanging="360"/>
+        <w:ind w:left="5760" w:hanging="480"/>
       </w:pPr>
     </w:lvl>
     <w:lvl w:ilvl="8">
@@ -12174,186 +12585,83 @@
       <w:lvlText w:val="%9."/>
       <w:lvlJc w:val="left"/>
       <w:pPr>
-        <w:ind w:left="6480" w:hanging="360"/>
+        <w:ind w:left="6480" w:hanging="480"/>
       </w:pPr>
     </w:lvl>
   </w:abstractNum>
   <w:abstractNum w:abstractNumId="991">
-    <w:nsid w:val="0000A991"/>
+    <w:nsid w:val="A991"/>
     <w:multiLevelType w:val="multilevel"/>
     <w:lvl w:ilvl="0">
       <w:numFmt w:val="bullet"/>
-      <w:lvlText w:val=""/>
+      <w:lvlText w:val="•"/>
       <w:lvlJc w:val="left"/>
       <w:pPr>
-        <w:ind w:left="720" w:hanging="360"/>
-      </w:pPr>
-      <w:rPr>
-        <w:rFonts w:ascii="Symbol" w:hAnsi="Symbol" w:cs="Symbol" w:hint="default"/>
-      </w:rPr>
+        <w:ind w:left="720" w:hanging="480"/>
+      </w:pPr>
     </w:lvl>
     <w:lvl w:ilvl="1">
       <w:numFmt w:val="bullet"/>
-      <w:lvlText w:val="o"/>
+      <w:lvlText w:val="–"/>
       <w:lvlJc w:val="left"/>
       <w:pPr>
-        <w:ind w:left="1440" w:hanging="360"/>
-      </w:pPr>
-      <w:rPr>
-        <w:rFonts w:ascii="Courier New" w:hAnsi="Courier New" w:cs="Courier New" w:hint="default"/>
-      </w:rPr>
+        <w:ind w:left="1440" w:hanging="480"/>
+      </w:pPr>
     </w:lvl>
     <w:lvl w:ilvl="2">
       <w:numFmt w:val="bullet"/>
-      <w:lvlText w:val=""/>
+      <w:lvlText w:val="•"/>
       <w:lvlJc w:val="left"/>
       <w:pPr>
-        <w:ind w:left="2160" w:hanging="360"/>
-      </w:pPr>
-      <w:rPr>
-        <w:rFonts w:ascii="Wingdings" w:hAnsi="Wingdings" w:cs="Wingdings" w:hint="default"/>
-      </w:rPr>
+        <w:ind w:left="2160" w:hanging="480"/>
+      </w:pPr>
     </w:lvl>
     <w:lvl w:ilvl="3">
       <w:numFmt w:val="bullet"/>
-      <w:lvlText w:val=""/>
+      <w:lvlText w:val="–"/>
       <w:lvlJc w:val="left"/>
       <w:pPr>
-        <w:ind w:left="2880" w:hanging="360"/>
-      </w:pPr>
-      <w:rPr>
-        <w:rFonts w:ascii="Symbol" w:hAnsi="Symbol" w:cs="Symbol" w:hint="default"/>
-      </w:rPr>
+        <w:ind w:left="2880" w:hanging="480"/>
+      </w:pPr>
     </w:lvl>
     <w:lvl w:ilvl="4">
       <w:numFmt w:val="bullet"/>
-      <w:lvlText w:val="o"/>
+      <w:lvlText w:val="•"/>
       <w:lvlJc w:val="left"/>
       <w:pPr>
-        <w:ind w:left="3600" w:hanging="360"/>
-      </w:pPr>
-      <w:rPr>
-        <w:rFonts w:ascii="Courier New" w:hAnsi="Courier New" w:cs="Courier New" w:hint="default"/>
-      </w:rPr>
+        <w:ind w:left="3600" w:hanging="480"/>
+      </w:pPr>
     </w:lvl>
     <w:lvl w:ilvl="5">
       <w:numFmt w:val="bullet"/>
-      <w:lvlText w:val=""/>
+      <w:lvlText w:val="–"/>
       <w:lvlJc w:val="left"/>
       <w:pPr>
-        <w:ind w:left="4320" w:hanging="360"/>
-      </w:pPr>
-      <w:rPr>
-        <w:rFonts w:ascii="Wingdings" w:hAnsi="Wingdings" w:cs="Wingdings" w:hint="default"/>
-      </w:rPr>
+        <w:ind w:left="4320" w:hanging="480"/>
+      </w:pPr>
     </w:lvl>
     <w:lvl w:ilvl="6">
       <w:numFmt w:val="bullet"/>
-      <w:lvlText w:val=""/>
+      <w:lvlText w:val="•"/>
       <w:lvlJc w:val="left"/>
       <w:pPr>
-        <w:ind w:left="5040" w:hanging="360"/>
-      </w:pPr>
-      <w:rPr>
-        <w:rFonts w:ascii="Symbol" w:hAnsi="Symbol" w:cs="Symbol" w:hint="default"/>
-      </w:rPr>
+        <w:ind w:left="5040" w:hanging="480"/>
+      </w:pPr>
     </w:lvl>
     <w:lvl w:ilvl="7">
       <w:numFmt w:val="bullet"/>
-      <w:lvlText w:val="o"/>
+      <w:lvlText w:val="–"/>
       <w:lvlJc w:val="left"/>
       <w:pPr>
-        <w:ind w:left="5760" w:hanging="360"/>
-      </w:pPr>
-      <w:rPr>
-        <w:rFonts w:ascii="Courier New" w:hAnsi="Courier New" w:cs="Courier New" w:hint="default"/>
-      </w:rPr>
+        <w:ind w:left="5760" w:hanging="480"/>
+      </w:pPr>
     </w:lvl>
     <w:lvl w:ilvl="8">
       <w:numFmt w:val="bullet"/>
-      <w:lvlText w:val=""/>
+      <w:lvlText w:val="•"/>
       <w:lvlJc w:val="left"/>
       <w:pPr>
-        <w:ind w:left="6480" w:hanging="360"/>
-      </w:pPr>
-      <w:rPr>
-        <w:rFonts w:ascii="Wingdings" w:hAnsi="Wingdings" w:cs="Wingdings" w:hint="default"/>
-      </w:rPr>
-    </w:lvl>
-  </w:abstractNum>
-  <w:abstractNum w:abstractNumId="992">
-    <w:nsid w:val="0000A992"/>
-    <w:multiLevelType w:val="multilevel"/>
-    <w:lvl w:ilvl="0">
-      <w:numFmt w:val="bullet"/>
-      <w:lvlText w:val="☐"/>
-      <w:lvlJc w:val="left"/>
-      <w:pPr>
-        <w:ind w:left="720" w:hanging="360"/>
-      </w:pPr>
-    </w:lvl>
-    <w:lvl w:ilvl="1">
-      <w:numFmt w:val="bullet"/>
-      <w:lvlText w:val="☐"/>
-      <w:lvlJc w:val="left"/>
-      <w:pPr>
-        <w:ind w:left="1440" w:hanging="360"/>
-      </w:pPr>
-    </w:lvl>
-    <w:lvl w:ilvl="2">
-      <w:numFmt w:val="bullet"/>
-      <w:lvlText w:val="☐"/>
-      <w:lvlJc w:val="left"/>
-      <w:pPr>
-        <w:ind w:left="2160" w:hanging="360"/>
-      </w:pPr>
-    </w:lvl>
-    <w:lvl w:ilvl="3">
-      <w:numFmt w:val="bullet"/>
-      <w:lvlText w:val="☐"/>
-      <w:lvlJc w:val="left"/>
-      <w:pPr>
-        <w:ind w:left="2880" w:hanging="360"/>
-      </w:pPr>
-    </w:lvl>
-    <w:lvl w:ilvl="4">
-      <w:numFmt w:val="bullet"/>
-      <w:lvlText w:val="☐"/>
-      <w:lvlJc w:val="left"/>
-      <w:pPr>
-        <w:ind w:left="3600" w:hanging="360"/>
-      </w:pPr>
-    </w:lvl>
-    <w:lvl w:ilvl="5">
-      <w:numFmt w:val="bullet"/>
-      <w:lvlText w:val="☐"/>
-      <w:lvlJc w:val="left"/>
-      <w:pPr>
-        <w:ind w:left="4320" w:hanging="360"/>
-      </w:pPr>
-    </w:lvl>
-    <w:lvl w:ilvl="6">
-      <w:numFmt w:val="bullet"/>
-      <w:lvlText w:val="☐"/>
-      <w:lvlJc w:val="left"/>
-      <w:pPr>
-        <w:ind w:left="5040" w:hanging="360"/>
-      </w:pPr>
-    </w:lvl>
-    <w:lvl w:ilvl="7">
-      <w:numFmt w:val="bullet"/>
-      <w:lvlText w:val="☐"/>
-      <w:lvlJc w:val="left"/>
-      <w:pPr>
-        <w:ind w:left="5760" w:hanging="360"/>
-      </w:pPr>
-    </w:lvl>
-    <w:lvl w:ilvl="8">
-      <w:numFmt w:val="bullet"/>
-      <w:lvlText w:val="☐"/>
-      <w:lvlJc w:val="left"/>
-      <w:pPr>
-        <w:ind w:left="6480" w:hanging="360"/>
+        <w:ind w:left="6480" w:hanging="480"/>
       </w:pPr>
     </w:lvl>
   </w:abstractNum>
@@ -12580,73 +12888,16 @@
     <w:abstractNumId w:val="991"/>
   </w:num>
   <w:num w:numId="1011">
-    <w:abstractNumId w:val="992"/>
+    <w:abstractNumId w:val="991"/>
   </w:num>
   <w:num w:numId="1012">
-    <w:abstractNumId w:val="992"/>
+    <w:abstractNumId w:val="991"/>
   </w:num>
   <w:num w:numId="1013">
-    <w:abstractNumId w:val="992"/>
+    <w:abstractNumId w:val="991"/>
   </w:num>
   <w:num w:numId="1014">
-    <w:abstractNumId w:val="992"/>
-  </w:num>
-  <w:num w:numId="1015">
-    <w:abstractNumId w:val="992"/>
-  </w:num>
-  <w:num w:numId="1016">
-    <w:abstractNumId w:val="992"/>
-  </w:num>
-  <w:num w:numId="1017">
-    <w:abstractNumId w:val="992"/>
-  </w:num>
-  <w:num w:numId="1018">
-    <w:abstractNumId w:val="992"/>
-  </w:num>
-  <w:num w:numId="1019">
-    <w:abstractNumId w:val="992"/>
-  </w:num>
-  <w:num w:numId="1020">
-    <w:abstractNumId w:val="992"/>
-  </w:num>
-  <w:num w:numId="1021">
-    <w:abstractNumId w:val="992"/>
-  </w:num>
-  <w:num w:numId="1022">
-    <w:abstractNumId w:val="992"/>
-  </w:num>
-  <w:num w:numId="1023">
-    <w:abstractNumId w:val="992"/>
-  </w:num>
-  <w:num w:numId="1024">
-    <w:abstractNumId w:val="992"/>
-  </w:num>
-  <w:num w:numId="1025">
-    <w:abstractNumId w:val="992"/>
-  </w:num>
-  <w:num w:numId="1026">
-    <w:abstractNumId w:val="992"/>
-  </w:num>
-  <w:num w:numId="1027">
-    <w:abstractNumId w:val="992"/>
-  </w:num>
-  <w:num w:numId="1028">
-    <w:abstractNumId w:val="992"/>
-  </w:num>
-  <w:num w:numId="1029">
-    <w:abstractNumId w:val="992"/>
-  </w:num>
-  <w:num w:numId="1030">
-    <w:abstractNumId w:val="992"/>
-  </w:num>
-  <w:num w:numId="1031">
-    <w:abstractNumId w:val="992"/>
-  </w:num>
-  <w:num w:numId="1032">
-    <w:abstractNumId w:val="992"/>
-  </w:num>
-  <w:num w:numId="1033">
-    <w:abstractNumId w:val="992"/>
+    <w:abstractNumId w:val="991"/>
   </w:num>
 </w:numbering>
 </file>
@@ -12656,10 +12907,10 @@
   <w:docDefaults>
     <w:rPrDefault>
       <w:rPr>
-        <w:rFonts w:asciiTheme="minorHAnsi" w:cstheme="minorBidi" w:eastAsiaTheme="minorEastAsia" w:hAnsiTheme="minorHAnsi"/>
+        <w:rFonts w:asciiTheme="minorHAnsi" w:cstheme="minorBidi" w:eastAsiaTheme="minorHAnsi" w:hAnsiTheme="minorHAnsi"/>
         <w:sz w:val="24"/>
         <w:szCs w:val="24"/>
-        <w:lang w:bidi="ar-SA" w:eastAsia="zh-CN" w:val="en-US"/>
+        <w:lang w:bidi="ar-SA" w:eastAsia="en-US" w:val="en-US"/>
       </w:rPr>
     </w:rPrDefault>
     <w:pPrDefault>
@@ -12677,10 +12928,10 @@
     <w:name w:val="Body Text"/>
     <w:basedOn w:val="Normal"/>
     <w:link w:val="BodyTextChar"/>
-    <w:qFormat/>
     <w:pPr>
       <w:spacing w:after="180" w:before="180"/>
     </w:pPr>
+    <w:qFormat/>
   </w:style>
   <w:style w:customStyle="1" w:styleId="FirstParagraph" w:type="paragraph">
     <w:name w:val="First Paragraph"/>
@@ -12700,94 +12951,57 @@
     <w:name w:val="Title"/>
     <w:basedOn w:val="Normal"/>
     <w:next w:val="BodyText"/>
-    <w:link w:val="TitleChar"/>
-    <w:uiPriority w:val="10"/>
     <w:qFormat/>
-    <w:rsid w:val="00A10FD9"/>
     <w:pPr>
-      <w:spacing w:after="80" w:line="240" w:lineRule="auto"/>
-      <w:contextualSpacing/>
+      <w:keepNext/>
+      <w:keepLines/>
+      <w:spacing w:after="240" w:before="480"/>
       <w:jc w:val="center"/>
     </w:pPr>
     <w:rPr>
       <w:rFonts w:asciiTheme="majorHAnsi" w:cstheme="majorBidi" w:eastAsiaTheme="majorEastAsia" w:hAnsiTheme="majorHAnsi"/>
-      <w:sz w:val="56"/>
-      <w:szCs w:val="56"/>
-    </w:rPr>
-  </w:style>
-  <w:style w:customStyle="1" w:styleId="TitleChar" w:type="character">
-    <w:name w:val="Title Char"/>
-    <w:basedOn w:val="DefaultParagraphFont"/>
-    <w:link w:val="Title"/>
-    <w:uiPriority w:val="10"/>
-    <w:rsid w:val="00A10FD9"/>
-    <w:rPr>
-      <w:rFonts w:asciiTheme="majorHAnsi" w:cstheme="majorBidi" w:eastAsiaTheme="majorEastAsia" w:hAnsiTheme="majorHAnsi"/>
-      <w:sz w:val="56"/>
-      <w:szCs w:val="56"/>
+      <w:b/>
+      <w:bCs/>
+      <w:color w:themeColor="accent1" w:themeShade="B5" w:val="345A8A"/>
+      <w:sz w:val="36"/>
+      <w:szCs w:val="36"/>
     </w:rPr>
   </w:style>
   <w:style w:styleId="Subtitle" w:type="paragraph">
     <w:name w:val="Subtitle"/>
     <w:basedOn w:val="Title"/>
     <w:next w:val="BodyText"/>
-    <w:link w:val="SubtitleChar"/>
-    <w:uiPriority w:val="11"/>
     <w:qFormat/>
-    <w:rsid w:val="00A10FD9"/>
     <w:pPr>
-      <w:numPr>
-        <w:ilvl w:val="1"/>
-      </w:numPr>
+      <w:keepNext/>
+      <w:keepLines/>
+      <w:spacing w:after="240" w:before="240"/>
+      <w:jc w:val="center"/>
     </w:pPr>
     <w:rPr>
-      <w:rFonts w:cstheme="majorBidi" w:eastAsiaTheme="majorEastAsia"/>
-      <w:spacing w:val="15"/>
-      <w:sz w:val="28"/>
-      <w:szCs w:val="28"/>
-    </w:rPr>
-  </w:style>
-  <w:style w:customStyle="1" w:styleId="SubtitleChar" w:type="character">
-    <w:name w:val="Subtitle Char"/>
-    <w:basedOn w:val="DefaultParagraphFont"/>
-    <w:link w:val="Subtitle"/>
-    <w:uiPriority w:val="11"/>
-    <w:rsid w:val="00A10FD9"/>
-    <w:rPr>
-      <w:rFonts w:cstheme="majorBidi" w:eastAsiaTheme="majorEastAsia"/>
-      <w:color w:themeColor="text1" w:themeTint="A6" w:val="595959"/>
-      <w:spacing w:val="15"/>
-      <w:sz w:val="28"/>
-      <w:szCs w:val="28"/>
+      <w:sz w:val="30"/>
+      <w:szCs w:val="30"/>
     </w:rPr>
   </w:style>
   <w:style w:customStyle="1" w:styleId="Author" w:type="paragraph">
     <w:name w:val="Author"/>
-    <w:basedOn w:val="Title"/>
     <w:next w:val="BodyText"/>
     <w:qFormat/>
     <w:pPr>
       <w:keepNext/>
       <w:keepLines/>
+      <w:jc w:val="center"/>
     </w:pPr>
-    <w:rPr>
-      <w:sz w:val="24"/>
-      <w:szCs w:val="24"/>
-    </w:rPr>
   </w:style>
   <w:style w:styleId="Date" w:type="paragraph">
     <w:name w:val="Date"/>
-    <w:basedOn w:val="Title"/>
     <w:next w:val="BodyText"/>
     <w:qFormat/>
     <w:pPr>
       <w:keepNext/>
       <w:keepLines/>
+      <w:jc w:val="center"/>
     </w:pPr>
-    <w:rPr>
-      <w:sz w:val="24"/>
-      <w:szCs w:val="24"/>
-    </w:rPr>
   </w:style>
   <w:style w:customStyle="1" w:styleId="AbstractTitle" w:type="paragraph">
     <w:name w:val="Abstract Title"/>
@@ -12797,13 +13011,15 @@
     <w:pPr>
       <w:keepNext/>
       <w:keepLines/>
+      <w:jc w:val="center"/>
       <w:spacing w:after="0" w:before="300"/>
-      <w:jc w:val="center"/>
     </w:pPr>
     <w:rPr>
-      <w:b/>
       <w:sz w:val="20"/>
       <w:szCs w:val="20"/>
+      <w:b/>
+      <w:color w:val="345A8A"/>
+      &gt;
     </w:rPr>
   </w:style>
   <w:style w:customStyle="1" w:styleId="Abstract" w:type="paragraph">
@@ -12830,321 +13046,191 @@
     <w:rPr/>
   </w:style>
   <w:style w:styleId="Heading1" w:type="paragraph">
-    <w:name w:val="heading 1"/>
+    <w:name w:val="Heading 1"/>
     <w:basedOn w:val="Normal"/>
     <w:next w:val="BodyText"/>
-    <w:link w:val="Heading1Char"/>
     <w:uiPriority w:val="9"/>
     <w:qFormat/>
-    <w:rsid w:val="00A10FD9"/>
     <w:pPr>
       <w:keepNext/>
       <w:keepLines/>
-      <w:spacing w:after="80" w:before="360"/>
+      <w:spacing w:after="0" w:before="480"/>
       <w:outlineLvl w:val="0"/>
     </w:pPr>
     <w:rPr>
       <w:rFonts w:asciiTheme="majorHAnsi" w:cstheme="majorBidi" w:eastAsiaTheme="majorEastAsia" w:hAnsiTheme="majorHAnsi"/>
-      <w:color w:themeColor="accent1" w:themeShade="BF" w:val="0F4761"/>
-      <w:sz w:val="40"/>
-      <w:szCs w:val="40"/>
+      <w:b/>
+      <w:bCs/>
+      <w:color w:themeColor="accent1" w:val="4F81BD"/>
+      <w:sz w:val="32"/>
+      <w:szCs w:val="32"/>
     </w:rPr>
   </w:style>
   <w:style w:styleId="Heading2" w:type="paragraph">
-    <w:name w:val="heading 2"/>
+    <w:name w:val="Heading 2"/>
     <w:basedOn w:val="Normal"/>
     <w:next w:val="BodyText"/>
-    <w:link w:val="Heading2Char"/>
     <w:uiPriority w:val="9"/>
-    <w:semiHidden/>
     <w:unhideWhenUsed/>
     <w:qFormat/>
-    <w:rsid w:val="00A10FD9"/>
     <w:pPr>
       <w:keepNext/>
       <w:keepLines/>
-      <w:spacing w:after="80" w:before="160"/>
+      <w:spacing w:after="0" w:before="200"/>
       <w:outlineLvl w:val="1"/>
     </w:pPr>
     <w:rPr>
       <w:rFonts w:asciiTheme="majorHAnsi" w:cstheme="majorBidi" w:eastAsiaTheme="majorEastAsia" w:hAnsiTheme="majorHAnsi"/>
-      <w:color w:themeColor="accent1" w:themeShade="BF" w:val="0F4761"/>
-      <w:sz w:val="32"/>
-      <w:szCs w:val="32"/>
-    </w:rPr>
-  </w:style>
-  <w:style w:styleId="Heading3" w:type="paragraph">
-    <w:name w:val="heading 3"/>
-    <w:basedOn w:val="Normal"/>
-    <w:next w:val="BodyText"/>
-    <w:link w:val="Heading3Char"/>
-    <w:uiPriority w:val="9"/>
-    <w:semiHidden/>
-    <w:unhideWhenUsed/>
-    <w:qFormat/>
-    <w:rsid w:val="00A10FD9"/>
-    <w:pPr>
-      <w:keepNext/>
-      <w:keepLines/>
-      <w:spacing w:after="80" w:before="160"/>
-      <w:outlineLvl w:val="2"/>
-    </w:pPr>
-    <w:rPr>
-      <w:rFonts w:cstheme="majorBidi" w:eastAsiaTheme="majorEastAsia"/>
-      <w:color w:themeColor="accent1" w:themeShade="BF" w:val="0F4761"/>
+      <w:b/>
+      <w:bCs/>
+      <w:color w:themeColor="accent1" w:val="4F81BD"/>
       <w:sz w:val="28"/>
       <w:szCs w:val="28"/>
     </w:rPr>
   </w:style>
-  <w:style w:styleId="Heading4" w:type="paragraph">
-    <w:name w:val="heading 4"/>
+  <w:style w:styleId="Heading3" w:type="paragraph">
+    <w:name w:val="Heading 3"/>
     <w:basedOn w:val="Normal"/>
     <w:next w:val="BodyText"/>
-    <w:link w:val="Heading4Char"/>
     <w:uiPriority w:val="9"/>
-    <w:semiHidden/>
     <w:unhideWhenUsed/>
     <w:qFormat/>
-    <w:rsid w:val="00A10FD9"/>
     <w:pPr>
       <w:keepNext/>
       <w:keepLines/>
-      <w:spacing w:after="40" w:before="80"/>
+      <w:spacing w:after="0" w:before="200"/>
+      <w:outlineLvl w:val="2"/>
+    </w:pPr>
+    <w:rPr>
+      <w:rFonts w:asciiTheme="majorHAnsi" w:cstheme="majorBidi" w:eastAsiaTheme="majorEastAsia" w:hAnsiTheme="majorHAnsi"/>
+      <w:b/>
+      <w:bCs/>
+      <w:color w:themeColor="accent1" w:val="4F81BD"/>
+      <w:sz w:val="24"/>
+      <w:szCs w:val="24"/>
+    </w:rPr>
+  </w:style>
+  <w:style w:styleId="Heading4" w:type="paragraph">
+    <w:name w:val="Heading 4"/>
+    <w:basedOn w:val="Normal"/>
+    <w:next w:val="BodyText"/>
+    <w:uiPriority w:val="9"/>
+    <w:unhideWhenUsed/>
+    <w:qFormat/>
+    <w:pPr>
+      <w:keepNext/>
+      <w:keepLines/>
+      <w:spacing w:after="0" w:before="200"/>
       <w:outlineLvl w:val="3"/>
     </w:pPr>
     <w:rPr>
-      <w:rFonts w:cstheme="majorBidi" w:eastAsiaTheme="majorEastAsia"/>
+      <w:rFonts w:asciiTheme="majorHAnsi" w:cstheme="majorBidi" w:eastAsiaTheme="majorEastAsia" w:hAnsiTheme="majorHAnsi"/>
       <w:i/>
-      <w:iCs/>
-      <w:color w:themeColor="accent1" w:themeShade="BF" w:val="0F4761"/>
+      <w:bCs/>
+      <w:color w:themeColor="accent1" w:val="4F81BD"/>
+      <w:sz w:val="24"/>
+      <w:szCs w:val="24"/>
     </w:rPr>
   </w:style>
   <w:style w:styleId="Heading5" w:type="paragraph">
-    <w:name w:val="heading 5"/>
+    <w:name w:val="Heading 5"/>
     <w:basedOn w:val="Normal"/>
     <w:next w:val="BodyText"/>
-    <w:link w:val="Heading5Char"/>
     <w:uiPriority w:val="9"/>
-    <w:semiHidden/>
     <w:unhideWhenUsed/>
     <w:qFormat/>
-    <w:rsid w:val="00A10FD9"/>
     <w:pPr>
       <w:keepNext/>
       <w:keepLines/>
-      <w:spacing w:after="40" w:before="80"/>
+      <w:spacing w:after="0" w:before="200"/>
       <w:outlineLvl w:val="4"/>
     </w:pPr>
     <w:rPr>
-      <w:rFonts w:cstheme="majorBidi" w:eastAsiaTheme="majorEastAsia"/>
-      <w:color w:themeColor="accent1" w:themeShade="BF" w:val="0F4761"/>
+      <w:rFonts w:asciiTheme="majorHAnsi" w:cstheme="majorBidi" w:eastAsiaTheme="majorEastAsia" w:hAnsiTheme="majorHAnsi"/>
+      <w:iCs/>
+      <w:color w:themeColor="accent1" w:val="4F81BD"/>
+      <w:sz w:val="24"/>
+      <w:szCs w:val="24"/>
     </w:rPr>
   </w:style>
   <w:style w:styleId="Heading6" w:type="paragraph">
-    <w:name w:val="heading 6"/>
+    <w:name w:val="Heading 6"/>
     <w:basedOn w:val="Normal"/>
     <w:next w:val="BodyText"/>
-    <w:link w:val="Heading6Char"/>
     <w:uiPriority w:val="9"/>
-    <w:semiHidden/>
     <w:unhideWhenUsed/>
     <w:qFormat/>
-    <w:rsid w:val="00A10FD9"/>
     <w:pPr>
       <w:keepNext/>
       <w:keepLines/>
-      <w:spacing w:after="0" w:before="40"/>
+      <w:spacing w:after="0" w:before="200"/>
       <w:outlineLvl w:val="5"/>
     </w:pPr>
     <w:rPr>
-      <w:rFonts w:cstheme="majorBidi" w:eastAsiaTheme="majorEastAsia"/>
-      <w:i/>
-      <w:iCs/>
-      <w:color w:themeColor="text1" w:themeTint="A6" w:val="595959"/>
+      <w:rFonts w:asciiTheme="majorHAnsi" w:cstheme="majorBidi" w:eastAsiaTheme="majorEastAsia" w:hAnsiTheme="majorHAnsi"/>
+      <w:color w:themeColor="accent1" w:val="4F81BD"/>
+      <w:sz w:val="24"/>
+      <w:szCs w:val="24"/>
     </w:rPr>
   </w:style>
   <w:style w:styleId="Heading7" w:type="paragraph">
-    <w:name w:val="heading 7"/>
+    <w:name w:val="Heading 7"/>
     <w:basedOn w:val="Normal"/>
     <w:next w:val="BodyText"/>
-    <w:link w:val="Heading7Char"/>
     <w:uiPriority w:val="9"/>
-    <w:semiHidden/>
     <w:unhideWhenUsed/>
     <w:qFormat/>
-    <w:rsid w:val="00A10FD9"/>
     <w:pPr>
       <w:keepNext/>
       <w:keepLines/>
-      <w:spacing w:after="0" w:before="40"/>
+      <w:spacing w:after="0" w:before="200"/>
       <w:outlineLvl w:val="6"/>
     </w:pPr>
     <w:rPr>
-      <w:rFonts w:cstheme="majorBidi" w:eastAsiaTheme="majorEastAsia"/>
-      <w:color w:themeColor="text1" w:themeTint="A6" w:val="595959"/>
+      <w:rFonts w:asciiTheme="majorHAnsi" w:cstheme="majorBidi" w:eastAsiaTheme="majorEastAsia" w:hAnsiTheme="majorHAnsi"/>
+      <w:color w:themeColor="accent1" w:val="4F81BD"/>
+      <w:sz w:val="24"/>
+      <w:szCs w:val="24"/>
     </w:rPr>
   </w:style>
   <w:style w:styleId="Heading8" w:type="paragraph">
-    <w:name w:val="heading 8"/>
+    <w:name w:val="Heading 8"/>
     <w:basedOn w:val="Normal"/>
     <w:next w:val="BodyText"/>
-    <w:link w:val="Heading8Char"/>
     <w:uiPriority w:val="9"/>
-    <w:semiHidden/>
     <w:unhideWhenUsed/>
     <w:qFormat/>
-    <w:rsid w:val="00A10FD9"/>
     <w:pPr>
       <w:keepNext/>
       <w:keepLines/>
-      <w:spacing w:after="0"/>
+      <w:spacing w:after="0" w:before="200"/>
       <w:outlineLvl w:val="7"/>
     </w:pPr>
     <w:rPr>
-      <w:rFonts w:cstheme="majorBidi" w:eastAsiaTheme="majorEastAsia"/>
-      <w:i/>
-      <w:iCs/>
-      <w:color w:themeColor="text1" w:themeTint="D8" w:val="272727"/>
+      <w:rFonts w:asciiTheme="majorHAnsi" w:cstheme="majorBidi" w:eastAsiaTheme="majorEastAsia" w:hAnsiTheme="majorHAnsi"/>
+      <w:color w:themeColor="accent1" w:val="4F81BD"/>
+      <w:sz w:val="24"/>
+      <w:szCs w:val="24"/>
     </w:rPr>
   </w:style>
   <w:style w:styleId="Heading9" w:type="paragraph">
-    <w:name w:val="heading 9"/>
+    <w:name w:val="Heading 9"/>
     <w:basedOn w:val="Normal"/>
     <w:next w:val="BodyText"/>
-    <w:link w:val="Heading9Char"/>
     <w:uiPriority w:val="9"/>
-    <w:semiHidden/>
     <w:unhideWhenUsed/>
     <w:qFormat/>
-    <w:rsid w:val="00A10FD9"/>
     <w:pPr>
       <w:keepNext/>
       <w:keepLines/>
-      <w:spacing w:after="0"/>
+      <w:spacing w:after="0" w:before="200"/>
       <w:outlineLvl w:val="8"/>
     </w:pPr>
     <w:rPr>
-      <w:rFonts w:cstheme="majorBidi" w:eastAsiaTheme="majorEastAsia"/>
-      <w:color w:themeColor="text1" w:themeTint="D8" w:val="272727"/>
-    </w:rPr>
-  </w:style>
-  <w:style w:customStyle="1" w:styleId="Heading1Char" w:type="character">
-    <w:name w:val="Heading 1 Char"/>
-    <w:basedOn w:val="DefaultParagraphFont"/>
-    <w:link w:val="Heading1"/>
-    <w:uiPriority w:val="9"/>
-    <w:rsid w:val="00A10FD9"/>
-    <w:rPr>
       <w:rFonts w:asciiTheme="majorHAnsi" w:cstheme="majorBidi" w:eastAsiaTheme="majorEastAsia" w:hAnsiTheme="majorHAnsi"/>
-      <w:color w:themeColor="accent1" w:themeShade="BF" w:val="0F4761"/>
-      <w:sz w:val="40"/>
-      <w:szCs w:val="40"/>
-    </w:rPr>
-  </w:style>
-  <w:style w:customStyle="1" w:styleId="Heading2Char" w:type="character">
-    <w:name w:val="Heading 2 Char"/>
-    <w:basedOn w:val="DefaultParagraphFont"/>
-    <w:link w:val="Heading2"/>
-    <w:uiPriority w:val="9"/>
-    <w:semiHidden/>
-    <w:rsid w:val="00A10FD9"/>
-    <w:rPr>
-      <w:rFonts w:asciiTheme="majorHAnsi" w:cstheme="majorBidi" w:eastAsiaTheme="majorEastAsia" w:hAnsiTheme="majorHAnsi"/>
-      <w:color w:themeColor="accent1" w:themeShade="BF" w:val="0F4761"/>
-      <w:sz w:val="32"/>
-      <w:szCs w:val="32"/>
-    </w:rPr>
-  </w:style>
-  <w:style w:customStyle="1" w:styleId="Heading3Char" w:type="character">
-    <w:name w:val="Heading 3 Char"/>
-    <w:basedOn w:val="DefaultParagraphFont"/>
-    <w:link w:val="Heading3"/>
-    <w:uiPriority w:val="9"/>
-    <w:semiHidden/>
-    <w:rsid w:val="00A10FD9"/>
-    <w:rPr>
-      <w:rFonts w:cstheme="majorBidi" w:eastAsiaTheme="majorEastAsia"/>
-      <w:color w:themeColor="accent1" w:themeShade="BF" w:val="0F4761"/>
-      <w:sz w:val="28"/>
-      <w:szCs w:val="28"/>
-    </w:rPr>
-  </w:style>
-  <w:style w:customStyle="1" w:styleId="Heading4Char" w:type="character">
-    <w:name w:val="Heading 4 Char"/>
-    <w:basedOn w:val="DefaultParagraphFont"/>
-    <w:link w:val="Heading4"/>
-    <w:uiPriority w:val="9"/>
-    <w:semiHidden/>
-    <w:rsid w:val="00A10FD9"/>
-    <w:rPr>
-      <w:rFonts w:cstheme="majorBidi" w:eastAsiaTheme="majorEastAsia"/>
-      <w:i/>
-      <w:iCs/>
-      <w:color w:themeColor="accent1" w:themeShade="BF" w:val="0F4761"/>
-    </w:rPr>
-  </w:style>
-  <w:style w:customStyle="1" w:styleId="Heading5Char" w:type="character">
-    <w:name w:val="Heading 5 Char"/>
-    <w:basedOn w:val="DefaultParagraphFont"/>
-    <w:link w:val="Heading5"/>
-    <w:uiPriority w:val="9"/>
-    <w:semiHidden/>
-    <w:rsid w:val="00A10FD9"/>
-    <w:rPr>
-      <w:rFonts w:cstheme="majorBidi" w:eastAsiaTheme="majorEastAsia"/>
-      <w:color w:themeColor="accent1" w:themeShade="BF" w:val="0F4761"/>
-    </w:rPr>
-  </w:style>
-  <w:style w:customStyle="1" w:styleId="Heading6Char" w:type="character">
-    <w:name w:val="Heading 6 Char"/>
-    <w:basedOn w:val="DefaultParagraphFont"/>
-    <w:link w:val="Heading6"/>
-    <w:uiPriority w:val="9"/>
-    <w:semiHidden/>
-    <w:rsid w:val="00A10FD9"/>
-    <w:rPr>
-      <w:rFonts w:cstheme="majorBidi" w:eastAsiaTheme="majorEastAsia"/>
-      <w:i/>
-      <w:iCs/>
-      <w:color w:themeColor="text1" w:themeTint="A6" w:val="595959"/>
-    </w:rPr>
-  </w:style>
-  <w:style w:customStyle="1" w:styleId="Heading7Char" w:type="character">
-    <w:name w:val="Heading 7 Char"/>
-    <w:basedOn w:val="DefaultParagraphFont"/>
-    <w:link w:val="Heading7"/>
-    <w:uiPriority w:val="9"/>
-    <w:semiHidden/>
-    <w:rsid w:val="00A10FD9"/>
-    <w:rPr>
-      <w:rFonts w:cstheme="majorBidi" w:eastAsiaTheme="majorEastAsia"/>
-      <w:color w:themeColor="text1" w:themeTint="A6" w:val="595959"/>
-    </w:rPr>
-  </w:style>
-  <w:style w:customStyle="1" w:styleId="Heading8Char" w:type="character">
-    <w:name w:val="Heading 8 Char"/>
-    <w:basedOn w:val="DefaultParagraphFont"/>
-    <w:link w:val="Heading8"/>
-    <w:uiPriority w:val="9"/>
-    <w:semiHidden/>
-    <w:rsid w:val="00A10FD9"/>
-    <w:rPr>
-      <w:rFonts w:cstheme="majorBidi" w:eastAsiaTheme="majorEastAsia"/>
-      <w:i/>
-      <w:iCs/>
-      <w:color w:themeColor="text1" w:themeTint="D8" w:val="272727"/>
-    </w:rPr>
-  </w:style>
-  <w:style w:customStyle="1" w:styleId="Heading9Char" w:type="character">
-    <w:name w:val="Heading 9 Char"/>
-    <w:basedOn w:val="DefaultParagraphFont"/>
-    <w:link w:val="Heading9"/>
-    <w:uiPriority w:val="9"/>
-    <w:semiHidden/>
-    <w:rsid w:val="00A10FD9"/>
-    <w:rPr>
-      <w:rFonts w:cstheme="majorBidi" w:eastAsiaTheme="majorEastAsia"/>
-      <w:color w:themeColor="text1" w:themeTint="D8" w:val="272727"/>
+      <w:color w:themeColor="accent1" w:val="4F81BD"/>
+      <w:sz w:val="24"/>
+      <w:szCs w:val="24"/>
     </w:rPr>
   </w:style>
   <w:style w:styleId="BlockText" w:type="paragraph">
@@ -13167,18 +13253,6 @@
     <w:unhideWhenUsed/>
     <w:qFormat/>
   </w:style>
-  <w:style w:styleId="FootnoteBlockText" w:type="paragraph">
-    <w:name w:val="Footnote Block Text"/>
-    <w:basedOn w:val="FootnoteText"/>
-    <w:next w:val="FootnoteText"/>
-    <w:uiPriority w:val="9"/>
-    <w:unhideWhenUsed/>
-    <w:qFormat/>
-    <w:pPr>
-      <w:spacing w:after="100" w:before="100"/>
-      <w:ind w:firstLine="0" w:left="480" w:right="480"/>
-    </w:pPr>
-  </w:style>
   <w:style w:default="1" w:styleId="DefaultParagraphFont" w:type="character">
     <w:name w:val="Default Paragraph Font"/>
     <w:semiHidden/>
@@ -13200,11 +13274,18 @@
       </w:tblCellMar>
     </w:tblPr>
     <w:tblStylePr w:type="firstRow">
+      <w:tblPr>
+        <w:jc w:val="left"/>
+        <w:tblInd w:type="dxa" w:w="0"/>
+      </w:tblPr>
+      <w:trPr>
+        <w:jc w:val="left"/>
+      </w:trPr>
       <w:tcPr>
+        <w:vAlign w:val="bottom"/>
         <w:tcBorders>
           <w:bottom w:val="single"/>
         </w:tcBorders>
-        <w:vAlign w:val="bottom"/>
       </w:tcPr>
     </w:tblStylePr>
   </w:style>
@@ -13313,261 +13394,233 @@
     <w:link w:val="VerbatimChar"/>
     <w:pPr>
       <w:wordWrap w:val="off"/>
-      <w:shd w:val="clear" w:fill="f1f3f5"/>
     </w:pPr>
   </w:style>
   <w:style w:type="character" w:customStyle="1" w:styleId="KeywordTok">
     <w:name w:val="KeywordTok"/>
     <w:basedOn w:val="VerbatimChar"/>
     <w:rPr>
+      <w:color w:val="007020"/>
       <w:b/>
-      <w:color w:val="003b4f"/>
-      <w:shd w:val="clear" w:fill="f1f3f5"/>
     </w:rPr>
   </w:style>
   <w:style w:type="character" w:customStyle="1" w:styleId="DataTypeTok">
     <w:name w:val="DataTypeTok"/>
     <w:basedOn w:val="VerbatimChar"/>
     <w:rPr>
-      <w:color w:val="ad0000"/>
-      <w:shd w:val="clear" w:fill="f1f3f5"/>
+      <w:color w:val="902000"/>
     </w:rPr>
   </w:style>
   <w:style w:type="character" w:customStyle="1" w:styleId="DecValTok">
     <w:name w:val="DecValTok"/>
     <w:basedOn w:val="VerbatimChar"/>
     <w:rPr>
-      <w:color w:val="ad0000"/>
-      <w:shd w:val="clear" w:fill="f1f3f5"/>
+      <w:color w:val="40a070"/>
     </w:rPr>
   </w:style>
   <w:style w:type="character" w:customStyle="1" w:styleId="BaseNTok">
     <w:name w:val="BaseNTok"/>
     <w:basedOn w:val="VerbatimChar"/>
     <w:rPr>
-      <w:color w:val="ad0000"/>
-      <w:shd w:val="clear" w:fill="f1f3f5"/>
+      <w:color w:val="40a070"/>
     </w:rPr>
   </w:style>
   <w:style w:type="character" w:customStyle="1" w:styleId="FloatTok">
     <w:name w:val="FloatTok"/>
     <w:basedOn w:val="VerbatimChar"/>
     <w:rPr>
-      <w:color w:val="ad0000"/>
-      <w:shd w:val="clear" w:fill="f1f3f5"/>
+      <w:color w:val="40a070"/>
     </w:rPr>
   </w:style>
   <w:style w:type="character" w:customStyle="1" w:styleId="ConstantTok">
     <w:name w:val="ConstantTok"/>
     <w:basedOn w:val="VerbatimChar"/>
     <w:rPr>
-      <w:color w:val="8f5902"/>
-      <w:shd w:val="clear" w:fill="f1f3f5"/>
+      <w:color w:val="880000"/>
     </w:rPr>
   </w:style>
   <w:style w:type="character" w:customStyle="1" w:styleId="CharTok">
     <w:name w:val="CharTok"/>
     <w:basedOn w:val="VerbatimChar"/>
     <w:rPr>
-      <w:color w:val="20794d"/>
-      <w:shd w:val="clear" w:fill="f1f3f5"/>
+      <w:color w:val="4070a0"/>
     </w:rPr>
   </w:style>
   <w:style w:type="character" w:customStyle="1" w:styleId="SpecialCharTok">
     <w:name w:val="SpecialCharTok"/>
     <w:basedOn w:val="VerbatimChar"/>
     <w:rPr>
-      <w:color w:val="5e5e5e"/>
-      <w:shd w:val="clear" w:fill="f1f3f5"/>
+      <w:color w:val="4070a0"/>
     </w:rPr>
   </w:style>
   <w:style w:type="character" w:customStyle="1" w:styleId="StringTok">
     <w:name w:val="StringTok"/>
     <w:basedOn w:val="VerbatimChar"/>
     <w:rPr>
-      <w:color w:val="20794d"/>
-      <w:shd w:val="clear" w:fill="f1f3f5"/>
+      <w:color w:val="4070a0"/>
     </w:rPr>
   </w:style>
   <w:style w:type="character" w:customStyle="1" w:styleId="VerbatimStringTok">
     <w:name w:val="VerbatimStringTok"/>
     <w:basedOn w:val="VerbatimChar"/>
     <w:rPr>
-      <w:color w:val="20794d"/>
-      <w:shd w:val="clear" w:fill="f1f3f5"/>
+      <w:color w:val="4070a0"/>
     </w:rPr>
   </w:style>
   <w:style w:type="character" w:customStyle="1" w:styleId="SpecialStringTok">
     <w:name w:val="SpecialStringTok"/>
     <w:basedOn w:val="VerbatimChar"/>
     <w:rPr>
-      <w:color w:val="20794d"/>
-      <w:shd w:val="clear" w:fill="f1f3f5"/>
+      <w:color w:val="bb6688"/>
     </w:rPr>
   </w:style>
   <w:style w:type="character" w:customStyle="1" w:styleId="ImportTok">
     <w:name w:val="ImportTok"/>
     <w:basedOn w:val="VerbatimChar"/>
     <w:rPr>
-      <w:color w:val="00769e"/>
-      <w:shd w:val="clear" w:fill="f1f3f5"/>
+      <w:color w:val="008000"/>
+      <w:b/>
     </w:rPr>
   </w:style>
   <w:style w:type="character" w:customStyle="1" w:styleId="CommentTok">
     <w:name w:val="CommentTok"/>
     <w:basedOn w:val="VerbatimChar"/>
     <w:rPr>
-      <w:color w:val="5e5e5e"/>
-      <w:shd w:val="clear" w:fill="f1f3f5"/>
+      <w:color w:val="60a0b0"/>
+      <w:i/>
     </w:rPr>
   </w:style>
   <w:style w:type="character" w:customStyle="1" w:styleId="DocumentationTok">
     <w:name w:val="DocumentationTok"/>
     <w:basedOn w:val="VerbatimChar"/>
     <w:rPr>
+      <w:color w:val="ba2121"/>
       <w:i/>
-      <w:color w:val="5e5e5e"/>
-      <w:shd w:val="clear" w:fill="f1f3f5"/>
     </w:rPr>
   </w:style>
   <w:style w:type="character" w:customStyle="1" w:styleId="AnnotationTok">
     <w:name w:val="AnnotationTok"/>
     <w:basedOn w:val="VerbatimChar"/>
     <w:rPr>
-      <w:color w:val="5e5e5e"/>
-      <w:shd w:val="clear" w:fill="f1f3f5"/>
+      <w:color w:val="60a0b0"/>
+      <w:b/>
+      <w:i/>
     </w:rPr>
   </w:style>
   <w:style w:type="character" w:customStyle="1" w:styleId="CommentVarTok">
     <w:name w:val="CommentVarTok"/>
     <w:basedOn w:val="VerbatimChar"/>
     <w:rPr>
+      <w:color w:val="60a0b0"/>
+      <w:b/>
       <w:i/>
-      <w:color w:val="5e5e5e"/>
-      <w:shd w:val="clear" w:fill="f1f3f5"/>
     </w:rPr>
   </w:style>
   <w:style w:type="character" w:customStyle="1" w:styleId="OtherTok">
     <w:name w:val="OtherTok"/>
     <w:basedOn w:val="VerbatimChar"/>
     <w:rPr>
-      <w:color w:val="003b4f"/>
-      <w:shd w:val="clear" w:fill="f1f3f5"/>
+      <w:color w:val="007020"/>
     </w:rPr>
   </w:style>
   <w:style w:type="character" w:customStyle="1" w:styleId="FunctionTok">
     <w:name w:val="FunctionTok"/>
     <w:basedOn w:val="VerbatimChar"/>
     <w:rPr>
-      <w:color w:val="4758ab"/>
-      <w:shd w:val="clear" w:fill="f1f3f5"/>
+      <w:color w:val="06287e"/>
     </w:rPr>
   </w:style>
   <w:style w:type="character" w:customStyle="1" w:styleId="VariableTok">
     <w:name w:val="VariableTok"/>
     <w:basedOn w:val="VerbatimChar"/>
     <w:rPr>
-      <w:color w:val="111111"/>
-      <w:shd w:val="clear" w:fill="f1f3f5"/>
+      <w:color w:val="19177c"/>
     </w:rPr>
   </w:style>
   <w:style w:type="character" w:customStyle="1" w:styleId="ControlFlowTok">
     <w:name w:val="ControlFlowTok"/>
     <w:basedOn w:val="VerbatimChar"/>
     <w:rPr>
+      <w:color w:val="007020"/>
       <w:b/>
-      <w:color w:val="003b4f"/>
-      <w:shd w:val="clear" w:fill="f1f3f5"/>
     </w:rPr>
   </w:style>
   <w:style w:type="character" w:customStyle="1" w:styleId="OperatorTok">
     <w:name w:val="OperatorTok"/>
     <w:basedOn w:val="VerbatimChar"/>
     <w:rPr>
-      <w:color w:val="5e5e5e"/>
-      <w:shd w:val="clear" w:fill="f1f3f5"/>
+      <w:color w:val="666666"/>
     </w:rPr>
   </w:style>
   <w:style w:type="character" w:customStyle="1" w:styleId="BuiltInTok">
     <w:name w:val="BuiltInTok"/>
     <w:basedOn w:val="VerbatimChar"/>
     <w:rPr>
-      <w:color w:val="003b4f"/>
-      <w:shd w:val="clear" w:fill="f1f3f5"/>
+      <w:color w:val="008000"/>
     </w:rPr>
   </w:style>
   <w:style w:type="character" w:customStyle="1" w:styleId="ExtensionTok">
     <w:name w:val="ExtensionTok"/>
     <w:basedOn w:val="VerbatimChar"/>
-    <w:rPr>
-      <w:color w:val="003b4f"/>
-      <w:shd w:val="clear" w:fill="f1f3f5"/>
-    </w:rPr>
+    <w:rPr/>
   </w:style>
   <w:style w:type="character" w:customStyle="1" w:styleId="PreprocessorTok">
     <w:name w:val="PreprocessorTok"/>
     <w:basedOn w:val="VerbatimChar"/>
     <w:rPr>
-      <w:color w:val="ad0000"/>
-      <w:shd w:val="clear" w:fill="f1f3f5"/>
+      <w:color w:val="bc7a00"/>
     </w:rPr>
   </w:style>
   <w:style w:type="character" w:customStyle="1" w:styleId="AttributeTok">
     <w:name w:val="AttributeTok"/>
     <w:basedOn w:val="VerbatimChar"/>
     <w:rPr>
-      <w:color w:val="657422"/>
-      <w:shd w:val="clear" w:fill="f1f3f5"/>
+      <w:color w:val="7d9029"/>
     </w:rPr>
   </w:style>
   <w:style w:type="character" w:customStyle="1" w:styleId="RegionMarkerTok">
     <w:name w:val="RegionMarkerTok"/>
     <w:basedOn w:val="VerbatimChar"/>
-    <w:rPr>
-      <w:color w:val="003b4f"/>
-      <w:shd w:val="clear" w:fill="f1f3f5"/>
-    </w:rPr>
+    <w:rPr/>
   </w:style>
   <w:style w:type="character" w:customStyle="1" w:styleId="InformationTok">
     <w:name w:val="InformationTok"/>
     <w:basedOn w:val="VerbatimChar"/>
     <w:rPr>
-      <w:color w:val="5e5e5e"/>
-      <w:shd w:val="clear" w:fill="f1f3f5"/>
+      <w:color w:val="60a0b0"/>
+      <w:b/>
+      <w:i/>
     </w:rPr>
   </w:style>
   <w:style w:type="character" w:customStyle="1" w:styleId="WarningTok">
     <w:name w:val="WarningTok"/>
     <w:basedOn w:val="VerbatimChar"/>
     <w:rPr>
+      <w:color w:val="60a0b0"/>
+      <w:b/>
       <w:i/>
-      <w:color w:val="5e5e5e"/>
-      <w:shd w:val="clear" w:fill="f1f3f5"/>
     </w:rPr>
   </w:style>
   <w:style w:type="character" w:customStyle="1" w:styleId="AlertTok">
     <w:name w:val="AlertTok"/>
     <w:basedOn w:val="VerbatimChar"/>
     <w:rPr>
-      <w:color w:val="ad0000"/>
-      <w:shd w:val="clear" w:fill="f1f3f5"/>
+      <w:color w:val="ff0000"/>
+      <w:b/>
     </w:rPr>
   </w:style>
   <w:style w:type="character" w:customStyle="1" w:styleId="ErrorTok">
     <w:name w:val="ErrorTok"/>
     <w:basedOn w:val="VerbatimChar"/>
     <w:rPr>
-      <w:color w:val="ad0000"/>
-      <w:shd w:val="clear" w:fill="f1f3f5"/>
+      <w:color w:val="ff0000"/>
+      <w:b/>
     </w:rPr>
   </w:style>
   <w:style w:type="character" w:customStyle="1" w:styleId="NormalTok">
     <w:name w:val="NormalTok"/>
     <w:basedOn w:val="VerbatimChar"/>
-    <w:rPr>
-      <w:color w:val="003b4f"/>
-      <w:shd w:val="clear" w:fill="f1f3f5"/>
-    </w:rPr>
+    <w:rPr/>
   </w:style>
 </w:styles>
 </file>
@@ -13583,44 +13636,44 @@
         <a:sysClr val="window" lastClr="FFFFFF"/>
       </a:lt1>
       <a:dk2>
-        <a:srgbClr val="0E2841"/>
+        <a:srgbClr val="1F497D"/>
       </a:dk2>
       <a:lt2>
-        <a:srgbClr val="E8E8E8"/>
+        <a:srgbClr val="EEECE1"/>
       </a:lt2>
       <a:accent1>
-        <a:srgbClr val="156082"/>
+        <a:srgbClr val="4F81BD"/>
       </a:accent1>
       <a:accent2>
-        <a:srgbClr val="E97132"/>
+        <a:srgbClr val="C0504D"/>
       </a:accent2>
       <a:accent3>
-        <a:srgbClr val="196B24"/>
+        <a:srgbClr val="9BBB59"/>
       </a:accent3>
       <a:accent4>
-        <a:srgbClr val="0F9ED5"/>
+        <a:srgbClr val="8064A2"/>
       </a:accent4>
       <a:accent5>
-        <a:srgbClr val="A02B93"/>
+        <a:srgbClr val="4BACC6"/>
       </a:accent5>
       <a:accent6>
-        <a:srgbClr val="4EA72E"/>
+        <a:srgbClr val="F79646"/>
       </a:accent6>
       <a:hlink>
-        <a:srgbClr val="467886"/>
+        <a:srgbClr val="0000FF"/>
       </a:hlink>
       <a:folHlink>
-        <a:srgbClr val="96607D"/>
+        <a:srgbClr val="800080"/>
       </a:folHlink>
     </a:clrScheme>
     <a:fontScheme name="Office">
       <a:majorFont>
-        <a:latin typeface="Aptos Display" panose="02110004020202020204"/>
+        <a:latin typeface="Calibri"/>
         <a:ea typeface=""/>
         <a:cs typeface=""/>
-        <a:font script="Jpan" typeface="游ゴシック Light"/>
+        <a:font script="Jpan" typeface="ＭＳ ゴシック"/>
         <a:font script="Hang" typeface="맑은 고딕"/>
-        <a:font script="Hans" typeface="等线 Light"/>
+        <a:font script="Hans" typeface="宋体"/>
         <a:font script="Hant" typeface="新細明體"/>
         <a:font script="Arab" typeface="Times New Roman"/>
         <a:font script="Hebr" typeface="Times New Roman"/>
@@ -13647,32 +13700,14 @@
         <a:font script="Mong" typeface="Mongolian Baiti"/>
         <a:font script="Viet" typeface="Times New Roman"/>
         <a:font script="Uigh" typeface="Microsoft Uighur"/>
-        <a:font script="Geor" typeface="Sylfaen"/>
-        <a:font script="Armn" typeface="Arial"/>
-        <a:font script="Bugi" typeface="Leelawadee UI"/>
-        <a:font script="Bopo" typeface="Microsoft JhengHei"/>
-        <a:font script="Java" typeface="Javanese Text"/>
-        <a:font script="Lisu" typeface="Segoe UI"/>
-        <a:font script="Mymr" typeface="Myanmar Text"/>
-        <a:font script="Nkoo" typeface="Ebrima"/>
-        <a:font script="Olck" typeface="Nirmala UI"/>
-        <a:font script="Osma" typeface="Ebrima"/>
-        <a:font script="Phag" typeface="Phagspa"/>
-        <a:font script="Syrn" typeface="Estrangelo Edessa"/>
-        <a:font script="Syrj" typeface="Estrangelo Edessa"/>
-        <a:font script="Syre" typeface="Estrangelo Edessa"/>
-        <a:font script="Sora" typeface="Nirmala UI"/>
-        <a:font script="Tale" typeface="Microsoft Tai Le"/>
-        <a:font script="Talu" typeface="Microsoft New Tai Lue"/>
-        <a:font script="Tfng" typeface="Ebrima"/>
       </a:majorFont>
       <a:minorFont>
-        <a:latin typeface="Aptos" panose="02110004020202020204"/>
+        <a:latin typeface="Cambria"/>
         <a:ea typeface=""/>
         <a:cs typeface=""/>
-        <a:font script="Jpan" typeface="游明朝"/>
+        <a:font script="Jpan" typeface="ＭＳ 明朝"/>
         <a:font script="Hang" typeface="맑은 고딕"/>
-        <a:font script="Hans" typeface="等线"/>
+        <a:font script="Hans" typeface="宋体"/>
         <a:font script="Hant" typeface="新細明體"/>
         <a:font script="Arab" typeface="Arial"/>
         <a:font script="Hebr" typeface="Arial"/>
@@ -13699,24 +13734,6 @@
         <a:font script="Mong" typeface="Mongolian Baiti"/>
         <a:font script="Viet" typeface="Arial"/>
         <a:font script="Uigh" typeface="Microsoft Uighur"/>
-        <a:font script="Geor" typeface="Sylfaen"/>
-        <a:font script="Armn" typeface="Arial"/>
-        <a:font script="Bugi" typeface="Leelawadee UI"/>
-        <a:font script="Bopo" typeface="Microsoft JhengHei"/>
-        <a:font script="Java" typeface="Javanese Text"/>
-        <a:font script="Lisu" typeface="Segoe UI"/>
-        <a:font script="Mymr" typeface="Myanmar Text"/>
-        <a:font script="Nkoo" typeface="Ebrima"/>
-        <a:font script="Olck" typeface="Nirmala UI"/>
-        <a:font script="Osma" typeface="Ebrima"/>
-        <a:font script="Phag" typeface="Phagspa"/>
-        <a:font script="Syrn" typeface="Estrangelo Edessa"/>
-        <a:font script="Syrj" typeface="Estrangelo Edessa"/>
-        <a:font script="Syre" typeface="Estrangelo Edessa"/>
-        <a:font script="Sora" typeface="Nirmala UI"/>
-        <a:font script="Tale" typeface="Microsoft Tai Le"/>
-        <a:font script="Talu" typeface="Microsoft New Tai Lue"/>
-        <a:font script="Tfng" typeface="Ebrima"/>
       </a:minorFont>
     </a:fontScheme>
     <a:fmtScheme name="Office">
@@ -13728,141 +13745,200 @@
           <a:gsLst>
             <a:gs pos="0">
               <a:schemeClr val="phClr">
-                <a:lumMod val="110000"/>
-                <a:satMod val="105000"/>
-                <a:tint val="67000"/>
+                <a:tint val="50000"/>
+                <a:satMod val="300000"/>
               </a:schemeClr>
             </a:gs>
-            <a:gs pos="50000">
+            <a:gs pos="35000">
               <a:schemeClr val="phClr">
-                <a:lumMod val="105000"/>
-                <a:satMod val="103000"/>
-                <a:tint val="73000"/>
+                <a:tint val="37000"/>
+                <a:satMod val="300000"/>
               </a:schemeClr>
             </a:gs>
             <a:gs pos="100000">
               <a:schemeClr val="phClr">
-                <a:lumMod val="105000"/>
-                <a:satMod val="109000"/>
-                <a:tint val="81000"/>
+                <a:tint val="15000"/>
+                <a:satMod val="350000"/>
               </a:schemeClr>
             </a:gs>
           </a:gsLst>
-          <a:lin ang="5400000" scaled="0"/>
+          <a:lin ang="16200000" scaled="1"/>
         </a:gradFill>
         <a:gradFill rotWithShape="1">
           <a:gsLst>
             <a:gs pos="0">
               <a:schemeClr val="phClr">
-                <a:satMod val="103000"/>
-                <a:lumMod val="102000"/>
-                <a:tint val="94000"/>
-              </a:schemeClr>
-            </a:gs>
-            <a:gs pos="50000">
-              <a:schemeClr val="phClr">
-                <a:satMod val="110000"/>
-                <a:lumMod val="100000"/>
+                <a:tint val="100000"/>
                 <a:shade val="100000"/>
+                <a:satMod val="130000"/>
               </a:schemeClr>
             </a:gs>
             <a:gs pos="100000">
               <a:schemeClr val="phClr">
-                <a:lumMod val="99000"/>
-                <a:satMod val="120000"/>
-                <a:shade val="78000"/>
+                <a:tint val="50000"/>
+                <a:shade val="100000"/>
+                <a:satMod val="350000"/>
               </a:schemeClr>
             </a:gs>
           </a:gsLst>
-          <a:lin ang="5400000" scaled="0"/>
+          <a:lin ang="16200000" scaled="0"/>
         </a:gradFill>
       </a:fillStyleLst>
       <a:lnStyleLst>
-        <a:ln w="6350" cap="flat" cmpd="sng" algn="ctr">
+        <a:ln w="9525" cap="flat" cmpd="sng" algn="ctr">
+          <a:solidFill>
+            <a:schemeClr val="phClr">
+              <a:shade val="95000"/>
+              <a:satMod val="105000"/>
+            </a:schemeClr>
+          </a:solidFill>
+          <a:prstDash val="solid"/>
+        </a:ln>
+        <a:ln w="25400" cap="flat" cmpd="sng" algn="ctr">
           <a:solidFill>
             <a:schemeClr val="phClr"/>
           </a:solidFill>
           <a:prstDash val="solid"/>
-          <a:miter lim="800000"/>
         </a:ln>
-        <a:ln w="12700" cap="flat" cmpd="sng" algn="ctr">
+        <a:ln w="38100" cap="flat" cmpd="sng" algn="ctr">
           <a:solidFill>
             <a:schemeClr val="phClr"/>
           </a:solidFill>
           <a:prstDash val="solid"/>
-          <a:miter lim="800000"/>
-        </a:ln>
-        <a:ln w="19050" cap="flat" cmpd="sng" algn="ctr">
-          <a:solidFill>
-            <a:schemeClr val="phClr"/>
-          </a:solidFill>
-          <a:prstDash val="solid"/>
-          <a:miter lim="800000"/>
         </a:ln>
       </a:lnStyleLst>
       <a:effectStyleLst>
         <a:effectStyle>
-          <a:effectLst/>
-        </a:effectStyle>
-        <a:effectStyle>
-          <a:effectLst/>
+          <a:effectLst>
+            <a:outerShdw blurRad="40000" dist="20000" dir="5400000" rotWithShape="0">
+              <a:srgbClr val="000000">
+                <a:alpha val="38000"/>
+              </a:srgbClr>
+            </a:outerShdw>
+          </a:effectLst>
         </a:effectStyle>
         <a:effectStyle>
           <a:effectLst>
-            <a:outerShdw blurRad="57150" dist="19050" dir="5400000" algn="ctr" rotWithShape="0">
+            <a:outerShdw blurRad="40000" dist="23000" dir="5400000" rotWithShape="0">
               <a:srgbClr val="000000">
-                <a:alpha val="63000"/>
+                <a:alpha val="35000"/>
               </a:srgbClr>
             </a:outerShdw>
           </a:effectLst>
+        </a:effectStyle>
+        <a:effectStyle>
+          <a:effectLst>
+            <a:outerShdw blurRad="40000" dist="23000" dir="5400000" rotWithShape="0">
+              <a:srgbClr val="000000">
+                <a:alpha val="35000"/>
+              </a:srgbClr>
+            </a:outerShdw>
+          </a:effectLst>
+          <a:scene3d>
+            <a:camera prst="orthographicFront">
+              <a:rot lat="0" lon="0" rev="0"/>
+            </a:camera>
+            <a:lightRig rig="threePt" dir="t">
+              <a:rot lat="0" lon="0" rev="1200000"/>
+            </a:lightRig>
+          </a:scene3d>
+          <a:sp3d>
+            <a:bevelT w="63500" h="25400"/>
+          </a:sp3d>
         </a:effectStyle>
       </a:effectStyleLst>
       <a:bgFillStyleLst>
         <a:solidFill>
           <a:schemeClr val="phClr"/>
         </a:solidFill>
-        <a:solidFill>
-          <a:schemeClr val="phClr">
-            <a:tint val="95000"/>
-            <a:satMod val="170000"/>
-          </a:schemeClr>
-        </a:solidFill>
         <a:gradFill rotWithShape="1">
           <a:gsLst>
             <a:gs pos="0">
               <a:schemeClr val="phClr">
-                <a:tint val="93000"/>
-                <a:satMod val="150000"/>
-                <a:shade val="98000"/>
-                <a:lumMod val="102000"/>
+                <a:tint val="40000"/>
+                <a:satMod val="350000"/>
               </a:schemeClr>
             </a:gs>
-            <a:gs pos="50000">
+            <a:gs pos="40000">
               <a:schemeClr val="phClr">
-                <a:tint val="98000"/>
-                <a:satMod val="130000"/>
-                <a:shade val="90000"/>
-                <a:lumMod val="103000"/>
+                <a:tint val="45000"/>
+                <a:shade val="99000"/>
+                <a:satMod val="350000"/>
               </a:schemeClr>
             </a:gs>
             <a:gs pos="100000">
               <a:schemeClr val="phClr">
-                <a:shade val="63000"/>
-                <a:satMod val="120000"/>
+                <a:shade val="20000"/>
+                <a:satMod val="255000"/>
               </a:schemeClr>
             </a:gs>
           </a:gsLst>
-          <a:lin ang="5400000" scaled="0"/>
+          <a:path path="circle">
+            <a:fillToRect l="50000" t="-80000" r="50000" b="180000"/>
+          </a:path>
+        </a:gradFill>
+        <a:gradFill rotWithShape="1">
+          <a:gsLst>
+            <a:gs pos="0">
+              <a:schemeClr val="phClr">
+                <a:tint val="80000"/>
+                <a:satMod val="300000"/>
+              </a:schemeClr>
+            </a:gs>
+            <a:gs pos="100000">
+              <a:schemeClr val="phClr">
+                <a:shade val="30000"/>
+                <a:satMod val="200000"/>
+              </a:schemeClr>
+            </a:gs>
+          </a:gsLst>
+          <a:path path="circle">
+            <a:fillToRect l="50000" t="50000" r="50000" b="50000"/>
+          </a:path>
         </a:gradFill>
       </a:bgFillStyleLst>
     </a:fmtScheme>
   </a:themeElements>
-  <a:objectDefaults/>
+  <a:objectDefaults>
+    <a:spDef>
+      <a:spPr/>
+      <a:bodyPr/>
+      <a:lstStyle/>
+      <a:style>
+        <a:lnRef idx="1">
+          <a:schemeClr val="accent1"/>
+        </a:lnRef>
+        <a:fillRef idx="3">
+          <a:schemeClr val="accent1"/>
+        </a:fillRef>
+        <a:effectRef idx="2">
+          <a:schemeClr val="accent1"/>
+        </a:effectRef>
+        <a:fontRef idx="minor">
+          <a:schemeClr val="lt1"/>
+        </a:fontRef>
+      </a:style>
+    </a:spDef>
+    <a:lnDef>
+      <a:spPr/>
+      <a:bodyPr/>
+      <a:lstStyle/>
+      <a:style>
+        <a:lnRef idx="2">
+          <a:schemeClr val="accent1"/>
+        </a:lnRef>
+        <a:fillRef idx="0">
+          <a:schemeClr val="accent1"/>
+        </a:fillRef>
+        <a:effectRef idx="1">
+          <a:schemeClr val="accent1"/>
+        </a:effectRef>
+        <a:fontRef idx="minor">
+          <a:schemeClr val="tx1"/>
+        </a:fontRef>
+      </a:style>
+    </a:lnDef>
+  </a:objectDefaults>
   <a:extraClrSchemeLst/>
-  <a:extLst>
-    <a:ext uri="{05A4C25C-085E-4340-85A3-A5531E510DB2}">
-      <thm15:themeFamily xmlns:thm15="http://schemas.microsoft.com/office/thememl/2012/main" name="Office Theme" id="{2E142A2C-CD16-42D6-873A-C26D2A0506FA}" vid="{1BDDFF52-6CD6-40A5-AB3C-68EB2F1E4D0A}"/>
-    </a:ext>
-  </a:extLst>
 </a:theme>
 </file>
--- a/inbox/Application Aware Networking/Book_18_FedAAN_Cybersecurity_Training_Awareness.docx
+++ b/inbox/Application Aware Networking/Book_18_FedAAN_Cybersecurity_Training_Awareness.docx
@@ -7,55 +7,7 @@
         <w:pStyle w:val="Title"/>
       </w:pPr>
       <w:r>
-        <w:t xml:space="preserve">Book</w:t>
-      </w:r>
-      <w:r>
-        <w:t xml:space="preserve"> </w:t>
-      </w:r>
-      <w:r>
-        <w:t xml:space="preserve">18</w:t>
-      </w:r>
-      <w:r>
-        <w:t xml:space="preserve"> </w:t>
-      </w:r>
-      <w:r>
-        <w:t xml:space="preserve">—</w:t>
-      </w:r>
-      <w:r>
-        <w:t xml:space="preserve"> </w:t>
-      </w:r>
-      <w:r>
-        <w:t xml:space="preserve">Federal</w:t>
-      </w:r>
-      <w:r>
-        <w:t xml:space="preserve"> </w:t>
-      </w:r>
-      <w:r>
-        <w:t xml:space="preserve">Application-Aware</w:t>
-      </w:r>
-      <w:r>
-        <w:t xml:space="preserve"> </w:t>
-      </w:r>
-      <w:r>
-        <w:t xml:space="preserve">Networking</w:t>
-      </w:r>
-      <w:r>
-        <w:t xml:space="preserve"> </w:t>
-      </w:r>
-      <w:r>
-        <w:t xml:space="preserve">—</w:t>
-      </w:r>
-      <w:r>
-        <w:t xml:space="preserve"> </w:t>
-      </w:r>
-      <w:r>
-        <w:t xml:space="preserve">Part</w:t>
-      </w:r>
-      <w:r>
-        <w:t xml:space="preserve"> </w:t>
-      </w:r>
-      <w:r>
-        <w:t xml:space="preserve">18</w:t>
+        <w:t xml:space="preserve">Book 18 — Federal Application-Aware Networking — Part 18</w:t>
       </w:r>
     </w:p>
     <w:p>
@@ -63,97 +15,7 @@
         <w:pStyle w:val="Subtitle"/>
       </w:pPr>
       <w:r>
-        <w:t xml:space="preserve">Cybersecurity</w:t>
-      </w:r>
-      <w:r>
-        <w:t xml:space="preserve"> </w:t>
-      </w:r>
-      <w:r>
-        <w:t xml:space="preserve">Awareness</w:t>
-      </w:r>
-      <w:r>
-        <w:t xml:space="preserve"> </w:t>
-      </w:r>
-      <w:r>
-        <w:t xml:space="preserve">and</w:t>
-      </w:r>
-      <w:r>
-        <w:t xml:space="preserve"> </w:t>
-      </w:r>
-      <w:r>
-        <w:t xml:space="preserve">Training</w:t>
-      </w:r>
-      <w:r>
-        <w:t xml:space="preserve"> </w:t>
-      </w:r>
-      <w:r>
-        <w:t xml:space="preserve">Program:</w:t>
-      </w:r>
-      <w:r>
-        <w:t xml:space="preserve"> </w:t>
-      </w:r>
-      <w:r>
-        <w:t xml:space="preserve">AT</w:t>
-      </w:r>
-      <w:r>
-        <w:t xml:space="preserve"> </w:t>
-      </w:r>
-      <w:r>
-        <w:t xml:space="preserve">Family,</w:t>
-      </w:r>
-      <w:r>
-        <w:t xml:space="preserve"> </w:t>
-      </w:r>
-      <w:r>
-        <w:t xml:space="preserve">LMS</w:t>
-      </w:r>
-      <w:r>
-        <w:t xml:space="preserve"> </w:t>
-      </w:r>
-      <w:r>
-        <w:t xml:space="preserve">Evidence</w:t>
-      </w:r>
-      <w:r>
-        <w:t xml:space="preserve"> </w:t>
-      </w:r>
-      <w:r>
-        <w:t xml:space="preserve">Integration,</w:t>
-      </w:r>
-      <w:r>
-        <w:t xml:space="preserve"> </w:t>
-      </w:r>
-      <w:r>
-        <w:t xml:space="preserve">and</w:t>
-      </w:r>
-      <w:r>
-        <w:t xml:space="preserve"> </w:t>
-      </w:r>
-      <w:r>
-        <w:t xml:space="preserve">KSI-CED-RAT</w:t>
-      </w:r>
-      <w:r>
-        <w:t xml:space="preserve"> </w:t>
-      </w:r>
-      <w:r>
-        <w:t xml:space="preserve">Activation</w:t>
-      </w:r>
-      <w:r>
-        <w:t xml:space="preserve"> </w:t>
-      </w:r>
-      <w:r>
-        <w:t xml:space="preserve">for</w:t>
-      </w:r>
-      <w:r>
-        <w:t xml:space="preserve"> </w:t>
-      </w:r>
-      <w:r>
-        <w:t xml:space="preserve">FedRAMP</w:t>
-      </w:r>
-      <w:r>
-        <w:t xml:space="preserve"> </w:t>
-      </w:r>
-      <w:r>
-        <w:t xml:space="preserve">20x</w:t>
+        <w:t xml:space="preserve">Cybersecurity Awareness and Training Program: AT Family, LMS Evidence Integration, and KSI-CED-RAT Activation for FedRAMP 20x</w:t>
       </w:r>
     </w:p>
     <w:p>
@@ -161,25 +23,7 @@
         <w:pStyle w:val="Author"/>
       </w:pPr>
       <w:r>
-        <w:t xml:space="preserve">SSA</w:t>
-      </w:r>
-      <w:r>
-        <w:t xml:space="preserve"> </w:t>
-      </w:r>
-      <w:r>
-        <w:t xml:space="preserve">Cloud</w:t>
-      </w:r>
-      <w:r>
-        <w:t xml:space="preserve"> </w:t>
-      </w:r>
-      <w:r>
-        <w:t xml:space="preserve">Services</w:t>
-      </w:r>
-      <w:r>
-        <w:t xml:space="preserve"> </w:t>
-      </w:r>
-      <w:r>
-        <w:t xml:space="preserve">Team</w:t>
+        <w:t xml:space="preserve">SSA Cloud Services Team</w:t>
       </w:r>
     </w:p>
     <w:p>
@@ -187,21 +31,35 @@
         <w:pStyle w:val="Date"/>
       </w:pPr>
       <w:r>
-        <w:t xml:space="preserve">July</w:t>
-      </w:r>
-      <w:r>
-        <w:t xml:space="preserve"> </w:t>
-      </w:r>
-      <w:r>
-        <w:t xml:space="preserve">4,</w:t>
-      </w:r>
-      <w:r>
-        <w:t xml:space="preserve"> </w:t>
-      </w:r>
-      <w:r>
-        <w:t xml:space="preserve">2026</w:t>
-      </w:r>
-    </w:p>
+        <w:t xml:space="preserve">2026-07-04</w:t>
+      </w:r>
+    </w:p>
+    <w:sdt>
+      <w:sdtPr>
+        <w:docPartObj>
+          <w:docPartGallery w:val="Table of Contents"/>
+          <w:docPartUnique/>
+        </w:docPartObj>
+      </w:sdtPr>
+      <w:sdtContent>
+        <w:p>
+          <w:pPr>
+            <w:pStyle w:val="TOCHeading"/>
+          </w:pPr>
+          <w:r>
+            <w:t xml:space="preserve">Table of contents</w:t>
+          </w:r>
+        </w:p>
+        <w:p>
+          <w:r>
+            <w:fldChar w:fldCharType="begin" w:dirty="true"/>
+            <w:instrText xml:space="preserve">TOC \o "1-3" \h \z \u</w:instrText>
+            <w:fldChar w:fldCharType="separate"/>
+            <w:fldChar w:fldCharType="end"/>
+          </w:r>
+        </w:p>
+      </w:sdtContent>
+    </w:sdt>
     <w:p>
       <w:pPr>
         <w:pStyle w:val="FirstParagraph"/>
@@ -210,13 +68,158 @@
         <w:t xml:space="preserve">INTERNAL — NOT FOR PUBLIC DISTRIBUTION</w:t>
       </w:r>
     </w:p>
-    <w:bookmarkStart w:id="20" w:name="draft-proposal-subject-to-review"/>
+    <w:tbl>
+      <w:tblPr>
+        <w:tblStyle w:val="Table"/>
+        <w:tblLook w:firstRow="0" w:lastRow="0" w:firstColumn="0" w:lastColumn="0" w:noHBand="0" w:noVBand="0" w:val="0000"/>
+        <w:tblBorders>
+          <w:top w:val="single" w:sz="4" w:space="0" w:color="EB9113"/>
+          <w:left w:val="single" w:sz="24" w:space="0" w:color="EB9113"/>
+          <w:bottom w:val="single" w:sz="4" w:space="0" w:color="EB9113"/>
+          <w:right w:val="single" w:sz="4" w:space="0" w:color="EB9113"/>
+        </w:tblBorders>
+        <w:tblCellMar>
+          <w:left w:w="144" w:type="dxa"/>
+          <w:right w:w="144" w:type="dxa"/>
+        </w:tblCellMar>
+        <w:tblLook w:firstRow="0" w:lastRow="0" w:firstColumn="0" w:lastColumn="0" w:noHBand="0" w:noVBand="0" w:val="0000"/>
+      </w:tblPr>
+      <w:tr>
+        <w:trPr>
+          <w:cantSplit/>
+        </w:trPr>
+        <w:tc>
+          <w:tcPr>
+            <w:shd w:color="auto" w:fill="fcefdc" w:val="clear"/>
+            <w:tcMar>
+              <w:top w:w="92" w:type="dxa"/>
+              <w:bottom w:w="92" w:type="dxa"/>
+            </w:tcMar>
+          </w:tcPr>
+          <w:p>
+            <w:pPr>
+              <w:pStyle w:val="BodyText"/>
+            </w:pPr>
+            <w:pPr>
+              <w:spacing w:before="0" w:after="0"/>
+              <w:textAlignment w:val="center"/>
+            </w:pPr>
+            <w:r>
+              <w:drawing>
+                <wp:inline>
+                  <wp:extent cx="152400" cy="152400"/>
+                  <wp:effectExtent b="0" l="0" r="0" t="0"/>
+                  <wp:docPr descr="" title="" id="10" name="Picture"/>
+                  <a:graphic>
+                    <a:graphicData uri="http://schemas.openxmlformats.org/drawingml/2006/picture">
+                      <pic:pic>
+                        <pic:nvPicPr>
+                          <pic:cNvPr descr="/opt/quarto/share/formats/docx/warning.png" id="11" name="Picture"/>
+                          <pic:cNvPicPr>
+                            <a:picLocks noChangeArrowheads="1" noChangeAspect="1"/>
+                          </pic:cNvPicPr>
+                        </pic:nvPicPr>
+                        <pic:blipFill>
+                          <a:blip r:embed="rId9"/>
+                          <a:stretch>
+                            <a:fillRect/>
+                          </a:stretch>
+                        </pic:blipFill>
+                        <pic:spPr bwMode="auto">
+                          <a:xfrm>
+                            <a:off x="0" y="0"/>
+                            <a:ext cx="152400" cy="152400"/>
+                          </a:xfrm>
+                          <a:prstGeom prst="rect">
+                            <a:avLst/>
+                          </a:prstGeom>
+                          <a:noFill/>
+                          <a:ln w="9525">
+                            <a:noFill/>
+                            <a:headEnd/>
+                            <a:tailEnd/>
+                          </a:ln>
+                        </pic:spPr>
+                      </pic:pic>
+                    </a:graphicData>
+                  </a:graphic>
+                </wp:inline>
+              </w:drawing>
+            </w:r>
+            <w:r>
+              <w:t xml:space="preserve"> </w:t>
+            </w:r>
+            <w:r>
+              <w:t xml:space="preserve"> </w:t>
+            </w:r>
+            <w:r>
+              <w:t xml:space="preserve">Draft Proposal — Subject to Review</w:t>
+            </w:r>
+          </w:p>
+        </w:tc>
+      </w:tr>
+      <w:tr>
+        <w:trPr>
+          <w:cantSplit/>
+        </w:trPr>
+        <w:tc>
+          <w:tcPr>
+            <w:tcMar>
+              <w:top w:w="108" w:type="dxa"/>
+              <w:bottom w:w="108" w:type="dxa"/>
+            </w:tcMar>
+          </w:tcPr>
+          <w:p>
+            <w:pPr>
+              <w:pStyle w:val="BodyText"/>
+            </w:pPr>
+            <w:pPr>
+              <w:spacing w:before="16" w:after="16"/>
+            </w:pPr>
+            <w:r>
+              <w:t xml:space="preserve">This document is a</w:t>
+            </w:r>
+            <w:r>
+              <w:t xml:space="preserve"> </w:t>
+            </w:r>
+            <w:r>
+              <w:rPr>
+                <w:b/>
+                <w:bCs/>
+              </w:rPr>
+              <w:t xml:space="preserve">draft proposal</w:t>
+            </w:r>
+            <w:r>
+              <w:t xml:space="preserve"> </w:t>
+            </w:r>
+            <w:r>
+              <w:t xml:space="preserve">developed by the</w:t>
+            </w:r>
+            <w:r>
+              <w:t xml:space="preserve"> </w:t>
+            </w:r>
+            <w:r>
+              <w:rPr>
+                <w:b/>
+                <w:bCs/>
+              </w:rPr>
+              <w:t xml:space="preserve">CSI Team (Cloud Services Infrastructure)</w:t>
+            </w:r>
+            <w:r>
+              <w:t xml:space="preserve">. It is an attempt at a comprehensive SSA-wide technical roadmap and has not been reviewed or approved by the SSA CIO Office, the Office of Information Security (OIS), or organizational leadership. All recommendations, vendor selections, control mappings, and implementation timelines are subject to revision pending formal review by the SSA CIO Office and organizational components.</w:t>
+            </w:r>
+          </w:p>
+          <w:p/>
+        </w:tc>
+      </w:tr>
+    </w:tbl>
+    <w:bookmarkStart w:id="12" w:name="what-this-document-addresses"/>
     <w:p>
       <w:pPr>
         <w:pStyle w:val="Heading2"/>
       </w:pPr>
       <w:r>
-        <w:t xml:space="preserve">Draft Proposal — Subject to Review</w:t>
+        <w:t xml:space="preserve">0.1 What This Document Addresses</w:t>
       </w:r>
     </w:p>
     <w:p>
@@ -224,53 +227,6 @@
         <w:pStyle w:val="FirstParagraph"/>
       </w:pPr>
       <w:r>
-        <w:t xml:space="preserve">This document is a</w:t>
-      </w:r>
-      <w:r>
-        <w:t xml:space="preserve"> </w:t>
-      </w:r>
-      <w:r>
-        <w:rPr>
-          <w:bCs/>
-          <w:b/>
-        </w:rPr>
-        <w:t xml:space="preserve">draft proposal</w:t>
-      </w:r>
-      <w:r>
-        <w:t xml:space="preserve"> </w:t>
-      </w:r>
-      <w:r>
-        <w:t xml:space="preserve">developed by the</w:t>
-      </w:r>
-      <w:r>
-        <w:t xml:space="preserve"> </w:t>
-      </w:r>
-      <w:r>
-        <w:rPr>
-          <w:bCs/>
-          <w:b/>
-        </w:rPr>
-        <w:t xml:space="preserve">CSI Team (Cloud Services Infrastructure)</w:t>
-      </w:r>
-      <w:r>
-        <w:t xml:space="preserve">. It is an attempt at a comprehensive SSA-wide technical roadmap and has not been reviewed or approved by the SSA CIO Office, the Office of Information Security (OIS), or organizational leadership. All recommendations, vendor selections, control mappings, and implementation timelines are subject to revision pending formal review by the SSA CIO Office and organizational components.</w:t>
-      </w:r>
-    </w:p>
-    <w:bookmarkEnd w:id="20"/>
-    <w:bookmarkStart w:id="21" w:name="what-this-document-addresses"/>
-    <w:p>
-      <w:pPr>
-        <w:pStyle w:val="Heading2"/>
-      </w:pPr>
-      <w:r>
-        <w:t xml:space="preserve">What This Document Addresses</w:t>
-      </w:r>
-    </w:p>
-    <w:p>
-      <w:pPr>
-        <w:pStyle w:val="FirstParagraph"/>
-      </w:pPr>
-      <w:r>
         <w:t xml:space="preserve">FedRAMP 20x authorization requires that a cybersecurity training program be</w:t>
       </w:r>
       <w:r>
@@ -314,202 +270,202 @@
     </w:p>
     <w:p>
       <w:pPr>
+        <w:pStyle w:val="Compact"/>
         <w:numPr>
           <w:ilvl w:val="0"/>
           <w:numId w:val="1001"/>
         </w:numPr>
+      </w:pPr>
+      <w:r>
+        <w:rPr>
+          <w:b/>
+          <w:bCs/>
+        </w:rPr>
+        <w:t xml:space="preserve">Training Program Architecture</w:t>
+      </w:r>
+      <w:r>
+        <w:t xml:space="preserve"> </w:t>
+      </w:r>
+      <w:r>
+        <w:t xml:space="preserve">— the four-dimension model required by</w:t>
+      </w:r>
+      <w:r>
+        <w:t xml:space="preserve"> </w:t>
+      </w:r>
+      <w:r>
+        <w:t xml:space="preserve">KSI-CED-RAT, mapped to AT-2, AT-3, AT-4, CP-3, and IR-2</w:t>
+      </w:r>
+    </w:p>
+    <w:p>
+      <w:pPr>
         <w:pStyle w:val="Compact"/>
-      </w:pPr>
-      <w:r>
-        <w:rPr>
-          <w:bCs/>
-          <w:b/>
-        </w:rPr>
-        <w:t xml:space="preserve">Training Program Architecture</w:t>
-      </w:r>
-      <w:r>
-        <w:t xml:space="preserve"> </w:t>
-      </w:r>
-      <w:r>
-        <w:t xml:space="preserve">— the four-dimension model required by</w:t>
-      </w:r>
-      <w:r>
-        <w:t xml:space="preserve"> </w:t>
-      </w:r>
-      <w:r>
-        <w:t xml:space="preserve">KSI-CED-RAT, mapped to AT-2, AT-3, AT-4, CP-3, and IR-2</w:t>
-      </w:r>
-    </w:p>
-    <w:p>
-      <w:pPr>
         <w:numPr>
           <w:ilvl w:val="0"/>
           <w:numId w:val="1001"/>
         </w:numPr>
+      </w:pPr>
+      <w:r>
+        <w:rPr>
+          <w:b/>
+          <w:bCs/>
+        </w:rPr>
+        <w:t xml:space="preserve">General Security Awareness Training (AT-2)</w:t>
+      </w:r>
+      <w:r>
+        <w:t xml:space="preserve"> </w:t>
+      </w:r>
+      <w:r>
+        <w:t xml:space="preserve">— annual all-employee</w:t>
+      </w:r>
+      <w:r>
+        <w:t xml:space="preserve"> </w:t>
+      </w:r>
+      <w:r>
+        <w:t xml:space="preserve">program design, content requirements, and GCC Moderate delivery options</w:t>
+      </w:r>
+    </w:p>
+    <w:p>
+      <w:pPr>
         <w:pStyle w:val="Compact"/>
-      </w:pPr>
-      <w:r>
-        <w:rPr>
-          <w:bCs/>
-          <w:b/>
-        </w:rPr>
-        <w:t xml:space="preserve">General Security Awareness Training (AT-2)</w:t>
-      </w:r>
-      <w:r>
-        <w:t xml:space="preserve"> </w:t>
-      </w:r>
-      <w:r>
-        <w:t xml:space="preserve">— annual all-employee</w:t>
-      </w:r>
-      <w:r>
-        <w:t xml:space="preserve"> </w:t>
-      </w:r>
-      <w:r>
-        <w:t xml:space="preserve">program design, content requirements, and GCC Moderate delivery options</w:t>
-      </w:r>
-    </w:p>
-    <w:p>
-      <w:pPr>
         <w:numPr>
           <w:ilvl w:val="0"/>
           <w:numId w:val="1001"/>
         </w:numPr>
+      </w:pPr>
+      <w:r>
+        <w:rPr>
+          <w:b/>
+          <w:bCs/>
+        </w:rPr>
+        <w:t xml:space="preserve">Role-Based Training Program (AT-3)</w:t>
+      </w:r>
+      <w:r>
+        <w:t xml:space="preserve"> </w:t>
+      </w:r>
+      <w:r>
+        <w:t xml:space="preserve">— training matrices for six</w:t>
+      </w:r>
+      <w:r>
+        <w:t xml:space="preserve"> </w:t>
+      </w:r>
+      <w:r>
+        <w:t xml:space="preserve">high-risk role categories: system administrators, developers/engineers,</w:t>
+      </w:r>
+      <w:r>
+        <w:t xml:space="preserve"> </w:t>
+      </w:r>
+      <w:r>
+        <w:t xml:space="preserve">privileged access users, incident responders, data stewards, and</w:t>
+      </w:r>
+      <w:r>
+        <w:t xml:space="preserve"> </w:t>
+      </w:r>
+      <w:r>
+        <w:t xml:space="preserve">executives/program managers</w:t>
+      </w:r>
+    </w:p>
+    <w:p>
+      <w:pPr>
         <w:pStyle w:val="Compact"/>
-      </w:pPr>
-      <w:r>
-        <w:rPr>
-          <w:bCs/>
-          <w:b/>
-        </w:rPr>
-        <w:t xml:space="preserve">Role-Based Training Program (AT-3)</w:t>
-      </w:r>
-      <w:r>
-        <w:t xml:space="preserve"> </w:t>
-      </w:r>
-      <w:r>
-        <w:t xml:space="preserve">— training matrices for six</w:t>
-      </w:r>
-      <w:r>
-        <w:t xml:space="preserve"> </w:t>
-      </w:r>
-      <w:r>
-        <w:t xml:space="preserve">high-risk role categories: system administrators, developers/engineers,</w:t>
-      </w:r>
-      <w:r>
-        <w:t xml:space="preserve"> </w:t>
-      </w:r>
-      <w:r>
-        <w:t xml:space="preserve">privileged access users, incident responders, data stewards, and</w:t>
-      </w:r>
-      <w:r>
-        <w:t xml:space="preserve"> </w:t>
-      </w:r>
-      <w:r>
-        <w:t xml:space="preserve">executives/program managers</w:t>
-      </w:r>
-    </w:p>
-    <w:p>
-      <w:pPr>
         <w:numPr>
           <w:ilvl w:val="0"/>
           <w:numId w:val="1001"/>
         </w:numPr>
+      </w:pPr>
+      <w:r>
+        <w:rPr>
+          <w:b/>
+          <w:bCs/>
+        </w:rPr>
+        <w:t xml:space="preserve">Training Records and LMS Integration (AT-4)</w:t>
+      </w:r>
+      <w:r>
+        <w:t xml:space="preserve"> </w:t>
+      </w:r>
+      <w:r>
+        <w:t xml:space="preserve">— machine-readable</w:t>
+      </w:r>
+      <w:r>
+        <w:t xml:space="preserve"> </w:t>
+      </w:r>
+      <w:r>
+        <w:t xml:space="preserve">completion record schema, Microsoft Viva Learning integration, and</w:t>
+      </w:r>
+      <w:r>
+        <w:t xml:space="preserve"> </w:t>
+      </w:r>
+      <w:r>
+        <w:t xml:space="preserve">export format for the UIAO governance substrate</w:t>
+      </w:r>
+    </w:p>
+    <w:p>
+      <w:pPr>
         <w:pStyle w:val="Compact"/>
-      </w:pPr>
-      <w:r>
-        <w:rPr>
-          <w:bCs/>
-          <w:b/>
-        </w:rPr>
-        <w:t xml:space="preserve">Training Records and LMS Integration (AT-4)</w:t>
-      </w:r>
-      <w:r>
-        <w:t xml:space="preserve"> </w:t>
-      </w:r>
-      <w:r>
-        <w:t xml:space="preserve">— machine-readable</w:t>
-      </w:r>
-      <w:r>
-        <w:t xml:space="preserve"> </w:t>
-      </w:r>
-      <w:r>
-        <w:t xml:space="preserve">completion record schema, Microsoft Viva Learning integration, and</w:t>
-      </w:r>
-      <w:r>
-        <w:t xml:space="preserve"> </w:t>
-      </w:r>
-      <w:r>
-        <w:t xml:space="preserve">export format for the UIAO governance substrate</w:t>
-      </w:r>
-    </w:p>
-    <w:p>
-      <w:pPr>
         <w:numPr>
           <w:ilvl w:val="0"/>
           <w:numId w:val="1001"/>
         </w:numPr>
+      </w:pPr>
+      <w:r>
+        <w:rPr>
+          <w:b/>
+          <w:bCs/>
+        </w:rPr>
+        <w:t xml:space="preserve">Contingency Training (CP-3)</w:t>
+      </w:r>
+      <w:r>
+        <w:t xml:space="preserve"> </w:t>
+      </w:r>
+      <w:r>
+        <w:t xml:space="preserve">— tabletop exercise calendar and</w:t>
+      </w:r>
+      <w:r>
+        <w:t xml:space="preserve"> </w:t>
+      </w:r>
+      <w:r>
+        <w:t xml:space="preserve">attendance documentation linking to Part 14 DR runbooks</w:t>
+      </w:r>
+    </w:p>
+    <w:p>
+      <w:pPr>
         <w:pStyle w:val="Compact"/>
-      </w:pPr>
-      <w:r>
-        <w:rPr>
-          <w:bCs/>
-          <w:b/>
-        </w:rPr>
-        <w:t xml:space="preserve">Contingency Training (CP-3)</w:t>
-      </w:r>
-      <w:r>
-        <w:t xml:space="preserve"> </w:t>
-      </w:r>
-      <w:r>
-        <w:t xml:space="preserve">— tabletop exercise calendar and</w:t>
-      </w:r>
-      <w:r>
-        <w:t xml:space="preserve"> </w:t>
-      </w:r>
-      <w:r>
-        <w:t xml:space="preserve">attendance documentation linking to Part 14 DR runbooks</w:t>
-      </w:r>
-    </w:p>
-    <w:p>
-      <w:pPr>
         <w:numPr>
           <w:ilvl w:val="0"/>
           <w:numId w:val="1001"/>
         </w:numPr>
+      </w:pPr>
+      <w:r>
+        <w:rPr>
+          <w:b/>
+          <w:bCs/>
+        </w:rPr>
+        <w:t xml:space="preserve">Incident Response Training (IR-2)</w:t>
+      </w:r>
+      <w:r>
+        <w:t xml:space="preserve"> </w:t>
+      </w:r>
+      <w:r>
+        <w:t xml:space="preserve">— drill cadence, scenario library,</w:t>
+      </w:r>
+      <w:r>
+        <w:t xml:space="preserve"> </w:t>
+      </w:r>
+      <w:r>
+        <w:t xml:space="preserve">and after-action documentation linking to Part 13 Sentinel playbooks</w:t>
+      </w:r>
+    </w:p>
+    <w:p>
+      <w:pPr>
         <w:pStyle w:val="Compact"/>
-      </w:pPr>
-      <w:r>
-        <w:rPr>
-          <w:bCs/>
-          <w:b/>
-        </w:rPr>
-        <w:t xml:space="preserve">Incident Response Training (IR-2)</w:t>
-      </w:r>
-      <w:r>
-        <w:t xml:space="preserve"> </w:t>
-      </w:r>
-      <w:r>
-        <w:t xml:space="preserve">— drill cadence, scenario library,</w:t>
-      </w:r>
-      <w:r>
-        <w:t xml:space="preserve"> </w:t>
-      </w:r>
-      <w:r>
-        <w:t xml:space="preserve">and after-action documentation linking to Part 13 Sentinel playbooks</w:t>
-      </w:r>
-    </w:p>
-    <w:p>
-      <w:pPr>
         <w:numPr>
           <w:ilvl w:val="0"/>
           <w:numId w:val="1001"/>
         </w:numPr>
-        <w:pStyle w:val="Compact"/>
-      </w:pPr>
-      <w:r>
-        <w:rPr>
+      </w:pPr>
+      <w:r>
+        <w:rPr>
+          <w:b/>
           <w:bCs/>
-          <w:b/>
         </w:rPr>
         <w:t xml:space="preserve">KSI-CED-RAT Activation</w:t>
       </w:r>
@@ -559,23 +515,23 @@
         </w:pict>
       </w:r>
     </w:p>
-    <w:bookmarkEnd w:id="21"/>
-    <w:bookmarkStart w:id="25" w:name="X225662609e730bef0f7f410a047a24f25cc1c08"/>
+    <w:bookmarkEnd w:id="12"/>
+    <w:bookmarkStart w:id="16" w:name="X225662609e730bef0f7f410a047a24f25cc1c08"/>
     <w:p>
       <w:pPr>
         <w:pStyle w:val="Heading1"/>
       </w:pPr>
       <w:r>
-        <w:t xml:space="preserve">Cybersecurity Training in the FedRAMP 20x Context</w:t>
-      </w:r>
-    </w:p>
-    <w:bookmarkStart w:id="22" w:name="Xa8f12a9ad2cc53cad5d035299ebf6be0774842e"/>
+        <w:t xml:space="preserve">1. Cybersecurity Training in the FedRAMP 20x Context</w:t>
+      </w:r>
+    </w:p>
+    <w:bookmarkStart w:id="13" w:name="Xa8f12a9ad2cc53cad5d035299ebf6be0774842e"/>
     <w:p>
       <w:pPr>
         <w:pStyle w:val="Heading2"/>
       </w:pPr>
       <w:r>
-        <w:t xml:space="preserve">Why Training Cannot Be Closed by Architecture Alone</w:t>
+        <w:t xml:space="preserve">1.1 Why Training Cannot Be Closed by Architecture Alone</w:t>
       </w:r>
     </w:p>
     <w:p>
@@ -618,13 +574,7 @@
         <w:t xml:space="preserve">FedRAMP 20x KSI-CED-RAT (</w:t>
       </w:r>
       <w:r>
-        <w:t xml:space="preserve">“</w:t>
-      </w:r>
-      <w:r>
-        <w:t xml:space="preserve">Reviewing All Training</w:t>
-      </w:r>
-      <w:r>
-        <w:t xml:space="preserve">”</w:t>
+        <w:t xml:space="preserve">“Reviewing All Training”</w:t>
       </w:r>
       <w:r>
         <w:t xml:space="preserve">) evaluates whether the</w:t>
@@ -640,8 +590,8 @@
       </w:r>
       <w:r>
         <w:rPr>
+          <w:b/>
           <w:bCs/>
-          <w:b/>
         </w:rPr>
         <w:t xml:space="preserve">persistently reviews</w:t>
       </w:r>
@@ -661,13 +611,7 @@
         <w:t xml:space="preserve"> </w:t>
       </w:r>
       <w:r>
-        <w:t xml:space="preserve">“</w:t>
-      </w:r>
-      <w:r>
-        <w:t xml:space="preserve">persistently</w:t>
-      </w:r>
-      <w:r>
-        <w:t xml:space="preserve">”</w:t>
+        <w:t xml:space="preserve">“persistently”</w:t>
       </w:r>
       <w:r>
         <w:t xml:space="preserve"> </w:t>
@@ -707,16 +651,16 @@
         <w:pStyle w:val="TableCaption"/>
       </w:pPr>
       <w:r>
-        <w:t xml:space="preserve">KSI-CED-RAT — Four Required Training Dimensions {.striped .hover}</w:t>
+        <w:t xml:space="preserve">KSI-CED-RAT — Four Required Training Dimensions</w:t>
       </w:r>
     </w:p>
     <w:tbl>
       <w:tblPr>
         <w:tblStyle w:val="Table"/>
         <w:tblW w:type="pct" w:w="5000"/>
+        <w:tblLayout w:type="fixed"/>
         <w:tblLook w:firstRow="1" w:lastRow="0" w:firstColumn="0" w:lastColumn="0" w:noHBand="0" w:noVBand="0" w:val="0020"/>
-        <w:jc w:val="start"/>
-        <w:tblCaption w:val="KSI-CED-RAT — Four Required Training Dimensions {.striped .hover}"/>
+        <w:tblCaption w:val="KSI-CED-RAT — Four Required Training Dimensions"/>
       </w:tblPr>
       <w:tblGrid>
         <w:gridCol w:w="1742"/>
@@ -726,14 +670,13 @@
       </w:tblGrid>
       <w:tr>
         <w:trPr>
-          <w:tblHeader w:val="true"/>
+          <w:tblHeader w:val="on"/>
         </w:trPr>
         <w:tc>
           <w:tcPr/>
           <w:p>
             <w:pPr>
               <w:pStyle w:val="Compact"/>
-              <w:jc w:val="left"/>
             </w:pPr>
             <w:r>
               <w:t xml:space="preserve">Dimension</w:t>
@@ -745,7 +688,6 @@
           <w:p>
             <w:pPr>
               <w:pStyle w:val="Compact"/>
-              <w:jc w:val="left"/>
             </w:pPr>
             <w:r>
               <w:t xml:space="preserve">Coverage</w:t>
@@ -757,7 +699,6 @@
           <w:p>
             <w:pPr>
               <w:pStyle w:val="Compact"/>
-              <w:jc w:val="left"/>
             </w:pPr>
             <w:r>
               <w:t xml:space="preserve">NIST Control</w:t>
@@ -769,7 +710,6 @@
           <w:p>
             <w:pPr>
               <w:pStyle w:val="Compact"/>
-              <w:jc w:val="left"/>
             </w:pPr>
             <w:r>
               <w:t xml:space="preserve">Evidence Type</w:t>
@@ -783,7 +723,6 @@
           <w:p>
             <w:pPr>
               <w:pStyle w:val="Compact"/>
-              <w:jc w:val="left"/>
             </w:pPr>
             <w:r>
               <w:t xml:space="preserve">General awareness</w:t>
@@ -795,7 +734,6 @@
           <w:p>
             <w:pPr>
               <w:pStyle w:val="Compact"/>
-              <w:jc w:val="left"/>
             </w:pPr>
             <w:r>
               <w:t xml:space="preserve">All employees</w:t>
@@ -807,7 +745,6 @@
           <w:p>
             <w:pPr>
               <w:pStyle w:val="Compact"/>
-              <w:jc w:val="left"/>
             </w:pPr>
             <w:r>
               <w:t xml:space="preserve">AT-2</w:t>
@@ -819,7 +756,6 @@
           <w:p>
             <w:pPr>
               <w:pStyle w:val="Compact"/>
-              <w:jc w:val="left"/>
             </w:pPr>
             <w:r>
               <w:t xml:space="preserve">LMS completion record — all staff</w:t>
@@ -833,7 +769,6 @@
           <w:p>
             <w:pPr>
               <w:pStyle w:val="Compact"/>
-              <w:jc w:val="left"/>
             </w:pPr>
             <w:r>
               <w:t xml:space="preserve">Role-specific</w:t>
@@ -845,7 +780,6 @@
           <w:p>
             <w:pPr>
               <w:pStyle w:val="Compact"/>
-              <w:jc w:val="left"/>
             </w:pPr>
             <w:r>
               <w:t xml:space="preserve">High-risk roles</w:t>
@@ -857,7 +791,6 @@
           <w:p>
             <w:pPr>
               <w:pStyle w:val="Compact"/>
-              <w:jc w:val="left"/>
             </w:pPr>
             <w:r>
               <w:t xml:space="preserve">AT-3</w:t>
@@ -869,7 +802,6 @@
           <w:p>
             <w:pPr>
               <w:pStyle w:val="Compact"/>
-              <w:jc w:val="left"/>
             </w:pPr>
             <w:r>
               <w:t xml:space="preserve">LMS completion record — by role</w:t>
@@ -883,7 +815,6 @@
           <w:p>
             <w:pPr>
               <w:pStyle w:val="Compact"/>
-              <w:jc w:val="left"/>
             </w:pPr>
             <w:r>
               <w:t xml:space="preserve">Secure delivery</w:t>
@@ -895,7 +826,6 @@
           <w:p>
             <w:pPr>
               <w:pStyle w:val="Compact"/>
-              <w:jc w:val="left"/>
             </w:pPr>
             <w:r>
               <w:t xml:space="preserve">Developers / engineers</w:t>
@@ -907,7 +837,6 @@
           <w:p>
             <w:pPr>
               <w:pStyle w:val="Compact"/>
-              <w:jc w:val="left"/>
             </w:pPr>
             <w:r>
               <w:t xml:space="preserve">AT-3(3), SA-16</w:t>
@@ -919,7 +848,6 @@
           <w:p>
             <w:pPr>
               <w:pStyle w:val="Compact"/>
-              <w:jc w:val="left"/>
             </w:pPr>
             <w:r>
               <w:t xml:space="preserve">Training certification or course transcript</w:t>
@@ -933,7 +861,6 @@
           <w:p>
             <w:pPr>
               <w:pStyle w:val="Compact"/>
-              <w:jc w:val="left"/>
             </w:pPr>
             <w:r>
               <w:t xml:space="preserve">IR/DR</w:t>
@@ -945,7 +872,6 @@
           <w:p>
             <w:pPr>
               <w:pStyle w:val="Compact"/>
-              <w:jc w:val="left"/>
             </w:pPr>
             <w:r>
               <w:t xml:space="preserve">Incident response and recovery personnel</w:t>
@@ -957,7 +883,6 @@
           <w:p>
             <w:pPr>
               <w:pStyle w:val="Compact"/>
-              <w:jc w:val="left"/>
             </w:pPr>
             <w:r>
               <w:t xml:space="preserve">IR-2, CP-3</w:t>
@@ -969,7 +894,6 @@
           <w:p>
             <w:pPr>
               <w:pStyle w:val="Compact"/>
-              <w:jc w:val="left"/>
             </w:pPr>
             <w:r>
               <w:t xml:space="preserve">Tabletop attendance record + after-action report</w:t>
@@ -978,14 +902,14 @@
         </w:tc>
       </w:tr>
     </w:tbl>
-    <w:bookmarkEnd w:id="22"/>
-    <w:bookmarkStart w:id="23" w:name="the-relationship-to-parts-14-and-16"/>
+    <w:bookmarkEnd w:id="13"/>
+    <w:bookmarkStart w:id="14" w:name="the-relationship-to-parts-14-and-16"/>
     <w:p>
       <w:pPr>
         <w:pStyle w:val="Heading2"/>
       </w:pPr>
       <w:r>
-        <w:t xml:space="preserve">The Relationship to Parts 14 and 16</w:t>
+        <w:t xml:space="preserve">1.2 The Relationship to Parts 14 and 16</w:t>
       </w:r>
     </w:p>
     <w:p>
@@ -1046,14 +970,14 @@
         <w:t xml:space="preserve">ingest as a machine-readable KSI evidence signal.</w:t>
       </w:r>
     </w:p>
-    <w:bookmarkEnd w:id="23"/>
-    <w:bookmarkStart w:id="24" w:name="controls-closed-by-this-document"/>
+    <w:bookmarkEnd w:id="14"/>
+    <w:bookmarkStart w:id="15" w:name="controls-closed-by-this-document"/>
     <w:p>
       <w:pPr>
         <w:pStyle w:val="Heading2"/>
       </w:pPr>
       <w:r>
-        <w:t xml:space="preserve">Controls Closed by This Document</w:t>
+        <w:t xml:space="preserve">1.3 Controls Closed by This Document</w:t>
       </w:r>
     </w:p>
     <w:p>
@@ -1061,16 +985,16 @@
         <w:pStyle w:val="TableCaption"/>
       </w:pPr>
       <w:r>
-        <w:t xml:space="preserve">AT Family Control Closure — Book 18 {.striped .hover}</w:t>
+        <w:t xml:space="preserve">AT Family Control Closure — Book 18</w:t>
       </w:r>
     </w:p>
     <w:tbl>
       <w:tblPr>
         <w:tblStyle w:val="Table"/>
         <w:tblW w:type="pct" w:w="5000"/>
+        <w:tblLayout w:type="fixed"/>
         <w:tblLook w:firstRow="1" w:lastRow="0" w:firstColumn="0" w:lastColumn="0" w:noHBand="0" w:noVBand="0" w:val="0020"/>
-        <w:jc w:val="start"/>
-        <w:tblCaption w:val="AT Family Control Closure — Book 18 {.striped .hover}"/>
+        <w:tblCaption w:val="AT Family Control Closure — Book 18"/>
       </w:tblPr>
       <w:tblGrid>
         <w:gridCol w:w="2036"/>
@@ -1079,14 +1003,13 @@
       </w:tblGrid>
       <w:tr>
         <w:trPr>
-          <w:tblHeader w:val="true"/>
+          <w:tblHeader w:val="on"/>
         </w:trPr>
         <w:tc>
           <w:tcPr/>
           <w:p>
             <w:pPr>
               <w:pStyle w:val="Compact"/>
-              <w:jc w:val="left"/>
             </w:pPr>
             <w:r>
               <w:t xml:space="preserve">Control</w:t>
@@ -1098,7 +1021,6 @@
           <w:p>
             <w:pPr>
               <w:pStyle w:val="Compact"/>
-              <w:jc w:val="left"/>
             </w:pPr>
             <w:r>
               <w:t xml:space="preserve">Title</w:t>
@@ -1110,7 +1032,6 @@
           <w:p>
             <w:pPr>
               <w:pStyle w:val="Compact"/>
-              <w:jc w:val="left"/>
             </w:pPr>
             <w:r>
               <w:t xml:space="preserve">Closure Mechanism</w:t>
@@ -1124,12 +1045,11 @@
           <w:p>
             <w:pPr>
               <w:pStyle w:val="Compact"/>
-              <w:jc w:val="left"/>
             </w:pPr>
             <w:r>
               <w:rPr>
+                <w:b/>
                 <w:bCs/>
-                <w:b/>
               </w:rPr>
               <w:t xml:space="preserve">AT-2</w:t>
             </w:r>
@@ -1140,7 +1060,6 @@
           <w:p>
             <w:pPr>
               <w:pStyle w:val="Compact"/>
-              <w:jc w:val="left"/>
             </w:pPr>
             <w:r>
               <w:t xml:space="preserve">Literacy Training and Awareness</w:t>
@@ -1152,7 +1071,6 @@
           <w:p>
             <w:pPr>
               <w:pStyle w:val="Compact"/>
-              <w:jc w:val="left"/>
             </w:pPr>
             <w:r>
               <w:t xml:space="preserve">Annual all-employee security awareness via Microsoft Viva Learning or equivalent; LMS completion record as evidence</w:t>
@@ -1166,12 +1084,11 @@
           <w:p>
             <w:pPr>
               <w:pStyle w:val="Compact"/>
-              <w:jc w:val="left"/>
             </w:pPr>
             <w:r>
               <w:rPr>
+                <w:b/>
                 <w:bCs/>
-                <w:b/>
               </w:rPr>
               <w:t xml:space="preserve">AT-2(1)</w:t>
             </w:r>
@@ -1182,7 +1099,6 @@
           <w:p>
             <w:pPr>
               <w:pStyle w:val="Compact"/>
-              <w:jc w:val="left"/>
             </w:pPr>
             <w:r>
               <w:t xml:space="preserve">Practical Exercises</w:t>
@@ -1194,7 +1110,6 @@
           <w:p>
             <w:pPr>
               <w:pStyle w:val="Compact"/>
-              <w:jc w:val="left"/>
             </w:pPr>
             <w:r>
               <w:t xml:space="preserve">Phishing simulation exercises integrated into awareness program; simulation result record as evidence</w:t>
@@ -1208,12 +1123,11 @@
           <w:p>
             <w:pPr>
               <w:pStyle w:val="Compact"/>
-              <w:jc w:val="left"/>
             </w:pPr>
             <w:r>
               <w:rPr>
+                <w:b/>
                 <w:bCs/>
-                <w:b/>
               </w:rPr>
               <w:t xml:space="preserve">AT-2(2)</w:t>
             </w:r>
@@ -1224,7 +1138,6 @@
           <w:p>
             <w:pPr>
               <w:pStyle w:val="Compact"/>
-              <w:jc w:val="left"/>
             </w:pPr>
             <w:r>
               <w:t xml:space="preserve">Insider Threat Awareness</w:t>
@@ -1236,7 +1149,6 @@
           <w:p>
             <w:pPr>
               <w:pStyle w:val="Compact"/>
-              <w:jc w:val="left"/>
             </w:pPr>
             <w:r>
               <w:t xml:space="preserve">Insider threat module within annual awareness program; included in LMS completion record</w:t>
@@ -1250,12 +1162,11 @@
           <w:p>
             <w:pPr>
               <w:pStyle w:val="Compact"/>
-              <w:jc w:val="left"/>
             </w:pPr>
             <w:r>
               <w:rPr>
+                <w:b/>
                 <w:bCs/>
-                <w:b/>
               </w:rPr>
               <w:t xml:space="preserve">AT-3</w:t>
             </w:r>
@@ -1266,7 +1177,6 @@
           <w:p>
             <w:pPr>
               <w:pStyle w:val="Compact"/>
-              <w:jc w:val="left"/>
             </w:pPr>
             <w:r>
               <w:t xml:space="preserve">Role-Based Training</w:t>
@@ -1278,7 +1188,6 @@
           <w:p>
             <w:pPr>
               <w:pStyle w:val="Compact"/>
-              <w:jc w:val="left"/>
             </w:pPr>
             <w:r>
               <w:t xml:space="preserve">Role training matrix with six categories; role-specific LMS tracks with separate completion evidence</w:t>
@@ -1292,12 +1201,11 @@
           <w:p>
             <w:pPr>
               <w:pStyle w:val="Compact"/>
-              <w:jc w:val="left"/>
             </w:pPr>
             <w:r>
               <w:rPr>
+                <w:b/>
                 <w:bCs/>
-                <w:b/>
               </w:rPr>
               <w:t xml:space="preserve">AT-3(3)</w:t>
             </w:r>
@@ -1308,7 +1216,6 @@
           <w:p>
             <w:pPr>
               <w:pStyle w:val="Compact"/>
-              <w:jc w:val="left"/>
             </w:pPr>
             <w:r>
               <w:t xml:space="preserve">Practical Exercises for High-Risk Roles</w:t>
@@ -1320,7 +1227,6 @@
           <w:p>
             <w:pPr>
               <w:pStyle w:val="Compact"/>
-              <w:jc w:val="left"/>
             </w:pPr>
             <w:r>
               <w:t xml:space="preserve">Hands-on labs and scenario exercises for sysadmins, developers, and IR personnel</w:t>
@@ -1334,12 +1240,11 @@
           <w:p>
             <w:pPr>
               <w:pStyle w:val="Compact"/>
-              <w:jc w:val="left"/>
             </w:pPr>
             <w:r>
               <w:rPr>
+                <w:b/>
                 <w:bCs/>
-                <w:b/>
               </w:rPr>
               <w:t xml:space="preserve">AT-3(5)</w:t>
             </w:r>
@@ -1350,7 +1255,6 @@
           <w:p>
             <w:pPr>
               <w:pStyle w:val="Compact"/>
-              <w:jc w:val="left"/>
             </w:pPr>
             <w:r>
               <w:t xml:space="preserve">Processing PII</w:t>
@@ -1362,7 +1266,6 @@
           <w:p>
             <w:pPr>
               <w:pStyle w:val="Compact"/>
-              <w:jc w:val="left"/>
             </w:pPr>
             <w:r>
               <w:t xml:space="preserve">PII awareness module for data stewards, connecting to Part 17 PT family</w:t>
@@ -1376,12 +1279,11 @@
           <w:p>
             <w:pPr>
               <w:pStyle w:val="Compact"/>
-              <w:jc w:val="left"/>
             </w:pPr>
             <w:r>
               <w:rPr>
+                <w:b/>
                 <w:bCs/>
-                <w:b/>
               </w:rPr>
               <w:t xml:space="preserve">AT-4</w:t>
             </w:r>
@@ -1392,7 +1294,6 @@
           <w:p>
             <w:pPr>
               <w:pStyle w:val="Compact"/>
-              <w:jc w:val="left"/>
             </w:pPr>
             <w:r>
               <w:t xml:space="preserve">Training Records</w:t>
@@ -1404,7 +1305,6 @@
           <w:p>
             <w:pPr>
               <w:pStyle w:val="Compact"/>
-              <w:jc w:val="left"/>
             </w:pPr>
             <w:r>
               <w:t xml:space="preserve">LMS export in JSON/CSV format; monthly snapshot to UIAO governance substrate</w:t>
@@ -1418,12 +1318,11 @@
           <w:p>
             <w:pPr>
               <w:pStyle w:val="Compact"/>
-              <w:jc w:val="left"/>
             </w:pPr>
             <w:r>
               <w:rPr>
+                <w:b/>
                 <w:bCs/>
-                <w:b/>
               </w:rPr>
               <w:t xml:space="preserve">CP-3</w:t>
             </w:r>
@@ -1434,7 +1333,6 @@
           <w:p>
             <w:pPr>
               <w:pStyle w:val="Compact"/>
-              <w:jc w:val="left"/>
             </w:pPr>
             <w:r>
               <w:t xml:space="preserve">Contingency Training</w:t>
@@ -1446,7 +1344,6 @@
           <w:p>
             <w:pPr>
               <w:pStyle w:val="Compact"/>
-              <w:jc w:val="left"/>
             </w:pPr>
             <w:r>
               <w:t xml:space="preserve">Annual tabletop exercise with attendance record; after-action report archived</w:t>
@@ -1460,12 +1357,11 @@
           <w:p>
             <w:pPr>
               <w:pStyle w:val="Compact"/>
-              <w:jc w:val="left"/>
             </w:pPr>
             <w:r>
               <w:rPr>
+                <w:b/>
                 <w:bCs/>
-                <w:b/>
               </w:rPr>
               <w:t xml:space="preserve">IR-2</w:t>
             </w:r>
@@ -1476,7 +1372,6 @@
           <w:p>
             <w:pPr>
               <w:pStyle w:val="Compact"/>
-              <w:jc w:val="left"/>
             </w:pPr>
             <w:r>
               <w:t xml:space="preserve">Incident Response Training</w:t>
@@ -1488,7 +1383,6 @@
           <w:p>
             <w:pPr>
               <w:pStyle w:val="Compact"/>
-              <w:jc w:val="left"/>
             </w:pPr>
             <w:r>
               <w:t xml:space="preserve">Semi-annual IR drill; scenario library maintained by SOC; connects to Part 13 Sentinel playbooks</w:t>
@@ -1503,8 +1397,8 @@
       </w:pPr>
       <w:r>
         <w:rPr>
+          <w:b/>
           <w:bCs/>
-          <w:b/>
         </w:rPr>
         <w:t xml:space="preserve">Closure Necessity — AT family and KSI-CED.</w:t>
       </w:r>
@@ -1582,24 +1476,24 @@
         </w:pict>
       </w:r>
     </w:p>
-    <w:bookmarkEnd w:id="24"/>
-    <w:bookmarkEnd w:id="25"/>
-    <w:bookmarkStart w:id="31" w:name="training-program-architecture"/>
+    <w:bookmarkEnd w:id="15"/>
+    <w:bookmarkEnd w:id="16"/>
+    <w:bookmarkStart w:id="22" w:name="training-program-architecture"/>
     <w:p>
       <w:pPr>
         <w:pStyle w:val="Heading1"/>
       </w:pPr>
       <w:r>
-        <w:t xml:space="preserve">Training Program Architecture</w:t>
-      </w:r>
-    </w:p>
-    <w:bookmarkStart w:id="29" w:name="the-four-dimension-model"/>
+        <w:t xml:space="preserve">2. Training Program Architecture</w:t>
+      </w:r>
+    </w:p>
+    <w:bookmarkStart w:id="20" w:name="the-four-dimension-model"/>
     <w:p>
       <w:pPr>
         <w:pStyle w:val="Heading2"/>
       </w:pPr>
       <w:r>
-        <w:t xml:space="preserve">The Four-Dimension Model</w:t>
+        <w:t xml:space="preserve">2.1 The Four-Dimension Model</w:t>
       </w:r>
     </w:p>
     <w:p>
@@ -1631,18 +1525,18 @@
           <wp:inline>
             <wp:extent cx="5334000" cy="2154115"/>
             <wp:effectExtent b="0" l="0" r="0" t="0"/>
-            <wp:docPr descr="Federal AAN Cybersecurity Training Program — KSI-CED-RAT Four-Dimension Model" title="" id="27" name="Picture"/>
+            <wp:docPr descr="Federal AAN Cybersecurity Training Program — KSI-CED-RAT Four-Dimension Model" title="" id="18" name="Picture"/>
             <a:graphic>
               <a:graphicData uri="http://schemas.openxmlformats.org/drawingml/2006/picture">
                 <pic:pic>
                   <pic:nvPicPr>
-                    <pic:cNvPr descr="figs/ced-fig-01-training-dimensions.png" id="28" name="Picture"/>
+                    <pic:cNvPr descr="figs/ced-fig-01-training-dimensions.png" id="19" name="Picture"/>
                     <pic:cNvPicPr>
                       <a:picLocks noChangeArrowheads="1" noChangeAspect="1"/>
                     </pic:cNvPicPr>
                   </pic:nvPicPr>
                   <pic:blipFill>
-                    <a:blip r:embed="rId26"/>
+                    <a:blip r:embed="rId17"/>
                     <a:stretch>
                       <a:fillRect/>
                     </a:stretch>
@@ -1677,14 +1571,14 @@
         <w:t xml:space="preserve">Federal AAN Cybersecurity Training Program — KSI-CED-RAT Four-Dimension Model</w:t>
       </w:r>
     </w:p>
-    <w:bookmarkEnd w:id="29"/>
-    <w:bookmarkStart w:id="30" w:name="program-governance"/>
+    <w:bookmarkEnd w:id="20"/>
+    <w:bookmarkStart w:id="21" w:name="program-governance"/>
     <w:p>
       <w:pPr>
         <w:pStyle w:val="Heading2"/>
       </w:pPr>
       <w:r>
-        <w:t xml:space="preserve">Program Governance</w:t>
+        <w:t xml:space="preserve">2.2 Program Governance</w:t>
       </w:r>
     </w:p>
     <w:p>
@@ -1706,16 +1600,16 @@
         <w:pStyle w:val="TableCaption"/>
       </w:pPr>
       <w:r>
-        <w:t xml:space="preserve">Training Program RACI — Key Roles {.striped .hover}</w:t>
+        <w:t xml:space="preserve">Training Program RACI — Key Roles</w:t>
       </w:r>
     </w:p>
     <w:tbl>
       <w:tblPr>
         <w:tblStyle w:val="Table"/>
         <w:tblW w:type="pct" w:w="5000"/>
+        <w:tblLayout w:type="fixed"/>
         <w:tblLook w:firstRow="1" w:lastRow="0" w:firstColumn="0" w:lastColumn="0" w:noHBand="0" w:noVBand="0" w:val="0020"/>
-        <w:jc w:val="start"/>
-        <w:tblCaption w:val="Training Program RACI — Key Roles {.striped .hover}"/>
+        <w:tblCaption w:val="Training Program RACI — Key Roles"/>
       </w:tblPr>
       <w:tblGrid>
         <w:gridCol w:w="2160"/>
@@ -1723,14 +1617,13 @@
       </w:tblGrid>
       <w:tr>
         <w:trPr>
-          <w:tblHeader w:val="true"/>
+          <w:tblHeader w:val="on"/>
         </w:trPr>
         <w:tc>
           <w:tcPr/>
           <w:p>
             <w:pPr>
               <w:pStyle w:val="Compact"/>
-              <w:jc w:val="left"/>
             </w:pPr>
             <w:r>
               <w:t xml:space="preserve">Role</w:t>
@@ -1742,7 +1635,6 @@
           <w:p>
             <w:pPr>
               <w:pStyle w:val="Compact"/>
-              <w:jc w:val="left"/>
             </w:pPr>
             <w:r>
               <w:t xml:space="preserve">Responsibility</w:t>
@@ -1756,12 +1648,11 @@
           <w:p>
             <w:pPr>
               <w:pStyle w:val="Compact"/>
-              <w:jc w:val="left"/>
             </w:pPr>
             <w:r>
               <w:rPr>
+                <w:b/>
                 <w:bCs/>
-                <w:b/>
               </w:rPr>
               <w:t xml:space="preserve">ISSO</w:t>
             </w:r>
@@ -1772,7 +1663,6 @@
           <w:p>
             <w:pPr>
               <w:pStyle w:val="Compact"/>
-              <w:jc w:val="left"/>
             </w:pPr>
             <w:r>
               <w:t xml:space="preserve">Program owner; approves training content annually; signs off on AT-4 record accuracy</w:t>
@@ -1786,12 +1676,11 @@
           <w:p>
             <w:pPr>
               <w:pStyle w:val="Compact"/>
-              <w:jc w:val="left"/>
             </w:pPr>
             <w:r>
               <w:rPr>
+                <w:b/>
                 <w:bCs/>
-                <w:b/>
               </w:rPr>
               <w:t xml:space="preserve">ISSM</w:t>
             </w:r>
@@ -1802,7 +1691,6 @@
           <w:p>
             <w:pPr>
               <w:pStyle w:val="Compact"/>
-              <w:jc w:val="left"/>
             </w:pPr>
             <w:r>
               <w:t xml:space="preserve">Escalation point for role-based training gaps; receives quarterly completion dashboards</w:t>
@@ -1816,12 +1704,11 @@
           <w:p>
             <w:pPr>
               <w:pStyle w:val="Compact"/>
-              <w:jc w:val="left"/>
             </w:pPr>
             <w:r>
               <w:rPr>
+                <w:b/>
                 <w:bCs/>
-                <w:b/>
               </w:rPr>
               <w:t xml:space="preserve">HR / Training Coordinator</w:t>
             </w:r>
@@ -1832,7 +1719,6 @@
           <w:p>
             <w:pPr>
               <w:pStyle w:val="Compact"/>
-              <w:jc w:val="left"/>
             </w:pPr>
             <w:r>
               <w:t xml:space="preserve">Manages LMS enrollment, completion tracking, and export to UIAO substrate</w:t>
@@ -1846,12 +1732,11 @@
           <w:p>
             <w:pPr>
               <w:pStyle w:val="Compact"/>
-              <w:jc w:val="left"/>
             </w:pPr>
             <w:r>
               <w:rPr>
+                <w:b/>
                 <w:bCs/>
-                <w:b/>
               </w:rPr>
               <w:t xml:space="preserve">SOC Lead</w:t>
             </w:r>
@@ -1862,7 +1747,6 @@
           <w:p>
             <w:pPr>
               <w:pStyle w:val="Compact"/>
-              <w:jc w:val="left"/>
             </w:pPr>
             <w:r>
               <w:t xml:space="preserve">Owns IR drill calendar; authors scenario library; produces after-action reports</w:t>
@@ -1876,12 +1760,11 @@
           <w:p>
             <w:pPr>
               <w:pStyle w:val="Compact"/>
-              <w:jc w:val="left"/>
             </w:pPr>
             <w:r>
               <w:rPr>
+                <w:b/>
                 <w:bCs/>
-                <w:b/>
               </w:rPr>
               <w:t xml:space="preserve">COR / Program Manager</w:t>
             </w:r>
@@ -1892,7 +1775,6 @@
           <w:p>
             <w:pPr>
               <w:pStyle w:val="Compact"/>
-              <w:jc w:val="left"/>
             </w:pPr>
             <w:r>
               <w:t xml:space="preserve">Ensures contractor workforce completes applicable training tracks</w:t>
@@ -1906,12 +1788,11 @@
           <w:p>
             <w:pPr>
               <w:pStyle w:val="Compact"/>
-              <w:jc w:val="left"/>
             </w:pPr>
             <w:r>
               <w:rPr>
+                <w:b/>
                 <w:bCs/>
-                <w:b/>
               </w:rPr>
               <w:t xml:space="preserve">Supervisor (all levels)</w:t>
             </w:r>
@@ -1922,7 +1803,6 @@
           <w:p>
             <w:pPr>
               <w:pStyle w:val="Compact"/>
-              <w:jc w:val="left"/>
             </w:pPr>
             <w:r>
               <w:t xml:space="preserve">Accountable for direct report completion within their organization</w:t>
@@ -1938,24 +1818,24 @@
         </w:pict>
       </w:r>
     </w:p>
-    <w:bookmarkEnd w:id="30"/>
-    <w:bookmarkEnd w:id="31"/>
-    <w:bookmarkStart w:id="35" w:name="Xcefb118f81abab16ec75021820981ffc595a0dc"/>
+    <w:bookmarkEnd w:id="21"/>
+    <w:bookmarkEnd w:id="22"/>
+    <w:bookmarkStart w:id="26" w:name="Xcefb118f81abab16ec75021820981ffc595a0dc"/>
     <w:p>
       <w:pPr>
         <w:pStyle w:val="Heading1"/>
       </w:pPr>
       <w:r>
-        <w:t xml:space="preserve">Dimension 1 — General Security Awareness Training (AT-2)</w:t>
-      </w:r>
-    </w:p>
-    <w:bookmarkStart w:id="32" w:name="program-design"/>
+        <w:t xml:space="preserve">3. Dimension 1 — General Security Awareness Training (AT-2)</w:t>
+      </w:r>
+    </w:p>
+    <w:bookmarkStart w:id="23" w:name="program-design"/>
     <w:p>
       <w:pPr>
         <w:pStyle w:val="Heading2"/>
       </w:pPr>
       <w:r>
-        <w:t xml:space="preserve">Program Design</w:t>
+        <w:t xml:space="preserve">3.1 Program Design</w:t>
       </w:r>
     </w:p>
     <w:p>
@@ -2003,16 +1883,16 @@
         <w:pStyle w:val="TableCaption"/>
       </w:pPr>
       <w:r>
-        <w:t xml:space="preserve">AT-2 General Awareness — Required Modules {.striped .hover}</w:t>
+        <w:t xml:space="preserve">AT-2 General Awareness — Required Modules</w:t>
       </w:r>
     </w:p>
     <w:tbl>
       <w:tblPr>
         <w:tblStyle w:val="Table"/>
         <w:tblW w:type="pct" w:w="5000"/>
+        <w:tblLayout w:type="fixed"/>
         <w:tblLook w:firstRow="1" w:lastRow="0" w:firstColumn="0" w:lastColumn="0" w:noHBand="0" w:noVBand="0" w:val="0020"/>
-        <w:jc w:val="start"/>
-        <w:tblCaption w:val="AT-2 General Awareness — Required Modules {.striped .hover}"/>
+        <w:tblCaption w:val="AT-2 General Awareness — Required Modules"/>
       </w:tblPr>
       <w:tblGrid>
         <w:gridCol w:w="1760"/>
@@ -2021,14 +1901,13 @@
       </w:tblGrid>
       <w:tr>
         <w:trPr>
-          <w:tblHeader w:val="true"/>
+          <w:tblHeader w:val="on"/>
         </w:trPr>
         <w:tc>
           <w:tcPr/>
           <w:p>
             <w:pPr>
               <w:pStyle w:val="Compact"/>
-              <w:jc w:val="left"/>
             </w:pPr>
             <w:r>
               <w:t xml:space="preserve">Module</w:t>
@@ -2040,7 +1919,6 @@
           <w:p>
             <w:pPr>
               <w:pStyle w:val="Compact"/>
-              <w:jc w:val="left"/>
             </w:pPr>
             <w:r>
               <w:t xml:space="preserve">Content</w:t>
@@ -2052,7 +1930,6 @@
           <w:p>
             <w:pPr>
               <w:pStyle w:val="Compact"/>
-              <w:jc w:val="left"/>
             </w:pPr>
             <w:r>
               <w:t xml:space="preserve">Regulatory Driver</w:t>
@@ -2066,12 +1943,11 @@
           <w:p>
             <w:pPr>
               <w:pStyle w:val="Compact"/>
-              <w:jc w:val="left"/>
             </w:pPr>
             <w:r>
               <w:rPr>
+                <w:b/>
                 <w:bCs/>
-                <w:b/>
               </w:rPr>
               <w:t xml:space="preserve">Zero Trust Fundamentals</w:t>
             </w:r>
@@ -2082,7 +1958,6 @@
           <w:p>
             <w:pPr>
               <w:pStyle w:val="Compact"/>
-              <w:jc w:val="left"/>
             </w:pPr>
             <w:r>
               <w:t xml:space="preserve">Why implicit trust is gone; verify explicitly, least privilege, assume breach</w:t>
@@ -2094,7 +1969,6 @@
           <w:p>
             <w:pPr>
               <w:pStyle w:val="Compact"/>
-              <w:jc w:val="left"/>
             </w:pPr>
             <w:r>
               <w:t xml:space="preserve">EO 14028, OMB M-22-09</w:t>
@@ -2108,12 +1982,11 @@
           <w:p>
             <w:pPr>
               <w:pStyle w:val="Compact"/>
-              <w:jc w:val="left"/>
             </w:pPr>
             <w:r>
               <w:rPr>
+                <w:b/>
                 <w:bCs/>
-                <w:b/>
               </w:rPr>
               <w:t xml:space="preserve">Phishing and Social Engineering</w:t>
             </w:r>
@@ -2124,7 +1997,6 @@
           <w:p>
             <w:pPr>
               <w:pStyle w:val="Compact"/>
-              <w:jc w:val="left"/>
             </w:pPr>
             <w:r>
               <w:t xml:space="preserve">Recognition, reporting, GCC-tenant spoofing patterns</w:t>
@@ -2136,7 +2008,6 @@
           <w:p>
             <w:pPr>
               <w:pStyle w:val="Compact"/>
-              <w:jc w:val="left"/>
             </w:pPr>
             <w:r>
               <w:t xml:space="preserve">AT-2, CISA guidance</w:t>
@@ -2150,12 +2021,11 @@
           <w:p>
             <w:pPr>
               <w:pStyle w:val="Compact"/>
-              <w:jc w:val="left"/>
             </w:pPr>
             <w:r>
               <w:rPr>
+                <w:b/>
                 <w:bCs/>
-                <w:b/>
               </w:rPr>
               <w:t xml:space="preserve">Password and MFA Hygiene</w:t>
             </w:r>
@@ -2166,7 +2036,6 @@
           <w:p>
             <w:pPr>
               <w:pStyle w:val="Compact"/>
-              <w:jc w:val="left"/>
             </w:pPr>
             <w:r>
               <w:t xml:space="preserve">Entra MFA, FIDO2 keys, authenticator apps; why SMS is deprecated</w:t>
@@ -2178,7 +2047,6 @@
           <w:p>
             <w:pPr>
               <w:pStyle w:val="Compact"/>
-              <w:jc w:val="left"/>
             </w:pPr>
             <w:r>
               <w:t xml:space="preserve">IA-5, CISA MFA guidance</w:t>
@@ -2192,12 +2060,11 @@
           <w:p>
             <w:pPr>
               <w:pStyle w:val="Compact"/>
-              <w:jc w:val="left"/>
             </w:pPr>
             <w:r>
               <w:rPr>
+                <w:b/>
                 <w:bCs/>
-                <w:b/>
               </w:rPr>
               <w:t xml:space="preserve">Insider Threat Awareness</w:t>
             </w:r>
@@ -2208,7 +2075,6 @@
           <w:p>
             <w:pPr>
               <w:pStyle w:val="Compact"/>
-              <w:jc w:val="left"/>
             </w:pPr>
             <w:r>
               <w:t xml:space="preserve">Behavioral indicators, reporting obligations, DISA Insider Threat program</w:t>
@@ -2220,7 +2086,6 @@
           <w:p>
             <w:pPr>
               <w:pStyle w:val="Compact"/>
-              <w:jc w:val="left"/>
             </w:pPr>
             <w:r>
               <w:t xml:space="preserve">AT-2(2), EO 13587</w:t>
@@ -2234,12 +2099,11 @@
           <w:p>
             <w:pPr>
               <w:pStyle w:val="Compact"/>
-              <w:jc w:val="left"/>
             </w:pPr>
             <w:r>
               <w:rPr>
+                <w:b/>
                 <w:bCs/>
-                <w:b/>
               </w:rPr>
               <w:t xml:space="preserve">Data Classification and Handling</w:t>
             </w:r>
@@ -2250,7 +2114,6 @@
           <w:p>
             <w:pPr>
               <w:pStyle w:val="Compact"/>
-              <w:jc w:val="left"/>
             </w:pPr>
             <w:r>
               <w:t xml:space="preserve">CUI markings, GCC-only sharing, Purview sensitivity labels</w:t>
@@ -2262,7 +2125,6 @@
           <w:p>
             <w:pPr>
               <w:pStyle w:val="Compact"/>
-              <w:jc w:val="left"/>
             </w:pPr>
             <w:r>
               <w:t xml:space="preserve">Part 12, CUI policy</w:t>
@@ -2276,12 +2138,11 @@
           <w:p>
             <w:pPr>
               <w:pStyle w:val="Compact"/>
-              <w:jc w:val="left"/>
             </w:pPr>
             <w:r>
               <w:rPr>
+                <w:b/>
                 <w:bCs/>
-                <w:b/>
               </w:rPr>
               <w:t xml:space="preserve">Incident Reporting</w:t>
             </w:r>
@@ -2292,7 +2153,6 @@
           <w:p>
             <w:pPr>
               <w:pStyle w:val="Compact"/>
-              <w:jc w:val="left"/>
             </w:pPr>
             <w:r>
               <w:t xml:space="preserve">How to report a suspected incident; SOC contact; IR playbook entry points</w:t>
@@ -2304,7 +2164,6 @@
           <w:p>
             <w:pPr>
               <w:pStyle w:val="Compact"/>
-              <w:jc w:val="left"/>
             </w:pPr>
             <w:r>
               <w:t xml:space="preserve">IR-6, Part 13</w:t>
@@ -2318,12 +2177,11 @@
           <w:p>
             <w:pPr>
               <w:pStyle w:val="Compact"/>
-              <w:jc w:val="left"/>
             </w:pPr>
             <w:r>
               <w:rPr>
+                <w:b/>
                 <w:bCs/>
-                <w:b/>
               </w:rPr>
               <w:t xml:space="preserve">Acceptable Use and Legal</w:t>
             </w:r>
@@ -2334,7 +2192,6 @@
           <w:p>
             <w:pPr>
               <w:pStyle w:val="Compact"/>
-              <w:jc w:val="left"/>
             </w:pPr>
             <w:r>
               <w:t xml:space="preserve">System use notice acknowledgment; FISMA obligations; personal device policy</w:t>
@@ -2346,7 +2203,6 @@
           <w:p>
             <w:pPr>
               <w:pStyle w:val="Compact"/>
-              <w:jc w:val="left"/>
             </w:pPr>
             <w:r>
               <w:t xml:space="preserve">PL-4, AC-8</w:t>
@@ -2360,12 +2216,11 @@
           <w:p>
             <w:pPr>
               <w:pStyle w:val="Compact"/>
-              <w:jc w:val="left"/>
             </w:pPr>
             <w:r>
               <w:rPr>
+                <w:b/>
                 <w:bCs/>
-                <w:b/>
               </w:rPr>
               <w:t xml:space="preserve">Remote Work Security</w:t>
             </w:r>
@@ -2376,7 +2231,6 @@
           <w:p>
             <w:pPr>
               <w:pStyle w:val="Compact"/>
-              <w:jc w:val="left"/>
             </w:pPr>
             <w:r>
               <w:t xml:space="preserve">VPN, ZTNA, home network risks, shoulder surfing</w:t>
@@ -2388,7 +2242,6 @@
           <w:p>
             <w:pPr>
               <w:pStyle w:val="Compact"/>
-              <w:jc w:val="left"/>
             </w:pPr>
             <w:r>
               <w:t xml:space="preserve">AC-17, Part 6</w:t>
@@ -2397,14 +2250,14 @@
         </w:tc>
       </w:tr>
     </w:tbl>
-    <w:bookmarkEnd w:id="32"/>
-    <w:bookmarkStart w:id="33" w:name="delivery-options-for-gcc-moderate"/>
+    <w:bookmarkEnd w:id="23"/>
+    <w:bookmarkStart w:id="24" w:name="delivery-options-for-gcc-moderate"/>
     <w:p>
       <w:pPr>
         <w:pStyle w:val="Heading2"/>
       </w:pPr>
       <w:r>
-        <w:t xml:space="preserve">Delivery Options for GCC Moderate</w:t>
+        <w:t xml:space="preserve">3.2 Delivery Options for GCC Moderate</w:t>
       </w:r>
     </w:p>
     <w:p>
@@ -2426,16 +2279,16 @@
         <w:pStyle w:val="TableCaption"/>
       </w:pPr>
       <w:r>
-        <w:t xml:space="preserve">AT-2 Delivery Platform Options — GCC Moderate {.striped .hover}</w:t>
+        <w:t xml:space="preserve">AT-2 Delivery Platform Options — GCC Moderate</w:t>
       </w:r>
     </w:p>
     <w:tbl>
       <w:tblPr>
         <w:tblStyle w:val="Table"/>
         <w:tblW w:type="pct" w:w="5000"/>
+        <w:tblLayout w:type="fixed"/>
         <w:tblLook w:firstRow="1" w:lastRow="0" w:firstColumn="0" w:lastColumn="0" w:noHBand="0" w:noVBand="0" w:val="0020"/>
-        <w:jc w:val="start"/>
-        <w:tblCaption w:val="AT-2 Delivery Platform Options — GCC Moderate {.striped .hover}"/>
+        <w:tblCaption w:val="AT-2 Delivery Platform Options — GCC Moderate"/>
       </w:tblPr>
       <w:tblGrid>
         <w:gridCol w:w="1584"/>
@@ -2445,14 +2298,13 @@
       </w:tblGrid>
       <w:tr>
         <w:trPr>
-          <w:tblHeader w:val="true"/>
+          <w:tblHeader w:val="on"/>
         </w:trPr>
         <w:tc>
           <w:tcPr/>
           <w:p>
             <w:pPr>
               <w:pStyle w:val="Compact"/>
-              <w:jc w:val="left"/>
             </w:pPr>
             <w:r>
               <w:t xml:space="preserve">Platform</w:t>
@@ -2464,7 +2316,6 @@
           <w:p>
             <w:pPr>
               <w:pStyle w:val="Compact"/>
-              <w:jc w:val="left"/>
             </w:pPr>
             <w:r>
               <w:t xml:space="preserve">GCC Availability</w:t>
@@ -2476,7 +2327,6 @@
           <w:p>
             <w:pPr>
               <w:pStyle w:val="Compact"/>
-              <w:jc w:val="left"/>
             </w:pPr>
             <w:r>
               <w:t xml:space="preserve">Cost</w:t>
@@ -2488,7 +2338,6 @@
           <w:p>
             <w:pPr>
               <w:pStyle w:val="Compact"/>
-              <w:jc w:val="left"/>
             </w:pPr>
             <w:r>
               <w:t xml:space="preserve">Evidence Format</w:t>
@@ -2502,12 +2351,11 @@
           <w:p>
             <w:pPr>
               <w:pStyle w:val="Compact"/>
-              <w:jc w:val="left"/>
             </w:pPr>
             <w:r>
               <w:rPr>
+                <w:b/>
                 <w:bCs/>
-                <w:b/>
               </w:rPr>
               <w:t xml:space="preserve">Microsoft Viva Learning</w:t>
             </w:r>
@@ -2518,7 +2366,6 @@
           <w:p>
             <w:pPr>
               <w:pStyle w:val="Compact"/>
-              <w:jc w:val="left"/>
             </w:pPr>
             <w:r>
               <w:t xml:space="preserve">Native GCC / GCC High</w:t>
@@ -2530,7 +2377,6 @@
           <w:p>
             <w:pPr>
               <w:pStyle w:val="Compact"/>
-              <w:jc w:val="left"/>
             </w:pPr>
             <w:r>
               <w:t xml:space="preserve">M365 E3/E5 included</w:t>
@@ -2542,7 +2388,6 @@
           <w:p>
             <w:pPr>
               <w:pStyle w:val="Compact"/>
-              <w:jc w:val="left"/>
             </w:pPr>
             <w:r>
               <w:t xml:space="preserve">JSON via Graph API; exports to UIAO substrate directly</w:t>
@@ -2556,12 +2401,11 @@
           <w:p>
             <w:pPr>
               <w:pStyle w:val="Compact"/>
-              <w:jc w:val="left"/>
             </w:pPr>
             <w:r>
               <w:rPr>
+                <w:b/>
                 <w:bCs/>
-                <w:b/>
               </w:rPr>
               <w:t xml:space="preserve">DoD Cyber Awareness Challenge</w:t>
             </w:r>
@@ -2572,7 +2416,6 @@
           <w:p>
             <w:pPr>
               <w:pStyle w:val="Compact"/>
-              <w:jc w:val="left"/>
             </w:pPr>
             <w:r>
               <w:t xml:space="preserve">Free; DoD-approved; GCC accessible</w:t>
@@ -2584,7 +2427,6 @@
           <w:p>
             <w:pPr>
               <w:pStyle w:val="Compact"/>
-              <w:jc w:val="left"/>
             </w:pPr>
             <w:r>
               <w:t xml:space="preserve">Free</w:t>
@@ -2596,7 +2438,6 @@
           <w:p>
             <w:pPr>
               <w:pStyle w:val="Compact"/>
-              <w:jc w:val="left"/>
             </w:pPr>
             <w:r>
               <w:t xml:space="preserve">ATCTS completion certificate (PDF/CSV export)</w:t>
@@ -2610,12 +2451,11 @@
           <w:p>
             <w:pPr>
               <w:pStyle w:val="Compact"/>
-              <w:jc w:val="left"/>
             </w:pPr>
             <w:r>
               <w:rPr>
+                <w:b/>
                 <w:bCs/>
-                <w:b/>
               </w:rPr>
               <w:t xml:space="preserve">CISA Cybersecurity Training</w:t>
             </w:r>
@@ -2626,7 +2466,6 @@
           <w:p>
             <w:pPr>
               <w:pStyle w:val="Compact"/>
-              <w:jc w:val="left"/>
             </w:pPr>
             <w:r>
               <w:t xml:space="preserve">free.cisa.gov; public access</w:t>
@@ -2638,7 +2477,6 @@
           <w:p>
             <w:pPr>
               <w:pStyle w:val="Compact"/>
-              <w:jc w:val="left"/>
             </w:pPr>
             <w:r>
               <w:t xml:space="preserve">Free</w:t>
@@ -2650,7 +2488,6 @@
           <w:p>
             <w:pPr>
               <w:pStyle w:val="Compact"/>
-              <w:jc w:val="left"/>
             </w:pPr>
             <w:r>
               <w:t xml:space="preserve">Manual transcript; requires AT-4 manual entry</w:t>
@@ -2664,12 +2501,11 @@
           <w:p>
             <w:pPr>
               <w:pStyle w:val="Compact"/>
-              <w:jc w:val="left"/>
             </w:pPr>
             <w:r>
               <w:rPr>
+                <w:b/>
                 <w:bCs/>
-                <w:b/>
               </w:rPr>
               <w:t xml:space="preserve">KnowBe4 / Proofpoint</w:t>
             </w:r>
@@ -2680,7 +2516,6 @@
           <w:p>
             <w:pPr>
               <w:pStyle w:val="Compact"/>
-              <w:jc w:val="left"/>
             </w:pPr>
             <w:r>
               <w:t xml:space="preserve">Commercial; GCC-compatible deployments</w:t>
@@ -2692,7 +2527,6 @@
           <w:p>
             <w:pPr>
               <w:pStyle w:val="Compact"/>
-              <w:jc w:val="left"/>
             </w:pPr>
             <w:r>
               <w:t xml:space="preserve">Licensed</w:t>
@@ -2704,7 +2538,6 @@
           <w:p>
             <w:pPr>
               <w:pStyle w:val="Compact"/>
-              <w:jc w:val="left"/>
             </w:pPr>
             <w:r>
               <w:t xml:space="preserve">API or CSV export; FedRAMP Moderate authorized</w:t>
@@ -2718,12 +2551,11 @@
           <w:p>
             <w:pPr>
               <w:pStyle w:val="Compact"/>
-              <w:jc w:val="left"/>
             </w:pPr>
             <w:r>
               <w:rPr>
+                <w:b/>
                 <w:bCs/>
-                <w:b/>
               </w:rPr>
               <w:t xml:space="preserve">SANS Security Awareness</w:t>
             </w:r>
@@ -2734,7 +2566,6 @@
           <w:p>
             <w:pPr>
               <w:pStyle w:val="Compact"/>
-              <w:jc w:val="left"/>
             </w:pPr>
             <w:r>
               <w:t xml:space="preserve">Commercial; FedRAMP-authorized</w:t>
@@ -2746,7 +2577,6 @@
           <w:p>
             <w:pPr>
               <w:pStyle w:val="Compact"/>
-              <w:jc w:val="left"/>
             </w:pPr>
             <w:r>
               <w:t xml:space="preserve">Licensed</w:t>
@@ -2758,7 +2588,6 @@
           <w:p>
             <w:pPr>
               <w:pStyle w:val="Compact"/>
-              <w:jc w:val="left"/>
             </w:pPr>
             <w:r>
               <w:t xml:space="preserve">API export; direct UIAO substrate integration possible</w:t>
@@ -2773,8 +2602,8 @@
       </w:pPr>
       <w:r>
         <w:rPr>
+          <w:b/>
           <w:bCs/>
-          <w:b/>
         </w:rPr>
         <w:t xml:space="preserve">Recommended:</w:t>
       </w:r>
@@ -2803,14 +2632,14 @@
         <w:t xml:space="preserve">be automated into the UIAO governance substrate on a monthly pull cadence.</w:t>
       </w:r>
     </w:p>
-    <w:bookmarkEnd w:id="33"/>
-    <w:bookmarkStart w:id="34" w:name="phishing-simulation-at-21"/>
+    <w:bookmarkEnd w:id="24"/>
+    <w:bookmarkStart w:id="25" w:name="phishing-simulation-at-21"/>
     <w:p>
       <w:pPr>
         <w:pStyle w:val="Heading2"/>
       </w:pPr>
       <w:r>
-        <w:t xml:space="preserve">Phishing Simulation (AT-2(1))</w:t>
+        <w:t xml:space="preserve">3.3 Phishing Simulation (AT-2(1))</w:t>
       </w:r>
     </w:p>
     <w:p>
@@ -2829,75 +2658,75 @@
     </w:p>
     <w:p>
       <w:pPr>
+        <w:pStyle w:val="Compact"/>
         <w:numPr>
           <w:ilvl w:val="0"/>
           <w:numId w:val="1002"/>
         </w:numPr>
+      </w:pPr>
+      <w:r>
+        <w:t xml:space="preserve">Run at minimum</w:t>
+      </w:r>
+      <w:r>
+        <w:t xml:space="preserve"> </w:t>
+      </w:r>
+      <w:r>
+        <w:rPr>
+          <w:b/>
+          <w:bCs/>
+        </w:rPr>
+        <w:t xml:space="preserve">quarterly</w:t>
+      </w:r>
+      <w:r>
+        <w:t xml:space="preserve"> </w:t>
+      </w:r>
+      <w:r>
+        <w:t xml:space="preserve">campaigns across the full user population</w:t>
+      </w:r>
+    </w:p>
+    <w:p>
+      <w:pPr>
         <w:pStyle w:val="Compact"/>
-      </w:pPr>
-      <w:r>
-        <w:t xml:space="preserve">Run at minimum</w:t>
-      </w:r>
-      <w:r>
-        <w:t xml:space="preserve"> </w:t>
-      </w:r>
-      <w:r>
-        <w:rPr>
-          <w:bCs/>
-          <w:b/>
-        </w:rPr>
-        <w:t xml:space="preserve">quarterly</w:t>
-      </w:r>
-      <w:r>
-        <w:t xml:space="preserve"> </w:t>
-      </w:r>
-      <w:r>
-        <w:t xml:space="preserve">campaigns across the full user population</w:t>
-      </w:r>
-    </w:p>
-    <w:p>
-      <w:pPr>
         <w:numPr>
           <w:ilvl w:val="0"/>
           <w:numId w:val="1002"/>
         </w:numPr>
+      </w:pPr>
+      <w:r>
+        <w:t xml:space="preserve">Track click rate, report rate, and training completion for those who</w:t>
+      </w:r>
+      <w:r>
+        <w:t xml:space="preserve"> </w:t>
+      </w:r>
+      <w:r>
+        <w:t xml:space="preserve">click (remedial training trigger)</w:t>
+      </w:r>
+    </w:p>
+    <w:p>
+      <w:pPr>
         <w:pStyle w:val="Compact"/>
-      </w:pPr>
-      <w:r>
-        <w:t xml:space="preserve">Track click rate, report rate, and training completion for those who</w:t>
-      </w:r>
-      <w:r>
-        <w:t xml:space="preserve"> </w:t>
-      </w:r>
-      <w:r>
-        <w:t xml:space="preserve">click (remedial training trigger)</w:t>
-      </w:r>
-    </w:p>
-    <w:p>
-      <w:pPr>
         <w:numPr>
           <w:ilvl w:val="0"/>
           <w:numId w:val="1002"/>
         </w:numPr>
+      </w:pPr>
+      <w:r>
+        <w:t xml:space="preserve">Export results in a structured format tied to user identity (not just</w:t>
+      </w:r>
+      <w:r>
+        <w:t xml:space="preserve"> </w:t>
+      </w:r>
+      <w:r>
+        <w:t xml:space="preserve">aggregate statistics) for AT-4 purposes</w:t>
+      </w:r>
+    </w:p>
+    <w:p>
+      <w:pPr>
         <w:pStyle w:val="Compact"/>
-      </w:pPr>
-      <w:r>
-        <w:t xml:space="preserve">Export results in a structured format tied to user identity (not just</w:t>
-      </w:r>
-      <w:r>
-        <w:t xml:space="preserve"> </w:t>
-      </w:r>
-      <w:r>
-        <w:t xml:space="preserve">aggregate statistics) for AT-4 purposes</w:t>
-      </w:r>
-    </w:p>
-    <w:p>
-      <w:pPr>
         <w:numPr>
           <w:ilvl w:val="0"/>
           <w:numId w:val="1002"/>
         </w:numPr>
-        <w:pStyle w:val="Compact"/>
       </w:pPr>
       <w:r>
         <w:t xml:space="preserve">Scenarios must include GCC-tenant spoof patterns — attackers impersonating</w:t>
@@ -2945,8 +2774,8 @@
       </w:pPr>
       <w:r>
         <w:rPr>
+          <w:b/>
           <w:bCs/>
-          <w:b/>
         </w:rPr>
         <w:t xml:space="preserve">GCC Moderate options:</w:t>
       </w:r>
@@ -2970,24 +2799,24 @@
         </w:pict>
       </w:r>
     </w:p>
-    <w:bookmarkEnd w:id="34"/>
-    <w:bookmarkEnd w:id="35"/>
-    <w:bookmarkStart w:id="40" w:name="dimension-2-role-based-training-at-3"/>
+    <w:bookmarkEnd w:id="25"/>
+    <w:bookmarkEnd w:id="26"/>
+    <w:bookmarkStart w:id="31" w:name="dimension-2-role-based-training-at-3"/>
     <w:p>
       <w:pPr>
         <w:pStyle w:val="Heading1"/>
       </w:pPr>
       <w:r>
-        <w:t xml:space="preserve">Dimension 2 — Role-Based Training (AT-3)</w:t>
-      </w:r>
-    </w:p>
-    <w:bookmarkStart w:id="36" w:name="role-classification-and-training-matrix"/>
+        <w:t xml:space="preserve">4. Dimension 2 — Role-Based Training (AT-3)</w:t>
+      </w:r>
+    </w:p>
+    <w:bookmarkStart w:id="27" w:name="role-classification-and-training-matrix"/>
     <w:p>
       <w:pPr>
         <w:pStyle w:val="Heading2"/>
       </w:pPr>
       <w:r>
-        <w:t xml:space="preserve">Role Classification and Training Matrix</w:t>
+        <w:t xml:space="preserve">4.1 Role Classification and Training Matrix</w:t>
       </w:r>
     </w:p>
     <w:p>
@@ -3021,16 +2850,16 @@
         <w:pStyle w:val="TableCaption"/>
       </w:pPr>
       <w:r>
-        <w:t xml:space="preserve">AT-3 Role-Based Training Matrix {.striped .hover}</w:t>
+        <w:t xml:space="preserve">AT-3 Role-Based Training Matrix</w:t>
       </w:r>
     </w:p>
     <w:tbl>
       <w:tblPr>
         <w:tblStyle w:val="Table"/>
         <w:tblW w:type="pct" w:w="5000"/>
+        <w:tblLayout w:type="fixed"/>
         <w:tblLook w:firstRow="1" w:lastRow="0" w:firstColumn="0" w:lastColumn="0" w:noHBand="0" w:noVBand="0" w:val="0020"/>
-        <w:jc w:val="start"/>
-        <w:tblCaption w:val="AT-3 Role-Based Training Matrix {.striped .hover}"/>
+        <w:tblCaption w:val="AT-3 Role-Based Training Matrix"/>
       </w:tblPr>
       <w:tblGrid>
         <w:gridCol w:w="1361"/>
@@ -3041,14 +2870,13 @@
       </w:tblGrid>
       <w:tr>
         <w:trPr>
-          <w:tblHeader w:val="true"/>
+          <w:tblHeader w:val="on"/>
         </w:trPr>
         <w:tc>
           <w:tcPr/>
           <w:p>
             <w:pPr>
               <w:pStyle w:val="Compact"/>
-              <w:jc w:val="left"/>
             </w:pPr>
             <w:r>
               <w:t xml:space="preserve">Role Tier</w:t>
@@ -3060,7 +2888,6 @@
           <w:p>
             <w:pPr>
               <w:pStyle w:val="Compact"/>
-              <w:jc w:val="left"/>
             </w:pPr>
             <w:r>
               <w:t xml:space="preserve">Examples</w:t>
@@ -3072,7 +2899,6 @@
           <w:p>
             <w:pPr>
               <w:pStyle w:val="Compact"/>
-              <w:jc w:val="left"/>
             </w:pPr>
             <w:r>
               <w:t xml:space="preserve">Training Requirement</w:t>
@@ -3084,7 +2910,6 @@
           <w:p>
             <w:pPr>
               <w:pStyle w:val="Compact"/>
-              <w:jc w:val="left"/>
             </w:pPr>
             <w:r>
               <w:t xml:space="preserve">Frequency</w:t>
@@ -3096,7 +2921,6 @@
           <w:p>
             <w:pPr>
               <w:pStyle w:val="Compact"/>
-              <w:jc w:val="left"/>
             </w:pPr>
             <w:r>
               <w:t xml:space="preserve">Hours/Year</w:t>
@@ -3110,12 +2934,11 @@
           <w:p>
             <w:pPr>
               <w:pStyle w:val="Compact"/>
-              <w:jc w:val="left"/>
             </w:pPr>
             <w:r>
               <w:rPr>
+                <w:b/>
                 <w:bCs/>
-                <w:b/>
               </w:rPr>
               <w:t xml:space="preserve">Tier 1 — System Administrators</w:t>
             </w:r>
@@ -3126,7 +2949,6 @@
           <w:p>
             <w:pPr>
               <w:pStyle w:val="Compact"/>
-              <w:jc w:val="left"/>
             </w:pPr>
             <w:r>
               <w:t xml:space="preserve">Cloud admins, network engineers, InfoBlox admins, Entra Global Admins</w:t>
@@ -3138,7 +2960,6 @@
           <w:p>
             <w:pPr>
               <w:pStyle w:val="Compact"/>
-              <w:jc w:val="left"/>
             </w:pPr>
             <w:r>
               <w:t xml:space="preserve">Azure Security fundamentals, Entra ID hardening, InfoBlox DDI security, Sentinel administration</w:t>
@@ -3150,7 +2971,6 @@
           <w:p>
             <w:pPr>
               <w:pStyle w:val="Compact"/>
-              <w:jc w:val="left"/>
             </w:pPr>
             <w:r>
               <w:t xml:space="preserve">Annual + on new tool deployment</w:t>
@@ -3162,7 +2982,6 @@
           <w:p>
             <w:pPr>
               <w:pStyle w:val="Compact"/>
-              <w:jc w:val="left"/>
             </w:pPr>
             <w:r>
               <w:t xml:space="preserve">24–40 hrs</w:t>
@@ -3176,12 +2995,11 @@
           <w:p>
             <w:pPr>
               <w:pStyle w:val="Compact"/>
-              <w:jc w:val="left"/>
             </w:pPr>
             <w:r>
               <w:rPr>
+                <w:b/>
                 <w:bCs/>
-                <w:b/>
               </w:rPr>
               <w:t xml:space="preserve">Tier 2 — Privileged Access Users</w:t>
             </w:r>
@@ -3192,7 +3010,6 @@
           <w:p>
             <w:pPr>
               <w:pStyle w:val="Compact"/>
-              <w:jc w:val="left"/>
             </w:pPr>
             <w:r>
               <w:t xml:space="preserve">PAW users, JIT-eligible roles, CyberArk vault users</w:t>
@@ -3204,7 +3021,6 @@
           <w:p>
             <w:pPr>
               <w:pStyle w:val="Compact"/>
-              <w:jc w:val="left"/>
             </w:pPr>
             <w:r>
               <w:t xml:space="preserve">PAW architecture, Entra PIM workflow, session recording awareness</w:t>
@@ -3216,7 +3032,6 @@
           <w:p>
             <w:pPr>
               <w:pStyle w:val="Compact"/>
-              <w:jc w:val="left"/>
             </w:pPr>
             <w:r>
               <w:t xml:space="preserve">Annual</w:t>
@@ -3228,7 +3043,6 @@
           <w:p>
             <w:pPr>
               <w:pStyle w:val="Compact"/>
-              <w:jc w:val="left"/>
             </w:pPr>
             <w:r>
               <w:t xml:space="preserve">8–16 hrs</w:t>
@@ -3242,12 +3056,11 @@
           <w:p>
             <w:pPr>
               <w:pStyle w:val="Compact"/>
-              <w:jc w:val="left"/>
             </w:pPr>
             <w:r>
               <w:rPr>
+                <w:b/>
                 <w:bCs/>
-                <w:b/>
               </w:rPr>
               <w:t xml:space="preserve">Tier 3 — Developers / Engineers</w:t>
             </w:r>
@@ -3258,7 +3071,6 @@
           <w:p>
             <w:pPr>
               <w:pStyle w:val="Compact"/>
-              <w:jc w:val="left"/>
             </w:pPr>
             <w:r>
               <w:t xml:space="preserve">Application developers, DevSecOps engineers, pipeline owners</w:t>
@@ -3270,7 +3082,6 @@
           <w:p>
             <w:pPr>
               <w:pStyle w:val="Compact"/>
-              <w:jc w:val="left"/>
             </w:pPr>
             <w:r>
               <w:t xml:space="preserve">Secure coding (OWASP Top 10), SBOM generation, dependency scanning, GitHub Actions security</w:t>
@@ -3282,7 +3093,6 @@
           <w:p>
             <w:pPr>
               <w:pStyle w:val="Compact"/>
-              <w:jc w:val="left"/>
             </w:pPr>
             <w:r>
               <w:t xml:space="preserve">Annual + quarterly lab</w:t>
@@ -3294,7 +3104,6 @@
           <w:p>
             <w:pPr>
               <w:pStyle w:val="Compact"/>
-              <w:jc w:val="left"/>
             </w:pPr>
             <w:r>
               <w:t xml:space="preserve">24–40 hrs</w:t>
@@ -3308,12 +3117,11 @@
           <w:p>
             <w:pPr>
               <w:pStyle w:val="Compact"/>
-              <w:jc w:val="left"/>
             </w:pPr>
             <w:r>
               <w:rPr>
+                <w:b/>
                 <w:bCs/>
-                <w:b/>
               </w:rPr>
               <w:t xml:space="preserve">Tier 4 — Incident Responders</w:t>
             </w:r>
@@ -3324,7 +3132,6 @@
           <w:p>
             <w:pPr>
               <w:pStyle w:val="Compact"/>
-              <w:jc w:val="left"/>
             </w:pPr>
             <w:r>
               <w:t xml:space="preserve">SOC analysts, IR team members, Sentinel operators</w:t>
@@ -3336,7 +3143,6 @@
           <w:p>
             <w:pPr>
               <w:pStyle w:val="Compact"/>
-              <w:jc w:val="left"/>
             </w:pPr>
             <w:r>
               <w:t xml:space="preserve">KQL query writing, Sentinel playbook operation, IR procedure walkthroughs</w:t>
@@ -3348,7 +3154,6 @@
           <w:p>
             <w:pPr>
               <w:pStyle w:val="Compact"/>
-              <w:jc w:val="left"/>
             </w:pPr>
             <w:r>
               <w:t xml:space="preserve">Semi-annual</w:t>
@@ -3360,7 +3165,6 @@
           <w:p>
             <w:pPr>
               <w:pStyle w:val="Compact"/>
-              <w:jc w:val="left"/>
             </w:pPr>
             <w:r>
               <w:t xml:space="preserve">16–24 hrs</w:t>
@@ -3374,12 +3178,11 @@
           <w:p>
             <w:pPr>
               <w:pStyle w:val="Compact"/>
-              <w:jc w:val="left"/>
             </w:pPr>
             <w:r>
               <w:rPr>
+                <w:b/>
                 <w:bCs/>
-                <w:b/>
               </w:rPr>
               <w:t xml:space="preserve">Tier 5 — Data Stewards</w:t>
             </w:r>
@@ -3390,7 +3193,6 @@
           <w:p>
             <w:pPr>
               <w:pStyle w:val="Compact"/>
-              <w:jc w:val="left"/>
             </w:pPr>
             <w:r>
               <w:t xml:space="preserve">Records managers, HR system owners, PII processors</w:t>
@@ -3402,7 +3204,6 @@
           <w:p>
             <w:pPr>
               <w:pStyle w:val="Compact"/>
-              <w:jc w:val="left"/>
             </w:pPr>
             <w:r>
               <w:t xml:space="preserve">CUI handling, Purview DLP policies, sensitivity label application, SORN obligations</w:t>
@@ -3414,7 +3215,6 @@
           <w:p>
             <w:pPr>
               <w:pStyle w:val="Compact"/>
-              <w:jc w:val="left"/>
             </w:pPr>
             <w:r>
               <w:t xml:space="preserve">Annual</w:t>
@@ -3426,7 +3226,6 @@
           <w:p>
             <w:pPr>
               <w:pStyle w:val="Compact"/>
-              <w:jc w:val="left"/>
             </w:pPr>
             <w:r>
               <w:t xml:space="preserve">8–12 hrs</w:t>
@@ -3440,12 +3239,11 @@
           <w:p>
             <w:pPr>
               <w:pStyle w:val="Compact"/>
-              <w:jc w:val="left"/>
             </w:pPr>
             <w:r>
               <w:rPr>
+                <w:b/>
                 <w:bCs/>
-                <w:b/>
               </w:rPr>
               <w:t xml:space="preserve">Tier 6 — Executives / Program Managers</w:t>
             </w:r>
@@ -3456,7 +3254,6 @@
           <w:p>
             <w:pPr>
               <w:pStyle w:val="Compact"/>
-              <w:jc w:val="left"/>
             </w:pPr>
             <w:r>
               <w:t xml:space="preserve">AO, PM, ISSM, COR, Contracting Officer</w:t>
@@ -3468,7 +3265,6 @@
           <w:p>
             <w:pPr>
               <w:pStyle w:val="Compact"/>
-              <w:jc w:val="left"/>
             </w:pPr>
             <w:r>
               <w:t xml:space="preserve">Risk posture briefing, FedRAMP 20x obligation overview, POA&amp;M review process</w:t>
@@ -3480,7 +3276,6 @@
           <w:p>
             <w:pPr>
               <w:pStyle w:val="Compact"/>
-              <w:jc w:val="left"/>
             </w:pPr>
             <w:r>
               <w:t xml:space="preserve">Annual</w:t>
@@ -3492,7 +3287,6 @@
           <w:p>
             <w:pPr>
               <w:pStyle w:val="Compact"/>
-              <w:jc w:val="left"/>
             </w:pPr>
             <w:r>
               <w:t xml:space="preserve">4–8 hrs</w:t>
@@ -3501,14 +3295,14 @@
         </w:tc>
       </w:tr>
     </w:tbl>
-    <w:bookmarkEnd w:id="36"/>
-    <w:bookmarkStart w:id="37" w:name="Xfd0b000aec447b86bfc3b1b5410e379cf51221b"/>
+    <w:bookmarkEnd w:id="27"/>
+    <w:bookmarkStart w:id="28" w:name="Xfd0b000aec447b86bfc3b1b5410e379cf51221b"/>
     <w:p>
       <w:pPr>
         <w:pStyle w:val="Heading2"/>
       </w:pPr>
       <w:r>
-        <w:t xml:space="preserve">Tier 1 — System Administrator Training Curriculum</w:t>
+        <w:t xml:space="preserve">4.2 Tier 1 — System Administrator Training Curriculum</w:t>
       </w:r>
     </w:p>
     <w:p>
@@ -3536,16 +3330,16 @@
         <w:pStyle w:val="TableCaption"/>
       </w:pPr>
       <w:r>
-        <w:t xml:space="preserve">Tier 1 Sysadmin Training — AAN-Aligned Curriculum {.striped .hover}</w:t>
+        <w:t xml:space="preserve">Tier 1 Sysadmin Training — AAN-Aligned Curriculum</w:t>
       </w:r>
     </w:p>
     <w:tbl>
       <w:tblPr>
         <w:tblStyle w:val="Table"/>
         <w:tblW w:type="pct" w:w="5000"/>
+        <w:tblLayout w:type="fixed"/>
         <w:tblLook w:firstRow="1" w:lastRow="0" w:firstColumn="0" w:lastColumn="0" w:noHBand="0" w:noVBand="0" w:val="0020"/>
-        <w:jc w:val="start"/>
-        <w:tblCaption w:val="Tier 1 Sysadmin Training — AAN-Aligned Curriculum {.striped .hover}"/>
+        <w:tblCaption w:val="Tier 1 Sysadmin Training — AAN-Aligned Curriculum"/>
       </w:tblPr>
       <w:tblGrid>
         <w:gridCol w:w="2941"/>
@@ -3554,14 +3348,13 @@
       </w:tblGrid>
       <w:tr>
         <w:trPr>
-          <w:tblHeader w:val="true"/>
+          <w:tblHeader w:val="on"/>
         </w:trPr>
         <w:tc>
           <w:tcPr/>
           <w:p>
             <w:pPr>
               <w:pStyle w:val="Compact"/>
-              <w:jc w:val="left"/>
             </w:pPr>
             <w:r>
               <w:t xml:space="preserve">Course Area</w:t>
@@ -3573,7 +3366,6 @@
           <w:p>
             <w:pPr>
               <w:pStyle w:val="Compact"/>
-              <w:jc w:val="left"/>
             </w:pPr>
             <w:r>
               <w:t xml:space="preserve">Content</w:t>
@@ -3585,7 +3377,6 @@
           <w:p>
             <w:pPr>
               <w:pStyle w:val="Compact"/>
-              <w:jc w:val="left"/>
             </w:pPr>
             <w:r>
               <w:t xml:space="preserve">Connects To</w:t>
@@ -3599,7 +3390,6 @@
           <w:p>
             <w:pPr>
               <w:pStyle w:val="Compact"/>
-              <w:jc w:val="left"/>
             </w:pPr>
             <w:r>
               <w:t xml:space="preserve">InfoBlox DDI Security</w:t>
@@ -3611,7 +3401,6 @@
           <w:p>
             <w:pPr>
               <w:pStyle w:val="Compact"/>
-              <w:jc w:val="left"/>
             </w:pPr>
             <w:r>
               <w:t xml:space="preserve">DNSSEC key management, RPZ rule maintenance, IPAM audit log review</w:t>
@@ -3623,7 +3412,6 @@
           <w:p>
             <w:pPr>
               <w:pStyle w:val="Compact"/>
-              <w:jc w:val="left"/>
             </w:pPr>
             <w:r>
               <w:t xml:space="preserve">Part 1</w:t>
@@ -3637,7 +3425,6 @@
           <w:p>
             <w:pPr>
               <w:pStyle w:val="Compact"/>
-              <w:jc w:val="left"/>
             </w:pPr>
             <w:r>
               <w:t xml:space="preserve">SD-WAN / SASE Administration</w:t>
@@ -3649,7 +3436,6 @@
           <w:p>
             <w:pPr>
               <w:pStyle w:val="Compact"/>
-              <w:jc w:val="left"/>
             </w:pPr>
             <w:r>
               <w:t xml:space="preserve">IPsec key rotation, SASE policy updates, DIA circuit failover procedures</w:t>
@@ -3661,7 +3447,6 @@
           <w:p>
             <w:pPr>
               <w:pStyle w:val="Compact"/>
-              <w:jc w:val="left"/>
             </w:pPr>
             <w:r>
               <w:t xml:space="preserve">Part 6</w:t>
@@ -3675,7 +3460,6 @@
           <w:p>
             <w:pPr>
               <w:pStyle w:val="Compact"/>
-              <w:jc w:val="left"/>
             </w:pPr>
             <w:r>
               <w:t xml:space="preserve">Entra ID and Conditional Access</w:t>
@@ -3687,7 +3471,6 @@
           <w:p>
             <w:pPr>
               <w:pStyle w:val="Compact"/>
-              <w:jc w:val="left"/>
             </w:pPr>
             <w:r>
               <w:t xml:space="preserve">Conditional Access policy design, MFA enforcement exceptions, break-glass account procedures</w:t>
@@ -3699,7 +3482,6 @@
           <w:p>
             <w:pPr>
               <w:pStyle w:val="Compact"/>
-              <w:jc w:val="left"/>
             </w:pPr>
             <w:r>
               <w:t xml:space="preserve">Part 5</w:t>
@@ -3713,7 +3495,6 @@
           <w:p>
             <w:pPr>
               <w:pStyle w:val="Compact"/>
-              <w:jc w:val="left"/>
             </w:pPr>
             <w:r>
               <w:t xml:space="preserve">Azure Arc and SQL Security</w:t>
@@ -3725,7 +3506,6 @@
           <w:p>
             <w:pPr>
               <w:pStyle w:val="Compact"/>
-              <w:jc w:val="left"/>
             </w:pPr>
             <w:r>
               <w:t xml:space="preserve">Managed Identity token lifecycle, Arc extension updates, SQL login audit review</w:t>
@@ -3737,7 +3517,6 @@
           <w:p>
             <w:pPr>
               <w:pStyle w:val="Compact"/>
-              <w:jc w:val="left"/>
             </w:pPr>
             <w:r>
               <w:t xml:space="preserve">Parts 7–8</w:t>
@@ -3751,7 +3530,6 @@
           <w:p>
             <w:pPr>
               <w:pStyle w:val="Compact"/>
-              <w:jc w:val="left"/>
             </w:pPr>
             <w:r>
               <w:t xml:space="preserve">Microsoft Sentinel Operations</w:t>
@@ -3763,7 +3541,6 @@
           <w:p>
             <w:pPr>
               <w:pStyle w:val="Compact"/>
-              <w:jc w:val="left"/>
             </w:pPr>
             <w:r>
               <w:t xml:space="preserve">Connector health monitoring, analytics rule tuning, UEBA threshold calibration</w:t>
@@ -3775,7 +3552,6 @@
           <w:p>
             <w:pPr>
               <w:pStyle w:val="Compact"/>
-              <w:jc w:val="left"/>
             </w:pPr>
             <w:r>
               <w:t xml:space="preserve">Part 13</w:t>
@@ -3789,7 +3565,6 @@
           <w:p>
             <w:pPr>
               <w:pStyle w:val="Compact"/>
-              <w:jc w:val="left"/>
             </w:pPr>
             <w:r>
               <w:t xml:space="preserve">Privileged Access Management</w:t>
@@ -3801,7 +3576,6 @@
           <w:p>
             <w:pPr>
               <w:pStyle w:val="Compact"/>
-              <w:jc w:val="left"/>
             </w:pPr>
             <w:r>
               <w:t xml:space="preserve">Entra PIM role activation, PAW maintenance, JIT request approval</w:t>
@@ -3813,7 +3587,6 @@
           <w:p>
             <w:pPr>
               <w:pStyle w:val="Compact"/>
-              <w:jc w:val="left"/>
             </w:pPr>
             <w:r>
               <w:t xml:space="preserve">Part 10</w:t>
@@ -3827,7 +3600,6 @@
           <w:p>
             <w:pPr>
               <w:pStyle w:val="Compact"/>
-              <w:jc w:val="left"/>
             </w:pPr>
             <w:r>
               <w:t xml:space="preserve">Vulnerability Management</w:t>
@@ -3839,7 +3611,6 @@
           <w:p>
             <w:pPr>
               <w:pStyle w:val="Compact"/>
-              <w:jc w:val="left"/>
             </w:pPr>
             <w:r>
               <w:t xml:space="preserve">Defender MDVM dashboard interpretation, KEV remediation SLA tracking, WUfB ring management</w:t>
@@ -3851,7 +3622,6 @@
           <w:p>
             <w:pPr>
               <w:pStyle w:val="Compact"/>
-              <w:jc w:val="left"/>
             </w:pPr>
             <w:r>
               <w:t xml:space="preserve">Part 11</w:t>
@@ -3865,7 +3635,6 @@
           <w:p>
             <w:pPr>
               <w:pStyle w:val="Compact"/>
-              <w:jc w:val="left"/>
             </w:pPr>
             <w:r>
               <w:t xml:space="preserve">Backup and DR Operations</w:t>
@@ -3877,7 +3646,6 @@
           <w:p>
             <w:pPr>
               <w:pStyle w:val="Compact"/>
-              <w:jc w:val="left"/>
             </w:pPr>
             <w:r>
               <w:t xml:space="preserve">Azure Site Recovery test procedures, SQL AG failover validation, RTO/RPO measurement</w:t>
@@ -3889,7 +3657,6 @@
           <w:p>
             <w:pPr>
               <w:pStyle w:val="Compact"/>
-              <w:jc w:val="left"/>
             </w:pPr>
             <w:r>
               <w:t xml:space="preserve">Part 14</w:t>
@@ -3898,14 +3665,14 @@
         </w:tc>
       </w:tr>
     </w:tbl>
-    <w:bookmarkEnd w:id="37"/>
-    <w:bookmarkStart w:id="38" w:name="X8db4f3e18e66810e71ae122126bfbcfdbcd9583"/>
+    <w:bookmarkEnd w:id="28"/>
+    <w:bookmarkStart w:id="29" w:name="X8db4f3e18e66810e71ae122126bfbcfdbcd9583"/>
     <w:p>
       <w:pPr>
         <w:pStyle w:val="Heading2"/>
       </w:pPr>
       <w:r>
-        <w:t xml:space="preserve">Tier 3 — Developer / Engineer Secure Delivery Training (AT-3(3), SA-16)</w:t>
+        <w:t xml:space="preserve">4.3 Tier 3 — Developer / Engineer Secure Delivery Training (AT-3(3), SA-16)</w:t>
       </w:r>
     </w:p>
     <w:p>
@@ -3927,16 +3694,16 @@
         <w:pStyle w:val="TableCaption"/>
       </w:pPr>
       <w:r>
-        <w:t xml:space="preserve">Tier 3 Developer Secure Delivery Curriculum {.striped .hover}</w:t>
+        <w:t xml:space="preserve">Tier 3 Developer Secure Delivery Curriculum</w:t>
       </w:r>
     </w:p>
     <w:tbl>
       <w:tblPr>
         <w:tblStyle w:val="Table"/>
         <w:tblW w:type="pct" w:w="5000"/>
+        <w:tblLayout w:type="fixed"/>
         <w:tblLook w:firstRow="1" w:lastRow="0" w:firstColumn="0" w:lastColumn="0" w:noHBand="0" w:noVBand="0" w:val="0020"/>
-        <w:jc w:val="start"/>
-        <w:tblCaption w:val="Tier 3 Developer Secure Delivery Curriculum {.striped .hover}"/>
+        <w:tblCaption w:val="Tier 3 Developer Secure Delivery Curriculum"/>
       </w:tblPr>
       <w:tblGrid>
         <w:gridCol w:w="1584"/>
@@ -3945,14 +3712,13 @@
       </w:tblGrid>
       <w:tr>
         <w:trPr>
-          <w:tblHeader w:val="true"/>
+          <w:tblHeader w:val="on"/>
         </w:trPr>
         <w:tc>
           <w:tcPr/>
           <w:p>
             <w:pPr>
               <w:pStyle w:val="Compact"/>
-              <w:jc w:val="left"/>
             </w:pPr>
             <w:r>
               <w:t xml:space="preserve">Topic</w:t>
@@ -3964,7 +3730,6 @@
           <w:p>
             <w:pPr>
               <w:pStyle w:val="Compact"/>
-              <w:jc w:val="left"/>
             </w:pPr>
             <w:r>
               <w:t xml:space="preserve">Content</w:t>
@@ -3976,7 +3741,6 @@
           <w:p>
             <w:pPr>
               <w:pStyle w:val="Compact"/>
-              <w:jc w:val="left"/>
             </w:pPr>
             <w:r>
               <w:t xml:space="preserve">Evidence Produced</w:t>
@@ -3990,12 +3754,11 @@
           <w:p>
             <w:pPr>
               <w:pStyle w:val="Compact"/>
-              <w:jc w:val="left"/>
             </w:pPr>
             <w:r>
               <w:rPr>
+                <w:b/>
                 <w:bCs/>
-                <w:b/>
               </w:rPr>
               <w:t xml:space="preserve">Dependency Management</w:t>
             </w:r>
@@ -4006,7 +3769,6 @@
           <w:p>
             <w:pPr>
               <w:pStyle w:val="Compact"/>
-              <w:jc w:val="left"/>
             </w:pPr>
             <w:r>
               <w:t xml:space="preserve">Pinning dependencies, evaluating transitive dependencies, understanding VDR/VEX fields</w:t>
@@ -4018,7 +3780,6 @@
           <w:p>
             <w:pPr>
               <w:pStyle w:val="Compact"/>
-              <w:jc w:val="left"/>
             </w:pPr>
             <w:r>
               <w:t xml:space="preserve">SBOM generation fluency</w:t>
@@ -4032,12 +3793,11 @@
           <w:p>
             <w:pPr>
               <w:pStyle w:val="Compact"/>
-              <w:jc w:val="left"/>
             </w:pPr>
             <w:r>
               <w:rPr>
+                <w:b/>
                 <w:bCs/>
-                <w:b/>
               </w:rPr>
               <w:t xml:space="preserve">SBOM Generation (Syft)</w:t>
             </w:r>
@@ -4048,7 +3808,6 @@
           <w:p>
             <w:pPr>
               <w:pStyle w:val="Compact"/>
-              <w:jc w:val="left"/>
             </w:pPr>
             <w:r>
               <w:t xml:space="preserve">Running Syft against container images and repositories, CycloneDX format, attestation signing</w:t>
@@ -4060,7 +3819,6 @@
           <w:p>
             <w:pPr>
               <w:pStyle w:val="Compact"/>
-              <w:jc w:val="left"/>
             </w:pPr>
             <w:r>
               <w:t xml:space="preserve">Part 15 pipeline competency</w:t>
@@ -4074,12 +3832,11 @@
           <w:p>
             <w:pPr>
               <w:pStyle w:val="Compact"/>
-              <w:jc w:val="left"/>
             </w:pPr>
             <w:r>
               <w:rPr>
+                <w:b/>
                 <w:bCs/>
-                <w:b/>
               </w:rPr>
               <w:t xml:space="preserve">Vulnerability Triage (Grype)</w:t>
             </w:r>
@@ -4090,7 +3847,6 @@
           <w:p>
             <w:pPr>
               <w:pStyle w:val="Compact"/>
-              <w:jc w:val="left"/>
             </w:pPr>
             <w:r>
               <w:t xml:space="preserve">Interpreting Grype output, VEX exploitability assertions, BOD 26-04 D1–D5 SLA obligations</w:t>
@@ -4102,7 +3858,6 @@
           <w:p>
             <w:pPr>
               <w:pStyle w:val="Compact"/>
-              <w:jc w:val="left"/>
             </w:pPr>
             <w:r>
               <w:t xml:space="preserve">Part 15 pipeline competency</w:t>
@@ -4116,12 +3871,11 @@
           <w:p>
             <w:pPr>
               <w:pStyle w:val="Compact"/>
-              <w:jc w:val="left"/>
             </w:pPr>
             <w:r>
               <w:rPr>
+                <w:b/>
                 <w:bCs/>
-                <w:b/>
               </w:rPr>
               <w:t xml:space="preserve">GitHub Actions Security</w:t>
             </w:r>
@@ -4132,7 +3886,6 @@
           <w:p>
             <w:pPr>
               <w:pStyle w:val="Compact"/>
-              <w:jc w:val="left"/>
             </w:pPr>
             <w:r>
               <w:t xml:space="preserve">Secrets management, workflow permissions, OIDC token scoping, supply chain attack patterns</w:t>
@@ -4144,7 +3897,6 @@
           <w:p>
             <w:pPr>
               <w:pStyle w:val="Compact"/>
-              <w:jc w:val="left"/>
             </w:pPr>
             <w:r>
               <w:t xml:space="preserve">Part 15 pipeline integrity</w:t>
@@ -4158,12 +3910,11 @@
           <w:p>
             <w:pPr>
               <w:pStyle w:val="Compact"/>
-              <w:jc w:val="left"/>
             </w:pPr>
             <w:r>
               <w:rPr>
+                <w:b/>
                 <w:bCs/>
-                <w:b/>
               </w:rPr>
               <w:t xml:space="preserve">OWASP Top 10</w:t>
             </w:r>
@@ -4174,7 +3925,6 @@
           <w:p>
             <w:pPr>
               <w:pStyle w:val="Compact"/>
-              <w:jc w:val="left"/>
             </w:pPr>
             <w:r>
               <w:t xml:space="preserve">Injection, broken access control, cryptographic failures, XSS patterns</w:t>
@@ -4186,7 +3936,6 @@
           <w:p>
             <w:pPr>
               <w:pStyle w:val="Compact"/>
-              <w:jc w:val="left"/>
             </w:pPr>
             <w:r>
               <w:t xml:space="preserve">SA-11, SA-15</w:t>
@@ -4200,12 +3949,11 @@
           <w:p>
             <w:pPr>
               <w:pStyle w:val="Compact"/>
-              <w:jc w:val="left"/>
             </w:pPr>
             <w:r>
               <w:rPr>
+                <w:b/>
                 <w:bCs/>
-                <w:b/>
               </w:rPr>
               <w:t xml:space="preserve">Secure Code Review</w:t>
             </w:r>
@@ -4216,7 +3964,6 @@
           <w:p>
             <w:pPr>
               <w:pStyle w:val="Compact"/>
-              <w:jc w:val="left"/>
             </w:pPr>
             <w:r>
               <w:t xml:space="preserve">What to look for in pull request review, dependency diff review</w:t>
@@ -4228,7 +3975,6 @@
           <w:p>
             <w:pPr>
               <w:pStyle w:val="Compact"/>
-              <w:jc w:val="left"/>
             </w:pPr>
             <w:r>
               <w:t xml:space="preserve">SA-11(1)</w:t>
@@ -4242,12 +3988,11 @@
           <w:p>
             <w:pPr>
               <w:pStyle w:val="Compact"/>
-              <w:jc w:val="left"/>
             </w:pPr>
             <w:r>
               <w:rPr>
+                <w:b/>
                 <w:bCs/>
-                <w:b/>
               </w:rPr>
               <w:t xml:space="preserve">Incident Reporting from Dev</w:t>
             </w:r>
@@ -4258,7 +4003,6 @@
           <w:p>
             <w:pPr>
               <w:pStyle w:val="Compact"/>
-              <w:jc w:val="left"/>
             </w:pPr>
             <w:r>
               <w:t xml:space="preserve">How to report a suspected supply chain event; who to contact</w:t>
@@ -4270,7 +4014,6 @@
           <w:p>
             <w:pPr>
               <w:pStyle w:val="Compact"/>
-              <w:jc w:val="left"/>
             </w:pPr>
             <w:r>
               <w:t xml:space="preserve">IR-6, Part 13</w:t>
@@ -4279,14 +4022,14 @@
         </w:tc>
       </w:tr>
     </w:tbl>
-    <w:bookmarkEnd w:id="38"/>
-    <w:bookmarkStart w:id="39" w:name="tier-5-data-steward-training-at-35"/>
+    <w:bookmarkEnd w:id="29"/>
+    <w:bookmarkStart w:id="30" w:name="tier-5-data-steward-training-at-35"/>
     <w:p>
       <w:pPr>
         <w:pStyle w:val="Heading2"/>
       </w:pPr>
       <w:r>
-        <w:t xml:space="preserve">Tier 5 — Data Steward Training (AT-3(5))</w:t>
+        <w:t xml:space="preserve">4.4 Tier 5 — Data Steward Training (AT-3(5))</w:t>
       </w:r>
     </w:p>
     <w:p>
@@ -4305,100 +4048,100 @@
     </w:p>
     <w:p>
       <w:pPr>
+        <w:pStyle w:val="Compact"/>
         <w:numPr>
           <w:ilvl w:val="0"/>
           <w:numId w:val="1003"/>
         </w:numPr>
+      </w:pPr>
+      <w:r>
+        <w:rPr>
+          <w:b/>
+          <w:bCs/>
+        </w:rPr>
+        <w:t xml:space="preserve">Purview sensitivity label application</w:t>
+      </w:r>
+      <w:r>
+        <w:t xml:space="preserve"> </w:t>
+      </w:r>
+      <w:r>
+        <w:t xml:space="preserve">— when to apply which label,</w:t>
+      </w:r>
+      <w:r>
+        <w:t xml:space="preserve"> </w:t>
+      </w:r>
+      <w:r>
+        <w:t xml:space="preserve">how auto-labeling works, and what happens when a document is shared</w:t>
+      </w:r>
+    </w:p>
+    <w:p>
+      <w:pPr>
         <w:pStyle w:val="Compact"/>
-      </w:pPr>
-      <w:r>
-        <w:rPr>
-          <w:bCs/>
-          <w:b/>
-        </w:rPr>
-        <w:t xml:space="preserve">Purview sensitivity label application</w:t>
-      </w:r>
-      <w:r>
-        <w:t xml:space="preserve"> </w:t>
-      </w:r>
-      <w:r>
-        <w:t xml:space="preserve">— when to apply which label,</w:t>
-      </w:r>
-      <w:r>
-        <w:t xml:space="preserve"> </w:t>
-      </w:r>
-      <w:r>
-        <w:t xml:space="preserve">how auto-labeling works, and what happens when a document is shared</w:t>
-      </w:r>
-    </w:p>
-    <w:p>
-      <w:pPr>
         <w:numPr>
           <w:ilvl w:val="0"/>
           <w:numId w:val="1003"/>
         </w:numPr>
+      </w:pPr>
+      <w:r>
+        <w:rPr>
+          <w:b/>
+          <w:bCs/>
+        </w:rPr>
+        <w:t xml:space="preserve">DLP policy understanding</w:t>
+      </w:r>
+      <w:r>
+        <w:t xml:space="preserve"> </w:t>
+      </w:r>
+      <w:r>
+        <w:t xml:space="preserve">— what the DLP policies in Part 12 block</w:t>
+      </w:r>
+      <w:r>
+        <w:t xml:space="preserve"> </w:t>
+      </w:r>
+      <w:r>
+        <w:t xml:space="preserve">and why, so data stewards don’t attempt workarounds</w:t>
+      </w:r>
+    </w:p>
+    <w:p>
+      <w:pPr>
         <w:pStyle w:val="Compact"/>
-      </w:pPr>
-      <w:r>
-        <w:rPr>
-          <w:bCs/>
-          <w:b/>
-        </w:rPr>
-        <w:t xml:space="preserve">DLP policy understanding</w:t>
-      </w:r>
-      <w:r>
-        <w:t xml:space="preserve"> </w:t>
-      </w:r>
-      <w:r>
-        <w:t xml:space="preserve">— what the DLP policies in Part 12 block</w:t>
-      </w:r>
-      <w:r>
-        <w:t xml:space="preserve"> </w:t>
-      </w:r>
-      <w:r>
-        <w:t xml:space="preserve">and why, so data stewards don’t attempt workarounds</w:t>
-      </w:r>
-    </w:p>
-    <w:p>
-      <w:pPr>
         <w:numPr>
           <w:ilvl w:val="0"/>
           <w:numId w:val="1003"/>
         </w:numPr>
+      </w:pPr>
+      <w:r>
+        <w:rPr>
+          <w:b/>
+          <w:bCs/>
+        </w:rPr>
+        <w:t xml:space="preserve">SORN and PIA obligations</w:t>
+      </w:r>
+      <w:r>
+        <w:t xml:space="preserve"> </w:t>
+      </w:r>
+      <w:r>
+        <w:t xml:space="preserve">— what triggers a Privacy Impact Assessment,</w:t>
+      </w:r>
+      <w:r>
+        <w:t xml:space="preserve"> </w:t>
+      </w:r>
+      <w:r>
+        <w:t xml:space="preserve">how to initiate one, and the role of the System of Records Notice</w:t>
+      </w:r>
+    </w:p>
+    <w:p>
+      <w:pPr>
         <w:pStyle w:val="Compact"/>
-      </w:pPr>
-      <w:r>
-        <w:rPr>
-          <w:bCs/>
-          <w:b/>
-        </w:rPr>
-        <w:t xml:space="preserve">SORN and PIA obligations</w:t>
-      </w:r>
-      <w:r>
-        <w:t xml:space="preserve"> </w:t>
-      </w:r>
-      <w:r>
-        <w:t xml:space="preserve">— what triggers a Privacy Impact Assessment,</w:t>
-      </w:r>
-      <w:r>
-        <w:t xml:space="preserve"> </w:t>
-      </w:r>
-      <w:r>
-        <w:t xml:space="preserve">how to initiate one, and the role of the System of Records Notice</w:t>
-      </w:r>
-    </w:p>
-    <w:p>
-      <w:pPr>
         <w:numPr>
           <w:ilvl w:val="0"/>
           <w:numId w:val="1003"/>
         </w:numPr>
-        <w:pStyle w:val="Compact"/>
-      </w:pPr>
-      <w:r>
-        <w:rPr>
+      </w:pPr>
+      <w:r>
+        <w:rPr>
+          <w:b/>
           <w:bCs/>
-          <w:b/>
         </w:rPr>
         <w:t xml:space="preserve">Breach notification procedure</w:t>
       </w:r>
@@ -4422,24 +4165,24 @@
         </w:pict>
       </w:r>
     </w:p>
-    <w:bookmarkEnd w:id="39"/>
-    <w:bookmarkEnd w:id="40"/>
-    <w:bookmarkStart w:id="43" w:name="dimension-3-secure-delivery-training"/>
+    <w:bookmarkEnd w:id="30"/>
+    <w:bookmarkEnd w:id="31"/>
+    <w:bookmarkStart w:id="34" w:name="dimension-3-secure-delivery-training"/>
     <w:p>
       <w:pPr>
         <w:pStyle w:val="Heading1"/>
       </w:pPr>
       <w:r>
-        <w:t xml:space="preserve">Dimension 3 — Secure Delivery Training</w:t>
-      </w:r>
-    </w:p>
-    <w:bookmarkStart w:id="41" w:name="X1c51bfe054b14667a58a313c7807b0592ee1b17"/>
+        <w:t xml:space="preserve">5. Dimension 3 — Secure Delivery Training</w:t>
+      </w:r>
+    </w:p>
+    <w:bookmarkStart w:id="32" w:name="X1c51bfe054b14667a58a313c7807b0592ee1b17"/>
     <w:p>
       <w:pPr>
         <w:pStyle w:val="Heading2"/>
       </w:pPr>
       <w:r>
-        <w:t xml:space="preserve">Developer Security in the FedRAMP 20x Context</w:t>
+        <w:t xml:space="preserve">5.1 Developer Security in the FedRAMP 20x Context</w:t>
       </w:r>
     </w:p>
     <w:p>
@@ -4450,13 +4193,7 @@
         <w:t xml:space="preserve">FedRAMP 20x KSI-PIY-RSD (</w:t>
       </w:r>
       <w:r>
-        <w:t xml:space="preserve">“</w:t>
-      </w:r>
-      <w:r>
-        <w:t xml:space="preserve">Reviewing Security in the SDLC</w:t>
-      </w:r>
-      <w:r>
-        <w:t xml:space="preserve">”</w:t>
+        <w:t xml:space="preserve">“Reviewing Security in the SDLC”</w:t>
       </w:r>
       <w:r>
         <w:t xml:space="preserve">) — activated</w:t>
@@ -4536,14 +4273,14 @@
         <w:t xml:space="preserve">exploitability assertion.</w:t>
       </w:r>
     </w:p>
-    <w:bookmarkEnd w:id="41"/>
-    <w:bookmarkStart w:id="42" w:name="training-delivery-for-developers"/>
+    <w:bookmarkEnd w:id="32"/>
+    <w:bookmarkStart w:id="33" w:name="training-delivery-for-developers"/>
     <w:p>
       <w:pPr>
         <w:pStyle w:val="Heading2"/>
       </w:pPr>
       <w:r>
-        <w:t xml:space="preserve">Training Delivery for Developers</w:t>
+        <w:t xml:space="preserve">5.2 Training Delivery for Developers</w:t>
       </w:r>
     </w:p>
     <w:p>
@@ -4559,16 +4296,16 @@
         <w:pStyle w:val="TableCaption"/>
       </w:pPr>
       <w:r>
-        <w:t xml:space="preserve">Secure Delivery Training Formats {.striped .hover}</w:t>
+        <w:t xml:space="preserve">Secure Delivery Training Formats</w:t>
       </w:r>
     </w:p>
     <w:tbl>
       <w:tblPr>
         <w:tblStyle w:val="Table"/>
         <w:tblW w:type="pct" w:w="5000"/>
+        <w:tblLayout w:type="fixed"/>
         <w:tblLook w:firstRow="1" w:lastRow="0" w:firstColumn="0" w:lastColumn="0" w:noHBand="0" w:noVBand="0" w:val="0020"/>
-        <w:jc w:val="start"/>
-        <w:tblCaption w:val="Secure Delivery Training Formats {.striped .hover}"/>
+        <w:tblCaption w:val="Secure Delivery Training Formats"/>
       </w:tblPr>
       <w:tblGrid>
         <w:gridCol w:w="1760"/>
@@ -4577,14 +4314,13 @@
       </w:tblGrid>
       <w:tr>
         <w:trPr>
-          <w:tblHeader w:val="true"/>
+          <w:tblHeader w:val="on"/>
         </w:trPr>
         <w:tc>
           <w:tcPr/>
           <w:p>
             <w:pPr>
               <w:pStyle w:val="Compact"/>
-              <w:jc w:val="left"/>
             </w:pPr>
             <w:r>
               <w:t xml:space="preserve">Format</w:t>
@@ -4596,7 +4332,6 @@
           <w:p>
             <w:pPr>
               <w:pStyle w:val="Compact"/>
-              <w:jc w:val="left"/>
             </w:pPr>
             <w:r>
               <w:t xml:space="preserve">Purpose</w:t>
@@ -4608,7 +4343,6 @@
           <w:p>
             <w:pPr>
               <w:pStyle w:val="Compact"/>
-              <w:jc w:val="left"/>
             </w:pPr>
             <w:r>
               <w:t xml:space="preserve">Minimum Frequency</w:t>
@@ -4622,12 +4356,11 @@
           <w:p>
             <w:pPr>
               <w:pStyle w:val="Compact"/>
-              <w:jc w:val="left"/>
             </w:pPr>
             <w:r>
               <w:rPr>
+                <w:b/>
                 <w:bCs/>
-                <w:b/>
               </w:rPr>
               <w:t xml:space="preserve">Hands-on SBOM lab</w:t>
             </w:r>
@@ -4638,7 +4371,6 @@
           <w:p>
             <w:pPr>
               <w:pStyle w:val="Compact"/>
-              <w:jc w:val="left"/>
             </w:pPr>
             <w:r>
               <w:t xml:space="preserve">Generate a CycloneDX SBOM from a real repository; inspect the output</w:t>
@@ -4650,7 +4382,6 @@
           <w:p>
             <w:pPr>
               <w:pStyle w:val="Compact"/>
-              <w:jc w:val="left"/>
             </w:pPr>
             <w:r>
               <w:t xml:space="preserve">Annual</w:t>
@@ -4664,12 +4395,11 @@
           <w:p>
             <w:pPr>
               <w:pStyle w:val="Compact"/>
-              <w:jc w:val="left"/>
             </w:pPr>
             <w:r>
               <w:rPr>
+                <w:b/>
                 <w:bCs/>
-                <w:b/>
               </w:rPr>
               <w:t xml:space="preserve">Grype triage exercise</w:t>
             </w:r>
@@ -4680,7 +4410,6 @@
           <w:p>
             <w:pPr>
               <w:pStyle w:val="Compact"/>
-              <w:jc w:val="left"/>
             </w:pPr>
             <w:r>
               <w:t xml:space="preserve">Given a Grype scan result, classify findings and write VEX assertions</w:t>
@@ -4692,7 +4421,6 @@
           <w:p>
             <w:pPr>
               <w:pStyle w:val="Compact"/>
-              <w:jc w:val="left"/>
             </w:pPr>
             <w:r>
               <w:t xml:space="preserve">Annual</w:t>
@@ -4706,12 +4434,11 @@
           <w:p>
             <w:pPr>
               <w:pStyle w:val="Compact"/>
-              <w:jc w:val="left"/>
             </w:pPr>
             <w:r>
               <w:rPr>
+                <w:b/>
                 <w:bCs/>
-                <w:b/>
               </w:rPr>
               <w:t xml:space="preserve">Secure code review session</w:t>
             </w:r>
@@ -4722,7 +4449,6 @@
           <w:p>
             <w:pPr>
               <w:pStyle w:val="Compact"/>
-              <w:jc w:val="left"/>
             </w:pPr>
             <w:r>
               <w:t xml:space="preserve">Pair review of a deliberately vulnerable PR; identify and remediate</w:t>
@@ -4734,7 +4460,6 @@
           <w:p>
             <w:pPr>
               <w:pStyle w:val="Compact"/>
-              <w:jc w:val="left"/>
             </w:pPr>
             <w:r>
               <w:t xml:space="preserve">Quarterly</w:t>
@@ -4748,12 +4473,11 @@
           <w:p>
             <w:pPr>
               <w:pStyle w:val="Compact"/>
-              <w:jc w:val="left"/>
             </w:pPr>
             <w:r>
               <w:rPr>
+                <w:b/>
                 <w:bCs/>
-                <w:b/>
               </w:rPr>
               <w:t xml:space="preserve">Supply chain scenario tabletop</w:t>
             </w:r>
@@ -4764,7 +4488,6 @@
           <w:p>
             <w:pPr>
               <w:pStyle w:val="Compact"/>
-              <w:jc w:val="left"/>
             </w:pPr>
             <w:r>
               <w:t xml:space="preserve">What do we do if a critical dependency is compromised?</w:t>
@@ -4776,7 +4499,6 @@
           <w:p>
             <w:pPr>
               <w:pStyle w:val="Compact"/>
-              <w:jc w:val="left"/>
             </w:pPr>
             <w:r>
               <w:t xml:space="preserve">Annual with IR tabletop</w:t>
@@ -4790,12 +4512,11 @@
           <w:p>
             <w:pPr>
               <w:pStyle w:val="Compact"/>
-              <w:jc w:val="left"/>
             </w:pPr>
             <w:r>
               <w:rPr>
+                <w:b/>
                 <w:bCs/>
-                <w:b/>
               </w:rPr>
               <w:t xml:space="preserve">CTF / security challenge</w:t>
             </w:r>
@@ -4806,7 +4527,6 @@
           <w:p>
             <w:pPr>
               <w:pStyle w:val="Compact"/>
-              <w:jc w:val="left"/>
             </w:pPr>
             <w:r>
               <w:t xml:space="preserve">Team-based challenge covering OWASP Top 10 patterns</w:t>
@@ -4818,7 +4538,6 @@
           <w:p>
             <w:pPr>
               <w:pStyle w:val="Compact"/>
-              <w:jc w:val="left"/>
             </w:pPr>
             <w:r>
               <w:t xml:space="preserve">Annual (optional but high-value)</w:t>
@@ -4834,24 +4553,24 @@
         </w:pict>
       </w:r>
     </w:p>
-    <w:bookmarkEnd w:id="42"/>
-    <w:bookmarkEnd w:id="43"/>
-    <w:bookmarkStart w:id="50" w:name="Xb499a88f9af76ab0e96ffbb4c6bf6f3548f3a95"/>
+    <w:bookmarkEnd w:id="33"/>
+    <w:bookmarkEnd w:id="34"/>
+    <w:bookmarkStart w:id="41" w:name="Xb499a88f9af76ab0e96ffbb4c6bf6f3548f3a95"/>
     <w:p>
       <w:pPr>
         <w:pStyle w:val="Heading1"/>
       </w:pPr>
       <w:r>
-        <w:t xml:space="preserve">Dimension 4 — Incident Response and DR Training (IR-2, CP-3)</w:t>
-      </w:r>
-    </w:p>
-    <w:bookmarkStart w:id="46" w:name="incident-response-training-ir-2"/>
+        <w:t xml:space="preserve">6. Dimension 4 — Incident Response and DR Training (IR-2, CP-3)</w:t>
+      </w:r>
+    </w:p>
+    <w:bookmarkStart w:id="37" w:name="incident-response-training-ir-2"/>
     <w:p>
       <w:pPr>
         <w:pStyle w:val="Heading2"/>
       </w:pPr>
       <w:r>
-        <w:t xml:space="preserve">Incident Response Training (IR-2)</w:t>
+        <w:t xml:space="preserve">6.1 Incident Response Training (IR-2)</w:t>
       </w:r>
     </w:p>
     <w:p>
@@ -4886,13 +4605,13 @@
         <w:t xml:space="preserve">is what ensures personnel can operate them under pressure.</w:t>
       </w:r>
     </w:p>
-    <w:bookmarkStart w:id="44" w:name="ir-training-cadence"/>
+    <w:bookmarkStart w:id="35" w:name="ir-training-cadence"/>
     <w:p>
       <w:pPr>
         <w:pStyle w:val="Heading3"/>
       </w:pPr>
       <w:r>
-        <w:t xml:space="preserve">IR Training Cadence</w:t>
+        <w:t xml:space="preserve">6.1.1 IR Training Cadence</w:t>
       </w:r>
     </w:p>
     <w:p>
@@ -4900,16 +4619,16 @@
         <w:pStyle w:val="TableCaption"/>
       </w:pPr>
       <w:r>
-        <w:t xml:space="preserve">IR-2 Training Cadence {.striped .hover}</w:t>
+        <w:t xml:space="preserve">IR-2 Training Cadence</w:t>
       </w:r>
     </w:p>
     <w:tbl>
       <w:tblPr>
         <w:tblStyle w:val="Table"/>
         <w:tblW w:type="pct" w:w="5000"/>
+        <w:tblLayout w:type="fixed"/>
         <w:tblLook w:firstRow="1" w:lastRow="0" w:firstColumn="0" w:lastColumn="0" w:noHBand="0" w:noVBand="0" w:val="0020"/>
-        <w:jc w:val="start"/>
-        <w:tblCaption w:val="IR-2 Training Cadence {.striped .hover}"/>
+        <w:tblCaption w:val="IR-2 Training Cadence"/>
       </w:tblPr>
       <w:tblGrid>
         <w:gridCol w:w="1205"/>
@@ -4919,14 +4638,13 @@
       </w:tblGrid>
       <w:tr>
         <w:trPr>
-          <w:tblHeader w:val="true"/>
+          <w:tblHeader w:val="on"/>
         </w:trPr>
         <w:tc>
           <w:tcPr/>
           <w:p>
             <w:pPr>
               <w:pStyle w:val="Compact"/>
-              <w:jc w:val="left"/>
             </w:pPr>
             <w:r>
               <w:t xml:space="preserve">Event</w:t>
@@ -4938,7 +4656,6 @@
           <w:p>
             <w:pPr>
               <w:pStyle w:val="Compact"/>
-              <w:jc w:val="left"/>
             </w:pPr>
             <w:r>
               <w:t xml:space="preserve">Frequency</w:t>
@@ -4950,7 +4667,6 @@
           <w:p>
             <w:pPr>
               <w:pStyle w:val="Compact"/>
-              <w:jc w:val="left"/>
             </w:pPr>
             <w:r>
               <w:t xml:space="preserve">Participants</w:t>
@@ -4962,7 +4678,6 @@
           <w:p>
             <w:pPr>
               <w:pStyle w:val="Compact"/>
-              <w:jc w:val="left"/>
             </w:pPr>
             <w:r>
               <w:t xml:space="preserve">Documentation</w:t>
@@ -4976,12 +4691,11 @@
           <w:p>
             <w:pPr>
               <w:pStyle w:val="Compact"/>
-              <w:jc w:val="left"/>
             </w:pPr>
             <w:r>
               <w:rPr>
+                <w:b/>
                 <w:bCs/>
-                <w:b/>
               </w:rPr>
               <w:t xml:space="preserve">IR procedure walkthrough</w:t>
             </w:r>
@@ -4992,7 +4706,6 @@
           <w:p>
             <w:pPr>
               <w:pStyle w:val="Compact"/>
-              <w:jc w:val="left"/>
             </w:pPr>
             <w:r>
               <w:t xml:space="preserve">Semi-annual</w:t>
@@ -5004,7 +4717,6 @@
           <w:p>
             <w:pPr>
               <w:pStyle w:val="Compact"/>
-              <w:jc w:val="left"/>
             </w:pPr>
             <w:r>
               <w:t xml:space="preserve">Full SOC + IR team</w:t>
@@ -5016,7 +4728,6 @@
           <w:p>
             <w:pPr>
               <w:pStyle w:val="Compact"/>
-              <w:jc w:val="left"/>
             </w:pPr>
             <w:r>
               <w:t xml:space="preserve">Attendance record</w:t>
@@ -5030,12 +4741,11 @@
           <w:p>
             <w:pPr>
               <w:pStyle w:val="Compact"/>
-              <w:jc w:val="left"/>
             </w:pPr>
             <w:r>
               <w:rPr>
+                <w:b/>
                 <w:bCs/>
-                <w:b/>
               </w:rPr>
               <w:t xml:space="preserve">Sentinel playbook drill</w:t>
             </w:r>
@@ -5046,7 +4756,6 @@
           <w:p>
             <w:pPr>
               <w:pStyle w:val="Compact"/>
-              <w:jc w:val="left"/>
             </w:pPr>
             <w:r>
               <w:t xml:space="preserve">Quarterly</w:t>
@@ -5058,7 +4767,6 @@
           <w:p>
             <w:pPr>
               <w:pStyle w:val="Compact"/>
-              <w:jc w:val="left"/>
             </w:pPr>
             <w:r>
               <w:t xml:space="preserve">SOC analysts</w:t>
@@ -5070,7 +4778,6 @@
           <w:p>
             <w:pPr>
               <w:pStyle w:val="Compact"/>
-              <w:jc w:val="left"/>
             </w:pPr>
             <w:r>
               <w:t xml:space="preserve">Drill report</w:t>
@@ -5084,12 +4791,11 @@
           <w:p>
             <w:pPr>
               <w:pStyle w:val="Compact"/>
-              <w:jc w:val="left"/>
             </w:pPr>
             <w:r>
               <w:rPr>
+                <w:b/>
                 <w:bCs/>
-                <w:b/>
               </w:rPr>
               <w:t xml:space="preserve">Tabletop — ransomware scenario</w:t>
             </w:r>
@@ -5100,7 +4806,6 @@
           <w:p>
             <w:pPr>
               <w:pStyle w:val="Compact"/>
-              <w:jc w:val="left"/>
             </w:pPr>
             <w:r>
               <w:t xml:space="preserve">Annual</w:t>
@@ -5112,7 +4817,6 @@
           <w:p>
             <w:pPr>
               <w:pStyle w:val="Compact"/>
-              <w:jc w:val="left"/>
             </w:pPr>
             <w:r>
               <w:t xml:space="preserve">IR team + leadership</w:t>
@@ -5124,7 +4828,6 @@
           <w:p>
             <w:pPr>
               <w:pStyle w:val="Compact"/>
-              <w:jc w:val="left"/>
             </w:pPr>
             <w:r>
               <w:t xml:space="preserve">After-action report</w:t>
@@ -5138,12 +4841,11 @@
           <w:p>
             <w:pPr>
               <w:pStyle w:val="Compact"/>
-              <w:jc w:val="left"/>
             </w:pPr>
             <w:r>
               <w:rPr>
+                <w:b/>
                 <w:bCs/>
-                <w:b/>
               </w:rPr>
               <w:t xml:space="preserve">Tabletop — supply chain incident</w:t>
             </w:r>
@@ -5154,7 +4856,6 @@
           <w:p>
             <w:pPr>
               <w:pStyle w:val="Compact"/>
-              <w:jc w:val="left"/>
             </w:pPr>
             <w:r>
               <w:t xml:space="preserve">Annual</w:t>
@@ -5166,7 +4867,6 @@
           <w:p>
             <w:pPr>
               <w:pStyle w:val="Compact"/>
-              <w:jc w:val="left"/>
             </w:pPr>
             <w:r>
               <w:t xml:space="preserve">IR + development + leadership</w:t>
@@ -5178,7 +4878,6 @@
           <w:p>
             <w:pPr>
               <w:pStyle w:val="Compact"/>
-              <w:jc w:val="left"/>
             </w:pPr>
             <w:r>
               <w:t xml:space="preserve">After-action report</w:t>
@@ -5192,12 +4891,11 @@
           <w:p>
             <w:pPr>
               <w:pStyle w:val="Compact"/>
-              <w:jc w:val="left"/>
             </w:pPr>
             <w:r>
               <w:rPr>
+                <w:b/>
                 <w:bCs/>
-                <w:b/>
               </w:rPr>
               <w:t xml:space="preserve">Full simulation (red/blue)</w:t>
             </w:r>
@@ -5208,7 +4906,6 @@
           <w:p>
             <w:pPr>
               <w:pStyle w:val="Compact"/>
-              <w:jc w:val="left"/>
             </w:pPr>
             <w:r>
               <w:t xml:space="preserve">Annual (recommended)</w:t>
@@ -5220,7 +4917,6 @@
           <w:p>
             <w:pPr>
               <w:pStyle w:val="Compact"/>
-              <w:jc w:val="left"/>
             </w:pPr>
             <w:r>
               <w:t xml:space="preserve">SOC + sysadmins</w:t>
@@ -5232,7 +4928,6 @@
           <w:p>
             <w:pPr>
               <w:pStyle w:val="Compact"/>
-              <w:jc w:val="left"/>
             </w:pPr>
             <w:r>
               <w:t xml:space="preserve">Exercise report</w:t>
@@ -5241,14 +4936,14 @@
         </w:tc>
       </w:tr>
     </w:tbl>
-    <w:bookmarkEnd w:id="44"/>
-    <w:bookmarkStart w:id="45" w:name="ir-scenario-library"/>
+    <w:bookmarkEnd w:id="35"/>
+    <w:bookmarkStart w:id="36" w:name="ir-scenario-library"/>
     <w:p>
       <w:pPr>
         <w:pStyle w:val="Heading3"/>
       </w:pPr>
       <w:r>
-        <w:t xml:space="preserve">IR Scenario Library</w:t>
+        <w:t xml:space="preserve">6.1.2 IR Scenario Library</w:t>
       </w:r>
     </w:p>
     <w:p>
@@ -5267,140 +4962,140 @@
     </w:p>
     <w:p>
       <w:pPr>
+        <w:pStyle w:val="Compact"/>
         <w:numPr>
           <w:ilvl w:val="0"/>
           <w:numId w:val="1004"/>
         </w:numPr>
+      </w:pPr>
+      <w:r>
+        <w:rPr>
+          <w:b/>
+          <w:bCs/>
+        </w:rPr>
+        <w:t xml:space="preserve">Phishing → credential theft → lateral movement</w:t>
+      </w:r>
+      <w:r>
+        <w:t xml:space="preserve"> </w:t>
+      </w:r>
+      <w:r>
+        <w:t xml:space="preserve">— the most common</w:t>
+      </w:r>
+      <w:r>
+        <w:t xml:space="preserve"> </w:t>
+      </w:r>
+      <w:r>
+        <w:t xml:space="preserve">federal attack pattern; covers how Sentinel UEBA detects the anomaly and</w:t>
+      </w:r>
+      <w:r>
+        <w:t xml:space="preserve"> </w:t>
+      </w:r>
+      <w:r>
+        <w:t xml:space="preserve">which Logic App playbook fires</w:t>
+      </w:r>
+    </w:p>
+    <w:p>
+      <w:pPr>
         <w:pStyle w:val="Compact"/>
-      </w:pPr>
-      <w:r>
-        <w:rPr>
-          <w:bCs/>
-          <w:b/>
-        </w:rPr>
-        <w:t xml:space="preserve">Phishing → credential theft → lateral movement</w:t>
-      </w:r>
-      <w:r>
-        <w:t xml:space="preserve"> </w:t>
-      </w:r>
-      <w:r>
-        <w:t xml:space="preserve">— the most common</w:t>
-      </w:r>
-      <w:r>
-        <w:t xml:space="preserve"> </w:t>
-      </w:r>
-      <w:r>
-        <w:t xml:space="preserve">federal attack pattern; covers how Sentinel UEBA detects the anomaly and</w:t>
-      </w:r>
-      <w:r>
-        <w:t xml:space="preserve"> </w:t>
-      </w:r>
-      <w:r>
-        <w:t xml:space="preserve">which Logic App playbook fires</w:t>
-      </w:r>
-    </w:p>
-    <w:p>
-      <w:pPr>
         <w:numPr>
           <w:ilvl w:val="0"/>
           <w:numId w:val="1004"/>
         </w:numPr>
+      </w:pPr>
+      <w:r>
+        <w:rPr>
+          <w:b/>
+          <w:bCs/>
+        </w:rPr>
+        <w:t xml:space="preserve">Supply chain dependency compromise</w:t>
+      </w:r>
+      <w:r>
+        <w:t xml:space="preserve"> </w:t>
+      </w:r>
+      <w:r>
+        <w:t xml:space="preserve">— a critical npm/NuGet/PyPI package</w:t>
+      </w:r>
+      <w:r>
+        <w:t xml:space="preserve"> </w:t>
+      </w:r>
+      <w:r>
+        <w:t xml:space="preserve">is found malicious after deployment; what is the response chain from Grype</w:t>
+      </w:r>
+      <w:r>
+        <w:t xml:space="preserve"> </w:t>
+      </w:r>
+      <w:r>
+        <w:t xml:space="preserve">alert to containment</w:t>
+      </w:r>
+    </w:p>
+    <w:p>
+      <w:pPr>
         <w:pStyle w:val="Compact"/>
-      </w:pPr>
-      <w:r>
-        <w:rPr>
-          <w:bCs/>
-          <w:b/>
-        </w:rPr>
-        <w:t xml:space="preserve">Supply chain dependency compromise</w:t>
-      </w:r>
-      <w:r>
-        <w:t xml:space="preserve"> </w:t>
-      </w:r>
-      <w:r>
-        <w:t xml:space="preserve">— a critical npm/NuGet/PyPI package</w:t>
-      </w:r>
-      <w:r>
-        <w:t xml:space="preserve"> </w:t>
-      </w:r>
-      <w:r>
-        <w:t xml:space="preserve">is found malicious after deployment; what is the response chain from Grype</w:t>
-      </w:r>
-      <w:r>
-        <w:t xml:space="preserve"> </w:t>
-      </w:r>
-      <w:r>
-        <w:t xml:space="preserve">alert to containment</w:t>
-      </w:r>
-    </w:p>
-    <w:p>
-      <w:pPr>
         <w:numPr>
           <w:ilvl w:val="0"/>
           <w:numId w:val="1004"/>
         </w:numPr>
+      </w:pPr>
+      <w:r>
+        <w:rPr>
+          <w:b/>
+          <w:bCs/>
+        </w:rPr>
+        <w:t xml:space="preserve">Entra Conditional Access misconfiguration</w:t>
+      </w:r>
+      <w:r>
+        <w:t xml:space="preserve"> </w:t>
+      </w:r>
+      <w:r>
+        <w:t xml:space="preserve">— a policy change exposes</w:t>
+      </w:r>
+      <w:r>
+        <w:t xml:space="preserve"> </w:t>
+      </w:r>
+      <w:r>
+        <w:t xml:space="preserve">a gap; how is it detected in Sentinel and how is the access revoked</w:t>
+      </w:r>
+    </w:p>
+    <w:p>
+      <w:pPr>
         <w:pStyle w:val="Compact"/>
-      </w:pPr>
-      <w:r>
-        <w:rPr>
-          <w:bCs/>
-          <w:b/>
-        </w:rPr>
-        <w:t xml:space="preserve">Entra Conditional Access misconfiguration</w:t>
-      </w:r>
-      <w:r>
-        <w:t xml:space="preserve"> </w:t>
-      </w:r>
-      <w:r>
-        <w:t xml:space="preserve">— a policy change exposes</w:t>
-      </w:r>
-      <w:r>
-        <w:t xml:space="preserve"> </w:t>
-      </w:r>
-      <w:r>
-        <w:t xml:space="preserve">a gap; how is it detected in Sentinel and how is the access revoked</w:t>
-      </w:r>
-    </w:p>
-    <w:p>
-      <w:pPr>
         <w:numPr>
           <w:ilvl w:val="0"/>
           <w:numId w:val="1004"/>
         </w:numPr>
+      </w:pPr>
+      <w:r>
+        <w:rPr>
+          <w:b/>
+          <w:bCs/>
+        </w:rPr>
+        <w:t xml:space="preserve">InfoBlox RPZ bypass attempt</w:t>
+      </w:r>
+      <w:r>
+        <w:t xml:space="preserve"> </w:t>
+      </w:r>
+      <w:r>
+        <w:t xml:space="preserve">— DNS exfiltration pattern not covered by</w:t>
+      </w:r>
+      <w:r>
+        <w:t xml:space="preserve"> </w:t>
+      </w:r>
+      <w:r>
+        <w:t xml:space="preserve">current RPZ rules; detection via Sentinel CEF connector and response</w:t>
+      </w:r>
+    </w:p>
+    <w:p>
+      <w:pPr>
         <w:pStyle w:val="Compact"/>
-      </w:pPr>
-      <w:r>
-        <w:rPr>
-          <w:bCs/>
-          <w:b/>
-        </w:rPr>
-        <w:t xml:space="preserve">InfoBlox RPZ bypass attempt</w:t>
-      </w:r>
-      <w:r>
-        <w:t xml:space="preserve"> </w:t>
-      </w:r>
-      <w:r>
-        <w:t xml:space="preserve">— DNS exfiltration pattern not covered by</w:t>
-      </w:r>
-      <w:r>
-        <w:t xml:space="preserve"> </w:t>
-      </w:r>
-      <w:r>
-        <w:t xml:space="preserve">current RPZ rules; detection via Sentinel CEF connector and response</w:t>
-      </w:r>
-    </w:p>
-    <w:p>
-      <w:pPr>
         <w:numPr>
           <w:ilvl w:val="0"/>
           <w:numId w:val="1004"/>
         </w:numPr>
-        <w:pStyle w:val="Compact"/>
-      </w:pPr>
-      <w:r>
-        <w:rPr>
+      </w:pPr>
+      <w:r>
+        <w:rPr>
+          <w:b/>
           <w:bCs/>
-          <w:b/>
         </w:rPr>
         <w:t xml:space="preserve">Ransomware encryption event</w:t>
       </w:r>
@@ -5423,15 +5118,15 @@
         <w:t xml:space="preserve">failover to DR replica (Part 14 procedure)</w:t>
       </w:r>
     </w:p>
-    <w:bookmarkEnd w:id="45"/>
-    <w:bookmarkEnd w:id="46"/>
-    <w:bookmarkStart w:id="49" w:name="contingency-training-cp-3"/>
+    <w:bookmarkEnd w:id="36"/>
+    <w:bookmarkEnd w:id="37"/>
+    <w:bookmarkStart w:id="40" w:name="contingency-training-cp-3"/>
     <w:p>
       <w:pPr>
         <w:pStyle w:val="Heading2"/>
       </w:pPr>
       <w:r>
-        <w:t xml:space="preserve">Contingency Training (CP-3)</w:t>
+        <w:t xml:space="preserve">6.2 Contingency Training (CP-3)</w:t>
       </w:r>
     </w:p>
     <w:p>
@@ -5460,13 +5155,13 @@
         <w:t xml:space="preserve">named in those runbooks can execute them.</w:t>
       </w:r>
     </w:p>
-    <w:bookmarkStart w:id="47" w:name="cp-3-tabletop-exercise-calendar"/>
+    <w:bookmarkStart w:id="38" w:name="cp-3-tabletop-exercise-calendar"/>
     <w:p>
       <w:pPr>
         <w:pStyle w:val="Heading3"/>
       </w:pPr>
       <w:r>
-        <w:t xml:space="preserve">CP-3 Tabletop Exercise Calendar</w:t>
+        <w:t xml:space="preserve">6.2.1 CP-3 Tabletop Exercise Calendar</w:t>
       </w:r>
     </w:p>
     <w:p>
@@ -5488,16 +5183,16 @@
         <w:pStyle w:val="TableCaption"/>
       </w:pPr>
       <w:r>
-        <w:t xml:space="preserve">CP-3 Annual Tabletop Calendar {.striped .hover}</w:t>
+        <w:t xml:space="preserve">CP-3 Annual Tabletop Calendar</w:t>
       </w:r>
     </w:p>
     <w:tbl>
       <w:tblPr>
         <w:tblStyle w:val="Table"/>
         <w:tblW w:type="pct" w:w="5000"/>
+        <w:tblLayout w:type="fixed"/>
         <w:tblLook w:firstRow="1" w:lastRow="0" w:firstColumn="0" w:lastColumn="0" w:noHBand="0" w:noVBand="0" w:val="0020"/>
-        <w:jc w:val="start"/>
-        <w:tblCaption w:val="CP-3 Annual Tabletop Calendar {.striped .hover}"/>
+        <w:tblCaption w:val="CP-3 Annual Tabletop Calendar"/>
       </w:tblPr>
       <w:tblGrid>
         <w:gridCol w:w="1549"/>
@@ -5507,14 +5202,13 @@
       </w:tblGrid>
       <w:tr>
         <w:trPr>
-          <w:tblHeader w:val="true"/>
+          <w:tblHeader w:val="on"/>
         </w:trPr>
         <w:tc>
           <w:tcPr/>
           <w:p>
             <w:pPr>
               <w:pStyle w:val="Compact"/>
-              <w:jc w:val="left"/>
             </w:pPr>
             <w:r>
               <w:t xml:space="preserve">Quarter</w:t>
@@ -5526,7 +5220,6 @@
           <w:p>
             <w:pPr>
               <w:pStyle w:val="Compact"/>
-              <w:jc w:val="left"/>
             </w:pPr>
             <w:r>
               <w:t xml:space="preserve">Exercise Focus</w:t>
@@ -5538,7 +5231,6 @@
           <w:p>
             <w:pPr>
               <w:pStyle w:val="Compact"/>
-              <w:jc w:val="left"/>
             </w:pPr>
             <w:r>
               <w:t xml:space="preserve">Participants</w:t>
@@ -5550,7 +5242,6 @@
           <w:p>
             <w:pPr>
               <w:pStyle w:val="Compact"/>
-              <w:jc w:val="left"/>
             </w:pPr>
             <w:r>
               <w:t xml:space="preserve">Output</w:t>
@@ -5564,12 +5255,11 @@
           <w:p>
             <w:pPr>
               <w:pStyle w:val="Compact"/>
-              <w:jc w:val="left"/>
             </w:pPr>
             <w:r>
               <w:rPr>
+                <w:b/>
                 <w:bCs/>
-                <w:b/>
               </w:rPr>
               <w:t xml:space="preserve">Q1</w:t>
             </w:r>
@@ -5580,7 +5270,6 @@
           <w:p>
             <w:pPr>
               <w:pStyle w:val="Compact"/>
-              <w:jc w:val="left"/>
             </w:pPr>
             <w:r>
               <w:t xml:space="preserve">SQL AG failover to DR replica</w:t>
@@ -5592,7 +5281,6 @@
           <w:p>
             <w:pPr>
               <w:pStyle w:val="Compact"/>
-              <w:jc w:val="left"/>
             </w:pPr>
             <w:r>
               <w:t xml:space="preserve">DBAs, sysadmins, SOC</w:t>
@@ -5604,7 +5292,6 @@
           <w:p>
             <w:pPr>
               <w:pStyle w:val="Compact"/>
-              <w:jc w:val="left"/>
             </w:pPr>
             <w:r>
               <w:t xml:space="preserve">Failover time measurement vs. RTO target</w:t>
@@ -5618,12 +5305,11 @@
           <w:p>
             <w:pPr>
               <w:pStyle w:val="Compact"/>
-              <w:jc w:val="left"/>
             </w:pPr>
             <w:r>
               <w:rPr>
+                <w:b/>
                 <w:bCs/>
-                <w:b/>
               </w:rPr>
               <w:t xml:space="preserve">Q2</w:t>
             </w:r>
@@ -5634,7 +5320,6 @@
           <w:p>
             <w:pPr>
               <w:pStyle w:val="Compact"/>
-              <w:jc w:val="left"/>
             </w:pPr>
             <w:r>
               <w:t xml:space="preserve">InfoBlox Grid Manager failover</w:t>
@@ -5646,7 +5331,6 @@
           <w:p>
             <w:pPr>
               <w:pStyle w:val="Compact"/>
-              <w:jc w:val="left"/>
             </w:pPr>
             <w:r>
               <w:t xml:space="preserve">Network engineers, DNS admins</w:t>
@@ -5658,7 +5342,6 @@
           <w:p>
             <w:pPr>
               <w:pStyle w:val="Compact"/>
-              <w:jc w:val="left"/>
             </w:pPr>
             <w:r>
               <w:t xml:space="preserve">Recovery time vs. RTO; RPZ rule restoration check</w:t>
@@ -5672,12 +5355,11 @@
           <w:p>
             <w:pPr>
               <w:pStyle w:val="Compact"/>
-              <w:jc w:val="left"/>
             </w:pPr>
             <w:r>
               <w:rPr>
+                <w:b/>
                 <w:bCs/>
-                <w:b/>
               </w:rPr>
               <w:t xml:space="preserve">Q3</w:t>
             </w:r>
@@ -5688,7 +5370,6 @@
           <w:p>
             <w:pPr>
               <w:pStyle w:val="Compact"/>
-              <w:jc w:val="left"/>
             </w:pPr>
             <w:r>
               <w:t xml:space="preserve">Full CP-2 tabletop — multi-system outage</w:t>
@@ -5700,7 +5381,6 @@
           <w:p>
             <w:pPr>
               <w:pStyle w:val="Compact"/>
-              <w:jc w:val="left"/>
             </w:pPr>
             <w:r>
               <w:t xml:space="preserve">All DR-designated personnel + leadership</w:t>
@@ -5712,7 +5392,6 @@
           <w:p>
             <w:pPr>
               <w:pStyle w:val="Compact"/>
-              <w:jc w:val="left"/>
             </w:pPr>
             <w:r>
               <w:t xml:space="preserve">After-action report; plan updates</w:t>
@@ -5726,12 +5405,11 @@
           <w:p>
             <w:pPr>
               <w:pStyle w:val="Compact"/>
-              <w:jc w:val="left"/>
             </w:pPr>
             <w:r>
               <w:rPr>
+                <w:b/>
                 <w:bCs/>
-                <w:b/>
               </w:rPr>
               <w:t xml:space="preserve">Q4</w:t>
             </w:r>
@@ -5742,7 +5420,6 @@
           <w:p>
             <w:pPr>
               <w:pStyle w:val="Compact"/>
-              <w:jc w:val="left"/>
             </w:pPr>
             <w:r>
               <w:t xml:space="preserve">Entra ID + Azure AD DS recovery scenario</w:t>
@@ -5754,7 +5431,6 @@
           <w:p>
             <w:pPr>
               <w:pStyle w:val="Compact"/>
-              <w:jc w:val="left"/>
             </w:pPr>
             <w:r>
               <w:t xml:space="preserve">Identity admins, sysadmins</w:t>
@@ -5766,7 +5442,6 @@
           <w:p>
             <w:pPr>
               <w:pStyle w:val="Compact"/>
-              <w:jc w:val="left"/>
             </w:pPr>
             <w:r>
               <w:t xml:space="preserve">Token reissuance time; break-glass procedure validation</w:t>
@@ -5775,14 +5450,14 @@
         </w:tc>
       </w:tr>
     </w:tbl>
-    <w:bookmarkEnd w:id="47"/>
-    <w:bookmarkStart w:id="48" w:name="after-action-report-requirements"/>
+    <w:bookmarkEnd w:id="38"/>
+    <w:bookmarkStart w:id="39" w:name="after-action-report-requirements"/>
     <w:p>
       <w:pPr>
         <w:pStyle w:val="Heading3"/>
       </w:pPr>
       <w:r>
-        <w:t xml:space="preserve">After-Action Report Requirements</w:t>
+        <w:t xml:space="preserve">6.2.2 After-Action Report Requirements</w:t>
       </w:r>
     </w:p>
     <w:p>
@@ -5795,59 +5470,59 @@
     </w:p>
     <w:p>
       <w:pPr>
+        <w:pStyle w:val="Compact"/>
         <w:numPr>
           <w:ilvl w:val="0"/>
           <w:numId w:val="1005"/>
         </w:numPr>
+      </w:pPr>
+      <w:r>
+        <w:t xml:space="preserve">Documents attendance (names, roles, date) — this is the CP-3 evidence record</w:t>
+      </w:r>
+    </w:p>
+    <w:p>
+      <w:pPr>
         <w:pStyle w:val="Compact"/>
-      </w:pPr>
-      <w:r>
-        <w:t xml:space="preserve">Documents attendance (names, roles, date) — this is the CP-3 evidence record</w:t>
-      </w:r>
-    </w:p>
-    <w:p>
-      <w:pPr>
         <w:numPr>
           <w:ilvl w:val="0"/>
           <w:numId w:val="1005"/>
         </w:numPr>
+      </w:pPr>
+      <w:r>
+        <w:t xml:space="preserve">Records the scenario, injects, and timeline</w:t>
+      </w:r>
+    </w:p>
+    <w:p>
+      <w:pPr>
         <w:pStyle w:val="Compact"/>
-      </w:pPr>
-      <w:r>
-        <w:t xml:space="preserve">Records the scenario, injects, and timeline</w:t>
-      </w:r>
-    </w:p>
-    <w:p>
-      <w:pPr>
         <w:numPr>
           <w:ilvl w:val="0"/>
           <w:numId w:val="1005"/>
         </w:numPr>
+      </w:pPr>
+      <w:r>
+        <w:t xml:space="preserve">Identifies gaps found versus the CP-2 plan</w:t>
+      </w:r>
+    </w:p>
+    <w:p>
+      <w:pPr>
         <w:pStyle w:val="Compact"/>
-      </w:pPr>
-      <w:r>
-        <w:t xml:space="preserve">Identifies gaps found versus the CP-2 plan</w:t>
-      </w:r>
-    </w:p>
-    <w:p>
-      <w:pPr>
         <w:numPr>
           <w:ilvl w:val="0"/>
           <w:numId w:val="1005"/>
         </w:numPr>
+      </w:pPr>
+      <w:r>
+        <w:t xml:space="preserve">Assigns corrective actions with owners and due dates</w:t>
+      </w:r>
+    </w:p>
+    <w:p>
+      <w:pPr>
         <w:pStyle w:val="Compact"/>
-      </w:pPr>
-      <w:r>
-        <w:t xml:space="preserve">Assigns corrective actions with owners and due dates</w:t>
-      </w:r>
-    </w:p>
-    <w:p>
-      <w:pPr>
         <w:numPr>
           <w:ilvl w:val="0"/>
           <w:numId w:val="1005"/>
         </w:numPr>
-        <w:pStyle w:val="Compact"/>
       </w:pPr>
       <w:r>
         <w:t xml:space="preserve">Is reviewed by the ISSO and archived in the governance record system</w:t>
@@ -5874,25 +5549,25 @@
         </w:pict>
       </w:r>
     </w:p>
-    <w:bookmarkEnd w:id="48"/>
-    <w:bookmarkEnd w:id="49"/>
-    <w:bookmarkEnd w:id="50"/>
-    <w:bookmarkStart w:id="59" w:name="X5d2cfcf0b4e9a84389fb9586b6280caef5882bd"/>
+    <w:bookmarkEnd w:id="39"/>
+    <w:bookmarkEnd w:id="40"/>
+    <w:bookmarkEnd w:id="41"/>
+    <w:bookmarkStart w:id="50" w:name="X5d2cfcf0b4e9a84389fb9586b6280caef5882bd"/>
     <w:p>
       <w:pPr>
         <w:pStyle w:val="Heading1"/>
       </w:pPr>
       <w:r>
-        <w:t xml:space="preserve">Training Records and LMS Integration (AT-4)</w:t>
-      </w:r>
-    </w:p>
-    <w:bookmarkStart w:id="51" w:name="X695eb96f7b67776b17ba54fe81d0539a7b1317b"/>
+        <w:t xml:space="preserve">7. Training Records and LMS Integration (AT-4)</w:t>
+      </w:r>
+    </w:p>
+    <w:bookmarkStart w:id="42" w:name="X695eb96f7b67776b17ba54fe81d0539a7b1317b"/>
     <w:p>
       <w:pPr>
         <w:pStyle w:val="Heading2"/>
       </w:pPr>
       <w:r>
-        <w:t xml:space="preserve">The Machine-Readable Evidence Requirement</w:t>
+        <w:t xml:space="preserve">7.1 The Machine-Readable Evidence Requirement</w:t>
       </w:r>
     </w:p>
     <w:p>
@@ -5912,13 +5587,7 @@
         <w:t xml:space="preserve"> </w:t>
       </w:r>
       <w:r>
-        <w:t xml:space="preserve">“</w:t>
-      </w:r>
-      <w:r>
-        <w:t xml:space="preserve">review</w:t>
-      </w:r>
-      <w:r>
-        <w:t xml:space="preserve">”</w:t>
+        <w:t xml:space="preserve">“review”</w:t>
       </w:r>
       <w:r>
         <w:t xml:space="preserve"> </w:t>
@@ -6007,95 +5676,95 @@
     </w:p>
     <w:p>
       <w:pPr>
+        <w:pStyle w:val="Compact"/>
         <w:numPr>
           <w:ilvl w:val="0"/>
           <w:numId w:val="1006"/>
         </w:numPr>
+      </w:pPr>
+      <w:r>
+        <w:t xml:space="preserve">Did</w:t>
+      </w:r>
+      <w:r>
+        <w:t xml:space="preserve"> </w:t>
+      </w:r>
+      <w:r>
+        <w:rPr>
+          <w:b/>
+          <w:bCs/>
+        </w:rPr>
+        <w:t xml:space="preserve">all employees</w:t>
+      </w:r>
+      <w:r>
+        <w:t xml:space="preserve"> </w:t>
+      </w:r>
+      <w:r>
+        <w:t xml:space="preserve">complete annual security awareness training (AT-2)?</w:t>
+      </w:r>
+    </w:p>
+    <w:p>
+      <w:pPr>
         <w:pStyle w:val="Compact"/>
-      </w:pPr>
-      <w:r>
-        <w:t xml:space="preserve">Did</w:t>
-      </w:r>
-      <w:r>
-        <w:t xml:space="preserve"> </w:t>
-      </w:r>
-      <w:r>
-        <w:rPr>
-          <w:bCs/>
-          <w:b/>
-        </w:rPr>
-        <w:t xml:space="preserve">all employees</w:t>
-      </w:r>
-      <w:r>
-        <w:t xml:space="preserve"> </w:t>
-      </w:r>
-      <w:r>
-        <w:t xml:space="preserve">complete annual security awareness training (AT-2)?</w:t>
-      </w:r>
-    </w:p>
-    <w:p>
-      <w:pPr>
         <w:numPr>
           <w:ilvl w:val="0"/>
           <w:numId w:val="1006"/>
         </w:numPr>
+      </w:pPr>
+      <w:r>
+        <w:t xml:space="preserve">Did</w:t>
+      </w:r>
+      <w:r>
+        <w:t xml:space="preserve"> </w:t>
+      </w:r>
+      <w:r>
+        <w:rPr>
+          <w:b/>
+          <w:bCs/>
+        </w:rPr>
+        <w:t xml:space="preserve">all role-designated personnel</w:t>
+      </w:r>
+      <w:r>
+        <w:t xml:space="preserve"> </w:t>
+      </w:r>
+      <w:r>
+        <w:t xml:space="preserve">complete their role-specific track (AT-3)?</w:t>
+      </w:r>
+    </w:p>
+    <w:p>
+      <w:pPr>
         <w:pStyle w:val="Compact"/>
-      </w:pPr>
-      <w:r>
-        <w:t xml:space="preserve">Did</w:t>
-      </w:r>
-      <w:r>
-        <w:t xml:space="preserve"> </w:t>
-      </w:r>
-      <w:r>
-        <w:rPr>
-          <w:bCs/>
-          <w:b/>
-        </w:rPr>
-        <w:t xml:space="preserve">all role-designated personnel</w:t>
-      </w:r>
-      <w:r>
-        <w:t xml:space="preserve"> </w:t>
-      </w:r>
-      <w:r>
-        <w:t xml:space="preserve">complete their role-specific track (AT-3)?</w:t>
-      </w:r>
-    </w:p>
-    <w:p>
-      <w:pPr>
         <w:numPr>
           <w:ilvl w:val="0"/>
           <w:numId w:val="1006"/>
         </w:numPr>
+      </w:pPr>
+      <w:r>
+        <w:t xml:space="preserve">Did</w:t>
+      </w:r>
+      <w:r>
+        <w:t xml:space="preserve"> </w:t>
+      </w:r>
+      <w:r>
+        <w:rPr>
+          <w:b/>
+          <w:bCs/>
+        </w:rPr>
+        <w:t xml:space="preserve">all developers / engineers</w:t>
+      </w:r>
+      <w:r>
+        <w:t xml:space="preserve"> </w:t>
+      </w:r>
+      <w:r>
+        <w:t xml:space="preserve">complete secure delivery training (AT-3(3))?</w:t>
+      </w:r>
+    </w:p>
+    <w:p>
+      <w:pPr>
         <w:pStyle w:val="Compact"/>
-      </w:pPr>
-      <w:r>
-        <w:t xml:space="preserve">Did</w:t>
-      </w:r>
-      <w:r>
-        <w:t xml:space="preserve"> </w:t>
-      </w:r>
-      <w:r>
-        <w:rPr>
-          <w:bCs/>
-          <w:b/>
-        </w:rPr>
-        <w:t xml:space="preserve">all developers / engineers</w:t>
-      </w:r>
-      <w:r>
-        <w:t xml:space="preserve"> </w:t>
-      </w:r>
-      <w:r>
-        <w:t xml:space="preserve">complete secure delivery training (AT-3(3))?</w:t>
-      </w:r>
-    </w:p>
-    <w:p>
-      <w:pPr>
         <w:numPr>
           <w:ilvl w:val="0"/>
           <w:numId w:val="1006"/>
         </w:numPr>
-        <w:pStyle w:val="Compact"/>
       </w:pPr>
       <w:r>
         <w:t xml:space="preserve">Did</w:t>
@@ -6105,8 +5774,8 @@
       </w:r>
       <w:r>
         <w:rPr>
+          <w:b/>
           <w:bCs/>
-          <w:b/>
         </w:rPr>
         <w:t xml:space="preserve">all IR/DR personnel</w:t>
       </w:r>
@@ -6117,14 +5786,14 @@
         <w:t xml:space="preserve">attend the required drills and tabletops (IR-2, CP-3)?</w:t>
       </w:r>
     </w:p>
-    <w:bookmarkEnd w:id="51"/>
-    <w:bookmarkStart w:id="55" w:name="training-completion-record-schema"/>
+    <w:bookmarkEnd w:id="42"/>
+    <w:bookmarkStart w:id="46" w:name="training-completion-record-schema"/>
     <w:p>
       <w:pPr>
         <w:pStyle w:val="Heading2"/>
       </w:pPr>
       <w:r>
-        <w:t xml:space="preserve">Training Completion Record Schema</w:t>
+        <w:t xml:space="preserve">7.2 Training Completion Record Schema</w:t>
       </w:r>
     </w:p>
     <w:p>
@@ -8564,18 +8233,18 @@
           <wp:inline>
             <wp:extent cx="5334000" cy="1795096"/>
             <wp:effectExtent b="0" l="0" r="0" t="0"/>
-            <wp:docPr descr="AT-4 Evidence Collection Pipeline — governance.training-effectiveness-record" title="" id="53" name="Picture"/>
+            <wp:docPr descr="AT-4 Evidence Collection Pipeline — governance.training-effectiveness-record" title="" id="44" name="Picture"/>
             <a:graphic>
               <a:graphicData uri="http://schemas.openxmlformats.org/drawingml/2006/picture">
                 <pic:pic>
                   <pic:nvPicPr>
-                    <pic:cNvPr descr="figs/ced-fig-02-evidence-pipeline.png" id="54" name="Picture"/>
+                    <pic:cNvPr descr="figs/ced-fig-02-evidence-pipeline.png" id="45" name="Picture"/>
                     <pic:cNvPicPr>
                       <a:picLocks noChangeArrowheads="1" noChangeAspect="1"/>
                     </pic:cNvPicPr>
                   </pic:nvPicPr>
                   <pic:blipFill>
-                    <a:blip r:embed="rId52"/>
+                    <a:blip r:embed="rId43"/>
                     <a:stretch>
                       <a:fillRect/>
                     </a:stretch>
@@ -8610,14 +8279,14 @@
         <w:t xml:space="preserve">AT-4 Evidence Collection Pipeline — governance.training-effectiveness-record</w:t>
       </w:r>
     </w:p>
-    <w:bookmarkEnd w:id="55"/>
-    <w:bookmarkStart w:id="58" w:name="microsoft-viva-learning-integration"/>
+    <w:bookmarkEnd w:id="46"/>
+    <w:bookmarkStart w:id="49" w:name="microsoft-viva-learning-integration"/>
     <w:p>
       <w:pPr>
         <w:pStyle w:val="Heading2"/>
       </w:pPr>
       <w:r>
-        <w:t xml:space="preserve">Microsoft Viva Learning Integration</w:t>
+        <w:t xml:space="preserve">7.3 Microsoft Viva Learning Integration</w:t>
       </w:r>
     </w:p>
     <w:p>
@@ -8640,13 +8309,13 @@
         <w:t xml:space="preserve">Microsoft Graph API without additional integration effort:</w:t>
       </w:r>
     </w:p>
-    <w:bookmarkStart w:id="56" w:name="graph-api-query-for-at-4-evidence"/>
+    <w:bookmarkStart w:id="47" w:name="graph-api-query-for-at-4-evidence"/>
     <w:p>
       <w:pPr>
         <w:pStyle w:val="Heading3"/>
       </w:pPr>
       <w:r>
-        <w:t xml:space="preserve">Graph API Query for AT-4 Evidence</w:t>
+        <w:t xml:space="preserve">7.3.1 Graph API Query for AT-4 Evidence</w:t>
       </w:r>
     </w:p>
     <w:p>
@@ -8729,7 +8398,19 @@
         <w:rPr>
           <w:rStyle w:val="StringTok"/>
         </w:rPr>
-        <w:t xml:space="preserve">"Bearer $accessToken"</w:t>
+        <w:t xml:space="preserve">"Bearer </w:t>
+      </w:r>
+      <w:r>
+        <w:rPr>
+          <w:rStyle w:val="VariableTok"/>
+        </w:rPr>
+        <w:t xml:space="preserve">$accessToken</w:t>
+      </w:r>
+      <w:r>
+        <w:rPr>
+          <w:rStyle w:val="StringTok"/>
+        </w:rPr>
+        <w:t xml:space="preserve">"</w:t>
       </w:r>
       <w:r>
         <w:br/>
@@ -9044,13 +8725,13 @@
         <w:rPr>
           <w:rStyle w:val="NormalTok"/>
         </w:rPr>
-        <w:t xml:space="preserve">in @</w:t>
+        <w:t xml:space="preserve">in </w:t>
       </w:r>
       <w:r>
         <w:rPr>
           <w:rStyle w:val="OperatorTok"/>
         </w:rPr>
-        <w:t xml:space="preserve">(</w:t>
+        <w:t xml:space="preserve">@(</w:t>
       </w:r>
       <w:r>
         <w:rPr>
@@ -9191,7 +8872,19 @@
         <w:rPr>
           <w:rStyle w:val="NormalTok"/>
         </w:rPr>
-        <w:t xml:space="preserve">Depth 5 </w:t>
+        <w:t xml:space="preserve">Depth </w:t>
+      </w:r>
+      <w:r>
+        <w:rPr>
+          <w:rStyle w:val="DecValTok"/>
+        </w:rPr>
+        <w:t xml:space="preserve">5</w:t>
+      </w:r>
+      <w:r>
+        <w:rPr>
+          <w:rStyle w:val="NormalTok"/>
+        </w:rPr>
+        <w:t xml:space="preserve"> </w:t>
       </w:r>
       <w:r>
         <w:rPr>
@@ -9221,17 +8914,65 @@
         <w:rPr>
           <w:rStyle w:val="StringTok"/>
         </w:rPr>
-        <w:t xml:space="preserve">"training-record-$(Get-Date -Format 'yyyyQq').json"</w:t>
-      </w:r>
-    </w:p>
-    <w:bookmarkEnd w:id="56"/>
-    <w:bookmarkStart w:id="57" w:name="automated-monthly-export"/>
+        <w:t xml:space="preserve">"training-record-</w:t>
+      </w:r>
+      <w:r>
+        <w:rPr>
+          <w:rStyle w:val="OperatorTok"/>
+        </w:rPr>
+        <w:t xml:space="preserve">$(</w:t>
+      </w:r>
+      <w:r>
+        <w:rPr>
+          <w:rStyle w:val="FunctionTok"/>
+        </w:rPr>
+        <w:t xml:space="preserve">Get-Date</w:t>
+      </w:r>
+      <w:r>
+        <w:rPr>
+          <w:rStyle w:val="NormalTok"/>
+        </w:rPr>
+        <w:t xml:space="preserve"> </w:t>
+      </w:r>
+      <w:r>
+        <w:rPr>
+          <w:rStyle w:val="OperatorTok"/>
+        </w:rPr>
+        <w:t xml:space="preserve">-</w:t>
+      </w:r>
+      <w:r>
+        <w:rPr>
+          <w:rStyle w:val="NormalTok"/>
+        </w:rPr>
+        <w:t xml:space="preserve">Format </w:t>
+      </w:r>
+      <w:r>
+        <w:rPr>
+          <w:rStyle w:val="StringTok"/>
+        </w:rPr>
+        <w:t xml:space="preserve">'yyyyQq'</w:t>
+      </w:r>
+      <w:r>
+        <w:rPr>
+          <w:rStyle w:val="OperatorTok"/>
+        </w:rPr>
+        <w:t xml:space="preserve">)</w:t>
+      </w:r>
+      <w:r>
+        <w:rPr>
+          <w:rStyle w:val="StringTok"/>
+        </w:rPr>
+        <w:t xml:space="preserve">.json"</w:t>
+      </w:r>
+    </w:p>
+    <w:bookmarkEnd w:id="47"/>
+    <w:bookmarkStart w:id="48" w:name="automated-monthly-export"/>
     <w:p>
       <w:pPr>
         <w:pStyle w:val="Heading3"/>
       </w:pPr>
       <w:r>
-        <w:t xml:space="preserve">Automated Monthly Export</w:t>
+        <w:t xml:space="preserve">7.3.2 Automated Monthly Export</w:t>
       </w:r>
     </w:p>
     <w:p>
@@ -9256,119 +8997,119 @@
     </w:p>
     <w:p>
       <w:pPr>
+        <w:pStyle w:val="Compact"/>
         <w:numPr>
           <w:ilvl w:val="0"/>
           <w:numId w:val="1007"/>
         </w:numPr>
+      </w:pPr>
+      <w:r>
+        <w:rPr>
+          <w:b/>
+          <w:bCs/>
+        </w:rPr>
+        <w:t xml:space="preserve">Logic App or Azure Automation runbook</w:t>
+      </w:r>
+      <w:r>
+        <w:t xml:space="preserve"> </w:t>
+      </w:r>
+      <w:r>
+        <w:t xml:space="preserve">triggers on the 1st of each month</w:t>
+      </w:r>
+    </w:p>
+    <w:p>
+      <w:pPr>
         <w:pStyle w:val="Compact"/>
-      </w:pPr>
-      <w:r>
-        <w:rPr>
-          <w:bCs/>
-          <w:b/>
-        </w:rPr>
-        <w:t xml:space="preserve">Logic App or Azure Automation runbook</w:t>
-      </w:r>
-      <w:r>
-        <w:t xml:space="preserve"> </w:t>
-      </w:r>
-      <w:r>
-        <w:t xml:space="preserve">triggers on the 1st of each month</w:t>
-      </w:r>
-    </w:p>
-    <w:p>
-      <w:pPr>
         <w:numPr>
           <w:ilvl w:val="0"/>
           <w:numId w:val="1007"/>
         </w:numPr>
+      </w:pPr>
+      <w:r>
+        <w:rPr>
+          <w:b/>
+          <w:bCs/>
+        </w:rPr>
+        <w:t xml:space="preserve">Graph API call</w:t>
+      </w:r>
+      <w:r>
+        <w:t xml:space="preserve"> </w:t>
+      </w:r>
+      <w:r>
+        <w:t xml:space="preserve">retrieves completion records for all AAN training courses</w:t>
+      </w:r>
+    </w:p>
+    <w:p>
+      <w:pPr>
         <w:pStyle w:val="Compact"/>
-      </w:pPr>
-      <w:r>
-        <w:rPr>
-          <w:bCs/>
-          <w:b/>
-        </w:rPr>
-        <w:t xml:space="preserve">Graph API call</w:t>
-      </w:r>
-      <w:r>
-        <w:t xml:space="preserve"> </w:t>
-      </w:r>
-      <w:r>
-        <w:t xml:space="preserve">retrieves completion records for all AAN training courses</w:t>
-      </w:r>
-    </w:p>
-    <w:p>
-      <w:pPr>
         <w:numPr>
           <w:ilvl w:val="0"/>
           <w:numId w:val="1007"/>
         </w:numPr>
+      </w:pPr>
+      <w:r>
+        <w:rPr>
+          <w:b/>
+          <w:bCs/>
+        </w:rPr>
+        <w:t xml:space="preserve">Transform</w:t>
+      </w:r>
+      <w:r>
+        <w:t xml:space="preserve"> </w:t>
+      </w:r>
+      <w:r>
+        <w:t xml:space="preserve">maps Graph API response to the UIAO</w:t>
+      </w:r>
+      <w:r>
+        <w:t xml:space="preserve"> </w:t>
+      </w:r>
+      <w:r>
+        <w:rPr>
+          <w:rStyle w:val="VerbatimChar"/>
+        </w:rPr>
+        <w:t xml:space="preserve">training-effectiveness-record</w:t>
+      </w:r>
+      <w:r>
+        <w:t xml:space="preserve"> </w:t>
+      </w:r>
+      <w:r>
+        <w:t xml:space="preserve">schema</w:t>
+      </w:r>
+    </w:p>
+    <w:p>
+      <w:pPr>
         <w:pStyle w:val="Compact"/>
-      </w:pPr>
-      <w:r>
-        <w:rPr>
-          <w:bCs/>
-          <w:b/>
-        </w:rPr>
-        <w:t xml:space="preserve">Transform</w:t>
-      </w:r>
-      <w:r>
-        <w:t xml:space="preserve"> </w:t>
-      </w:r>
-      <w:r>
-        <w:t xml:space="preserve">maps Graph API response to the UIAO</w:t>
-      </w:r>
-      <w:r>
-        <w:t xml:space="preserve"> </w:t>
-      </w:r>
-      <w:r>
-        <w:rPr>
-          <w:rStyle w:val="VerbatimChar"/>
-        </w:rPr>
-        <w:t xml:space="preserve">training-effectiveness-record</w:t>
-      </w:r>
-      <w:r>
-        <w:t xml:space="preserve"> </w:t>
-      </w:r>
-      <w:r>
-        <w:t xml:space="preserve">schema</w:t>
-      </w:r>
-    </w:p>
-    <w:p>
-      <w:pPr>
         <w:numPr>
           <w:ilvl w:val="0"/>
           <w:numId w:val="1007"/>
         </w:numPr>
+      </w:pPr>
+      <w:r>
+        <w:rPr>
+          <w:b/>
+          <w:bCs/>
+        </w:rPr>
+        <w:t xml:space="preserve">Storage</w:t>
+      </w:r>
+      <w:r>
+        <w:t xml:space="preserve"> </w:t>
+      </w:r>
+      <w:r>
+        <w:t xml:space="preserve">writes the JSON to the governance record store (Azure Storage, GCC-compliant)</w:t>
+      </w:r>
+    </w:p>
+    <w:p>
+      <w:pPr>
         <w:pStyle w:val="Compact"/>
-      </w:pPr>
-      <w:r>
-        <w:rPr>
-          <w:bCs/>
-          <w:b/>
-        </w:rPr>
-        <w:t xml:space="preserve">Storage</w:t>
-      </w:r>
-      <w:r>
-        <w:t xml:space="preserve"> </w:t>
-      </w:r>
-      <w:r>
-        <w:t xml:space="preserve">writes the JSON to the governance record store (Azure Storage, GCC-compliant)</w:t>
-      </w:r>
-    </w:p>
-    <w:p>
-      <w:pPr>
         <w:numPr>
           <w:ilvl w:val="0"/>
           <w:numId w:val="1007"/>
         </w:numPr>
-        <w:pStyle w:val="Compact"/>
-      </w:pPr>
-      <w:r>
-        <w:rPr>
+      </w:pPr>
+      <w:r>
+        <w:rPr>
+          <w:b/>
           <w:bCs/>
-          <w:b/>
         </w:rPr>
         <w:t xml:space="preserve">UIAO substrate pull</w:t>
       </w:r>
@@ -9386,25 +9127,25 @@
         </w:pict>
       </w:r>
     </w:p>
-    <w:bookmarkEnd w:id="57"/>
-    <w:bookmarkEnd w:id="58"/>
-    <w:bookmarkEnd w:id="59"/>
-    <w:bookmarkStart w:id="63" w:name="nist-control-closure"/>
+    <w:bookmarkEnd w:id="48"/>
+    <w:bookmarkEnd w:id="49"/>
+    <w:bookmarkEnd w:id="50"/>
+    <w:bookmarkStart w:id="54" w:name="nist-control-closure"/>
     <w:p>
       <w:pPr>
         <w:pStyle w:val="Heading1"/>
       </w:pPr>
       <w:r>
-        <w:t xml:space="preserve">NIST Control Closure</w:t>
-      </w:r>
-    </w:p>
-    <w:bookmarkStart w:id="60" w:name="at-family-awareness-and-training"/>
+        <w:t xml:space="preserve">8. NIST Control Closure</w:t>
+      </w:r>
+    </w:p>
+    <w:bookmarkStart w:id="51" w:name="at-family-awareness-and-training"/>
     <w:p>
       <w:pPr>
         <w:pStyle w:val="Heading2"/>
       </w:pPr>
       <w:r>
-        <w:t xml:space="preserve">AT Family — Awareness and Training</w:t>
+        <w:t xml:space="preserve">8.1 AT Family — Awareness and Training</w:t>
       </w:r>
     </w:p>
     <w:p>
@@ -9412,16 +9153,16 @@
         <w:pStyle w:val="TableCaption"/>
       </w:pPr>
       <w:r>
-        <w:t xml:space="preserve">AT Family Control Closure {.striped .hover}</w:t>
+        <w:t xml:space="preserve">AT Family Control Closure</w:t>
       </w:r>
     </w:p>
     <w:tbl>
       <w:tblPr>
         <w:tblStyle w:val="Table"/>
         <w:tblW w:type="pct" w:w="5000"/>
+        <w:tblLayout w:type="fixed"/>
         <w:tblLook w:firstRow="1" w:lastRow="0" w:firstColumn="0" w:lastColumn="0" w:noHBand="0" w:noVBand="0" w:val="0020"/>
-        <w:jc w:val="start"/>
-        <w:tblCaption w:val="AT Family Control Closure {.striped .hover}"/>
+        <w:tblCaption w:val="AT Family Control Closure"/>
       </w:tblPr>
       <w:tblGrid>
         <w:gridCol w:w="1425"/>
@@ -9430,14 +9171,13 @@
       </w:tblGrid>
       <w:tr>
         <w:trPr>
-          <w:tblHeader w:val="true"/>
+          <w:tblHeader w:val="on"/>
         </w:trPr>
         <w:tc>
           <w:tcPr/>
           <w:p>
             <w:pPr>
               <w:pStyle w:val="Compact"/>
-              <w:jc w:val="left"/>
             </w:pPr>
             <w:r>
               <w:t xml:space="preserve">Control</w:t>
@@ -9449,7 +9189,6 @@
           <w:p>
             <w:pPr>
               <w:pStyle w:val="Compact"/>
-              <w:jc w:val="left"/>
             </w:pPr>
             <w:r>
               <w:t xml:space="preserve">Requirement</w:t>
@@ -9461,7 +9200,6 @@
           <w:p>
             <w:pPr>
               <w:pStyle w:val="Compact"/>
-              <w:jc w:val="left"/>
             </w:pPr>
             <w:r>
               <w:t xml:space="preserve">How This Document Closes It</w:t>
@@ -9475,12 +9213,11 @@
           <w:p>
             <w:pPr>
               <w:pStyle w:val="Compact"/>
-              <w:jc w:val="left"/>
             </w:pPr>
             <w:r>
               <w:rPr>
+                <w:b/>
                 <w:bCs/>
-                <w:b/>
               </w:rPr>
               <w:t xml:space="preserve">AT-2</w:t>
             </w:r>
@@ -9491,7 +9228,6 @@
           <w:p>
             <w:pPr>
               <w:pStyle w:val="Compact"/>
-              <w:jc w:val="left"/>
             </w:pPr>
             <w:r>
               <w:t xml:space="preserve">Security awareness training for all personnel before access and annually</w:t>
@@ -9503,7 +9239,6 @@
           <w:p>
             <w:pPr>
               <w:pStyle w:val="Compact"/>
-              <w:jc w:val="left"/>
             </w:pPr>
             <w:r>
               <w:t xml:space="preserve">Annual Viva Learning program covering all 8 modules; phishing simulation quarterly; LMS completion record as AT-4 evidence</w:t>
@@ -9517,12 +9252,11 @@
           <w:p>
             <w:pPr>
               <w:pStyle w:val="Compact"/>
-              <w:jc w:val="left"/>
             </w:pPr>
             <w:r>
               <w:rPr>
+                <w:b/>
                 <w:bCs/>
-                <w:b/>
               </w:rPr>
               <w:t xml:space="preserve">AT-2(1)</w:t>
             </w:r>
@@ -9533,7 +9267,6 @@
           <w:p>
             <w:pPr>
               <w:pStyle w:val="Compact"/>
-              <w:jc w:val="left"/>
             </w:pPr>
             <w:r>
               <w:t xml:space="preserve">Practical exercises</w:t>
@@ -9545,7 +9278,6 @@
           <w:p>
             <w:pPr>
               <w:pStyle w:val="Compact"/>
-              <w:jc w:val="left"/>
             </w:pPr>
             <w:r>
               <w:t xml:space="preserve">Quarterly phishing simulation with click-rate tracking and remedial training trigger</w:t>
@@ -9559,12 +9291,11 @@
           <w:p>
             <w:pPr>
               <w:pStyle w:val="Compact"/>
-              <w:jc w:val="left"/>
             </w:pPr>
             <w:r>
               <w:rPr>
+                <w:b/>
                 <w:bCs/>
-                <w:b/>
               </w:rPr>
               <w:t xml:space="preserve">AT-2(2)</w:t>
             </w:r>
@@ -9575,7 +9306,6 @@
           <w:p>
             <w:pPr>
               <w:pStyle w:val="Compact"/>
-              <w:jc w:val="left"/>
             </w:pPr>
             <w:r>
               <w:t xml:space="preserve">Insider threat awareness</w:t>
@@ -9587,7 +9317,6 @@
           <w:p>
             <w:pPr>
               <w:pStyle w:val="Compact"/>
-              <w:jc w:val="left"/>
             </w:pPr>
             <w:r>
               <w:t xml:space="preserve">Dedicated insider threat module in annual awareness program</w:t>
@@ -9601,12 +9330,11 @@
           <w:p>
             <w:pPr>
               <w:pStyle w:val="Compact"/>
-              <w:jc w:val="left"/>
             </w:pPr>
             <w:r>
               <w:rPr>
+                <w:b/>
                 <w:bCs/>
-                <w:b/>
               </w:rPr>
               <w:t xml:space="preserve">AT-3</w:t>
             </w:r>
@@ -9617,7 +9345,6 @@
           <w:p>
             <w:pPr>
               <w:pStyle w:val="Compact"/>
-              <w:jc w:val="left"/>
             </w:pPr>
             <w:r>
               <w:t xml:space="preserve">Role-based training for personnel with security responsibilities</w:t>
@@ -9629,7 +9356,6 @@
           <w:p>
             <w:pPr>
               <w:pStyle w:val="Compact"/>
-              <w:jc w:val="left"/>
             </w:pPr>
             <w:r>
               <w:t xml:space="preserve">Six-tier role matrix with distinct curricula; completion tracked separately per tier</w:t>
@@ -9643,12 +9369,11 @@
           <w:p>
             <w:pPr>
               <w:pStyle w:val="Compact"/>
-              <w:jc w:val="left"/>
             </w:pPr>
             <w:r>
               <w:rPr>
+                <w:b/>
                 <w:bCs/>
-                <w:b/>
               </w:rPr>
               <w:t xml:space="preserve">AT-3(3)</w:t>
             </w:r>
@@ -9659,7 +9384,6 @@
           <w:p>
             <w:pPr>
               <w:pStyle w:val="Compact"/>
-              <w:jc w:val="left"/>
             </w:pPr>
             <w:r>
               <w:t xml:space="preserve">Practical exercises for high-risk roles</w:t>
@@ -9671,7 +9395,6 @@
           <w:p>
             <w:pPr>
               <w:pStyle w:val="Compact"/>
-              <w:jc w:val="left"/>
             </w:pPr>
             <w:r>
               <w:t xml:space="preserve">Hands-on SBOM/Grype labs for Tier 3; Sentinel drill exercises for Tier 4; tabletop participation for Tier 1</w:t>
@@ -9685,12 +9408,11 @@
           <w:p>
             <w:pPr>
               <w:pStyle w:val="Compact"/>
-              <w:jc w:val="left"/>
             </w:pPr>
             <w:r>
               <w:rPr>
+                <w:b/>
                 <w:bCs/>
-                <w:b/>
               </w:rPr>
               <w:t xml:space="preserve">AT-3(5)</w:t>
             </w:r>
@@ -9701,7 +9423,6 @@
           <w:p>
             <w:pPr>
               <w:pStyle w:val="Compact"/>
-              <w:jc w:val="left"/>
             </w:pPr>
             <w:r>
               <w:t xml:space="preserve">PII processing training</w:t>
@@ -9713,7 +9434,6 @@
           <w:p>
             <w:pPr>
               <w:pStyle w:val="Compact"/>
-              <w:jc w:val="left"/>
             </w:pPr>
             <w:r>
               <w:t xml:space="preserve">Purview DLP and sensitivity label training for Tier 5 data stewards; connects to Part 17</w:t>
@@ -9727,12 +9447,11 @@
           <w:p>
             <w:pPr>
               <w:pStyle w:val="Compact"/>
-              <w:jc w:val="left"/>
             </w:pPr>
             <w:r>
               <w:rPr>
+                <w:b/>
                 <w:bCs/>
-                <w:b/>
               </w:rPr>
               <w:t xml:space="preserve">AT-4</w:t>
             </w:r>
@@ -9743,7 +9462,6 @@
           <w:p>
             <w:pPr>
               <w:pStyle w:val="Compact"/>
-              <w:jc w:val="left"/>
             </w:pPr>
             <w:r>
               <w:t xml:space="preserve">Training records</w:t>
@@ -9755,7 +9473,6 @@
           <w:p>
             <w:pPr>
               <w:pStyle w:val="Compact"/>
-              <w:jc w:val="left"/>
             </w:pPr>
             <w:r>
               <w:t xml:space="preserve">Viva Learning Graph API export; JSON schema defined; monthly automated pull to UIAO governance substrate</w:t>
@@ -9764,14 +9481,14 @@
         </w:tc>
       </w:tr>
     </w:tbl>
-    <w:bookmarkEnd w:id="60"/>
-    <w:bookmarkStart w:id="61" w:name="cp-and-ir-family-contributions"/>
+    <w:bookmarkEnd w:id="51"/>
+    <w:bookmarkStart w:id="52" w:name="cp-and-ir-family-contributions"/>
     <w:p>
       <w:pPr>
         <w:pStyle w:val="Heading2"/>
       </w:pPr>
       <w:r>
-        <w:t xml:space="preserve">CP and IR Family Contributions</w:t>
+        <w:t xml:space="preserve">8.2 CP and IR Family Contributions</w:t>
       </w:r>
     </w:p>
     <w:p>
@@ -9779,16 +9496,16 @@
         <w:pStyle w:val="TableCaption"/>
       </w:pPr>
       <w:r>
-        <w:t xml:space="preserve">CP-3 and IR-2 Contributions {.striped .hover}</w:t>
+        <w:t xml:space="preserve">CP-3 and IR-2 Contributions</w:t>
       </w:r>
     </w:p>
     <w:tbl>
       <w:tblPr>
         <w:tblStyle w:val="Table"/>
         <w:tblW w:type="pct" w:w="5000"/>
+        <w:tblLayout w:type="fixed"/>
         <w:tblLook w:firstRow="1" w:lastRow="0" w:firstColumn="0" w:lastColumn="0" w:noHBand="0" w:noVBand="0" w:val="0020"/>
-        <w:jc w:val="start"/>
-        <w:tblCaption w:val="CP-3 and IR-2 Contributions {.striped .hover}"/>
+        <w:tblCaption w:val="CP-3 and IR-2 Contributions"/>
       </w:tblPr>
       <w:tblGrid>
         <w:gridCol w:w="1827"/>
@@ -9796,14 +9513,13 @@
       </w:tblGrid>
       <w:tr>
         <w:trPr>
-          <w:tblHeader w:val="true"/>
+          <w:tblHeader w:val="on"/>
         </w:trPr>
         <w:tc>
           <w:tcPr/>
           <w:p>
             <w:pPr>
               <w:pStyle w:val="Compact"/>
-              <w:jc w:val="left"/>
             </w:pPr>
             <w:r>
               <w:t xml:space="preserve">Control</w:t>
@@ -9815,7 +9531,6 @@
           <w:p>
             <w:pPr>
               <w:pStyle w:val="Compact"/>
-              <w:jc w:val="left"/>
             </w:pPr>
             <w:r>
               <w:t xml:space="preserve">How This Document Contributes</w:t>
@@ -9829,12 +9544,11 @@
           <w:p>
             <w:pPr>
               <w:pStyle w:val="Compact"/>
-              <w:jc w:val="left"/>
             </w:pPr>
             <w:r>
               <w:rPr>
+                <w:b/>
                 <w:bCs/>
-                <w:b/>
               </w:rPr>
               <w:t xml:space="preserve">CP-3</w:t>
             </w:r>
@@ -9845,7 +9559,6 @@
           <w:p>
             <w:pPr>
               <w:pStyle w:val="Compact"/>
-              <w:jc w:val="left"/>
             </w:pPr>
             <w:r>
               <w:t xml:space="preserve">Annual tabletop calendar with four quarterly exercises; attendance and after-action records archived; feeds PM-14 T&amp;T&amp;M tracker</w:t>
@@ -9859,12 +9572,11 @@
           <w:p>
             <w:pPr>
               <w:pStyle w:val="Compact"/>
-              <w:jc w:val="left"/>
             </w:pPr>
             <w:r>
               <w:rPr>
+                <w:b/>
                 <w:bCs/>
-                <w:b/>
               </w:rPr>
               <w:t xml:space="preserve">IR-2</w:t>
             </w:r>
@@ -9875,7 +9587,6 @@
           <w:p>
             <w:pPr>
               <w:pStyle w:val="Compact"/>
-              <w:jc w:val="left"/>
             </w:pPr>
             <w:r>
               <w:t xml:space="preserve">Semi-annual IR procedure drills; quarterly Sentinel playbook exercises; scenario library maintained by SOC; after-action reports archived</w:t>
@@ -9884,14 +9595,14 @@
         </w:tc>
       </w:tr>
     </w:tbl>
-    <w:bookmarkEnd w:id="61"/>
-    <w:bookmarkStart w:id="62" w:name="net-new-controls-closed-by-part-18"/>
+    <w:bookmarkEnd w:id="52"/>
+    <w:bookmarkStart w:id="53" w:name="net-new-controls-closed-by-part-18"/>
     <w:p>
       <w:pPr>
         <w:pStyle w:val="Heading2"/>
       </w:pPr>
       <w:r>
-        <w:t xml:space="preserve">Net New Controls Closed by Part 18</w:t>
+        <w:t xml:space="preserve">8.3 Net New Controls Closed by Part 18</w:t>
       </w:r>
     </w:p>
     <w:p>
@@ -9899,16 +9610,16 @@
         <w:pStyle w:val="TableCaption"/>
       </w:pPr>
       <w:r>
-        <w:t xml:space="preserve">Part 18 — Net New NIST SP 800-53 Rev 5 Controls Closed {.striped .hover}</w:t>
+        <w:t xml:space="preserve">Part 18 — Net New NIST SP 800-53 Rev 5 Controls Closed</w:t>
       </w:r>
     </w:p>
     <w:tbl>
       <w:tblPr>
         <w:tblStyle w:val="Table"/>
         <w:tblW w:type="pct" w:w="5000"/>
+        <w:tblLayout w:type="fixed"/>
         <w:tblLook w:firstRow="1" w:lastRow="0" w:firstColumn="0" w:lastColumn="0" w:noHBand="0" w:noVBand="0" w:val="0020"/>
-        <w:jc w:val="start"/>
-        <w:tblCaption w:val="Part 18 — Net New NIST SP 800-53 Rev 5 Controls Closed {.striped .hover}"/>
+        <w:tblCaption w:val="Part 18 — Net New NIST SP 800-53 Rev 5 Controls Closed"/>
       </w:tblPr>
       <w:tblGrid>
         <w:gridCol w:w="2640"/>
@@ -9917,14 +9628,13 @@
       </w:tblGrid>
       <w:tr>
         <w:trPr>
-          <w:tblHeader w:val="true"/>
+          <w:tblHeader w:val="on"/>
         </w:trPr>
         <w:tc>
           <w:tcPr/>
           <w:p>
             <w:pPr>
               <w:pStyle w:val="Compact"/>
-              <w:jc w:val="left"/>
             </w:pPr>
             <w:r>
               <w:t xml:space="preserve">Family</w:t>
@@ -9936,7 +9646,6 @@
           <w:p>
             <w:pPr>
               <w:pStyle w:val="Compact"/>
-              <w:jc w:val="left"/>
             </w:pPr>
             <w:r>
               <w:t xml:space="preserve">Controls</w:t>
@@ -9948,7 +9657,6 @@
           <w:p>
             <w:pPr>
               <w:pStyle w:val="Compact"/>
-              <w:jc w:val="left"/>
             </w:pPr>
             <w:r>
               <w:t xml:space="preserve">Count</w:t>
@@ -9962,7 +9670,6 @@
           <w:p>
             <w:pPr>
               <w:pStyle w:val="Compact"/>
-              <w:jc w:val="left"/>
             </w:pPr>
             <w:r>
               <w:t xml:space="preserve">AT — Awareness and Training</w:t>
@@ -9974,7 +9681,6 @@
           <w:p>
             <w:pPr>
               <w:pStyle w:val="Compact"/>
-              <w:jc w:val="left"/>
             </w:pPr>
             <w:r>
               <w:t xml:space="preserve">AT-2, AT-2(1), AT-2(2), AT-3, AT-3(3), AT-3(5), AT-4</w:t>
@@ -9986,7 +9692,6 @@
           <w:p>
             <w:pPr>
               <w:pStyle w:val="Compact"/>
-              <w:jc w:val="left"/>
             </w:pPr>
             <w:r>
               <w:t xml:space="preserve">7</w:t>
@@ -10000,7 +9705,6 @@
           <w:p>
             <w:pPr>
               <w:pStyle w:val="Compact"/>
-              <w:jc w:val="left"/>
             </w:pPr>
             <w:r>
               <w:t xml:space="preserve">CP — Contingency Planning</w:t>
@@ -10012,7 +9716,6 @@
           <w:p>
             <w:pPr>
               <w:pStyle w:val="Compact"/>
-              <w:jc w:val="left"/>
             </w:pPr>
             <w:r>
               <w:t xml:space="preserve">CP-3 (tabletop evidence; plan execution link)</w:t>
@@ -10024,7 +9727,6 @@
           <w:p>
             <w:pPr>
               <w:pStyle w:val="Compact"/>
-              <w:jc w:val="left"/>
             </w:pPr>
             <w:r>
               <w:t xml:space="preserve">1</w:t>
@@ -10038,7 +9740,6 @@
           <w:p>
             <w:pPr>
               <w:pStyle w:val="Compact"/>
-              <w:jc w:val="left"/>
             </w:pPr>
             <w:r>
               <w:t xml:space="preserve">IR — Incident Response</w:t>
@@ -10050,7 +9751,6 @@
           <w:p>
             <w:pPr>
               <w:pStyle w:val="Compact"/>
-              <w:jc w:val="left"/>
             </w:pPr>
             <w:r>
               <w:t xml:space="preserve">IR-2 (drill evidence; playbook link)</w:t>
@@ -10062,7 +9762,6 @@
           <w:p>
             <w:pPr>
               <w:pStyle w:val="Compact"/>
-              <w:jc w:val="left"/>
             </w:pPr>
             <w:r>
               <w:t xml:space="preserve">1</w:t>
@@ -10076,12 +9775,11 @@
           <w:p>
             <w:pPr>
               <w:pStyle w:val="Compact"/>
-              <w:jc w:val="left"/>
             </w:pPr>
             <w:r>
               <w:rPr>
+                <w:b/>
                 <w:bCs/>
-                <w:b/>
               </w:rPr>
               <w:t xml:space="preserve">Total</w:t>
             </w:r>
@@ -10100,12 +9798,11 @@
           <w:p>
             <w:pPr>
               <w:pStyle w:val="Compact"/>
-              <w:jc w:val="left"/>
             </w:pPr>
             <w:r>
               <w:rPr>
+                <w:b/>
                 <w:bCs/>
-                <w:b/>
               </w:rPr>
               <w:t xml:space="preserve">9 controls</w:t>
             </w:r>
@@ -10120,24 +9817,24 @@
         </w:pict>
       </w:r>
     </w:p>
-    <w:bookmarkEnd w:id="62"/>
-    <w:bookmarkEnd w:id="63"/>
-    <w:bookmarkStart w:id="67" w:name="ksi-ced-rat-activation"/>
+    <w:bookmarkEnd w:id="53"/>
+    <w:bookmarkEnd w:id="54"/>
+    <w:bookmarkStart w:id="58" w:name="ksi-ced-rat-activation"/>
     <w:p>
       <w:pPr>
         <w:pStyle w:val="Heading1"/>
       </w:pPr>
       <w:r>
-        <w:t xml:space="preserve">KSI-CED-RAT Activation</w:t>
-      </w:r>
-    </w:p>
-    <w:bookmarkStart w:id="64" w:name="evidence-contract"/>
+        <w:t xml:space="preserve">9. KSI-CED-RAT Activation</w:t>
+      </w:r>
+    </w:p>
+    <w:bookmarkStart w:id="55" w:name="evidence-contract"/>
     <w:p>
       <w:pPr>
         <w:pStyle w:val="Heading2"/>
       </w:pPr>
       <w:r>
-        <w:t xml:space="preserve">Evidence Contract</w:t>
+        <w:t xml:space="preserve">9.1 Evidence Contract</w:t>
       </w:r>
     </w:p>
     <w:p>
@@ -10151,13 +9848,7 @@
         <w:t xml:space="preserve"> </w:t>
       </w:r>
       <w:r>
-        <w:t xml:space="preserve">“</w:t>
-      </w:r>
-      <w:r>
-        <w:t xml:space="preserve">Reviewing All Training</w:t>
-      </w:r>
-      <w:r>
-        <w:t xml:space="preserve">”</w:t>
+        <w:t xml:space="preserve">“Reviewing All Training”</w:t>
       </w:r>
       <w:r>
         <w:t xml:space="preserve">) is the final scaffold</w:t>
@@ -10207,8 +9898,8 @@
       </w:pPr>
       <w:r>
         <w:rPr>
+          <w:b/>
           <w:bCs/>
-          <w:b/>
         </w:rPr>
         <w:t xml:space="preserve">Dimension 1 (AT-2):</w:t>
       </w:r>
@@ -10240,8 +9931,8 @@
       </w:pPr>
       <w:r>
         <w:rPr>
+          <w:b/>
           <w:bCs/>
-          <w:b/>
         </w:rPr>
         <w:t xml:space="preserve">Dimension 2 (AT-3 role-based):</w:t>
       </w:r>
@@ -10273,8 +9964,8 @@
       </w:pPr>
       <w:r>
         <w:rPr>
+          <w:b/>
           <w:bCs/>
-          <w:b/>
         </w:rPr>
         <w:t xml:space="preserve">Dimension 3 (AT-3 secure delivery):</w:t>
       </w:r>
@@ -10306,8 +9997,8 @@
       </w:pPr>
       <w:r>
         <w:rPr>
+          <w:b/>
           <w:bCs/>
-          <w:b/>
         </w:rPr>
         <w:t xml:space="preserve">Dimension 4 (IR-2/CP-3):</w:t>
       </w:r>
@@ -10370,227 +10061,227 @@
     </w:p>
     <w:p>
       <w:pPr>
+        <w:pStyle w:val="Compact"/>
         <w:numPr>
           <w:ilvl w:val="0"/>
           <w:numId w:val="1009"/>
         </w:numPr>
+      </w:pPr>
+      <w:r>
+        <w:t xml:space="preserve">AT-2 completion rate ≥ 95% (allowing for onboarding lag and approved exceptions)</w:t>
+      </w:r>
+    </w:p>
+    <w:p>
+      <w:pPr>
         <w:pStyle w:val="Compact"/>
-      </w:pPr>
-      <w:r>
-        <w:t xml:space="preserve">AT-2 completion rate ≥ 95% (allowing for onboarding lag and approved exceptions)</w:t>
-      </w:r>
-    </w:p>
-    <w:p>
-      <w:pPr>
         <w:numPr>
           <w:ilvl w:val="0"/>
           <w:numId w:val="1009"/>
         </w:numPr>
+      </w:pPr>
+      <w:r>
+        <w:t xml:space="preserve">AT-3 completion rate ≥ 95% per tier</w:t>
+      </w:r>
+    </w:p>
+    <w:p>
+      <w:pPr>
         <w:pStyle w:val="Compact"/>
-      </w:pPr>
-      <w:r>
-        <w:t xml:space="preserve">AT-3 completion rate ≥ 95% per tier</w:t>
-      </w:r>
-    </w:p>
-    <w:p>
-      <w:pPr>
         <w:numPr>
           <w:ilvl w:val="0"/>
           <w:numId w:val="1009"/>
         </w:numPr>
+      </w:pPr>
+      <w:r>
+        <w:t xml:space="preserve">AT-3 secure delivery completion rate ≥ 95%</w:t>
+      </w:r>
+    </w:p>
+    <w:p>
+      <w:pPr>
         <w:pStyle w:val="Compact"/>
-      </w:pPr>
-      <w:r>
-        <w:t xml:space="preserve">AT-3 secure delivery completion rate ≥ 95%</w:t>
-      </w:r>
-    </w:p>
-    <w:p>
-      <w:pPr>
         <w:numPr>
           <w:ilvl w:val="0"/>
           <w:numId w:val="1009"/>
         </w:numPr>
+      </w:pPr>
+      <w:r>
+        <w:t xml:space="preserve">IR/DR drills conducted on schedule (both semi-annual drills run; tabletop run)</w:t>
+      </w:r>
+    </w:p>
+    <w:bookmarkEnd w:id="55"/>
+    <w:bookmarkStart w:id="56" w:name="ksi-022-status-after-part-18"/>
+    <w:p>
+      <w:pPr>
+        <w:pStyle w:val="Heading2"/>
+      </w:pPr>
+      <w:r>
+        <w:t xml:space="preserve">9.2 KSI-022 Status After Part 18</w:t>
+      </w:r>
+    </w:p>
+    <w:p>
+      <w:pPr>
+        <w:pStyle w:val="FirstParagraph"/>
+      </w:pPr>
+      <w:r>
+        <w:t xml:space="preserve">Once the monthly LMS export is operational and the first</w:t>
+      </w:r>
+      <w:r>
+        <w:t xml:space="preserve"> </w:t>
+      </w:r>
+      <w:r>
+        <w:rPr>
+          <w:rStyle w:val="VerbatimChar"/>
+        </w:rPr>
+        <w:t xml:space="preserve">training-effectiveness-record</w:t>
+      </w:r>
+      <w:r>
+        <w:t xml:space="preserve"> </w:t>
+      </w:r>
+      <w:r>
+        <w:t xml:space="preserve">is ingested by the UIAO substrate:</w:t>
+      </w:r>
+    </w:p>
+    <w:p>
+      <w:pPr>
         <w:pStyle w:val="Compact"/>
-      </w:pPr>
-      <w:r>
-        <w:t xml:space="preserve">IR/DR drills conducted on schedule (both semi-annual drills run; tabletop run)</w:t>
-      </w:r>
-    </w:p>
-    <w:bookmarkEnd w:id="64"/>
-    <w:bookmarkStart w:id="65" w:name="ksi-022-status-after-part-18"/>
-    <w:p>
-      <w:pPr>
-        <w:pStyle w:val="Heading2"/>
-      </w:pPr>
-      <w:r>
-        <w:t xml:space="preserve">KSI-022 Status After Part 18</w:t>
-      </w:r>
-    </w:p>
-    <w:p>
-      <w:pPr>
-        <w:pStyle w:val="FirstParagraph"/>
-      </w:pPr>
-      <w:r>
-        <w:t xml:space="preserve">Once the monthly LMS export is operational and the first</w:t>
-      </w:r>
-      <w:r>
-        <w:t xml:space="preserve"> </w:t>
-      </w:r>
-      <w:r>
-        <w:rPr>
-          <w:rStyle w:val="VerbatimChar"/>
-        </w:rPr>
-        <w:t xml:space="preserve">training-effectiveness-record</w:t>
-      </w:r>
-      <w:r>
-        <w:t xml:space="preserve"> </w:t>
-      </w:r>
-      <w:r>
-        <w:t xml:space="preserve">is ingested by the UIAO substrate:</w:t>
-      </w:r>
-    </w:p>
-    <w:p>
-      <w:pPr>
         <w:numPr>
           <w:ilvl w:val="0"/>
           <w:numId w:val="1010"/>
         </w:numPr>
+      </w:pPr>
+      <w:r>
+        <w:rPr>
+          <w:b/>
+          <w:bCs/>
+        </w:rPr>
+        <w:t xml:space="preserve">KSI-022 status:</w:t>
+      </w:r>
+      <w:r>
+        <w:t xml:space="preserve"> </w:t>
+      </w:r>
+      <w:r>
+        <w:t xml:space="preserve">scaffold →</w:t>
+      </w:r>
+      <w:r>
+        <w:t xml:space="preserve"> </w:t>
+      </w:r>
+      <w:r>
+        <w:rPr>
+          <w:b/>
+          <w:bCs/>
+        </w:rPr>
+        <w:t xml:space="preserve">active</w:t>
+      </w:r>
+    </w:p>
+    <w:p>
+      <w:pPr>
         <w:pStyle w:val="Compact"/>
-      </w:pPr>
-      <w:r>
-        <w:rPr>
-          <w:bCs/>
-          <w:b/>
-        </w:rPr>
-        <w:t xml:space="preserve">KSI-022 status:</w:t>
-      </w:r>
-      <w:r>
-        <w:t xml:space="preserve"> </w:t>
-      </w:r>
-      <w:r>
-        <w:t xml:space="preserve">scaffold →</w:t>
-      </w:r>
-      <w:r>
-        <w:t xml:space="preserve"> </w:t>
-      </w:r>
-      <w:r>
-        <w:rPr>
-          <w:bCs/>
-          <w:b/>
-        </w:rPr>
-        <w:t xml:space="preserve">active</w:t>
-      </w:r>
-    </w:p>
-    <w:p>
-      <w:pPr>
         <w:numPr>
           <w:ilvl w:val="0"/>
           <w:numId w:val="1010"/>
         </w:numPr>
+      </w:pPr>
+      <w:r>
+        <w:rPr>
+          <w:b/>
+          <w:bCs/>
+        </w:rPr>
+        <w:t xml:space="preserve">Confidence:</w:t>
+      </w:r>
+      <w:r>
+        <w:t xml:space="preserve"> </w:t>
+      </w:r>
+      <w:r>
+        <w:t xml:space="preserve">low →</w:t>
+      </w:r>
+      <w:r>
+        <w:t xml:space="preserve"> </w:t>
+      </w:r>
+      <w:r>
+        <w:rPr>
+          <w:b/>
+          <w:bCs/>
+        </w:rPr>
+        <w:t xml:space="preserve">high</w:t>
+      </w:r>
+      <w:r>
+        <w:t xml:space="preserve"> </w:t>
+      </w:r>
+      <w:r>
+        <w:t xml:space="preserve">(pending first full-year completion cycle)</w:t>
+      </w:r>
+    </w:p>
+    <w:p>
+      <w:pPr>
         <w:pStyle w:val="Compact"/>
-      </w:pPr>
-      <w:r>
-        <w:rPr>
-          <w:bCs/>
-          <w:b/>
-        </w:rPr>
-        <w:t xml:space="preserve">Confidence:</w:t>
-      </w:r>
-      <w:r>
-        <w:t xml:space="preserve"> </w:t>
-      </w:r>
-      <w:r>
-        <w:t xml:space="preserve">low →</w:t>
-      </w:r>
-      <w:r>
-        <w:t xml:space="preserve"> </w:t>
-      </w:r>
-      <w:r>
-        <w:rPr>
-          <w:bCs/>
-          <w:b/>
-        </w:rPr>
-        <w:t xml:space="preserve">high</w:t>
-      </w:r>
-      <w:r>
-        <w:t xml:space="preserve"> </w:t>
-      </w:r>
-      <w:r>
-        <w:t xml:space="preserve">(pending first full-year completion cycle)</w:t>
-      </w:r>
-    </w:p>
-    <w:p>
-      <w:pPr>
         <w:numPr>
           <w:ilvl w:val="0"/>
           <w:numId w:val="1010"/>
         </w:numPr>
+      </w:pPr>
+      <w:r>
+        <w:rPr>
+          <w:b/>
+          <w:bCs/>
+        </w:rPr>
+        <w:t xml:space="preserve">CR26 KSI coverage:</w:t>
+      </w:r>
+      <w:r>
+        <w:t xml:space="preserve"> </w:t>
+      </w:r>
+      <w:r>
+        <w:t xml:space="preserve">28/29 active →</w:t>
+      </w:r>
+      <w:r>
+        <w:t xml:space="preserve"> </w:t>
+      </w:r>
+      <w:r>
+        <w:rPr>
+          <w:b/>
+          <w:bCs/>
+        </w:rPr>
+        <w:t xml:space="preserve">29/29 active</w:t>
+      </w:r>
+    </w:p>
+    <w:p>
+      <w:pPr>
         <w:pStyle w:val="Compact"/>
-      </w:pPr>
-      <w:r>
-        <w:rPr>
-          <w:bCs/>
-          <w:b/>
-        </w:rPr>
-        <w:t xml:space="preserve">CR26 KSI coverage:</w:t>
-      </w:r>
-      <w:r>
-        <w:t xml:space="preserve"> </w:t>
-      </w:r>
-      <w:r>
-        <w:t xml:space="preserve">28/29 active →</w:t>
-      </w:r>
-      <w:r>
-        <w:t xml:space="preserve"> </w:t>
-      </w:r>
-      <w:r>
-        <w:rPr>
-          <w:bCs/>
-          <w:b/>
-        </w:rPr>
-        <w:t xml:space="preserve">29/29 active</w:t>
-      </w:r>
-    </w:p>
-    <w:p>
-      <w:pPr>
         <w:numPr>
           <w:ilvl w:val="0"/>
           <w:numId w:val="1010"/>
         </w:numPr>
-        <w:pStyle w:val="Compact"/>
-      </w:pPr>
-      <w:r>
-        <w:rPr>
+      </w:pPr>
+      <w:r>
+        <w:rPr>
+          <w:b/>
           <w:bCs/>
+        </w:rPr>
+        <w:t xml:space="preserve">All CR26 KSI themes:</w:t>
+      </w:r>
+      <w:r>
+        <w:t xml:space="preserve"> </w:t>
+      </w:r>
+      <w:r>
+        <w:t xml:space="preserve">IAM ✓ · MLA ✓ · SVC ✓ · SCR ✓ · PIY ✓ · INR ✓ · RPL ✓ ·</w:t>
+      </w:r>
+      <w:r>
+        <w:t xml:space="preserve"> </w:t>
+      </w:r>
+      <w:r>
+        <w:rPr>
           <w:b/>
-        </w:rPr>
-        <w:t xml:space="preserve">All CR26 KSI themes:</w:t>
-      </w:r>
-      <w:r>
-        <w:t xml:space="preserve"> </w:t>
-      </w:r>
-      <w:r>
-        <w:t xml:space="preserve">IAM ✓ · MLA ✓ · SVC ✓ · SCR ✓ · PIY ✓ · INR ✓ · RPL ✓ ·</w:t>
-      </w:r>
-      <w:r>
-        <w:t xml:space="preserve"> </w:t>
-      </w:r>
-      <w:r>
-        <w:rPr>
           <w:bCs/>
+        </w:rPr>
+        <w:t xml:space="preserve">CED ✓</w:t>
+      </w:r>
+    </w:p>
+    <w:p>
+      <w:pPr>
+        <w:pStyle w:val="FirstParagraph"/>
+      </w:pPr>
+      <w:r>
+        <w:rPr>
           <w:b/>
-        </w:rPr>
-        <w:t xml:space="preserve">CED ✓</w:t>
-      </w:r>
-    </w:p>
-    <w:p>
-      <w:pPr>
-        <w:pStyle w:val="FirstParagraph"/>
-      </w:pPr>
-      <w:r>
-        <w:rPr>
           <w:bCs/>
-          <w:b/>
         </w:rPr>
         <w:t xml:space="preserve">This completes the KSI coverage across all eight CR26 themes.</w:t>
       </w:r>
@@ -10619,14 +10310,14 @@
         <w:t xml:space="preserve">under FedRAMP 20x Consolidated Rules.</w:t>
       </w:r>
     </w:p>
-    <w:bookmarkEnd w:id="65"/>
-    <w:bookmarkStart w:id="66" w:name="series-completion-summary"/>
+    <w:bookmarkEnd w:id="56"/>
+    <w:bookmarkStart w:id="57" w:name="series-completion-summary"/>
     <w:p>
       <w:pPr>
         <w:pStyle w:val="Heading2"/>
       </w:pPr>
       <w:r>
-        <w:t xml:space="preserve">Series Completion Summary</w:t>
+        <w:t xml:space="preserve">9.3 Series Completion Summary</w:t>
       </w:r>
     </w:p>
     <w:p>
@@ -10634,16 +10325,16 @@
         <w:pStyle w:val="TableCaption"/>
       </w:pPr>
       <w:r>
-        <w:t xml:space="preserve">Federal AAN Series — Complete Control and KSI Coverage {.striped .hover}</w:t>
+        <w:t xml:space="preserve">Federal AAN Series — Complete Control and KSI Coverage</w:t>
       </w:r>
     </w:p>
     <w:tbl>
       <w:tblPr>
         <w:tblStyle w:val="Table"/>
         <w:tblW w:type="pct" w:w="5000"/>
+        <w:tblLayout w:type="fixed"/>
         <w:tblLook w:firstRow="1" w:lastRow="0" w:firstColumn="0" w:lastColumn="0" w:noHBand="0" w:noVBand="0" w:val="0020"/>
-        <w:jc w:val="start"/>
-        <w:tblCaption w:val="Federal AAN Series — Complete Control and KSI Coverage {.striped .hover}"/>
+        <w:tblCaption w:val="Federal AAN Series — Complete Control and KSI Coverage"/>
       </w:tblPr>
       <w:tblGrid>
         <w:gridCol w:w="1033"/>
@@ -10653,14 +10344,13 @@
       </w:tblGrid>
       <w:tr>
         <w:trPr>
-          <w:tblHeader w:val="true"/>
+          <w:tblHeader w:val="on"/>
         </w:trPr>
         <w:tc>
           <w:tcPr/>
           <w:p>
             <w:pPr>
               <w:pStyle w:val="Compact"/>
-              <w:jc w:val="left"/>
             </w:pPr>
             <w:r>
               <w:t xml:space="preserve">Book</w:t>
@@ -10672,7 +10362,6 @@
           <w:p>
             <w:pPr>
               <w:pStyle w:val="Compact"/>
-              <w:jc w:val="left"/>
             </w:pPr>
             <w:r>
               <w:t xml:space="preserve">Domain</w:t>
@@ -10684,7 +10373,6 @@
           <w:p>
             <w:pPr>
               <w:pStyle w:val="Compact"/>
-              <w:jc w:val="left"/>
             </w:pPr>
             <w:r>
               <w:t xml:space="preserve">Controls Closed</w:t>
@@ -10696,7 +10384,6 @@
           <w:p>
             <w:pPr>
               <w:pStyle w:val="Compact"/>
-              <w:jc w:val="left"/>
             </w:pPr>
             <w:r>
               <w:t xml:space="preserve">KSIs Activated</w:t>
@@ -10710,7 +10397,6 @@
           <w:p>
             <w:pPr>
               <w:pStyle w:val="Compact"/>
-              <w:jc w:val="left"/>
             </w:pPr>
             <w:r>
               <w:t xml:space="preserve">Part 1</w:t>
@@ -10722,7 +10408,6 @@
           <w:p>
             <w:pPr>
               <w:pStyle w:val="Compact"/>
-              <w:jc w:val="left"/>
             </w:pPr>
             <w:r>
               <w:t xml:space="preserve">InfoBlox DDI Landing Zone</w:t>
@@ -10734,7 +10419,6 @@
           <w:p>
             <w:pPr>
               <w:pStyle w:val="Compact"/>
-              <w:jc w:val="left"/>
             </w:pPr>
             <w:r>
               <w:t xml:space="preserve">16</w:t>
@@ -10746,7 +10430,6 @@
           <w:p>
             <w:pPr>
               <w:pStyle w:val="Compact"/>
-              <w:jc w:val="left"/>
             </w:pPr>
             <w:r>
               <w:t xml:space="preserve">IAM, MLA, SVC (addressing)</w:t>
@@ -10760,7 +10443,6 @@
           <w:p>
             <w:pPr>
               <w:pStyle w:val="Compact"/>
-              <w:jc w:val="left"/>
             </w:pPr>
             <w:r>
               <w:t xml:space="preserve">Part 6</w:t>
@@ -10772,7 +10454,6 @@
           <w:p>
             <w:pPr>
               <w:pStyle w:val="Compact"/>
-              <w:jc w:val="left"/>
             </w:pPr>
             <w:r>
               <w:t xml:space="preserve">Telecommunications (SD-WAN/SASE)</w:t>
@@ -10784,7 +10465,6 @@
           <w:p>
             <w:pPr>
               <w:pStyle w:val="Compact"/>
-              <w:jc w:val="left"/>
             </w:pPr>
             <w:r>
               <w:t xml:space="preserve">7</w:t>
@@ -10796,7 +10476,6 @@
           <w:p>
             <w:pPr>
               <w:pStyle w:val="Compact"/>
-              <w:jc w:val="left"/>
             </w:pPr>
             <w:r>
               <w:t xml:space="preserve">SVC (boundary), MLA</w:t>
@@ -10810,7 +10489,6 @@
           <w:p>
             <w:pPr>
               <w:pStyle w:val="Compact"/>
-              <w:jc w:val="left"/>
             </w:pPr>
             <w:r>
               <w:t xml:space="preserve">Part 5</w:t>
@@ -10822,7 +10500,6 @@
           <w:p>
             <w:pPr>
               <w:pStyle w:val="Compact"/>
-              <w:jc w:val="left"/>
             </w:pPr>
             <w:r>
               <w:t xml:space="preserve">Network and Identity Modernization</w:t>
@@ -10834,7 +10511,6 @@
           <w:p>
             <w:pPr>
               <w:pStyle w:val="Compact"/>
-              <w:jc w:val="left"/>
             </w:pPr>
             <w:r>
               <w:t xml:space="preserve">12</w:t>
@@ -10846,7 +10522,6 @@
           <w:p>
             <w:pPr>
               <w:pStyle w:val="Compact"/>
-              <w:jc w:val="left"/>
             </w:pPr>
             <w:r>
               <w:t xml:space="preserve">IAM, SVC (network)</w:t>
@@ -10860,7 +10535,6 @@
           <w:p>
             <w:pPr>
               <w:pStyle w:val="Compact"/>
-              <w:jc w:val="left"/>
             </w:pPr>
             <w:r>
               <w:t xml:space="preserve">Parts 7–8</w:t>
@@ -10872,7 +10546,6 @@
           <w:p>
             <w:pPr>
               <w:pStyle w:val="Compact"/>
-              <w:jc w:val="left"/>
             </w:pPr>
             <w:r>
               <w:t xml:space="preserve">SQL Server Authentication</w:t>
@@ -10884,7 +10557,6 @@
           <w:p>
             <w:pPr>
               <w:pStyle w:val="Compact"/>
-              <w:jc w:val="left"/>
             </w:pPr>
             <w:r>
               <w:t xml:space="preserve">auth surface</w:t>
@@ -10896,7 +10568,6 @@
           <w:p>
             <w:pPr>
               <w:pStyle w:val="Compact"/>
-              <w:jc w:val="left"/>
             </w:pPr>
             <w:r>
               <w:t xml:space="preserve">IAM (SQL tier)</w:t>
@@ -10910,7 +10581,6 @@
           <w:p>
             <w:pPr>
               <w:pStyle w:val="Compact"/>
-              <w:jc w:val="left"/>
             </w:pPr>
             <w:r>
               <w:t xml:space="preserve">Part 9</w:t>
@@ -10922,7 +10592,6 @@
           <w:p>
             <w:pPr>
               <w:pStyle w:val="Compact"/>
-              <w:jc w:val="left"/>
             </w:pPr>
             <w:r>
               <w:t xml:space="preserve">Database Architecture and Network Physics</w:t>
@@ -10934,7 +10603,6 @@
           <w:p>
             <w:pPr>
               <w:pStyle w:val="Compact"/>
-              <w:jc w:val="left"/>
             </w:pPr>
             <w:r>
               <w:t xml:space="preserve">7</w:t>
@@ -10946,7 +10614,6 @@
           <w:p>
             <w:pPr>
               <w:pStyle w:val="Compact"/>
-              <w:jc w:val="left"/>
             </w:pPr>
             <w:r>
               <w:t xml:space="preserve">SVC (data)</w:t>
@@ -10960,7 +10627,6 @@
           <w:p>
             <w:pPr>
               <w:pStyle w:val="Compact"/>
-              <w:jc w:val="left"/>
             </w:pPr>
             <w:r>
               <w:t xml:space="preserve">Part 10</w:t>
@@ -10972,7 +10638,6 @@
           <w:p>
             <w:pPr>
               <w:pStyle w:val="Compact"/>
-              <w:jc w:val="left"/>
             </w:pPr>
             <w:r>
               <w:t xml:space="preserve">Privileged Access Management</w:t>
@@ -10984,7 +10649,6 @@
           <w:p>
             <w:pPr>
               <w:pStyle w:val="Compact"/>
-              <w:jc w:val="left"/>
             </w:pPr>
             <w:r>
               <w:t xml:space="preserve">AC-5/6/11/12, IA-11</w:t>
@@ -10996,7 +10660,6 @@
           <w:p>
             <w:pPr>
               <w:pStyle w:val="Compact"/>
-              <w:jc w:val="left"/>
             </w:pPr>
             <w:r>
               <w:t xml:space="preserve">IAM-ELP</w:t>
@@ -11010,7 +10673,6 @@
           <w:p>
             <w:pPr>
               <w:pStyle w:val="Compact"/>
-              <w:jc w:val="left"/>
             </w:pPr>
             <w:r>
               <w:t xml:space="preserve">Part 11</w:t>
@@ -11022,7 +10684,6 @@
           <w:p>
             <w:pPr>
               <w:pStyle w:val="Compact"/>
-              <w:jc w:val="left"/>
             </w:pPr>
             <w:r>
               <w:t xml:space="preserve">Vulnerability Management</w:t>
@@ -11034,7 +10695,6 @@
           <w:p>
             <w:pPr>
               <w:pStyle w:val="Compact"/>
-              <w:jc w:val="left"/>
             </w:pPr>
             <w:r>
               <w:t xml:space="preserve">RA-5, SI-2, CM-7</w:t>
@@ -11046,7 +10706,6 @@
           <w:p>
             <w:pPr>
               <w:pStyle w:val="Compact"/>
-              <w:jc w:val="left"/>
             </w:pPr>
             <w:r>
               <w:t xml:space="preserve">MLA-ALA, SVC</w:t>
@@ -11060,7 +10719,6 @@
           <w:p>
             <w:pPr>
               <w:pStyle w:val="Compact"/>
-              <w:jc w:val="left"/>
             </w:pPr>
             <w:r>
               <w:t xml:space="preserve">Part 12</w:t>
@@ -11072,7 +10730,6 @@
           <w:p>
             <w:pPr>
               <w:pStyle w:val="Compact"/>
-              <w:jc w:val="left"/>
             </w:pPr>
             <w:r>
               <w:t xml:space="preserve">Data Protection and Purview</w:t>
@@ -11084,7 +10741,6 @@
           <w:p>
             <w:pPr>
               <w:pStyle w:val="Compact"/>
-              <w:jc w:val="left"/>
             </w:pPr>
             <w:r>
               <w:t xml:space="preserve">MP, SC-12/13/28</w:t>
@@ -11096,7 +10752,6 @@
           <w:p>
             <w:pPr>
               <w:pStyle w:val="Compact"/>
-              <w:jc w:val="left"/>
             </w:pPr>
             <w:r>
               <w:t xml:space="preserve">SVC (data protection)</w:t>
@@ -11110,7 +10765,6 @@
           <w:p>
             <w:pPr>
               <w:pStyle w:val="Compact"/>
-              <w:jc w:val="left"/>
             </w:pPr>
             <w:r>
               <w:t xml:space="preserve">Part 13</w:t>
@@ -11122,7 +10776,6 @@
           <w:p>
             <w:pPr>
               <w:pStyle w:val="Compact"/>
-              <w:jc w:val="left"/>
             </w:pPr>
             <w:r>
               <w:t xml:space="preserve">SIEM / XDR / Detection Engineering</w:t>
@@ -11134,7 +10787,6 @@
           <w:p>
             <w:pPr>
               <w:pStyle w:val="Compact"/>
-              <w:jc w:val="left"/>
             </w:pPr>
             <w:r>
               <w:t xml:space="preserve">AU-6/7/8, SI-4, IR-4/6/8</w:t>
@@ -11146,7 +10798,6 @@
           <w:p>
             <w:pPr>
               <w:pStyle w:val="Compact"/>
-              <w:jc w:val="left"/>
             </w:pPr>
             <w:r>
               <w:t xml:space="preserve">MLA (primary)</w:t>
@@ -11160,7 +10811,6 @@
           <w:p>
             <w:pPr>
               <w:pStyle w:val="Compact"/>
-              <w:jc w:val="left"/>
             </w:pPr>
             <w:r>
               <w:t xml:space="preserve">Part 14</w:t>
@@ -11172,7 +10822,6 @@
           <w:p>
             <w:pPr>
               <w:pStyle w:val="Compact"/>
-              <w:jc w:val="left"/>
             </w:pPr>
             <w:r>
               <w:t xml:space="preserve">Business Continuity</w:t>
@@ -11184,7 +10833,6 @@
           <w:p>
             <w:pPr>
               <w:pStyle w:val="Compact"/>
-              <w:jc w:val="left"/>
             </w:pPr>
             <w:r>
               <w:t xml:space="preserve">CP-2 through CP-10</w:t>
@@ -11196,7 +10844,6 @@
           <w:p>
             <w:pPr>
               <w:pStyle w:val="Compact"/>
-              <w:jc w:val="left"/>
             </w:pPr>
             <w:r>
               <w:t xml:space="preserve">RPL</w:t>
@@ -11210,7 +10857,6 @@
           <w:p>
             <w:pPr>
               <w:pStyle w:val="Compact"/>
-              <w:jc w:val="left"/>
             </w:pPr>
             <w:r>
               <w:t xml:space="preserve">Part 15</w:t>
@@ -11222,7 +10868,6 @@
           <w:p>
             <w:pPr>
               <w:pStyle w:val="Compact"/>
-              <w:jc w:val="left"/>
             </w:pPr>
             <w:r>
               <w:t xml:space="preserve">Supply Chain Risk Management</w:t>
@@ -11234,7 +10879,6 @@
           <w:p>
             <w:pPr>
               <w:pStyle w:val="Compact"/>
-              <w:jc w:val="left"/>
             </w:pPr>
             <w:r>
               <w:t xml:space="preserve">SR-1 through SR-11</w:t>
@@ -11246,7 +10890,6 @@
           <w:p>
             <w:pPr>
               <w:pStyle w:val="Compact"/>
-              <w:jc w:val="left"/>
             </w:pPr>
             <w:r>
               <w:t xml:space="preserve">SCR-MIT, SCR-MON</w:t>
@@ -11260,7 +10903,6 @@
           <w:p>
             <w:pPr>
               <w:pStyle w:val="Compact"/>
-              <w:jc w:val="left"/>
             </w:pPr>
             <w:r>
               <w:t xml:space="preserve">Part 16</w:t>
@@ -11272,7 +10914,6 @@
           <w:p>
             <w:pPr>
               <w:pStyle w:val="Compact"/>
-              <w:jc w:val="left"/>
             </w:pPr>
             <w:r>
               <w:t xml:space="preserve">Program Management and Governance</w:t>
@@ -11284,7 +10925,6 @@
           <w:p>
             <w:pPr>
               <w:pStyle w:val="Compact"/>
-              <w:jc w:val="left"/>
             </w:pPr>
             <w:r>
               <w:t xml:space="preserve">PM-1/2/5/7/9/11/14/15/30</w:t>
@@ -11296,7 +10936,6 @@
           <w:p>
             <w:pPr>
               <w:pStyle w:val="Compact"/>
-              <w:jc w:val="left"/>
             </w:pPr>
             <w:r>
               <w:t xml:space="preserve">SCR (governance)</w:t>
@@ -11310,7 +10949,6 @@
           <w:p>
             <w:pPr>
               <w:pStyle w:val="Compact"/>
-              <w:jc w:val="left"/>
             </w:pPr>
             <w:r>
               <w:t xml:space="preserve">Part 17</w:t>
@@ -11322,7 +10960,6 @@
           <w:p>
             <w:pPr>
               <w:pStyle w:val="Compact"/>
-              <w:jc w:val="left"/>
             </w:pPr>
             <w:r>
               <w:t xml:space="preserve">PII Processing and Transparency</w:t>
@@ -11334,7 +10971,6 @@
           <w:p>
             <w:pPr>
               <w:pStyle w:val="Compact"/>
-              <w:jc w:val="left"/>
             </w:pPr>
             <w:r>
               <w:t xml:space="preserve">PT-1 through PT-7</w:t>
@@ -11346,7 +10982,6 @@
           <w:p>
             <w:pPr>
               <w:pStyle w:val="Compact"/>
-              <w:jc w:val="left"/>
             </w:pPr>
             <w:r>
               <w:t xml:space="preserve">PIY-RSD</w:t>
@@ -11360,7 +10995,6 @@
           <w:p>
             <w:pPr>
               <w:pStyle w:val="Compact"/>
-              <w:jc w:val="left"/>
             </w:pPr>
             <w:r>
               <w:t xml:space="preserve">Part 18</w:t>
@@ -11372,7 +11006,6 @@
           <w:p>
             <w:pPr>
               <w:pStyle w:val="Compact"/>
-              <w:jc w:val="left"/>
             </w:pPr>
             <w:r>
               <w:t xml:space="preserve">Cybersecurity Training and Awareness</w:t>
@@ -11384,7 +11017,6 @@
           <w:p>
             <w:pPr>
               <w:pStyle w:val="Compact"/>
-              <w:jc w:val="left"/>
             </w:pPr>
             <w:r>
               <w:t xml:space="preserve">AT-2/3/4, CP-3, IR-2</w:t>
@@ -11396,12 +11028,11 @@
           <w:p>
             <w:pPr>
               <w:pStyle w:val="Compact"/>
-              <w:jc w:val="left"/>
             </w:pPr>
             <w:r>
               <w:rPr>
+                <w:b/>
                 <w:bCs/>
-                <w:b/>
               </w:rPr>
               <w:t xml:space="preserve">CED-RAT</w:t>
             </w:r>
@@ -11416,354 +11047,354 @@
         </w:pict>
       </w:r>
     </w:p>
-    <w:bookmarkEnd w:id="66"/>
-    <w:bookmarkEnd w:id="67"/>
-    <w:bookmarkStart w:id="72" w:name="implementation-checklist"/>
+    <w:bookmarkEnd w:id="57"/>
+    <w:bookmarkEnd w:id="58"/>
+    <w:bookmarkStart w:id="63" w:name="implementation-checklist"/>
     <w:p>
       <w:pPr>
         <w:pStyle w:val="Heading1"/>
       </w:pPr>
       <w:r>
-        <w:t xml:space="preserve">Implementation Checklist</w:t>
-      </w:r>
-    </w:p>
-    <w:bookmarkStart w:id="68" w:name="phase-1-program-setup-weeks-14"/>
+        <w:t xml:space="preserve">10. Implementation Checklist</w:t>
+      </w:r>
+    </w:p>
+    <w:bookmarkStart w:id="59" w:name="phase-1-program-setup-weeks-14"/>
     <w:p>
       <w:pPr>
         <w:pStyle w:val="Heading2"/>
       </w:pPr>
       <w:r>
-        <w:t xml:space="preserve">Phase 1 — Program Setup (Weeks 1–4)</w:t>
-      </w:r>
-    </w:p>
-    <w:p>
-      <w:pPr>
+        <w:t xml:space="preserve">10.1 Phase 1 — Program Setup (Weeks 1–4)</w:t>
+      </w:r>
+    </w:p>
+    <w:p>
+      <w:pPr>
+        <w:pStyle w:val="Compact"/>
         <w:numPr>
           <w:ilvl w:val="0"/>
           <w:numId w:val="1011"/>
         </w:numPr>
+      </w:pPr>
+      <w:r>
+        <w:t xml:space="preserve">Designate training program owner (ISSO or delegate)</w:t>
+      </w:r>
+    </w:p>
+    <w:p>
+      <w:pPr>
         <w:pStyle w:val="Compact"/>
-      </w:pPr>
-      <w:r>
-        <w:t xml:space="preserve">☐ Designate training program owner (ISSO or delegate)</w:t>
-      </w:r>
-    </w:p>
-    <w:p>
-      <w:pPr>
-        <w:numPr>
-          <w:ilvl w:val="0"/>
-          <w:numId w:val="1011"/>
-        </w:numPr>
-        <w:pStyle w:val="Compact"/>
-      </w:pPr>
-      <w:r>
-        <w:t xml:space="preserve">☐ Select LMS platform (Viva Learning recommended for M365 GCC E3/E5)</w:t>
-      </w:r>
-    </w:p>
-    <w:p>
-      <w:pPr>
-        <w:numPr>
-          <w:ilvl w:val="0"/>
-          <w:numId w:val="1011"/>
-        </w:numPr>
-        <w:pStyle w:val="Compact"/>
-      </w:pPr>
-      <w:r>
-        <w:t xml:space="preserve">☐ Define role tier assignments — map all users to Tier 1–6</w:t>
-      </w:r>
-    </w:p>
-    <w:p>
-      <w:pPr>
-        <w:numPr>
-          <w:ilvl w:val="0"/>
-          <w:numId w:val="1011"/>
-        </w:numPr>
-        <w:pStyle w:val="Compact"/>
-      </w:pPr>
-      <w:r>
-        <w:t xml:space="preserve">☐ Configure Graph API export with</w:t>
-      </w:r>
-      <w:r>
-        <w:t xml:space="preserve"> </w:t>
-      </w:r>
-      <w:r>
-        <w:rPr>
-          <w:rStyle w:val="VerbatimChar"/>
-        </w:rPr>
-        <w:t xml:space="preserve">LearningAssignmentReport.Read.All</w:t>
-      </w:r>
-    </w:p>
-    <w:p>
-      <w:pPr>
-        <w:numPr>
-          <w:ilvl w:val="0"/>
-          <w:numId w:val="1011"/>
-        </w:numPr>
-        <w:pStyle w:val="Compact"/>
-      </w:pPr>
-      <w:r>
-        <w:t xml:space="preserve">☐ Create course library in Viva Learning (or import CISA/DoD content)</w:t>
-      </w:r>
-    </w:p>
-    <w:p>
-      <w:pPr>
-        <w:numPr>
-          <w:ilvl w:val="0"/>
-          <w:numId w:val="1011"/>
-        </w:numPr>
-        <w:pStyle w:val="Compact"/>
-      </w:pPr>
-      <w:r>
-        <w:t xml:space="preserve">☐ Enroll all employees in AT-2 general awareness track</w:t>
-      </w:r>
-    </w:p>
-    <w:bookmarkEnd w:id="68"/>
-    <w:bookmarkStart w:id="69" w:name="phase-2-content-and-delivery-weeks-512"/>
-    <w:p>
-      <w:pPr>
-        <w:pStyle w:val="Heading2"/>
-      </w:pPr>
-      <w:r>
-        <w:t xml:space="preserve">Phase 2 — Content and Delivery (Weeks 5–12)</w:t>
-      </w:r>
-    </w:p>
-    <w:p>
-      <w:pPr>
         <w:numPr>
           <w:ilvl w:val="0"/>
           <w:numId w:val="1012"/>
         </w:numPr>
+      </w:pPr>
+      <w:r>
+        <w:t xml:space="preserve">Select LMS platform (Viva Learning recommended for M365 GCC E3/E5)</w:t>
+      </w:r>
+    </w:p>
+    <w:p>
+      <w:pPr>
         <w:pStyle w:val="Compact"/>
-      </w:pPr>
-      <w:r>
-        <w:t xml:space="preserve">☐ Launch AT-2 general awareness campaign (all employees)</w:t>
-      </w:r>
-    </w:p>
-    <w:p>
-      <w:pPr>
-        <w:numPr>
-          <w:ilvl w:val="0"/>
-          <w:numId w:val="1012"/>
-        </w:numPr>
-        <w:pStyle w:val="Compact"/>
-      </w:pPr>
-      <w:r>
-        <w:t xml:space="preserve">☐ Launch AT-3 Tier 1 (sysadmin) and Tier 3 (developer) tracks — highest priority</w:t>
-      </w:r>
-    </w:p>
-    <w:p>
-      <w:pPr>
-        <w:numPr>
-          <w:ilvl w:val="0"/>
-          <w:numId w:val="1012"/>
-        </w:numPr>
-        <w:pStyle w:val="Compact"/>
-      </w:pPr>
-      <w:r>
-        <w:t xml:space="preserve">☐ Configure phishing simulation platform (Attack Simulator or KnowBe4)</w:t>
-      </w:r>
-    </w:p>
-    <w:p>
-      <w:pPr>
-        <w:numPr>
-          <w:ilvl w:val="0"/>
-          <w:numId w:val="1012"/>
-        </w:numPr>
-        <w:pStyle w:val="Compact"/>
-      </w:pPr>
-      <w:r>
-        <w:t xml:space="preserve">☐ Run first phishing simulation campaign</w:t>
-      </w:r>
-    </w:p>
-    <w:p>
-      <w:pPr>
-        <w:numPr>
-          <w:ilvl w:val="0"/>
-          <w:numId w:val="1012"/>
-        </w:numPr>
-        <w:pStyle w:val="Compact"/>
-      </w:pPr>
-      <w:r>
-        <w:t xml:space="preserve">☐ Deliver first Tier 3 SBOM/Grype hands-on lab</w:t>
-      </w:r>
-    </w:p>
-    <w:p>
-      <w:pPr>
-        <w:numPr>
-          <w:ilvl w:val="0"/>
-          <w:numId w:val="1012"/>
-        </w:numPr>
-        <w:pStyle w:val="Compact"/>
-      </w:pPr>
-      <w:r>
-        <w:t xml:space="preserve">☐ Schedule IR drill with SOC team</w:t>
-      </w:r>
-    </w:p>
-    <w:bookmarkEnd w:id="69"/>
-    <w:bookmarkStart w:id="70" w:name="phase-3-evidence-integration-weeks-1316"/>
-    <w:p>
-      <w:pPr>
-        <w:pStyle w:val="Heading2"/>
-      </w:pPr>
-      <w:r>
-        <w:t xml:space="preserve">Phase 3 — Evidence Integration (Weeks 13–16)</w:t>
-      </w:r>
-    </w:p>
-    <w:p>
-      <w:pPr>
         <w:numPr>
           <w:ilvl w:val="0"/>
           <w:numId w:val="1013"/>
         </w:numPr>
+      </w:pPr>
+      <w:r>
+        <w:t xml:space="preserve">Define role tier assignments — map all users to Tier 1–6</w:t>
+      </w:r>
+    </w:p>
+    <w:p>
+      <w:pPr>
         <w:pStyle w:val="Compact"/>
-      </w:pPr>
-      <w:r>
-        <w:t xml:space="preserve">☐ Deploy Logic App / Automation Runbook for monthly LMS export</w:t>
-      </w:r>
-    </w:p>
-    <w:p>
-      <w:pPr>
-        <w:numPr>
-          <w:ilvl w:val="0"/>
-          <w:numId w:val="1013"/>
-        </w:numPr>
-        <w:pStyle w:val="Compact"/>
-      </w:pPr>
-      <w:r>
-        <w:t xml:space="preserve">☐ Map Graph API output to</w:t>
-      </w:r>
-      <w:r>
-        <w:t xml:space="preserve"> </w:t>
-      </w:r>
-      <w:r>
-        <w:rPr>
-          <w:rStyle w:val="VerbatimChar"/>
-        </w:rPr>
-        <w:t xml:space="preserve">training-effectiveness-record</w:t>
-      </w:r>
-      <w:r>
-        <w:t xml:space="preserve"> </w:t>
-      </w:r>
-      <w:r>
-        <w:t xml:space="preserve">JSON schema</w:t>
-      </w:r>
-    </w:p>
-    <w:p>
-      <w:pPr>
-        <w:numPr>
-          <w:ilvl w:val="0"/>
-          <w:numId w:val="1013"/>
-        </w:numPr>
-        <w:pStyle w:val="Compact"/>
-      </w:pPr>
-      <w:r>
-        <w:t xml:space="preserve">☐ Integrate export into UIAO governance substrate</w:t>
-      </w:r>
-    </w:p>
-    <w:p>
-      <w:pPr>
-        <w:numPr>
-          <w:ilvl w:val="0"/>
-          <w:numId w:val="1013"/>
-        </w:numPr>
-        <w:pStyle w:val="Compact"/>
-      </w:pPr>
-      <w:r>
-        <w:t xml:space="preserve">☐ Validate KSI-022 query returns PASS on first ingested record</w:t>
-      </w:r>
-    </w:p>
-    <w:p>
-      <w:pPr>
-        <w:numPr>
-          <w:ilvl w:val="0"/>
-          <w:numId w:val="1013"/>
-        </w:numPr>
-        <w:pStyle w:val="Compact"/>
-      </w:pPr>
-      <w:r>
-        <w:t xml:space="preserve">☐ Archive first tabletop after-action report in governance record store</w:t>
-      </w:r>
-    </w:p>
-    <w:bookmarkEnd w:id="70"/>
-    <w:bookmarkStart w:id="71" w:name="phase-4-steady-state-ongoing"/>
-    <w:p>
-      <w:pPr>
-        <w:pStyle w:val="Heading2"/>
-      </w:pPr>
-      <w:r>
-        <w:t xml:space="preserve">Phase 4 — Steady State (Ongoing)</w:t>
-      </w:r>
-    </w:p>
-    <w:p>
-      <w:pPr>
         <w:numPr>
           <w:ilvl w:val="0"/>
           <w:numId w:val="1014"/>
         </w:numPr>
+      </w:pPr>
+      <w:r>
+        <w:t xml:space="preserve">Configure Graph API export with</w:t>
+      </w:r>
+      <w:r>
+        <w:t xml:space="preserve"> </w:t>
+      </w:r>
+      <w:r>
+        <w:rPr>
+          <w:rStyle w:val="VerbatimChar"/>
+        </w:rPr>
+        <w:t xml:space="preserve">LearningAssignmentReport.Read.All</w:t>
+      </w:r>
+    </w:p>
+    <w:p>
+      <w:pPr>
         <w:pStyle w:val="Compact"/>
-      </w:pPr>
-      <w:r>
-        <w:t xml:space="preserve">☐ Monthly LMS export running and ingesting automatically</w:t>
-      </w:r>
-    </w:p>
-    <w:p>
-      <w:pPr>
         <w:numPr>
           <w:ilvl w:val="0"/>
-          <w:numId w:val="1014"/>
+          <w:numId w:val="1015"/>
         </w:numPr>
+      </w:pPr>
+      <w:r>
+        <w:t xml:space="preserve">Create course library in Viva Learning (or import CISA/DoD content)</w:t>
+      </w:r>
+    </w:p>
+    <w:p>
+      <w:pPr>
         <w:pStyle w:val="Compact"/>
-      </w:pPr>
-      <w:r>
-        <w:t xml:space="preserve">☐ Quarterly phishing simulation campaigns on calendar</w:t>
-      </w:r>
-    </w:p>
-    <w:p>
-      <w:pPr>
         <w:numPr>
           <w:ilvl w:val="0"/>
-          <w:numId w:val="1014"/>
+          <w:numId w:val="1016"/>
         </w:numPr>
+      </w:pPr>
+      <w:r>
+        <w:t xml:space="preserve">Enroll all employees in AT-2 general awareness track</w:t>
+      </w:r>
+    </w:p>
+    <w:bookmarkEnd w:id="59"/>
+    <w:bookmarkStart w:id="60" w:name="phase-2-content-and-delivery-weeks-512"/>
+    <w:p>
+      <w:pPr>
+        <w:pStyle w:val="Heading2"/>
+      </w:pPr>
+      <w:r>
+        <w:t xml:space="preserve">10.2 Phase 2 — Content and Delivery (Weeks 5–12)</w:t>
+      </w:r>
+    </w:p>
+    <w:p>
+      <w:pPr>
         <w:pStyle w:val="Compact"/>
-      </w:pPr>
-      <w:r>
-        <w:t xml:space="preserve">☐ Semi-annual IR drill scheduled for H1 and H2</w:t>
-      </w:r>
-    </w:p>
-    <w:p>
-      <w:pPr>
         <w:numPr>
           <w:ilvl w:val="0"/>
-          <w:numId w:val="1014"/>
+          <w:numId w:val="1017"/>
         </w:numPr>
+      </w:pPr>
+      <w:r>
+        <w:t xml:space="preserve">Launch AT-2 general awareness campaign (all employees)</w:t>
+      </w:r>
+    </w:p>
+    <w:p>
+      <w:pPr>
         <w:pStyle w:val="Compact"/>
-      </w:pPr>
-      <w:r>
-        <w:t xml:space="preserve">☐ Annual tabletop calendar set (Q1–Q4 per CP-3 schedule)</w:t>
-      </w:r>
-    </w:p>
-    <w:p>
-      <w:pPr>
         <w:numPr>
           <w:ilvl w:val="0"/>
-          <w:numId w:val="1014"/>
+          <w:numId w:val="1018"/>
         </w:numPr>
+      </w:pPr>
+      <w:r>
+        <w:t xml:space="preserve">Launch AT-3 Tier 1 (sysadmin) and Tier 3 (developer) tracks — highest priority</w:t>
+      </w:r>
+    </w:p>
+    <w:p>
+      <w:pPr>
         <w:pStyle w:val="Compact"/>
-      </w:pPr>
-      <w:r>
-        <w:t xml:space="preserve">☐ ISSO reviews training-effectiveness-record quarterly dashboard</w:t>
-      </w:r>
-    </w:p>
-    <w:p>
-      <w:pPr>
         <w:numPr>
           <w:ilvl w:val="0"/>
-          <w:numId w:val="1014"/>
+          <w:numId w:val="1019"/>
         </w:numPr>
+      </w:pPr>
+      <w:r>
+        <w:t xml:space="preserve">Configure phishing simulation platform (Attack Simulator or KnowBe4)</w:t>
+      </w:r>
+    </w:p>
+    <w:p>
+      <w:pPr>
         <w:pStyle w:val="Compact"/>
-      </w:pPr>
-      <w:r>
-        <w:t xml:space="preserve">☐ Annual AT-2 content refresh cycle (update for emerging threats)</w:t>
+        <w:numPr>
+          <w:ilvl w:val="0"/>
+          <w:numId w:val="1020"/>
+        </w:numPr>
+      </w:pPr>
+      <w:r>
+        <w:t xml:space="preserve">Run first phishing simulation campaign</w:t>
+      </w:r>
+    </w:p>
+    <w:p>
+      <w:pPr>
+        <w:pStyle w:val="Compact"/>
+        <w:numPr>
+          <w:ilvl w:val="0"/>
+          <w:numId w:val="1021"/>
+        </w:numPr>
+      </w:pPr>
+      <w:r>
+        <w:t xml:space="preserve">Deliver first Tier 3 SBOM/Grype hands-on lab</w:t>
+      </w:r>
+    </w:p>
+    <w:p>
+      <w:pPr>
+        <w:pStyle w:val="Compact"/>
+        <w:numPr>
+          <w:ilvl w:val="0"/>
+          <w:numId w:val="1022"/>
+        </w:numPr>
+      </w:pPr>
+      <w:r>
+        <w:t xml:space="preserve">Schedule IR drill with SOC team</w:t>
+      </w:r>
+    </w:p>
+    <w:bookmarkEnd w:id="60"/>
+    <w:bookmarkStart w:id="61" w:name="phase-3-evidence-integration-weeks-1316"/>
+    <w:p>
+      <w:pPr>
+        <w:pStyle w:val="Heading2"/>
+      </w:pPr>
+      <w:r>
+        <w:t xml:space="preserve">10.3 Phase 3 — Evidence Integration (Weeks 13–16)</w:t>
+      </w:r>
+    </w:p>
+    <w:p>
+      <w:pPr>
+        <w:pStyle w:val="Compact"/>
+        <w:numPr>
+          <w:ilvl w:val="0"/>
+          <w:numId w:val="1023"/>
+        </w:numPr>
+      </w:pPr>
+      <w:r>
+        <w:t xml:space="preserve">Deploy Logic App / Automation Runbook for monthly LMS export</w:t>
+      </w:r>
+    </w:p>
+    <w:p>
+      <w:pPr>
+        <w:pStyle w:val="Compact"/>
+        <w:numPr>
+          <w:ilvl w:val="0"/>
+          <w:numId w:val="1024"/>
+        </w:numPr>
+      </w:pPr>
+      <w:r>
+        <w:t xml:space="preserve">Map Graph API output to</w:t>
+      </w:r>
+      <w:r>
+        <w:t xml:space="preserve"> </w:t>
+      </w:r>
+      <w:r>
+        <w:rPr>
+          <w:rStyle w:val="VerbatimChar"/>
+        </w:rPr>
+        <w:t xml:space="preserve">training-effectiveness-record</w:t>
+      </w:r>
+      <w:r>
+        <w:t xml:space="preserve"> </w:t>
+      </w:r>
+      <w:r>
+        <w:t xml:space="preserve">JSON schema</w:t>
+      </w:r>
+    </w:p>
+    <w:p>
+      <w:pPr>
+        <w:pStyle w:val="Compact"/>
+        <w:numPr>
+          <w:ilvl w:val="0"/>
+          <w:numId w:val="1025"/>
+        </w:numPr>
+      </w:pPr>
+      <w:r>
+        <w:t xml:space="preserve">Integrate export into UIAO governance substrate</w:t>
+      </w:r>
+    </w:p>
+    <w:p>
+      <w:pPr>
+        <w:pStyle w:val="Compact"/>
+        <w:numPr>
+          <w:ilvl w:val="0"/>
+          <w:numId w:val="1026"/>
+        </w:numPr>
+      </w:pPr>
+      <w:r>
+        <w:t xml:space="preserve">Validate KSI-022 query returns PASS on first ingested record</w:t>
+      </w:r>
+    </w:p>
+    <w:p>
+      <w:pPr>
+        <w:pStyle w:val="Compact"/>
+        <w:numPr>
+          <w:ilvl w:val="0"/>
+          <w:numId w:val="1027"/>
+        </w:numPr>
+      </w:pPr>
+      <w:r>
+        <w:t xml:space="preserve">Archive first tabletop after-action report in governance record store</w:t>
+      </w:r>
+    </w:p>
+    <w:bookmarkEnd w:id="61"/>
+    <w:bookmarkStart w:id="62" w:name="phase-4-steady-state-ongoing"/>
+    <w:p>
+      <w:pPr>
+        <w:pStyle w:val="Heading2"/>
+      </w:pPr>
+      <w:r>
+        <w:t xml:space="preserve">10.4 Phase 4 — Steady State (Ongoing)</w:t>
+      </w:r>
+    </w:p>
+    <w:p>
+      <w:pPr>
+        <w:pStyle w:val="Compact"/>
+        <w:numPr>
+          <w:ilvl w:val="0"/>
+          <w:numId w:val="1028"/>
+        </w:numPr>
+      </w:pPr>
+      <w:r>
+        <w:t xml:space="preserve">Monthly LMS export running and ingesting automatically</w:t>
+      </w:r>
+    </w:p>
+    <w:p>
+      <w:pPr>
+        <w:pStyle w:val="Compact"/>
+        <w:numPr>
+          <w:ilvl w:val="0"/>
+          <w:numId w:val="1029"/>
+        </w:numPr>
+      </w:pPr>
+      <w:r>
+        <w:t xml:space="preserve">Quarterly phishing simulation campaigns on calendar</w:t>
+      </w:r>
+    </w:p>
+    <w:p>
+      <w:pPr>
+        <w:pStyle w:val="Compact"/>
+        <w:numPr>
+          <w:ilvl w:val="0"/>
+          <w:numId w:val="1030"/>
+        </w:numPr>
+      </w:pPr>
+      <w:r>
+        <w:t xml:space="preserve">Semi-annual IR drill scheduled for H1 and H2</w:t>
+      </w:r>
+    </w:p>
+    <w:p>
+      <w:pPr>
+        <w:pStyle w:val="Compact"/>
+        <w:numPr>
+          <w:ilvl w:val="0"/>
+          <w:numId w:val="1031"/>
+        </w:numPr>
+      </w:pPr>
+      <w:r>
+        <w:t xml:space="preserve">Annual tabletop calendar set (Q1–Q4 per CP-3 schedule)</w:t>
+      </w:r>
+    </w:p>
+    <w:p>
+      <w:pPr>
+        <w:pStyle w:val="Compact"/>
+        <w:numPr>
+          <w:ilvl w:val="0"/>
+          <w:numId w:val="1032"/>
+        </w:numPr>
+      </w:pPr>
+      <w:r>
+        <w:t xml:space="preserve">ISSO reviews training-effectiveness-record quarterly dashboard</w:t>
+      </w:r>
+    </w:p>
+    <w:p>
+      <w:pPr>
+        <w:pStyle w:val="Compact"/>
+        <w:numPr>
+          <w:ilvl w:val="0"/>
+          <w:numId w:val="1033"/>
+        </w:numPr>
+      </w:pPr>
+      <w:r>
+        <w:t xml:space="preserve">Annual AT-2 content refresh cycle (update for emerging threats)</w:t>
       </w:r>
     </w:p>
     <w:p>
@@ -11773,23 +11404,23 @@
         </w:pict>
       </w:r>
     </w:p>
-    <w:bookmarkEnd w:id="71"/>
-    <w:bookmarkEnd w:id="72"/>
-    <w:bookmarkStart w:id="73" w:name="document-references"/>
+    <w:bookmarkEnd w:id="62"/>
+    <w:bookmarkEnd w:id="63"/>
+    <w:bookmarkStart w:id="64" w:name="document-references"/>
     <w:p>
       <w:pPr>
         <w:pStyle w:val="Heading1"/>
       </w:pPr>
       <w:r>
-        <w:t xml:space="preserve">Document References</w:t>
+        <w:t xml:space="preserve">11. Document References</w:t>
       </w:r>
     </w:p>
     <w:tbl>
       <w:tblPr>
         <w:tblStyle w:val="Table"/>
         <w:tblW w:type="pct" w:w="5000"/>
+        <w:tblLayout w:type="fixed"/>
         <w:tblLook w:firstRow="1" w:lastRow="0" w:firstColumn="0" w:lastColumn="0" w:noHBand="0" w:noVBand="0" w:val="0020"/>
-        <w:jc w:val="start"/>
       </w:tblPr>
       <w:tblGrid>
         <w:gridCol w:w="3443"/>
@@ -11797,14 +11428,13 @@
       </w:tblGrid>
       <w:tr>
         <w:trPr>
-          <w:tblHeader w:val="true"/>
+          <w:tblHeader w:val="on"/>
         </w:trPr>
         <w:tc>
           <w:tcPr/>
           <w:p>
             <w:pPr>
               <w:pStyle w:val="Compact"/>
-              <w:jc w:val="left"/>
             </w:pPr>
             <w:r>
               <w:t xml:space="preserve">Document</w:t>
@@ -11816,7 +11446,6 @@
           <w:p>
             <w:pPr>
               <w:pStyle w:val="Compact"/>
-              <w:jc w:val="left"/>
             </w:pPr>
             <w:r>
               <w:t xml:space="preserve">Description</w:t>
@@ -11830,7 +11459,6 @@
           <w:p>
             <w:pPr>
               <w:pStyle w:val="Compact"/>
-              <w:jc w:val="left"/>
             </w:pPr>
             <w:r>
               <w:t xml:space="preserve">Federal AAN — SSA Landing Zone IPAM / FedRAMP</w:t>
@@ -11842,7 +11470,6 @@
           <w:p>
             <w:pPr>
               <w:pStyle w:val="Compact"/>
-              <w:jc w:val="left"/>
             </w:pPr>
             <w:r>
               <w:t xml:space="preserve">Part 1: InfoBlox DDI, four-environment landing zone, NIST control mapping, FedRAMP 20x KSI evidence</w:t>
@@ -11856,7 +11483,6 @@
           <w:p>
             <w:pPr>
               <w:pStyle w:val="Compact"/>
-              <w:jc w:val="left"/>
             </w:pPr>
             <w:r>
               <w:t xml:space="preserve">Federal AAN — Federal Telecommunications Modernization</w:t>
@@ -11868,7 +11494,6 @@
           <w:p>
             <w:pPr>
               <w:pStyle w:val="Compact"/>
-              <w:jc w:val="left"/>
             </w:pPr>
             <w:r>
               <w:t xml:space="preserve">Part 6: Amazon Connect, Teams Phone, SD-WAN/SASE, G.114 compliance</w:t>
@@ -11882,7 +11507,6 @@
           <w:p>
             <w:pPr>
               <w:pStyle w:val="Compact"/>
-              <w:jc w:val="left"/>
             </w:pPr>
             <w:r>
               <w:t xml:space="preserve">Federal AAN — Network Modernization</w:t>
@@ -11894,7 +11518,6 @@
           <w:p>
             <w:pPr>
               <w:pStyle w:val="Compact"/>
-              <w:jc w:val="left"/>
             </w:pPr>
             <w:r>
               <w:t xml:space="preserve">Part 5: AD-to-Entra migration, ZTNA, Active Governance, FedRAMP 20x alignment</w:t>
@@ -11908,7 +11531,6 @@
           <w:p>
             <w:pPr>
               <w:pStyle w:val="Compact"/>
-              <w:jc w:val="left"/>
             </w:pPr>
             <w:r>
               <w:t xml:space="preserve">Federal AAN — SQL Server Authentication Modernization</w:t>
@@ -11920,7 +11542,6 @@
           <w:p>
             <w:pPr>
               <w:pStyle w:val="Compact"/>
-              <w:jc w:val="left"/>
             </w:pPr>
             <w:r>
               <w:t xml:space="preserve">Part 7: Arc Managed Identity, Kerberos/NTLM elimination, login migration</w:t>
@@ -11934,7 +11555,6 @@
           <w:p>
             <w:pPr>
               <w:pStyle w:val="Compact"/>
-              <w:jc w:val="left"/>
             </w:pPr>
             <w:r>
               <w:t xml:space="preserve">Federal AAN — SQL Server Implementation Guide</w:t>
@@ -11946,7 +11566,6 @@
           <w:p>
             <w:pPr>
               <w:pStyle w:val="Compact"/>
-              <w:jc w:val="left"/>
             </w:pPr>
             <w:r>
               <w:t xml:space="preserve">Part 8: 10-book runbook — estate discovery, Arc deployment, monitoring</w:t>
@@ -11960,7 +11579,6 @@
           <w:p>
             <w:pPr>
               <w:pStyle w:val="Compact"/>
-              <w:jc w:val="left"/>
             </w:pPr>
             <w:r>
               <w:t xml:space="preserve">Federal AAN — Database Consolidation and Network Physics</w:t>
@@ -11972,7 +11590,6 @@
           <w:p>
             <w:pPr>
               <w:pStyle w:val="Compact"/>
-              <w:jc w:val="left"/>
             </w:pPr>
             <w:r>
               <w:t xml:space="preserve">Part 9: SSOT architecture, speed-of-light floor, SD-WAN for database traffic</w:t>
@@ -11986,7 +11603,6 @@
           <w:p>
             <w:pPr>
               <w:pStyle w:val="Compact"/>
-              <w:jc w:val="left"/>
             </w:pPr>
             <w:r>
               <w:t xml:space="preserve">Federal AAN — Privileged Access Management</w:t>
@@ -11998,7 +11614,6 @@
           <w:p>
             <w:pPr>
               <w:pStyle w:val="Compact"/>
-              <w:jc w:val="left"/>
             </w:pPr>
             <w:r>
               <w:t xml:space="preserve">Part 10: Entra PIM JIT, PAW architecture, AC-6 least privilege</w:t>
@@ -12012,7 +11627,6 @@
           <w:p>
             <w:pPr>
               <w:pStyle w:val="Compact"/>
-              <w:jc w:val="left"/>
             </w:pPr>
             <w:r>
               <w:t xml:space="preserve">Federal AAN — Vulnerability Management</w:t>
@@ -12024,7 +11638,6 @@
           <w:p>
             <w:pPr>
               <w:pStyle w:val="Compact"/>
-              <w:jc w:val="left"/>
             </w:pPr>
             <w:r>
               <w:t xml:space="preserve">Part 11: Defender MDVM, CISA KEV, BOD 22-01 SLAs, RA-5 continuous scanning</w:t>
@@ -12038,7 +11651,6 @@
           <w:p>
             <w:pPr>
               <w:pStyle w:val="Compact"/>
-              <w:jc w:val="left"/>
             </w:pPr>
             <w:r>
               <w:t xml:space="preserve">Federal AAN — Data Protection and Purview</w:t>
@@ -12050,7 +11662,6 @@
           <w:p>
             <w:pPr>
               <w:pStyle w:val="Compact"/>
-              <w:jc w:val="left"/>
             </w:pPr>
             <w:r>
               <w:t xml:space="preserve">Part 12: Purview DLP, sensitivity labels, Key Vault CMK</w:t>
@@ -12064,7 +11675,6 @@
           <w:p>
             <w:pPr>
               <w:pStyle w:val="Compact"/>
-              <w:jc w:val="left"/>
             </w:pPr>
             <w:r>
               <w:t xml:space="preserve">Federal AAN — SIEM / XDR / Detection Engineering</w:t>
@@ -12076,7 +11686,6 @@
           <w:p>
             <w:pPr>
               <w:pStyle w:val="Compact"/>
-              <w:jc w:val="left"/>
             </w:pPr>
             <w:r>
               <w:t xml:space="preserve">Part 13: Sentinel connectors, KQL analytics, UEBA, Logic App playbooks</w:t>
@@ -12090,7 +11699,6 @@
           <w:p>
             <w:pPr>
               <w:pStyle w:val="Compact"/>
-              <w:jc w:val="left"/>
             </w:pPr>
             <w:r>
               <w:t xml:space="preserve">Federal AAN — Business Continuity</w:t>
@@ -12102,7 +11710,6 @@
           <w:p>
             <w:pPr>
               <w:pStyle w:val="Compact"/>
-              <w:jc w:val="left"/>
             </w:pPr>
             <w:r>
               <w:t xml:space="preserve">Part 14: CP-2 Contingency Plan, BIA, SQL AG and DDI DR integration</w:t>
@@ -12116,7 +11723,6 @@
           <w:p>
             <w:pPr>
               <w:pStyle w:val="Compact"/>
-              <w:jc w:val="left"/>
             </w:pPr>
             <w:r>
               <w:t xml:space="preserve">Federal AAN — Supply Chain Risk Management</w:t>
@@ -12128,7 +11734,6 @@
           <w:p>
             <w:pPr>
               <w:pStyle w:val="Compact"/>
-              <w:jc w:val="left"/>
             </w:pPr>
             <w:r>
               <w:t xml:space="preserve">Part 15: Syft SBOM, Grype VDR, OpenVEX, GitHub Actions pipeline</w:t>
@@ -12142,7 +11747,6 @@
           <w:p>
             <w:pPr>
               <w:pStyle w:val="Compact"/>
-              <w:jc w:val="left"/>
             </w:pPr>
             <w:r>
               <w:t xml:space="preserve">Federal AAN — Program Management and Governance</w:t>
@@ -12154,7 +11758,6 @@
           <w:p>
             <w:pPr>
               <w:pStyle w:val="Compact"/>
-              <w:jc w:val="left"/>
             </w:pPr>
             <w:r>
               <w:t xml:space="preserve">Part 16: ISPP, POA&amp;M, SCRM Charter, PM-30 closure</w:t>
@@ -12168,7 +11771,6 @@
           <w:p>
             <w:pPr>
               <w:pStyle w:val="Compact"/>
-              <w:jc w:val="left"/>
             </w:pPr>
             <w:r>
               <w:t xml:space="preserve">Federal AAN — PII Processing and Transparency</w:t>
@@ -12180,7 +11782,6 @@
           <w:p>
             <w:pPr>
               <w:pStyle w:val="Compact"/>
-              <w:jc w:val="left"/>
             </w:pPr>
             <w:r>
               <w:t xml:space="preserve">Part 17: PT family templates, Privacy Program Plan, Purview Data Map</w:t>
@@ -12194,7 +11795,6 @@
           <w:p>
             <w:pPr>
               <w:pStyle w:val="Compact"/>
-              <w:jc w:val="left"/>
             </w:pPr>
             <w:r>
               <w:t xml:space="preserve">NIST SP 800-53 Rev 5</w:t>
@@ -12206,7 +11806,6 @@
           <w:p>
             <w:pPr>
               <w:pStyle w:val="Compact"/>
-              <w:jc w:val="left"/>
             </w:pPr>
             <w:r>
               <w:t xml:space="preserve">Security and Privacy Controls — AT, CP, IR families</w:t>
@@ -12220,7 +11819,6 @@
           <w:p>
             <w:pPr>
               <w:pStyle w:val="Compact"/>
-              <w:jc w:val="left"/>
             </w:pPr>
             <w:r>
               <w:t xml:space="preserve">NIST SP 800-50</w:t>
@@ -12232,7 +11830,6 @@
           <w:p>
             <w:pPr>
               <w:pStyle w:val="Compact"/>
-              <w:jc w:val="left"/>
             </w:pPr>
             <w:r>
               <w:t xml:space="preserve">Building an Information Technology Security Awareness and Training Program</w:t>
@@ -12246,7 +11843,6 @@
           <w:p>
             <w:pPr>
               <w:pStyle w:val="Compact"/>
-              <w:jc w:val="left"/>
             </w:pPr>
             <w:r>
               <w:t xml:space="preserve">NIST SP 800-16</w:t>
@@ -12258,7 +11854,6 @@
           <w:p>
             <w:pPr>
               <w:pStyle w:val="Compact"/>
-              <w:jc w:val="left"/>
             </w:pPr>
             <w:r>
               <w:t xml:space="preserve">Information Technology Security Training Requirements</w:t>
@@ -12272,7 +11867,6 @@
           <w:p>
             <w:pPr>
               <w:pStyle w:val="Compact"/>
-              <w:jc w:val="left"/>
             </w:pPr>
             <w:r>
               <w:t xml:space="preserve">FedRAMP 20x Consolidated Rules (June 25, 2026)</w:t>
@@ -12284,7 +11878,6 @@
           <w:p>
             <w:pPr>
               <w:pStyle w:val="Compact"/>
-              <w:jc w:val="left"/>
             </w:pPr>
             <w:r>
               <w:t xml:space="preserve">KSI-CED-RAT — Reviewing All Training</w:t>
@@ -12298,7 +11891,6 @@
           <w:p>
             <w:pPr>
               <w:pStyle w:val="Compact"/>
-              <w:jc w:val="left"/>
             </w:pPr>
             <w:r>
               <w:t xml:space="preserve">CISA Cybersecurity Training</w:t>
@@ -12310,7 +11902,6 @@
           <w:p>
             <w:pPr>
               <w:pStyle w:val="Compact"/>
-              <w:jc w:val="left"/>
             </w:pPr>
             <w:r>
               <w:t xml:space="preserve">free.cisa.gov — federal workforce awareness resources</w:t>
@@ -12324,7 +11915,6 @@
           <w:p>
             <w:pPr>
               <w:pStyle w:val="Compact"/>
-              <w:jc w:val="left"/>
             </w:pPr>
             <w:r>
               <w:t xml:space="preserve">DoD Cyber Awareness Challenge</w:t>
@@ -12336,7 +11926,6 @@
           <w:p>
             <w:pPr>
               <w:pStyle w:val="Compact"/>
-              <w:jc w:val="left"/>
             </w:pPr>
             <w:r>
               <w:t xml:space="preserve">Annual awareness training; ATCTS completion records</w:t>
@@ -12350,7 +11939,6 @@
           <w:p>
             <w:pPr>
               <w:pStyle w:val="Compact"/>
-              <w:jc w:val="left"/>
             </w:pPr>
             <w:r>
               <w:t xml:space="preserve">Microsoft Graph API — Viva Learning</w:t>
@@ -12362,7 +11950,6 @@
           <w:p>
             <w:pPr>
               <w:pStyle w:val="Compact"/>
-              <w:jc w:val="left"/>
             </w:pPr>
             <w:r>
               <w:t xml:space="preserve">LearningCourseActivities endpoint for AT-4 evidence export</w:t>
@@ -12376,7 +11963,6 @@
           <w:p>
             <w:pPr>
               <w:pStyle w:val="Compact"/>
-              <w:jc w:val="left"/>
             </w:pPr>
             <w:r>
               <w:t xml:space="preserve">EO 14028</w:t>
@@ -12388,7 +11974,6 @@
           <w:p>
             <w:pPr>
               <w:pStyle w:val="Compact"/>
-              <w:jc w:val="left"/>
             </w:pPr>
             <w:r>
               <w:t xml:space="preserve">Improving the Nation’s Cybersecurity — training requirements for federal workforce</w:t>
@@ -12397,8 +11982,12 @@
         </w:tc>
       </w:tr>
     </w:tbl>
-    <w:bookmarkEnd w:id="73"/>
-    <w:sectPr/>
+    <w:bookmarkEnd w:id="64"/>
+    <w:sectPr>
+      <w:footnotePr>
+        <w:numRestart w:val="eachSect"/>
+      </w:footnotePr>
+    </w:sectPr>
   </w:body>
 </w:document>
 </file>
@@ -12429,14 +12018,14 @@
 <file path=word/numbering.xml><?xml version="1.0" encoding="utf-8"?>
 <w:numbering xmlns:w="http://schemas.openxmlformats.org/wordprocessingml/2006/main">
   <w:abstractNum w:abstractNumId="990">
-    <w:nsid w:val="A990"/>
+    <w:nsid w:val="0000A990"/>
     <w:multiLevelType w:val="multilevel"/>
     <w:lvl w:ilvl="0">
       <w:numFmt w:val="bullet"/>
       <w:lvlText w:val=" "/>
       <w:lvlJc w:val="left"/>
       <w:pPr>
-        <w:ind w:left="720" w:hanging="480"/>
+        <w:ind w:left="720" w:hanging="360"/>
       </w:pPr>
     </w:lvl>
     <w:lvl w:ilvl="1">
@@ -12444,7 +12033,7 @@
       <w:lvlText w:val=" "/>
       <w:lvlJc w:val="left"/>
       <w:pPr>
-        <w:ind w:left="1440" w:hanging="480"/>
+        <w:ind w:left="1440" w:hanging="360"/>
       </w:pPr>
     </w:lvl>
     <w:lvl w:ilvl="2">
@@ -12452,7 +12041,7 @@
       <w:lvlText w:val=" "/>
       <w:lvlJc w:val="left"/>
       <w:pPr>
-        <w:ind w:left="2160" w:hanging="480"/>
+        <w:ind w:left="2160" w:hanging="360"/>
       </w:pPr>
     </w:lvl>
     <w:lvl w:ilvl="3">
@@ -12460,7 +12049,7 @@
       <w:lvlText w:val=" "/>
       <w:lvlJc w:val="left"/>
       <w:pPr>
-        <w:ind w:left="2880" w:hanging="480"/>
+        <w:ind w:left="2880" w:hanging="360"/>
       </w:pPr>
     </w:lvl>
     <w:lvl w:ilvl="4">
@@ -12468,7 +12057,7 @@
       <w:lvlText w:val=" "/>
       <w:lvlJc w:val="left"/>
       <w:pPr>
-        <w:ind w:left="3600" w:hanging="480"/>
+        <w:ind w:left="3600" w:hanging="360"/>
       </w:pPr>
     </w:lvl>
     <w:lvl w:ilvl="5">
@@ -12476,7 +12065,7 @@
       <w:lvlText w:val=" "/>
       <w:lvlJc w:val="left"/>
       <w:pPr>
-        <w:ind w:left="4320" w:hanging="480"/>
+        <w:ind w:left="4320" w:hanging="360"/>
       </w:pPr>
     </w:lvl>
     <w:lvl w:ilvl="6">
@@ -12484,7 +12073,7 @@
       <w:lvlText w:val=" "/>
       <w:lvlJc w:val="left"/>
       <w:pPr>
-        <w:ind w:left="5040" w:hanging="480"/>
+        <w:ind w:left="5040" w:hanging="360"/>
       </w:pPr>
     </w:lvl>
     <w:lvl w:ilvl="7">
@@ -12492,7 +12081,7 @@
       <w:lvlText w:val=" "/>
       <w:lvlJc w:val="left"/>
       <w:pPr>
-        <w:ind w:left="5760" w:hanging="480"/>
+        <w:ind w:left="5760" w:hanging="360"/>
       </w:pPr>
     </w:lvl>
     <w:lvl w:ilvl="8">
@@ -12500,12 +12089,12 @@
       <w:lvlText w:val=" "/>
       <w:lvlJc w:val="left"/>
       <w:pPr>
-        <w:ind w:left="6480" w:hanging="480"/>
+        <w:ind w:left="6480" w:hanging="360"/>
       </w:pPr>
     </w:lvl>
   </w:abstractNum>
   <w:abstractNum w:abstractNumId="99411">
-    <w:nsid w:val="A99411"/>
+    <w:nsid w:val="00A99411"/>
     <w:multiLevelType w:val="multilevel"/>
     <w:lvl w:ilvl="0">
       <w:start w:val="1"/>
@@ -12513,7 +12102,7 @@
       <w:lvlText w:val="%1."/>
       <w:lvlJc w:val="left"/>
       <w:pPr>
-        <w:ind w:left="720" w:hanging="480"/>
+        <w:ind w:left="720" w:hanging="360"/>
       </w:pPr>
     </w:lvl>
     <w:lvl w:ilvl="1">
@@ -12522,7 +12111,7 @@
       <w:lvlText w:val="%2."/>
       <w:lvlJc w:val="left"/>
       <w:pPr>
-        <w:ind w:left="1440" w:hanging="480"/>
+        <w:ind w:left="1440" w:hanging="360"/>
       </w:pPr>
     </w:lvl>
     <w:lvl w:ilvl="2">
@@ -12531,7 +12120,7 @@
       <w:lvlText w:val="%3."/>
       <w:lvlJc w:val="left"/>
       <w:pPr>
-        <w:ind w:left="2160" w:hanging="480"/>
+        <w:ind w:left="2160" w:hanging="360"/>
       </w:pPr>
     </w:lvl>
     <w:lvl w:ilvl="3">
@@ -12540,7 +12129,7 @@
       <w:lvlText w:val="%4."/>
       <w:lvlJc w:val="left"/>
       <w:pPr>
-        <w:ind w:left="2880" w:hanging="480"/>
+        <w:ind w:left="2880" w:hanging="360"/>
       </w:pPr>
     </w:lvl>
     <w:lvl w:ilvl="4">
@@ -12549,7 +12138,7 @@
       <w:lvlText w:val="%5."/>
       <w:lvlJc w:val="left"/>
       <w:pPr>
-        <w:ind w:left="3600" w:hanging="480"/>
+        <w:ind w:left="3600" w:hanging="360"/>
       </w:pPr>
     </w:lvl>
     <w:lvl w:ilvl="5">
@@ -12558,7 +12147,7 @@
       <w:lvlText w:val="%6."/>
       <w:lvlJc w:val="left"/>
       <w:pPr>
-        <w:ind w:left="4320" w:hanging="480"/>
+        <w:ind w:left="4320" w:hanging="360"/>
       </w:pPr>
     </w:lvl>
     <w:lvl w:ilvl="6">
@@ -12567,7 +12156,7 @@
       <w:lvlText w:val="%7."/>
       <w:lvlJc w:val="left"/>
       <w:pPr>
-        <w:ind w:left="5040" w:hanging="480"/>
+        <w:ind w:left="5040" w:hanging="360"/>
       </w:pPr>
     </w:lvl>
     <w:lvl w:ilvl="7">
@@ -12576,7 +12165,7 @@
       <w:lvlText w:val="%8."/>
       <w:lvlJc w:val="left"/>
       <w:pPr>
-        <w:ind w:left="5760" w:hanging="480"/>
+        <w:ind w:left="5760" w:hanging="360"/>
       </w:pPr>
     </w:lvl>
     <w:lvl w:ilvl="8">
@@ -12585,83 +12174,186 @@
       <w:lvlText w:val="%9."/>
       <w:lvlJc w:val="left"/>
       <w:pPr>
-        <w:ind w:left="6480" w:hanging="480"/>
+        <w:ind w:left="6480" w:hanging="360"/>
       </w:pPr>
     </w:lvl>
   </w:abstractNum>
   <w:abstractNum w:abstractNumId="991">
-    <w:nsid w:val="A991"/>
+    <w:nsid w:val="0000A991"/>
     <w:multiLevelType w:val="multilevel"/>
     <w:lvl w:ilvl="0">
       <w:numFmt w:val="bullet"/>
-      <w:lvlText w:val="•"/>
+      <w:lvlText w:val=""/>
       <w:lvlJc w:val="left"/>
       <w:pPr>
-        <w:ind w:left="720" w:hanging="480"/>
-      </w:pPr>
+        <w:ind w:left="720" w:hanging="360"/>
+      </w:pPr>
+      <w:rPr>
+        <w:rFonts w:ascii="Symbol" w:hAnsi="Symbol" w:cs="Symbol" w:hint="default"/>
+      </w:rPr>
     </w:lvl>
     <w:lvl w:ilvl="1">
       <w:numFmt w:val="bullet"/>
-      <w:lvlText w:val="–"/>
+      <w:lvlText w:val="o"/>
       <w:lvlJc w:val="left"/>
       <w:pPr>
-        <w:ind w:left="1440" w:hanging="480"/>
-      </w:pPr>
+        <w:ind w:left="1440" w:hanging="360"/>
+      </w:pPr>
+      <w:rPr>
+        <w:rFonts w:ascii="Courier New" w:hAnsi="Courier New" w:cs="Courier New" w:hint="default"/>
+      </w:rPr>
     </w:lvl>
     <w:lvl w:ilvl="2">
       <w:numFmt w:val="bullet"/>
-      <w:lvlText w:val="•"/>
+      <w:lvlText w:val=""/>
       <w:lvlJc w:val="left"/>
       <w:pPr>
-        <w:ind w:left="2160" w:hanging="480"/>
-      </w:pPr>
+        <w:ind w:left="2160" w:hanging="360"/>
+      </w:pPr>
+      <w:rPr>
+        <w:rFonts w:ascii="Wingdings" w:hAnsi="Wingdings" w:cs="Wingdings" w:hint="default"/>
+      </w:rPr>
     </w:lvl>
     <w:lvl w:ilvl="3">
       <w:numFmt w:val="bullet"/>
-      <w:lvlText w:val="–"/>
+      <w:lvlText w:val=""/>
       <w:lvlJc w:val="left"/>
       <w:pPr>
-        <w:ind w:left="2880" w:hanging="480"/>
-      </w:pPr>
+        <w:ind w:left="2880" w:hanging="360"/>
+      </w:pPr>
+      <w:rPr>
+        <w:rFonts w:ascii="Symbol" w:hAnsi="Symbol" w:cs="Symbol" w:hint="default"/>
+      </w:rPr>
     </w:lvl>
     <w:lvl w:ilvl="4">
       <w:numFmt w:val="bullet"/>
-      <w:lvlText w:val="•"/>
+      <w:lvlText w:val="o"/>
       <w:lvlJc w:val="left"/>
       <w:pPr>
-        <w:ind w:left="3600" w:hanging="480"/>
-      </w:pPr>
+        <w:ind w:left="3600" w:hanging="360"/>
+      </w:pPr>
+      <w:rPr>
+        <w:rFonts w:ascii="Courier New" w:hAnsi="Courier New" w:cs="Courier New" w:hint="default"/>
+      </w:rPr>
     </w:lvl>
     <w:lvl w:ilvl="5">
       <w:numFmt w:val="bullet"/>
-      <w:lvlText w:val="–"/>
+      <w:lvlText w:val=""/>
       <w:lvlJc w:val="left"/>
       <w:pPr>
-        <w:ind w:left="4320" w:hanging="480"/>
-      </w:pPr>
+        <w:ind w:left="4320" w:hanging="360"/>
+      </w:pPr>
+      <w:rPr>
+        <w:rFonts w:ascii="Wingdings" w:hAnsi="Wingdings" w:cs="Wingdings" w:hint="default"/>
+      </w:rPr>
     </w:lvl>
     <w:lvl w:ilvl="6">
       <w:numFmt w:val="bullet"/>
-      <w:lvlText w:val="•"/>
+      <w:lvlText w:val=""/>
       <w:lvlJc w:val="left"/>
       <w:pPr>
-        <w:ind w:left="5040" w:hanging="480"/>
-      </w:pPr>
+        <w:ind w:left="5040" w:hanging="360"/>
+      </w:pPr>
+      <w:rPr>
+        <w:rFonts w:ascii="Symbol" w:hAnsi="Symbol" w:cs="Symbol" w:hint="default"/>
+      </w:rPr>
     </w:lvl>
     <w:lvl w:ilvl="7">
       <w:numFmt w:val="bullet"/>
-      <w:lvlText w:val="–"/>
+      <w:lvlText w:val="o"/>
       <w:lvlJc w:val="left"/>
       <w:pPr>
-        <w:ind w:left="5760" w:hanging="480"/>
-      </w:pPr>
+        <w:ind w:left="5760" w:hanging="360"/>
+      </w:pPr>
+      <w:rPr>
+        <w:rFonts w:ascii="Courier New" w:hAnsi="Courier New" w:cs="Courier New" w:hint="default"/>
+      </w:rPr>
     </w:lvl>
     <w:lvl w:ilvl="8">
       <w:numFmt w:val="bullet"/>
-      <w:lvlText w:val="•"/>
+      <w:lvlText w:val=""/>
       <w:lvlJc w:val="left"/>
       <w:pPr>
-        <w:ind w:left="6480" w:hanging="480"/>
+        <w:ind w:left="6480" w:hanging="360"/>
+      </w:pPr>
+      <w:rPr>
+        <w:rFonts w:ascii="Wingdings" w:hAnsi="Wingdings" w:cs="Wingdings" w:hint="default"/>
+      </w:rPr>
+    </w:lvl>
+  </w:abstractNum>
+  <w:abstractNum w:abstractNumId="992">
+    <w:nsid w:val="0000A992"/>
+    <w:multiLevelType w:val="multilevel"/>
+    <w:lvl w:ilvl="0">
+      <w:numFmt w:val="bullet"/>
+      <w:lvlText w:val="☐"/>
+      <w:lvlJc w:val="left"/>
+      <w:pPr>
+        <w:ind w:left="720" w:hanging="360"/>
+      </w:pPr>
+    </w:lvl>
+    <w:lvl w:ilvl="1">
+      <w:numFmt w:val="bullet"/>
+      <w:lvlText w:val="☐"/>
+      <w:lvlJc w:val="left"/>
+      <w:pPr>
+        <w:ind w:left="1440" w:hanging="360"/>
+      </w:pPr>
+    </w:lvl>
+    <w:lvl w:ilvl="2">
+      <w:numFmt w:val="bullet"/>
+      <w:lvlText w:val="☐"/>
+      <w:lvlJc w:val="left"/>
+      <w:pPr>
+        <w:ind w:left="2160" w:hanging="360"/>
+      </w:pPr>
+    </w:lvl>
+    <w:lvl w:ilvl="3">
+      <w:numFmt w:val="bullet"/>
+      <w:lvlText w:val="☐"/>
+      <w:lvlJc w:val="left"/>
+      <w:pPr>
+        <w:ind w:left="2880" w:hanging="360"/>
+      </w:pPr>
+    </w:lvl>
+    <w:lvl w:ilvl="4">
+      <w:numFmt w:val="bullet"/>
+      <w:lvlText w:val="☐"/>
+      <w:lvlJc w:val="left"/>
+      <w:pPr>
+        <w:ind w:left="3600" w:hanging="360"/>
+      </w:pPr>
+    </w:lvl>
+    <w:lvl w:ilvl="5">
+      <w:numFmt w:val="bullet"/>
+      <w:lvlText w:val="☐"/>
+      <w:lvlJc w:val="left"/>
+      <w:pPr>
+        <w:ind w:left="4320" w:hanging="360"/>
+      </w:pPr>
+    </w:lvl>
+    <w:lvl w:ilvl="6">
+      <w:numFmt w:val="bullet"/>
+      <w:lvlText w:val="☐"/>
+      <w:lvlJc w:val="left"/>
+      <w:pPr>
+        <w:ind w:left="5040" w:hanging="360"/>
+      </w:pPr>
+    </w:lvl>
+    <w:lvl w:ilvl="7">
+      <w:numFmt w:val="bullet"/>
+      <w:lvlText w:val="☐"/>
+      <w:lvlJc w:val="left"/>
+      <w:pPr>
+        <w:ind w:left="5760" w:hanging="360"/>
+      </w:pPr>
+    </w:lvl>
+    <w:lvl w:ilvl="8">
+      <w:numFmt w:val="bullet"/>
+      <w:lvlText w:val="☐"/>
+      <w:lvlJc w:val="left"/>
+      <w:pPr>
+        <w:ind w:left="6480" w:hanging="360"/>
       </w:pPr>
     </w:lvl>
   </w:abstractNum>
@@ -12888,16 +12580,73 @@
     <w:abstractNumId w:val="991"/>
   </w:num>
   <w:num w:numId="1011">
-    <w:abstractNumId w:val="991"/>
+    <w:abstractNumId w:val="992"/>
   </w:num>
   <w:num w:numId="1012">
-    <w:abstractNumId w:val="991"/>
+    <w:abstractNumId w:val="992"/>
   </w:num>
   <w:num w:numId="1013">
-    <w:abstractNumId w:val="991"/>
+    <w:abstractNumId w:val="992"/>
   </w:num>
   <w:num w:numId="1014">
-    <w:abstractNumId w:val="991"/>
+    <w:abstractNumId w:val="992"/>
+  </w:num>
+  <w:num w:numId="1015">
+    <w:abstractNumId w:val="992"/>
+  </w:num>
+  <w:num w:numId="1016">
+    <w:abstractNumId w:val="992"/>
+  </w:num>
+  <w:num w:numId="1017">
+    <w:abstractNumId w:val="992"/>
+  </w:num>
+  <w:num w:numId="1018">
+    <w:abstractNumId w:val="992"/>
+  </w:num>
+  <w:num w:numId="1019">
+    <w:abstractNumId w:val="992"/>
+  </w:num>
+  <w:num w:numId="1020">
+    <w:abstractNumId w:val="992"/>
+  </w:num>
+  <w:num w:numId="1021">
+    <w:abstractNumId w:val="992"/>
+  </w:num>
+  <w:num w:numId="1022">
+    <w:abstractNumId w:val="992"/>
+  </w:num>
+  <w:num w:numId="1023">
+    <w:abstractNumId w:val="992"/>
+  </w:num>
+  <w:num w:numId="1024">
+    <w:abstractNumId w:val="992"/>
+  </w:num>
+  <w:num w:numId="1025">
+    <w:abstractNumId w:val="992"/>
+  </w:num>
+  <w:num w:numId="1026">
+    <w:abstractNumId w:val="992"/>
+  </w:num>
+  <w:num w:numId="1027">
+    <w:abstractNumId w:val="992"/>
+  </w:num>
+  <w:num w:numId="1028">
+    <w:abstractNumId w:val="992"/>
+  </w:num>
+  <w:num w:numId="1029">
+    <w:abstractNumId w:val="992"/>
+  </w:num>
+  <w:num w:numId="1030">
+    <w:abstractNumId w:val="992"/>
+  </w:num>
+  <w:num w:numId="1031">
+    <w:abstractNumId w:val="992"/>
+  </w:num>
+  <w:num w:numId="1032">
+    <w:abstractNumId w:val="992"/>
+  </w:num>
+  <w:num w:numId="1033">
+    <w:abstractNumId w:val="992"/>
   </w:num>
 </w:numbering>
 </file>
@@ -12907,10 +12656,10 @@
   <w:docDefaults>
     <w:rPrDefault>
       <w:rPr>
-        <w:rFonts w:asciiTheme="minorHAnsi" w:cstheme="minorBidi" w:eastAsiaTheme="minorHAnsi" w:hAnsiTheme="minorHAnsi"/>
+        <w:rFonts w:asciiTheme="minorHAnsi" w:cstheme="minorBidi" w:eastAsiaTheme="minorEastAsia" w:hAnsiTheme="minorHAnsi"/>
         <w:sz w:val="24"/>
         <w:szCs w:val="24"/>
-        <w:lang w:bidi="ar-SA" w:eastAsia="en-US" w:val="en-US"/>
+        <w:lang w:bidi="ar-SA" w:eastAsia="zh-CN" w:val="en-US"/>
       </w:rPr>
     </w:rPrDefault>
     <w:pPrDefault>
@@ -12928,10 +12677,10 @@
     <w:name w:val="Body Text"/>
     <w:basedOn w:val="Normal"/>
     <w:link w:val="BodyTextChar"/>
+    <w:qFormat/>
     <w:pPr>
       <w:spacing w:after="180" w:before="180"/>
     </w:pPr>
-    <w:qFormat/>
   </w:style>
   <w:style w:customStyle="1" w:styleId="FirstParagraph" w:type="paragraph">
     <w:name w:val="First Paragraph"/>
@@ -12951,57 +12700,94 @@
     <w:name w:val="Title"/>
     <w:basedOn w:val="Normal"/>
     <w:next w:val="BodyText"/>
+    <w:link w:val="TitleChar"/>
+    <w:uiPriority w:val="10"/>
     <w:qFormat/>
+    <w:rsid w:val="00A10FD9"/>
     <w:pPr>
-      <w:keepNext/>
-      <w:keepLines/>
-      <w:spacing w:after="240" w:before="480"/>
+      <w:spacing w:after="80" w:line="240" w:lineRule="auto"/>
+      <w:contextualSpacing/>
       <w:jc w:val="center"/>
     </w:pPr>
     <w:rPr>
       <w:rFonts w:asciiTheme="majorHAnsi" w:cstheme="majorBidi" w:eastAsiaTheme="majorEastAsia" w:hAnsiTheme="majorHAnsi"/>
-      <w:b/>
-      <w:bCs/>
-      <w:color w:themeColor="accent1" w:themeShade="B5" w:val="345A8A"/>
-      <w:sz w:val="36"/>
-      <w:szCs w:val="36"/>
+      <w:sz w:val="56"/>
+      <w:szCs w:val="56"/>
+    </w:rPr>
+  </w:style>
+  <w:style w:customStyle="1" w:styleId="TitleChar" w:type="character">
+    <w:name w:val="Title Char"/>
+    <w:basedOn w:val="DefaultParagraphFont"/>
+    <w:link w:val="Title"/>
+    <w:uiPriority w:val="10"/>
+    <w:rsid w:val="00A10FD9"/>
+    <w:rPr>
+      <w:rFonts w:asciiTheme="majorHAnsi" w:cstheme="majorBidi" w:eastAsiaTheme="majorEastAsia" w:hAnsiTheme="majorHAnsi"/>
+      <w:sz w:val="56"/>
+      <w:szCs w:val="56"/>
     </w:rPr>
   </w:style>
   <w:style w:styleId="Subtitle" w:type="paragraph">
     <w:name w:val="Subtitle"/>
     <w:basedOn w:val="Title"/>
     <w:next w:val="BodyText"/>
+    <w:link w:val="SubtitleChar"/>
+    <w:uiPriority w:val="11"/>
     <w:qFormat/>
+    <w:rsid w:val="00A10FD9"/>
     <w:pPr>
-      <w:keepNext/>
-      <w:keepLines/>
-      <w:spacing w:after="240" w:before="240"/>
-      <w:jc w:val="center"/>
+      <w:numPr>
+        <w:ilvl w:val="1"/>
+      </w:numPr>
     </w:pPr>
     <w:rPr>
-      <w:sz w:val="30"/>
-      <w:szCs w:val="30"/>
+      <w:rFonts w:cstheme="majorBidi" w:eastAsiaTheme="majorEastAsia"/>
+      <w:spacing w:val="15"/>
+      <w:sz w:val="28"/>
+      <w:szCs w:val="28"/>
+    </w:rPr>
+  </w:style>
+  <w:style w:customStyle="1" w:styleId="SubtitleChar" w:type="character">
+    <w:name w:val="Subtitle Char"/>
+    <w:basedOn w:val="DefaultParagraphFont"/>
+    <w:link w:val="Subtitle"/>
+    <w:uiPriority w:val="11"/>
+    <w:rsid w:val="00A10FD9"/>
+    <w:rPr>
+      <w:rFonts w:cstheme="majorBidi" w:eastAsiaTheme="majorEastAsia"/>
+      <w:color w:themeColor="text1" w:themeTint="A6" w:val="595959"/>
+      <w:spacing w:val="15"/>
+      <w:sz w:val="28"/>
+      <w:szCs w:val="28"/>
     </w:rPr>
   </w:style>
   <w:style w:customStyle="1" w:styleId="Author" w:type="paragraph">
     <w:name w:val="Author"/>
+    <w:basedOn w:val="Title"/>
     <w:next w:val="BodyText"/>
     <w:qFormat/>
     <w:pPr>
       <w:keepNext/>
       <w:keepLines/>
-      <w:jc w:val="center"/>
     </w:pPr>
+    <w:rPr>
+      <w:sz w:val="24"/>
+      <w:szCs w:val="24"/>
+    </w:rPr>
   </w:style>
   <w:style w:styleId="Date" w:type="paragraph">
     <w:name w:val="Date"/>
+    <w:basedOn w:val="Title"/>
     <w:next w:val="BodyText"/>
     <w:qFormat/>
     <w:pPr>
       <w:keepNext/>
       <w:keepLines/>
-      <w:jc w:val="center"/>
     </w:pPr>
+    <w:rPr>
+      <w:sz w:val="24"/>
+      <w:szCs w:val="24"/>
+    </w:rPr>
   </w:style>
   <w:style w:customStyle="1" w:styleId="AbstractTitle" w:type="paragraph">
     <w:name w:val="Abstract Title"/>
@@ -13011,15 +12797,13 @@
     <w:pPr>
       <w:keepNext/>
       <w:keepLines/>
+      <w:spacing w:after="0" w:before="300"/>
       <w:jc w:val="center"/>
-      <w:spacing w:after="0" w:before="300"/>
     </w:pPr>
     <w:rPr>
+      <w:b/>
       <w:sz w:val="20"/>
       <w:szCs w:val="20"/>
-      <w:b/>
-      <w:color w:val="345A8A"/>
-      &gt;
     </w:rPr>
   </w:style>
   <w:style w:customStyle="1" w:styleId="Abstract" w:type="paragraph">
@@ -13046,191 +12830,321 @@
     <w:rPr/>
   </w:style>
   <w:style w:styleId="Heading1" w:type="paragraph">
-    <w:name w:val="Heading 1"/>
+    <w:name w:val="heading 1"/>
     <w:basedOn w:val="Normal"/>
     <w:next w:val="BodyText"/>
+    <w:link w:val="Heading1Char"/>
     <w:uiPriority w:val="9"/>
     <w:qFormat/>
+    <w:rsid w:val="00A10FD9"/>
     <w:pPr>
       <w:keepNext/>
       <w:keepLines/>
-      <w:spacing w:after="0" w:before="480"/>
+      <w:spacing w:after="80" w:before="360"/>
       <w:outlineLvl w:val="0"/>
     </w:pPr>
     <w:rPr>
       <w:rFonts w:asciiTheme="majorHAnsi" w:cstheme="majorBidi" w:eastAsiaTheme="majorEastAsia" w:hAnsiTheme="majorHAnsi"/>
-      <w:b/>
-      <w:bCs/>
-      <w:color w:themeColor="accent1" w:val="4F81BD"/>
+      <w:color w:themeColor="accent1" w:themeShade="BF" w:val="0F4761"/>
+      <w:sz w:val="40"/>
+      <w:szCs w:val="40"/>
+    </w:rPr>
+  </w:style>
+  <w:style w:styleId="Heading2" w:type="paragraph">
+    <w:name w:val="heading 2"/>
+    <w:basedOn w:val="Normal"/>
+    <w:next w:val="BodyText"/>
+    <w:link w:val="Heading2Char"/>
+    <w:uiPriority w:val="9"/>
+    <w:semiHidden/>
+    <w:unhideWhenUsed/>
+    <w:qFormat/>
+    <w:rsid w:val="00A10FD9"/>
+    <w:pPr>
+      <w:keepNext/>
+      <w:keepLines/>
+      <w:spacing w:after="80" w:before="160"/>
+      <w:outlineLvl w:val="1"/>
+    </w:pPr>
+    <w:rPr>
+      <w:rFonts w:asciiTheme="majorHAnsi" w:cstheme="majorBidi" w:eastAsiaTheme="majorEastAsia" w:hAnsiTheme="majorHAnsi"/>
+      <w:color w:themeColor="accent1" w:themeShade="BF" w:val="0F4761"/>
       <w:sz w:val="32"/>
       <w:szCs w:val="32"/>
     </w:rPr>
   </w:style>
-  <w:style w:styleId="Heading2" w:type="paragraph">
-    <w:name w:val="Heading 2"/>
+  <w:style w:styleId="Heading3" w:type="paragraph">
+    <w:name w:val="heading 3"/>
     <w:basedOn w:val="Normal"/>
     <w:next w:val="BodyText"/>
+    <w:link w:val="Heading3Char"/>
     <w:uiPriority w:val="9"/>
+    <w:semiHidden/>
     <w:unhideWhenUsed/>
     <w:qFormat/>
+    <w:rsid w:val="00A10FD9"/>
     <w:pPr>
       <w:keepNext/>
       <w:keepLines/>
-      <w:spacing w:after="0" w:before="200"/>
-      <w:outlineLvl w:val="1"/>
+      <w:spacing w:after="80" w:before="160"/>
+      <w:outlineLvl w:val="2"/>
     </w:pPr>
     <w:rPr>
-      <w:rFonts w:asciiTheme="majorHAnsi" w:cstheme="majorBidi" w:eastAsiaTheme="majorEastAsia" w:hAnsiTheme="majorHAnsi"/>
-      <w:b/>
-      <w:bCs/>
-      <w:color w:themeColor="accent1" w:val="4F81BD"/>
+      <w:rFonts w:cstheme="majorBidi" w:eastAsiaTheme="majorEastAsia"/>
+      <w:color w:themeColor="accent1" w:themeShade="BF" w:val="0F4761"/>
       <w:sz w:val="28"/>
       <w:szCs w:val="28"/>
     </w:rPr>
   </w:style>
-  <w:style w:styleId="Heading3" w:type="paragraph">
-    <w:name w:val="Heading 3"/>
+  <w:style w:styleId="Heading4" w:type="paragraph">
+    <w:name w:val="heading 4"/>
     <w:basedOn w:val="Normal"/>
     <w:next w:val="BodyText"/>
+    <w:link w:val="Heading4Char"/>
     <w:uiPriority w:val="9"/>
+    <w:semiHidden/>
     <w:unhideWhenUsed/>
     <w:qFormat/>
+    <w:rsid w:val="00A10FD9"/>
     <w:pPr>
       <w:keepNext/>
       <w:keepLines/>
-      <w:spacing w:after="0" w:before="200"/>
-      <w:outlineLvl w:val="2"/>
+      <w:spacing w:after="40" w:before="80"/>
+      <w:outlineLvl w:val="3"/>
     </w:pPr>
     <w:rPr>
-      <w:rFonts w:asciiTheme="majorHAnsi" w:cstheme="majorBidi" w:eastAsiaTheme="majorEastAsia" w:hAnsiTheme="majorHAnsi"/>
-      <w:b/>
-      <w:bCs/>
-      <w:color w:themeColor="accent1" w:val="4F81BD"/>
-      <w:sz w:val="24"/>
-      <w:szCs w:val="24"/>
+      <w:rFonts w:cstheme="majorBidi" w:eastAsiaTheme="majorEastAsia"/>
+      <w:i/>
+      <w:iCs/>
+      <w:color w:themeColor="accent1" w:themeShade="BF" w:val="0F4761"/>
     </w:rPr>
   </w:style>
-  <w:style w:styleId="Heading4" w:type="paragraph">
-    <w:name w:val="Heading 4"/>
+  <w:style w:styleId="Heading5" w:type="paragraph">
+    <w:name w:val="heading 5"/>
     <w:basedOn w:val="Normal"/>
     <w:next w:val="BodyText"/>
+    <w:link w:val="Heading5Char"/>
     <w:uiPriority w:val="9"/>
+    <w:semiHidden/>
     <w:unhideWhenUsed/>
     <w:qFormat/>
+    <w:rsid w:val="00A10FD9"/>
     <w:pPr>
       <w:keepNext/>
       <w:keepLines/>
-      <w:spacing w:after="0" w:before="200"/>
-      <w:outlineLvl w:val="3"/>
+      <w:spacing w:after="40" w:before="80"/>
+      <w:outlineLvl w:val="4"/>
     </w:pPr>
     <w:rPr>
-      <w:rFonts w:asciiTheme="majorHAnsi" w:cstheme="majorBidi" w:eastAsiaTheme="majorEastAsia" w:hAnsiTheme="majorHAnsi"/>
-      <w:i/>
-      <w:bCs/>
-      <w:color w:themeColor="accent1" w:val="4F81BD"/>
-      <w:sz w:val="24"/>
-      <w:szCs w:val="24"/>
+      <w:rFonts w:cstheme="majorBidi" w:eastAsiaTheme="majorEastAsia"/>
+      <w:color w:themeColor="accent1" w:themeShade="BF" w:val="0F4761"/>
     </w:rPr>
   </w:style>
-  <w:style w:styleId="Heading5" w:type="paragraph">
-    <w:name w:val="Heading 5"/>
+  <w:style w:styleId="Heading6" w:type="paragraph">
+    <w:name w:val="heading 6"/>
     <w:basedOn w:val="Normal"/>
     <w:next w:val="BodyText"/>
+    <w:link w:val="Heading6Char"/>
     <w:uiPriority w:val="9"/>
+    <w:semiHidden/>
     <w:unhideWhenUsed/>
     <w:qFormat/>
+    <w:rsid w:val="00A10FD9"/>
     <w:pPr>
       <w:keepNext/>
       <w:keepLines/>
-      <w:spacing w:after="0" w:before="200"/>
-      <w:outlineLvl w:val="4"/>
+      <w:spacing w:after="0" w:before="40"/>
+      <w:outlineLvl w:val="5"/>
     </w:pPr>
     <w:rPr>
-      <w:rFonts w:asciiTheme="majorHAnsi" w:cstheme="majorBidi" w:eastAsiaTheme="majorEastAsia" w:hAnsiTheme="majorHAnsi"/>
+      <w:rFonts w:cstheme="majorBidi" w:eastAsiaTheme="majorEastAsia"/>
+      <w:i/>
       <w:iCs/>
-      <w:color w:themeColor="accent1" w:val="4F81BD"/>
-      <w:sz w:val="24"/>
-      <w:szCs w:val="24"/>
+      <w:color w:themeColor="text1" w:themeTint="A6" w:val="595959"/>
     </w:rPr>
   </w:style>
-  <w:style w:styleId="Heading6" w:type="paragraph">
-    <w:name w:val="Heading 6"/>
+  <w:style w:styleId="Heading7" w:type="paragraph">
+    <w:name w:val="heading 7"/>
     <w:basedOn w:val="Normal"/>
     <w:next w:val="BodyText"/>
+    <w:link w:val="Heading7Char"/>
     <w:uiPriority w:val="9"/>
+    <w:semiHidden/>
     <w:unhideWhenUsed/>
     <w:qFormat/>
+    <w:rsid w:val="00A10FD9"/>
     <w:pPr>
       <w:keepNext/>
       <w:keepLines/>
-      <w:spacing w:after="0" w:before="200"/>
-      <w:outlineLvl w:val="5"/>
+      <w:spacing w:after="0" w:before="40"/>
+      <w:outlineLvl w:val="6"/>
     </w:pPr>
     <w:rPr>
-      <w:rFonts w:asciiTheme="majorHAnsi" w:cstheme="majorBidi" w:eastAsiaTheme="majorEastAsia" w:hAnsiTheme="majorHAnsi"/>
-      <w:color w:themeColor="accent1" w:val="4F81BD"/>
-      <w:sz w:val="24"/>
-      <w:szCs w:val="24"/>
+      <w:rFonts w:cstheme="majorBidi" w:eastAsiaTheme="majorEastAsia"/>
+      <w:color w:themeColor="text1" w:themeTint="A6" w:val="595959"/>
     </w:rPr>
   </w:style>
-  <w:style w:styleId="Heading7" w:type="paragraph">
-    <w:name w:val="Heading 7"/>
+  <w:style w:styleId="Heading8" w:type="paragraph">
+    <w:name w:val="heading 8"/>
     <w:basedOn w:val="Normal"/>
     <w:next w:val="BodyText"/>
+    <w:link w:val="Heading8Char"/>
     <w:uiPriority w:val="9"/>
+    <w:semiHidden/>
     <w:unhideWhenUsed/>
     <w:qFormat/>
+    <w:rsid w:val="00A10FD9"/>
     <w:pPr>
       <w:keepNext/>
       <w:keepLines/>
-      <w:spacing w:after="0" w:before="200"/>
-      <w:outlineLvl w:val="6"/>
+      <w:spacing w:after="0"/>
+      <w:outlineLvl w:val="7"/>
     </w:pPr>
     <w:rPr>
-      <w:rFonts w:asciiTheme="majorHAnsi" w:cstheme="majorBidi" w:eastAsiaTheme="majorEastAsia" w:hAnsiTheme="majorHAnsi"/>
-      <w:color w:themeColor="accent1" w:val="4F81BD"/>
-      <w:sz w:val="24"/>
-      <w:szCs w:val="24"/>
+      <w:rFonts w:cstheme="majorBidi" w:eastAsiaTheme="majorEastAsia"/>
+      <w:i/>
+      <w:iCs/>
+      <w:color w:themeColor="text1" w:themeTint="D8" w:val="272727"/>
     </w:rPr>
   </w:style>
-  <w:style w:styleId="Heading8" w:type="paragraph">
-    <w:name w:val="Heading 8"/>
+  <w:style w:styleId="Heading9" w:type="paragraph">
+    <w:name w:val="heading 9"/>
     <w:basedOn w:val="Normal"/>
     <w:next w:val="BodyText"/>
+    <w:link w:val="Heading9Char"/>
     <w:uiPriority w:val="9"/>
+    <w:semiHidden/>
     <w:unhideWhenUsed/>
     <w:qFormat/>
+    <w:rsid w:val="00A10FD9"/>
     <w:pPr>
       <w:keepNext/>
       <w:keepLines/>
-      <w:spacing w:after="0" w:before="200"/>
-      <w:outlineLvl w:val="7"/>
-    </w:pPr>
-    <w:rPr>
-      <w:rFonts w:asciiTheme="majorHAnsi" w:cstheme="majorBidi" w:eastAsiaTheme="majorEastAsia" w:hAnsiTheme="majorHAnsi"/>
-      <w:color w:themeColor="accent1" w:val="4F81BD"/>
-      <w:sz w:val="24"/>
-      <w:szCs w:val="24"/>
-    </w:rPr>
-  </w:style>
-  <w:style w:styleId="Heading9" w:type="paragraph">
-    <w:name w:val="Heading 9"/>
-    <w:basedOn w:val="Normal"/>
-    <w:next w:val="BodyText"/>
-    <w:uiPriority w:val="9"/>
-    <w:unhideWhenUsed/>
-    <w:qFormat/>
-    <w:pPr>
-      <w:keepNext/>
-      <w:keepLines/>
-      <w:spacing w:after="0" w:before="200"/>
+      <w:spacing w:after="0"/>
       <w:outlineLvl w:val="8"/>
     </w:pPr>
     <w:rPr>
+      <w:rFonts w:cstheme="majorBidi" w:eastAsiaTheme="majorEastAsia"/>
+      <w:color w:themeColor="text1" w:themeTint="D8" w:val="272727"/>
+    </w:rPr>
+  </w:style>
+  <w:style w:customStyle="1" w:styleId="Heading1Char" w:type="character">
+    <w:name w:val="Heading 1 Char"/>
+    <w:basedOn w:val="DefaultParagraphFont"/>
+    <w:link w:val="Heading1"/>
+    <w:uiPriority w:val="9"/>
+    <w:rsid w:val="00A10FD9"/>
+    <w:rPr>
       <w:rFonts w:asciiTheme="majorHAnsi" w:cstheme="majorBidi" w:eastAsiaTheme="majorEastAsia" w:hAnsiTheme="majorHAnsi"/>
-      <w:color w:themeColor="accent1" w:val="4F81BD"/>
-      <w:sz w:val="24"/>
-      <w:szCs w:val="24"/>
+      <w:color w:themeColor="accent1" w:themeShade="BF" w:val="0F4761"/>
+      <w:sz w:val="40"/>
+      <w:szCs w:val="40"/>
+    </w:rPr>
+  </w:style>
+  <w:style w:customStyle="1" w:styleId="Heading2Char" w:type="character">
+    <w:name w:val="Heading 2 Char"/>
+    <w:basedOn w:val="DefaultParagraphFont"/>
+    <w:link w:val="Heading2"/>
+    <w:uiPriority w:val="9"/>
+    <w:semiHidden/>
+    <w:rsid w:val="00A10FD9"/>
+    <w:rPr>
+      <w:rFonts w:asciiTheme="majorHAnsi" w:cstheme="majorBidi" w:eastAsiaTheme="majorEastAsia" w:hAnsiTheme="majorHAnsi"/>
+      <w:color w:themeColor="accent1" w:themeShade="BF" w:val="0F4761"/>
+      <w:sz w:val="32"/>
+      <w:szCs w:val="32"/>
+    </w:rPr>
+  </w:style>
+  <w:style w:customStyle="1" w:styleId="Heading3Char" w:type="character">
+    <w:name w:val="Heading 3 Char"/>
+    <w:basedOn w:val="DefaultParagraphFont"/>
+    <w:link w:val="Heading3"/>
+    <w:uiPriority w:val="9"/>
+    <w:semiHidden/>
+    <w:rsid w:val="00A10FD9"/>
+    <w:rPr>
+      <w:rFonts w:cstheme="majorBidi" w:eastAsiaTheme="majorEastAsia"/>
+      <w:color w:themeColor="accent1" w:themeShade="BF" w:val="0F4761"/>
+      <w:sz w:val="28"/>
+      <w:szCs w:val="28"/>
+    </w:rPr>
+  </w:style>
+  <w:style w:customStyle="1" w:styleId="Heading4Char" w:type="character">
+    <w:name w:val="Heading 4 Char"/>
+    <w:basedOn w:val="DefaultParagraphFont"/>
+    <w:link w:val="Heading4"/>
+    <w:uiPriority w:val="9"/>
+    <w:semiHidden/>
+    <w:rsid w:val="00A10FD9"/>
+    <w:rPr>
+      <w:rFonts w:cstheme="majorBidi" w:eastAsiaTheme="majorEastAsia"/>
+      <w:i/>
+      <w:iCs/>
+      <w:color w:themeColor="accent1" w:themeShade="BF" w:val="0F4761"/>
+    </w:rPr>
+  </w:style>
+  <w:style w:customStyle="1" w:styleId="Heading5Char" w:type="character">
+    <w:name w:val="Heading 5 Char"/>
+    <w:basedOn w:val="DefaultParagraphFont"/>
+    <w:link w:val="Heading5"/>
+    <w:uiPriority w:val="9"/>
+    <w:semiHidden/>
+    <w:rsid w:val="00A10FD9"/>
+    <w:rPr>
+      <w:rFonts w:cstheme="majorBidi" w:eastAsiaTheme="majorEastAsia"/>
+      <w:color w:themeColor="accent1" w:themeShade="BF" w:val="0F4761"/>
+    </w:rPr>
+  </w:style>
+  <w:style w:customStyle="1" w:styleId="Heading6Char" w:type="character">
+    <w:name w:val="Heading 6 Char"/>
+    <w:basedOn w:val="DefaultParagraphFont"/>
+    <w:link w:val="Heading6"/>
+    <w:uiPriority w:val="9"/>
+    <w:semiHidden/>
+    <w:rsid w:val="00A10FD9"/>
+    <w:rPr>
+      <w:rFonts w:cstheme="majorBidi" w:eastAsiaTheme="majorEastAsia"/>
+      <w:i/>
+      <w:iCs/>
+      <w:color w:themeColor="text1" w:themeTint="A6" w:val="595959"/>
+    </w:rPr>
+  </w:style>
+  <w:style w:customStyle="1" w:styleId="Heading7Char" w:type="character">
+    <w:name w:val="Heading 7 Char"/>
+    <w:basedOn w:val="DefaultParagraphFont"/>
+    <w:link w:val="Heading7"/>
+    <w:uiPriority w:val="9"/>
+    <w:semiHidden/>
+    <w:rsid w:val="00A10FD9"/>
+    <w:rPr>
+      <w:rFonts w:cstheme="majorBidi" w:eastAsiaTheme="majorEastAsia"/>
+      <w:color w:themeColor="text1" w:themeTint="A6" w:val="595959"/>
+    </w:rPr>
+  </w:style>
+  <w:style w:customStyle="1" w:styleId="Heading8Char" w:type="character">
+    <w:name w:val="Heading 8 Char"/>
+    <w:basedOn w:val="DefaultParagraphFont"/>
+    <w:link w:val="Heading8"/>
+    <w:uiPriority w:val="9"/>
+    <w:semiHidden/>
+    <w:rsid w:val="00A10FD9"/>
+    <w:rPr>
+      <w:rFonts w:cstheme="majorBidi" w:eastAsiaTheme="majorEastAsia"/>
+      <w:i/>
+      <w:iCs/>
+      <w:color w:themeColor="text1" w:themeTint="D8" w:val="272727"/>
+    </w:rPr>
+  </w:style>
+  <w:style w:customStyle="1" w:styleId="Heading9Char" w:type="character">
+    <w:name w:val="Heading 9 Char"/>
+    <w:basedOn w:val="DefaultParagraphFont"/>
+    <w:link w:val="Heading9"/>
+    <w:uiPriority w:val="9"/>
+    <w:semiHidden/>
+    <w:rsid w:val="00A10FD9"/>
+    <w:rPr>
+      <w:rFonts w:cstheme="majorBidi" w:eastAsiaTheme="majorEastAsia"/>
+      <w:color w:themeColor="text1" w:themeTint="D8" w:val="272727"/>
     </w:rPr>
   </w:style>
   <w:style w:styleId="BlockText" w:type="paragraph">
@@ -13253,6 +13167,18 @@
     <w:unhideWhenUsed/>
     <w:qFormat/>
   </w:style>
+  <w:style w:styleId="FootnoteBlockText" w:type="paragraph">
+    <w:name w:val="Footnote Block Text"/>
+    <w:basedOn w:val="FootnoteText"/>
+    <w:next w:val="FootnoteText"/>
+    <w:uiPriority w:val="9"/>
+    <w:unhideWhenUsed/>
+    <w:qFormat/>
+    <w:pPr>
+      <w:spacing w:after="100" w:before="100"/>
+      <w:ind w:firstLine="0" w:left="480" w:right="480"/>
+    </w:pPr>
+  </w:style>
   <w:style w:default="1" w:styleId="DefaultParagraphFont" w:type="character">
     <w:name w:val="Default Paragraph Font"/>
     <w:semiHidden/>
@@ -13261,31 +13187,34 @@
   <w:style w:default="1" w:styleId="Table" w:type="table">
     <w:name w:val="Table"/>
     <w:basedOn w:val="TableNormal"/>
-    <w:semiHidden/>
-    <w:unhideWhenUsed/>
+    <w:uiPriority w:val="59"/>
     <w:qFormat/>
     <w:tblPr>
       <w:tblInd w:type="dxa" w:w="0"/>
+      <w:tblBorders>
+        <w:top w:color="0078D4" w:space="0" w:sz="12" w:val="single"/>
+        <w:bottom w:color="0078D4" w:space="0" w:sz="12" w:val="single"/>
+        <w:left w:val="nil"/>
+        <w:right w:val="nil"/>
+        <w:insideH w:color="D1D5DA" w:space="0" w:sz="4" w:val="single"/>
+        <w:insideV w:val="nil"/>
+      </w:tblBorders>
       <w:tblCellMar>
-        <w:top w:type="dxa" w:w="0"/>
+        <w:top w:type="dxa" w:w="80"/>
         <w:left w:type="dxa" w:w="108"/>
-        <w:bottom w:type="dxa" w:w="0"/>
+        <w:bottom w:type="dxa" w:w="80"/>
         <w:right w:type="dxa" w:w="108"/>
       </w:tblCellMar>
     </w:tblPr>
     <w:tblStylePr w:type="firstRow">
-      <w:tblPr>
-        <w:jc w:val="left"/>
-        <w:tblInd w:type="dxa" w:w="0"/>
-      </w:tblPr>
-      <w:trPr>
-        <w:jc w:val="left"/>
-      </w:trPr>
+      <w:rPr>
+        <w:b/>
+      </w:rPr>
       <w:tcPr>
+        <w:tcBorders>
+          <w:bottom w:color="0078D4" w:space="0" w:sz="8" w:val="single"/>
+        </w:tcBorders>
         <w:vAlign w:val="bottom"/>
-        <w:tcBorders>
-          <w:bottom w:val="single"/>
-        </w:tcBorders>
       </w:tcPr>
     </w:tblStylePr>
   </w:style>
@@ -13344,6 +13273,29 @@
     <w:basedOn w:val="DefaultParagraphFont"/>
     <w:link w:val="BodyText"/>
   </w:style>
+  <w:style w:customStyle="1" w:styleId="SourceCode" w:type="paragraph">
+    <w:name w:val="Source Code"/>
+    <w:basedOn w:val="Normal"/>
+    <w:link w:val="VerbatimChar"/>
+    <w:pPr>
+      <w:pBdr>
+        <w:top w:color="D1D5DA" w:space="6" w:sz="6" w:val="single"/>
+        <w:left w:color="D1D5DA" w:space="6" w:sz="6" w:val="single"/>
+        <w:bottom w:color="D1D5DA" w:space="6" w:sz="6" w:val="single"/>
+        <w:right w:color="D1D5DA" w:space="6" w:sz="6" w:val="single"/>
+      </w:pBdr>
+      <w:shd w:fill="F6F8FA" w:val="clear"/>
+      <w:wordWrap w:val="off"/>
+      <w:spacing w:after="0" w:before="0" w:line="240" w:lineRule="auto"/>
+      <w:ind w:left="144" w:right="144"/>
+      <w:contextualSpacing/>
+    </w:pPr>
+    <w:rPr>
+      <w:rFonts w:ascii="Consolas" w:hAnsi="Consolas"/>
+      <w:color w:val="24292E"/>
+      <w:sz w:val="18"/>
+    </w:rPr>
+  </w:style>
   <w:style w:customStyle="1" w:styleId="VerbatimChar" w:type="character">
     <w:name w:val="Verbatim Char"/>
     <w:basedOn w:val="BodyTextChar"/>
@@ -13388,239 +13340,258 @@
       <w:color w:themeColor="accent1" w:themeShade="BF" w:val="365F91"/>
     </w:rPr>
   </w:style>
-  <w:style w:type="paragraph" w:customStyle="1" w:styleId="SourceCode">
-    <w:name w:val="Source Code"/>
-    <w:basedOn w:val="Normal"/>
-    <w:link w:val="VerbatimChar"/>
-    <w:pPr>
-      <w:wordWrap w:val="off"/>
-    </w:pPr>
-  </w:style>
   <w:style w:type="character" w:customStyle="1" w:styleId="KeywordTok">
     <w:name w:val="KeywordTok"/>
     <w:basedOn w:val="VerbatimChar"/>
     <w:rPr>
-      <w:color w:val="007020"/>
       <w:b/>
+      <w:color w:val="003b4f"/>
+      <w:shd w:val="clear" w:fill="f1f3f5"/>
     </w:rPr>
   </w:style>
   <w:style w:type="character" w:customStyle="1" w:styleId="DataTypeTok">
     <w:name w:val="DataTypeTok"/>
     <w:basedOn w:val="VerbatimChar"/>
     <w:rPr>
-      <w:color w:val="902000"/>
+      <w:color w:val="ad0000"/>
+      <w:shd w:val="clear" w:fill="f1f3f5"/>
     </w:rPr>
   </w:style>
   <w:style w:type="character" w:customStyle="1" w:styleId="DecValTok">
     <w:name w:val="DecValTok"/>
     <w:basedOn w:val="VerbatimChar"/>
     <w:rPr>
-      <w:color w:val="40a070"/>
+      <w:color w:val="ad0000"/>
+      <w:shd w:val="clear" w:fill="f1f3f5"/>
     </w:rPr>
   </w:style>
   <w:style w:type="character" w:customStyle="1" w:styleId="BaseNTok">
     <w:name w:val="BaseNTok"/>
     <w:basedOn w:val="VerbatimChar"/>
     <w:rPr>
-      <w:color w:val="40a070"/>
+      <w:color w:val="ad0000"/>
+      <w:shd w:val="clear" w:fill="f1f3f5"/>
     </w:rPr>
   </w:style>
   <w:style w:type="character" w:customStyle="1" w:styleId="FloatTok">
     <w:name w:val="FloatTok"/>
     <w:basedOn w:val="VerbatimChar"/>
     <w:rPr>
-      <w:color w:val="40a070"/>
+      <w:color w:val="ad0000"/>
+      <w:shd w:val="clear" w:fill="f1f3f5"/>
     </w:rPr>
   </w:style>
   <w:style w:type="character" w:customStyle="1" w:styleId="ConstantTok">
     <w:name w:val="ConstantTok"/>
     <w:basedOn w:val="VerbatimChar"/>
     <w:rPr>
-      <w:color w:val="880000"/>
+      <w:color w:val="8f5902"/>
+      <w:shd w:val="clear" w:fill="f1f3f5"/>
     </w:rPr>
   </w:style>
   <w:style w:type="character" w:customStyle="1" w:styleId="CharTok">
     <w:name w:val="CharTok"/>
     <w:basedOn w:val="VerbatimChar"/>
     <w:rPr>
-      <w:color w:val="4070a0"/>
+      <w:color w:val="20794d"/>
+      <w:shd w:val="clear" w:fill="f1f3f5"/>
     </w:rPr>
   </w:style>
   <w:style w:type="character" w:customStyle="1" w:styleId="SpecialCharTok">
     <w:name w:val="SpecialCharTok"/>
     <w:basedOn w:val="VerbatimChar"/>
     <w:rPr>
-      <w:color w:val="4070a0"/>
+      <w:color w:val="5e5e5e"/>
+      <w:shd w:val="clear" w:fill="f1f3f5"/>
     </w:rPr>
   </w:style>
   <w:style w:type="character" w:customStyle="1" w:styleId="StringTok">
     <w:name w:val="StringTok"/>
     <w:basedOn w:val="VerbatimChar"/>
     <w:rPr>
-      <w:color w:val="4070a0"/>
+      <w:color w:val="20794d"/>
+      <w:shd w:val="clear" w:fill="f1f3f5"/>
     </w:rPr>
   </w:style>
   <w:style w:type="character" w:customStyle="1" w:styleId="VerbatimStringTok">
     <w:name w:val="VerbatimStringTok"/>
     <w:basedOn w:val="VerbatimChar"/>
     <w:rPr>
-      <w:color w:val="4070a0"/>
+      <w:color w:val="20794d"/>
+      <w:shd w:val="clear" w:fill="f1f3f5"/>
     </w:rPr>
   </w:style>
   <w:style w:type="character" w:customStyle="1" w:styleId="SpecialStringTok">
     <w:name w:val="SpecialStringTok"/>
     <w:basedOn w:val="VerbatimChar"/>
     <w:rPr>
-      <w:color w:val="bb6688"/>
+      <w:color w:val="20794d"/>
+      <w:shd w:val="clear" w:fill="f1f3f5"/>
     </w:rPr>
   </w:style>
   <w:style w:type="character" w:customStyle="1" w:styleId="ImportTok">
     <w:name w:val="ImportTok"/>
     <w:basedOn w:val="VerbatimChar"/>
     <w:rPr>
-      <w:color w:val="008000"/>
-      <w:b/>
+      <w:color w:val="00769e"/>
+      <w:shd w:val="clear" w:fill="f1f3f5"/>
     </w:rPr>
   </w:style>
   <w:style w:type="character" w:customStyle="1" w:styleId="CommentTok">
     <w:name w:val="CommentTok"/>
     <w:basedOn w:val="VerbatimChar"/>
     <w:rPr>
-      <w:color w:val="60a0b0"/>
-      <w:i/>
+      <w:color w:val="5e5e5e"/>
+      <w:shd w:val="clear" w:fill="f1f3f5"/>
     </w:rPr>
   </w:style>
   <w:style w:type="character" w:customStyle="1" w:styleId="DocumentationTok">
     <w:name w:val="DocumentationTok"/>
     <w:basedOn w:val="VerbatimChar"/>
     <w:rPr>
-      <w:color w:val="ba2121"/>
       <w:i/>
+      <w:color w:val="5e5e5e"/>
+      <w:shd w:val="clear" w:fill="f1f3f5"/>
     </w:rPr>
   </w:style>
   <w:style w:type="character" w:customStyle="1" w:styleId="AnnotationTok">
     <w:name w:val="AnnotationTok"/>
     <w:basedOn w:val="VerbatimChar"/>
     <w:rPr>
-      <w:color w:val="60a0b0"/>
-      <w:b/>
-      <w:i/>
+      <w:color w:val="5e5e5e"/>
+      <w:shd w:val="clear" w:fill="f1f3f5"/>
     </w:rPr>
   </w:style>
   <w:style w:type="character" w:customStyle="1" w:styleId="CommentVarTok">
     <w:name w:val="CommentVarTok"/>
     <w:basedOn w:val="VerbatimChar"/>
     <w:rPr>
-      <w:color w:val="60a0b0"/>
-      <w:b/>
       <w:i/>
+      <w:color w:val="5e5e5e"/>
+      <w:shd w:val="clear" w:fill="f1f3f5"/>
     </w:rPr>
   </w:style>
   <w:style w:type="character" w:customStyle="1" w:styleId="OtherTok">
     <w:name w:val="OtherTok"/>
     <w:basedOn w:val="VerbatimChar"/>
     <w:rPr>
-      <w:color w:val="007020"/>
+      <w:color w:val="003b4f"/>
+      <w:shd w:val="clear" w:fill="f1f3f5"/>
     </w:rPr>
   </w:style>
   <w:style w:type="character" w:customStyle="1" w:styleId="FunctionTok">
     <w:name w:val="FunctionTok"/>
     <w:basedOn w:val="VerbatimChar"/>
     <w:rPr>
-      <w:color w:val="06287e"/>
+      <w:color w:val="4758ab"/>
+      <w:shd w:val="clear" w:fill="f1f3f5"/>
     </w:rPr>
   </w:style>
   <w:style w:type="character" w:customStyle="1" w:styleId="VariableTok">
     <w:name w:val="VariableTok"/>
     <w:basedOn w:val="VerbatimChar"/>
     <w:rPr>
-      <w:color w:val="19177c"/>
+      <w:color w:val="111111"/>
+      <w:shd w:val="clear" w:fill="f1f3f5"/>
     </w:rPr>
   </w:style>
   <w:style w:type="character" w:customStyle="1" w:styleId="ControlFlowTok">
     <w:name w:val="ControlFlowTok"/>
     <w:basedOn w:val="VerbatimChar"/>
     <w:rPr>
-      <w:color w:val="007020"/>
       <w:b/>
+      <w:color w:val="003b4f"/>
+      <w:shd w:val="clear" w:fill="f1f3f5"/>
     </w:rPr>
   </w:style>
   <w:style w:type="character" w:customStyle="1" w:styleId="OperatorTok">
     <w:name w:val="OperatorTok"/>
     <w:basedOn w:val="VerbatimChar"/>
     <w:rPr>
-      <w:color w:val="666666"/>
+      <w:color w:val="5e5e5e"/>
+      <w:shd w:val="clear" w:fill="f1f3f5"/>
     </w:rPr>
   </w:style>
   <w:style w:type="character" w:customStyle="1" w:styleId="BuiltInTok">
     <w:name w:val="BuiltInTok"/>
     <w:basedOn w:val="VerbatimChar"/>
     <w:rPr>
-      <w:color w:val="008000"/>
+      <w:color w:val="003b4f"/>
+      <w:shd w:val="clear" w:fill="f1f3f5"/>
     </w:rPr>
   </w:style>
   <w:style w:type="character" w:customStyle="1" w:styleId="ExtensionTok">
     <w:name w:val="ExtensionTok"/>
     <w:basedOn w:val="VerbatimChar"/>
-    <w:rPr/>
+    <w:rPr>
+      <w:color w:val="003b4f"/>
+      <w:shd w:val="clear" w:fill="f1f3f5"/>
+    </w:rPr>
   </w:style>
   <w:style w:type="character" w:customStyle="1" w:styleId="PreprocessorTok">
     <w:name w:val="PreprocessorTok"/>
     <w:basedOn w:val="VerbatimChar"/>
     <w:rPr>
-      <w:color w:val="bc7a00"/>
+      <w:color w:val="ad0000"/>
+      <w:shd w:val="clear" w:fill="f1f3f5"/>
     </w:rPr>
   </w:style>
   <w:style w:type="character" w:customStyle="1" w:styleId="AttributeTok">
     <w:name w:val="AttributeTok"/>
     <w:basedOn w:val="VerbatimChar"/>
     <w:rPr>
-      <w:color w:val="7d9029"/>
+      <w:color w:val="657422"/>
+      <w:shd w:val="clear" w:fill="f1f3f5"/>
     </w:rPr>
   </w:style>
   <w:style w:type="character" w:customStyle="1" w:styleId="RegionMarkerTok">
     <w:name w:val="RegionMarkerTok"/>
     <w:basedOn w:val="VerbatimChar"/>
-    <w:rPr/>
+    <w:rPr>
+      <w:color w:val="003b4f"/>
+      <w:shd w:val="clear" w:fill="f1f3f5"/>
+    </w:rPr>
   </w:style>
   <w:style w:type="character" w:customStyle="1" w:styleId="InformationTok">
     <w:name w:val="InformationTok"/>
     <w:basedOn w:val="VerbatimChar"/>
     <w:rPr>
-      <w:color w:val="60a0b0"/>
-      <w:b/>
-      <w:i/>
+      <w:color w:val="5e5e5e"/>
+      <w:shd w:val="clear" w:fill="f1f3f5"/>
     </w:rPr>
   </w:style>
   <w:style w:type="character" w:customStyle="1" w:styleId="WarningTok">
     <w:name w:val="WarningTok"/>
     <w:basedOn w:val="VerbatimChar"/>
     <w:rPr>
-      <w:color w:val="60a0b0"/>
-      <w:b/>
       <w:i/>
+      <w:color w:val="5e5e5e"/>
+      <w:shd w:val="clear" w:fill="f1f3f5"/>
     </w:rPr>
   </w:style>
   <w:style w:type="character" w:customStyle="1" w:styleId="AlertTok">
     <w:name w:val="AlertTok"/>
     <w:basedOn w:val="VerbatimChar"/>
     <w:rPr>
-      <w:color w:val="ff0000"/>
-      <w:b/>
+      <w:color w:val="ad0000"/>
+      <w:shd w:val="clear" w:fill="f1f3f5"/>
     </w:rPr>
   </w:style>
   <w:style w:type="character" w:customStyle="1" w:styleId="ErrorTok">
     <w:name w:val="ErrorTok"/>
     <w:basedOn w:val="VerbatimChar"/>
     <w:rPr>
-      <w:color w:val="ff0000"/>
-      <w:b/>
+      <w:color w:val="ad0000"/>
+      <w:shd w:val="clear" w:fill="f1f3f5"/>
     </w:rPr>
   </w:style>
   <w:style w:type="character" w:customStyle="1" w:styleId="NormalTok">
     <w:name w:val="NormalTok"/>
     <w:basedOn w:val="VerbatimChar"/>
-    <w:rPr/>
+    <w:rPr>
+      <w:color w:val="003b4f"/>
+      <w:shd w:val="clear" w:fill="f1f3f5"/>
+    </w:rPr>
   </w:style>
 </w:styles>
 </file>
@@ -13636,44 +13607,44 @@
         <a:sysClr val="window" lastClr="FFFFFF"/>
       </a:lt1>
       <a:dk2>
-        <a:srgbClr val="1F497D"/>
+        <a:srgbClr val="0E2841"/>
       </a:dk2>
       <a:lt2>
-        <a:srgbClr val="EEECE1"/>
+        <a:srgbClr val="E8E8E8"/>
       </a:lt2>
       <a:accent1>
-        <a:srgbClr val="4F81BD"/>
+        <a:srgbClr val="156082"/>
       </a:accent1>
       <a:accent2>
-        <a:srgbClr val="C0504D"/>
+        <a:srgbClr val="E97132"/>
       </a:accent2>
       <a:accent3>
-        <a:srgbClr val="9BBB59"/>
+        <a:srgbClr val="196B24"/>
       </a:accent3>
       <a:accent4>
-        <a:srgbClr val="8064A2"/>
+        <a:srgbClr val="0F9ED5"/>
       </a:accent4>
       <a:accent5>
-        <a:srgbClr val="4BACC6"/>
+        <a:srgbClr val="A02B93"/>
       </a:accent5>
       <a:accent6>
-        <a:srgbClr val="F79646"/>
+        <a:srgbClr val="4EA72E"/>
       </a:accent6>
       <a:hlink>
-        <a:srgbClr val="0000FF"/>
+        <a:srgbClr val="467886"/>
       </a:hlink>
       <a:folHlink>
-        <a:srgbClr val="800080"/>
+        <a:srgbClr val="96607D"/>
       </a:folHlink>
     </a:clrScheme>
     <a:fontScheme name="Office">
       <a:majorFont>
-        <a:latin typeface="Calibri"/>
+        <a:latin typeface="Aptos Display" panose="02110004020202020204"/>
         <a:ea typeface=""/>
         <a:cs typeface=""/>
-        <a:font script="Jpan" typeface="ＭＳ ゴシック"/>
+        <a:font script="Jpan" typeface="游ゴシック Light"/>
         <a:font script="Hang" typeface="맑은 고딕"/>
-        <a:font script="Hans" typeface="宋体"/>
+        <a:font script="Hans" typeface="等线 Light"/>
         <a:font script="Hant" typeface="新細明體"/>
         <a:font script="Arab" typeface="Times New Roman"/>
         <a:font script="Hebr" typeface="Times New Roman"/>
@@ -13700,14 +13671,32 @@
         <a:font script="Mong" typeface="Mongolian Baiti"/>
         <a:font script="Viet" typeface="Times New Roman"/>
         <a:font script="Uigh" typeface="Microsoft Uighur"/>
+        <a:font script="Geor" typeface="Sylfaen"/>
+        <a:font script="Armn" typeface="Arial"/>
+        <a:font script="Bugi" typeface="Leelawadee UI"/>
+        <a:font script="Bopo" typeface="Microsoft JhengHei"/>
+        <a:font script="Java" typeface="Javanese Text"/>
+        <a:font script="Lisu" typeface="Segoe UI"/>
+        <a:font script="Mymr" typeface="Myanmar Text"/>
+        <a:font script="Nkoo" typeface="Ebrima"/>
+        <a:font script="Olck" typeface="Nirmala UI"/>
+        <a:font script="Osma" typeface="Ebrima"/>
+        <a:font script="Phag" typeface="Phagspa"/>
+        <a:font script="Syrn" typeface="Estrangelo Edessa"/>
+        <a:font script="Syrj" typeface="Estrangelo Edessa"/>
+        <a:font script="Syre" typeface="Estrangelo Edessa"/>
+        <a:font script="Sora" typeface="Nirmala UI"/>
+        <a:font script="Tale" typeface="Microsoft Tai Le"/>
+        <a:font script="Talu" typeface="Microsoft New Tai Lue"/>
+        <a:font script="Tfng" typeface="Ebrima"/>
       </a:majorFont>
       <a:minorFont>
-        <a:latin typeface="Cambria"/>
+        <a:latin typeface="Aptos" panose="02110004020202020204"/>
         <a:ea typeface=""/>
         <a:cs typeface=""/>
-        <a:font script="Jpan" typeface="ＭＳ 明朝"/>
+        <a:font script="Jpan" typeface="游明朝"/>
         <a:font script="Hang" typeface="맑은 고딕"/>
-        <a:font script="Hans" typeface="宋体"/>
+        <a:font script="Hans" typeface="等线"/>
         <a:font script="Hant" typeface="新細明體"/>
         <a:font script="Arab" typeface="Arial"/>
         <a:font script="Hebr" typeface="Arial"/>
@@ -13734,6 +13723,24 @@
         <a:font script="Mong" typeface="Mongolian Baiti"/>
         <a:font script="Viet" typeface="Arial"/>
         <a:font script="Uigh" typeface="Microsoft Uighur"/>
+        <a:font script="Geor" typeface="Sylfaen"/>
+        <a:font script="Armn" typeface="Arial"/>
+        <a:font script="Bugi" typeface="Leelawadee UI"/>
+        <a:font script="Bopo" typeface="Microsoft JhengHei"/>
+        <a:font script="Java" typeface="Javanese Text"/>
+        <a:font script="Lisu" typeface="Segoe UI"/>
+        <a:font script="Mymr" typeface="Myanmar Text"/>
+        <a:font script="Nkoo" typeface="Ebrima"/>
+        <a:font script="Olck" typeface="Nirmala UI"/>
+        <a:font script="Osma" typeface="Ebrima"/>
+        <a:font script="Phag" typeface="Phagspa"/>
+        <a:font script="Syrn" typeface="Estrangelo Edessa"/>
+        <a:font script="Syrj" typeface="Estrangelo Edessa"/>
+        <a:font script="Syre" typeface="Estrangelo Edessa"/>
+        <a:font script="Sora" typeface="Nirmala UI"/>
+        <a:font script="Tale" typeface="Microsoft Tai Le"/>
+        <a:font script="Talu" typeface="Microsoft New Tai Lue"/>
+        <a:font script="Tfng" typeface="Ebrima"/>
       </a:minorFont>
     </a:fontScheme>
     <a:fmtScheme name="Office">
@@ -13745,200 +13752,141 @@
           <a:gsLst>
             <a:gs pos="0">
               <a:schemeClr val="phClr">
-                <a:tint val="50000"/>
-                <a:satMod val="300000"/>
+                <a:lumMod val="110000"/>
+                <a:satMod val="105000"/>
+                <a:tint val="67000"/>
               </a:schemeClr>
             </a:gs>
-            <a:gs pos="35000">
+            <a:gs pos="50000">
               <a:schemeClr val="phClr">
-                <a:tint val="37000"/>
-                <a:satMod val="300000"/>
+                <a:lumMod val="105000"/>
+                <a:satMod val="103000"/>
+                <a:tint val="73000"/>
               </a:schemeClr>
             </a:gs>
             <a:gs pos="100000">
               <a:schemeClr val="phClr">
-                <a:tint val="15000"/>
-                <a:satMod val="350000"/>
+                <a:lumMod val="105000"/>
+                <a:satMod val="109000"/>
+                <a:tint val="81000"/>
               </a:schemeClr>
             </a:gs>
           </a:gsLst>
-          <a:lin ang="16200000" scaled="1"/>
+          <a:lin ang="5400000" scaled="0"/>
         </a:gradFill>
         <a:gradFill rotWithShape="1">
           <a:gsLst>
             <a:gs pos="0">
               <a:schemeClr val="phClr">
-                <a:tint val="100000"/>
+                <a:satMod val="103000"/>
+                <a:lumMod val="102000"/>
+                <a:tint val="94000"/>
+              </a:schemeClr>
+            </a:gs>
+            <a:gs pos="50000">
+              <a:schemeClr val="phClr">
+                <a:satMod val="110000"/>
+                <a:lumMod val="100000"/>
                 <a:shade val="100000"/>
-                <a:satMod val="130000"/>
               </a:schemeClr>
             </a:gs>
             <a:gs pos="100000">
               <a:schemeClr val="phClr">
-                <a:tint val="50000"/>
-                <a:shade val="100000"/>
-                <a:satMod val="350000"/>
+                <a:lumMod val="99000"/>
+                <a:satMod val="120000"/>
+                <a:shade val="78000"/>
               </a:schemeClr>
             </a:gs>
           </a:gsLst>
-          <a:lin ang="16200000" scaled="0"/>
+          <a:lin ang="5400000" scaled="0"/>
         </a:gradFill>
       </a:fillStyleLst>
       <a:lnStyleLst>
-        <a:ln w="9525" cap="flat" cmpd="sng" algn="ctr">
-          <a:solidFill>
-            <a:schemeClr val="phClr">
-              <a:shade val="95000"/>
-              <a:satMod val="105000"/>
-            </a:schemeClr>
-          </a:solidFill>
-          <a:prstDash val="solid"/>
-        </a:ln>
-        <a:ln w="25400" cap="flat" cmpd="sng" algn="ctr">
+        <a:ln w="6350" cap="flat" cmpd="sng" algn="ctr">
           <a:solidFill>
             <a:schemeClr val="phClr"/>
           </a:solidFill>
           <a:prstDash val="solid"/>
+          <a:miter lim="800000"/>
         </a:ln>
-        <a:ln w="38100" cap="flat" cmpd="sng" algn="ctr">
+        <a:ln w="12700" cap="flat" cmpd="sng" algn="ctr">
           <a:solidFill>
             <a:schemeClr val="phClr"/>
           </a:solidFill>
           <a:prstDash val="solid"/>
+          <a:miter lim="800000"/>
+        </a:ln>
+        <a:ln w="19050" cap="flat" cmpd="sng" algn="ctr">
+          <a:solidFill>
+            <a:schemeClr val="phClr"/>
+          </a:solidFill>
+          <a:prstDash val="solid"/>
+          <a:miter lim="800000"/>
         </a:ln>
       </a:lnStyleLst>
       <a:effectStyleLst>
         <a:effectStyle>
+          <a:effectLst/>
+        </a:effectStyle>
+        <a:effectStyle>
+          <a:effectLst/>
+        </a:effectStyle>
+        <a:effectStyle>
           <a:effectLst>
-            <a:outerShdw blurRad="40000" dist="20000" dir="5400000" rotWithShape="0">
+            <a:outerShdw blurRad="57150" dist="19050" dir="5400000" algn="ctr" rotWithShape="0">
               <a:srgbClr val="000000">
-                <a:alpha val="38000"/>
+                <a:alpha val="63000"/>
               </a:srgbClr>
             </a:outerShdw>
           </a:effectLst>
-        </a:effectStyle>
-        <a:effectStyle>
-          <a:effectLst>
-            <a:outerShdw blurRad="40000" dist="23000" dir="5400000" rotWithShape="0">
-              <a:srgbClr val="000000">
-                <a:alpha val="35000"/>
-              </a:srgbClr>
-            </a:outerShdw>
-          </a:effectLst>
-        </a:effectStyle>
-        <a:effectStyle>
-          <a:effectLst>
-            <a:outerShdw blurRad="40000" dist="23000" dir="5400000" rotWithShape="0">
-              <a:srgbClr val="000000">
-                <a:alpha val="35000"/>
-              </a:srgbClr>
-            </a:outerShdw>
-          </a:effectLst>
-          <a:scene3d>
-            <a:camera prst="orthographicFront">
-              <a:rot lat="0" lon="0" rev="0"/>
-            </a:camera>
-            <a:lightRig rig="threePt" dir="t">
-              <a:rot lat="0" lon="0" rev="1200000"/>
-            </a:lightRig>
-          </a:scene3d>
-          <a:sp3d>
-            <a:bevelT w="63500" h="25400"/>
-          </a:sp3d>
         </a:effectStyle>
       </a:effectStyleLst>
       <a:bgFillStyleLst>
         <a:solidFill>
           <a:schemeClr val="phClr"/>
         </a:solidFill>
+        <a:solidFill>
+          <a:schemeClr val="phClr">
+            <a:tint val="95000"/>
+            <a:satMod val="170000"/>
+          </a:schemeClr>
+        </a:solidFill>
         <a:gradFill rotWithShape="1">
           <a:gsLst>
             <a:gs pos="0">
               <a:schemeClr val="phClr">
-                <a:tint val="40000"/>
-                <a:satMod val="350000"/>
+                <a:tint val="93000"/>
+                <a:satMod val="150000"/>
+                <a:shade val="98000"/>
+                <a:lumMod val="102000"/>
               </a:schemeClr>
             </a:gs>
-            <a:gs pos="40000">
+            <a:gs pos="50000">
               <a:schemeClr val="phClr">
-                <a:tint val="45000"/>
-                <a:shade val="99000"/>
-                <a:satMod val="350000"/>
+                <a:tint val="98000"/>
+                <a:satMod val="130000"/>
+                <a:shade val="90000"/>
+                <a:lumMod val="103000"/>
               </a:schemeClr>
             </a:gs>
             <a:gs pos="100000">
               <a:schemeClr val="phClr">
-                <a:shade val="20000"/>
-                <a:satMod val="255000"/>
+                <a:shade val="63000"/>
+                <a:satMod val="120000"/>
               </a:schemeClr>
             </a:gs>
           </a:gsLst>
-          <a:path path="circle">
-            <a:fillToRect l="50000" t="-80000" r="50000" b="180000"/>
-          </a:path>
-        </a:gradFill>
-        <a:gradFill rotWithShape="1">
-          <a:gsLst>
-            <a:gs pos="0">
-              <a:schemeClr val="phClr">
-                <a:tint val="80000"/>
-                <a:satMod val="300000"/>
-              </a:schemeClr>
-            </a:gs>
-            <a:gs pos="100000">
-              <a:schemeClr val="phClr">
-                <a:shade val="30000"/>
-                <a:satMod val="200000"/>
-              </a:schemeClr>
-            </a:gs>
-          </a:gsLst>
-          <a:path path="circle">
-            <a:fillToRect l="50000" t="50000" r="50000" b="50000"/>
-          </a:path>
+          <a:lin ang="5400000" scaled="0"/>
         </a:gradFill>
       </a:bgFillStyleLst>
     </a:fmtScheme>
   </a:themeElements>
-  <a:objectDefaults>
-    <a:spDef>
-      <a:spPr/>
-      <a:bodyPr/>
-      <a:lstStyle/>
-      <a:style>
-        <a:lnRef idx="1">
-          <a:schemeClr val="accent1"/>
-        </a:lnRef>
-        <a:fillRef idx="3">
-          <a:schemeClr val="accent1"/>
-        </a:fillRef>
-        <a:effectRef idx="2">
-          <a:schemeClr val="accent1"/>
-        </a:effectRef>
-        <a:fontRef idx="minor">
-          <a:schemeClr val="lt1"/>
-        </a:fontRef>
-      </a:style>
-    </a:spDef>
-    <a:lnDef>
-      <a:spPr/>
-      <a:bodyPr/>
-      <a:lstStyle/>
-      <a:style>
-        <a:lnRef idx="2">
-          <a:schemeClr val="accent1"/>
-        </a:lnRef>
-        <a:fillRef idx="0">
-          <a:schemeClr val="accent1"/>
-        </a:fillRef>
-        <a:effectRef idx="1">
-          <a:schemeClr val="accent1"/>
-        </a:effectRef>
-        <a:fontRef idx="minor">
-          <a:schemeClr val="tx1"/>
-        </a:fontRef>
-      </a:style>
-    </a:lnDef>
-  </a:objectDefaults>
+  <a:objectDefaults/>
   <a:extraClrSchemeLst/>
+  <a:extLst>
+    <a:ext uri="{05A4C25C-085E-4340-85A3-A5531E510DB2}">
+      <thm15:themeFamily xmlns:thm15="http://schemas.microsoft.com/office/thememl/2012/main" name="Office Theme" id="{2E142A2C-CD16-42D6-873A-C26D2A0506FA}" vid="{1BDDFF52-6CD6-40A5-AB3C-68EB2F1E4D0A}"/>
+    </a:ext>
+  </a:extLst>
 </a:theme>
 </file>
--- a/inbox/Application Aware Networking/Book_18_FedAAN_Cybersecurity_Training_Awareness.docx
+++ b/inbox/Application Aware Networking/Book_18_FedAAN_Cybersecurity_Training_Awareness.docx
@@ -13187,22 +13187,32 @@
   <w:style w:default="1" w:styleId="Table" w:type="table">
     <w:name w:val="Table"/>
     <w:basedOn w:val="TableNormal"/>
-    <w:semiHidden/>
-    <w:unhideWhenUsed/>
+    <w:uiPriority w:val="59"/>
     <w:qFormat/>
     <w:tblPr>
       <w:tblInd w:type="dxa" w:w="0"/>
+      <w:tblBorders>
+        <w:top w:color="0078D4" w:space="0" w:sz="12" w:val="single"/>
+        <w:bottom w:color="0078D4" w:space="0" w:sz="12" w:val="single"/>
+        <w:left w:val="nil"/>
+        <w:right w:val="nil"/>
+        <w:insideH w:color="D1D5DA" w:space="0" w:sz="4" w:val="single"/>
+        <w:insideV w:val="nil"/>
+      </w:tblBorders>
       <w:tblCellMar>
-        <w:top w:type="dxa" w:w="0"/>
+        <w:top w:type="dxa" w:w="80"/>
         <w:left w:type="dxa" w:w="108"/>
-        <w:bottom w:type="dxa" w:w="0"/>
+        <w:bottom w:type="dxa" w:w="80"/>
         <w:right w:type="dxa" w:w="108"/>
       </w:tblCellMar>
     </w:tblPr>
     <w:tblStylePr w:type="firstRow">
+      <w:rPr>
+        <w:b/>
+      </w:rPr>
       <w:tcPr>
         <w:tcBorders>
-          <w:bottom w:val="single"/>
+          <w:bottom w:color="0078D4" w:space="0" w:sz="8" w:val="single"/>
         </w:tcBorders>
         <w:vAlign w:val="bottom"/>
       </w:tcPr>
@@ -13263,6 +13273,29 @@
     <w:basedOn w:val="DefaultParagraphFont"/>
     <w:link w:val="BodyText"/>
   </w:style>
+  <w:style w:customStyle="1" w:styleId="SourceCode" w:type="paragraph">
+    <w:name w:val="Source Code"/>
+    <w:basedOn w:val="Normal"/>
+    <w:link w:val="VerbatimChar"/>
+    <w:pPr>
+      <w:pBdr>
+        <w:top w:color="D1D5DA" w:space="6" w:sz="6" w:val="single"/>
+        <w:left w:color="D1D5DA" w:space="6" w:sz="6" w:val="single"/>
+        <w:bottom w:color="D1D5DA" w:space="6" w:sz="6" w:val="single"/>
+        <w:right w:color="D1D5DA" w:space="6" w:sz="6" w:val="single"/>
+      </w:pBdr>
+      <w:shd w:fill="F6F8FA" w:val="clear"/>
+      <w:wordWrap w:val="off"/>
+      <w:spacing w:after="0" w:before="0" w:line="240" w:lineRule="auto"/>
+      <w:ind w:left="144" w:right="144"/>
+      <w:contextualSpacing/>
+    </w:pPr>
+    <w:rPr>
+      <w:rFonts w:ascii="Consolas" w:hAnsi="Consolas"/>
+      <w:color w:val="24292E"/>
+      <w:sz w:val="18"/>
+    </w:rPr>
+  </w:style>
   <w:style w:customStyle="1" w:styleId="VerbatimChar" w:type="character">
     <w:name w:val="Verbatim Char"/>
     <w:basedOn w:val="BodyTextChar"/>
@@ -13306,15 +13339,6 @@
       <w:bCs w:val="0"/>
       <w:color w:themeColor="accent1" w:themeShade="BF" w:val="365F91"/>
     </w:rPr>
-  </w:style>
-  <w:style w:type="paragraph" w:customStyle="1" w:styleId="SourceCode">
-    <w:name w:val="Source Code"/>
-    <w:basedOn w:val="Normal"/>
-    <w:link w:val="VerbatimChar"/>
-    <w:pPr>
-      <w:wordWrap w:val="off"/>
-      <w:shd w:val="clear" w:fill="f1f3f5"/>
-    </w:pPr>
   </w:style>
   <w:style w:type="character" w:customStyle="1" w:styleId="KeywordTok">
     <w:name w:val="KeywordTok"/>

--- a/inbox/Application Aware Networking/Book_18_FedAAN_Cybersecurity_Training_Awareness.docx
+++ b/inbox/Application Aware Networking/Book_18_FedAAN_Cybersecurity_Training_Awareness.docx
@@ -2632,6 +2632,122 @@
         <w:t xml:space="preserve">be automated into the UIAO governance substrate on a monthly pull cadence.</w:t>
       </w:r>
     </w:p>
+    <w:p>
+      <w:pPr>
+        <w:pStyle w:val="BlockText"/>
+      </w:pPr>
+      <w:r>
+        <w:rPr>
+          <w:b/>
+          <w:bCs/>
+        </w:rPr>
+        <w:t xml:space="preserve">The evidence contract is LMS-agnostic; Viva Learning is the current</w:t>
+      </w:r>
+      <w:r>
+        <w:rPr>
+          <w:b/>
+          <w:bCs/>
+        </w:rPr>
+        <w:t xml:space="preserve"> </w:t>
+      </w:r>
+      <w:r>
+        <w:rPr>
+          <w:b/>
+          <w:bCs/>
+        </w:rPr>
+        <w:t xml:space="preserve">adapter, not the contract.</w:t>
+      </w:r>
+      <w:r>
+        <w:t xml:space="preserve"> </w:t>
+      </w:r>
+      <w:r>
+        <w:t xml:space="preserve">KSI-CED-RAT is satisfied by the</w:t>
+      </w:r>
+      <w:r>
+        <w:t xml:space="preserve"> </w:t>
+      </w:r>
+      <w:r>
+        <w:rPr>
+          <w:rStyle w:val="VerbatimChar"/>
+        </w:rPr>
+        <w:t xml:space="preserve">governance.training-effectiveness-record</w:t>
+      </w:r>
+      <w:r>
+        <w:t xml:space="preserve"> </w:t>
+      </w:r>
+      <w:r>
+        <w:t xml:space="preserve">JSON schema — any LMS in the</w:t>
+      </w:r>
+      <w:r>
+        <w:t xml:space="preserve"> </w:t>
+      </w:r>
+      <w:r>
+        <w:t xml:space="preserve">table above that can populate that schema satisfies the control identically.</w:t>
+      </w:r>
+      <w:r>
+        <w:t xml:space="preserve"> </w:t>
+      </w:r>
+      <w:r>
+        <w:t xml:space="preserve">This distinction is deliberate concentration-risk management: Microsoft has</w:t>
+      </w:r>
+      <w:r>
+        <w:t xml:space="preserve"> </w:t>
+      </w:r>
+      <w:r>
+        <w:t xml:space="preserve">retired other Viva components (Viva Goals, December 2025; Viva Topics,</w:t>
+      </w:r>
+      <w:r>
+        <w:t xml:space="preserve"> </w:t>
+      </w:r>
+      <w:r>
+        <w:t xml:space="preserve">February 2025) while redirecting investment toward Copilot, and although</w:t>
+      </w:r>
+      <w:r>
+        <w:t xml:space="preserve"> </w:t>
+      </w:r>
+      <w:r>
+        <w:t xml:space="preserve">Viva Learning itself is not retired, the evidence pipeline must not assume</w:t>
+      </w:r>
+      <w:r>
+        <w:t xml:space="preserve"> </w:t>
+      </w:r>
+      <w:r>
+        <w:t xml:space="preserve">its permanence.</w:t>
+      </w:r>
+      <w:r>
+        <w:t xml:space="preserve"> </w:t>
+      </w:r>
+      <w:r>
+        <w:rPr>
+          <w:b/>
+          <w:bCs/>
+        </w:rPr>
+        <w:t xml:space="preserve">Verify Viva Learning GCC feature parity at time of</w:t>
+      </w:r>
+      <w:r>
+        <w:rPr>
+          <w:b/>
+          <w:bCs/>
+        </w:rPr>
+        <w:t xml:space="preserve"> </w:t>
+      </w:r>
+      <w:r>
+        <w:rPr>
+          <w:b/>
+          <w:bCs/>
+        </w:rPr>
+        <w:t xml:space="preserve">deployment</w:t>
+      </w:r>
+      <w:r>
+        <w:t xml:space="preserve">, and treat an LMS swap as an adapter change (new export</w:t>
+      </w:r>
+      <w:r>
+        <w:t xml:space="preserve"> </w:t>
+      </w:r>
+      <w:r>
+        <w:t xml:space="preserve">mapping), not a control change.</w:t>
+      </w:r>
+    </w:p>
     <w:bookmarkEnd w:id="24"/>
     <w:bookmarkStart w:id="25" w:name="phishing-simulation-at-21"/>
     <w:p>
@@ -9475,7 +9591,22 @@
               <w:pStyle w:val="Compact"/>
             </w:pPr>
             <w:r>
-              <w:t xml:space="preserve">Viva Learning Graph API export; JSON schema defined; monthly automated pull to UIAO governance substrate</w:t>
+              <w:t xml:space="preserve">LMS-agnostic</w:t>
+            </w:r>
+            <w:r>
+              <w:t xml:space="preserve"> </w:t>
+            </w:r>
+            <w:r>
+              <w:rPr>
+                <w:rStyle w:val="VerbatimChar"/>
+              </w:rPr>
+              <w:t xml:space="preserve">governance.training-effectiveness-record</w:t>
+            </w:r>
+            <w:r>
+              <w:t xml:space="preserve"> </w:t>
+            </w:r>
+            <w:r>
+              <w:t xml:space="preserve">JSON schema (the evidence contract); current adapter: Viva Learning Graph API export; monthly automated pull to UIAO governance substrate</w:t>
             </w:r>
           </w:p>
         </w:tc>
